--- a/docs/service/MATERIAL_SYSTEM_GUIDE.docx
+++ b/docs/service/MATERIAL_SYSTEM_GUIDE.docx
@@ -195,7 +195,7 @@
                 <w:color w:val="1A1A1A"/>
                 <w:sz w:val="19"/>
               </w:rPr>
-              <w:t>35</w:t>
+              <w:t>36</w:t>
             </w:r>
           </w:p>
         </w:tc>
@@ -228,7 +228,7 @@
                 <w:color w:val="1A1A1A"/>
                 <w:sz w:val="19"/>
               </w:rPr>
-              <w:t>2026-09-27</w:t>
+              <w:t>2026-09-28</w:t>
             </w:r>
           </w:p>
         </w:tc>
@@ -4053,6 +4053,41 @@
               <w:t xml:space="preserve">       -&gt; stock corrected, status COMPLETED</w:t>
             </w:r>
           </w:p>
+          <w:p>
+            <w:pPr>
+              <w:spacing w:after="0" w:line="240" w:lineRule="auto"/>
+            </w:pPr>
+            <w:r>
+              <w:rPr>
+                <w:rFonts w:ascii="Consolas" w:hAnsi="Consolas"/>
+                <w:sz w:val="17"/>
+              </w:rPr>
+            </w:r>
+          </w:p>
+          <w:p>
+            <w:pPr>
+              <w:spacing w:after="0" w:line="240" w:lineRule="auto"/>
+            </w:pPr>
+            <w:r>
+              <w:rPr>
+                <w:rFonts w:ascii="Consolas" w:hAnsi="Consolas"/>
+                <w:sz w:val="17"/>
+              </w:rPr>
+              <w:t xml:space="preserve">       (or PATCH /materials/arrivals/{receipt_id} with approved_qty —</w:t>
+            </w:r>
+          </w:p>
+          <w:p>
+            <w:pPr>
+              <w:spacing w:after="0" w:line="240" w:lineRule="auto"/>
+            </w:pPr>
+            <w:r>
+              <w:rPr>
+                <w:rFonts w:ascii="Consolas" w:hAnsi="Consolas"/>
+                <w:sz w:val="17"/>
+              </w:rPr>
+              <w:t xml:space="preserve">        same effect, for the screen that is correcting the entry anyway)</w:t>
+            </w:r>
+          </w:p>
         </w:tc>
       </w:tr>
     </w:tbl>
@@ -4477,6 +4512,1827 @@
                 <w:sz w:val="18"/>
               </w:rPr>
               <w:t>Voids a PENDING arrival (the van entered twice). The stock it put on the floor comes back out. 409 once COMPLETED, and 409 if any of it has already been cut.</w:t>
+            </w:r>
+          </w:p>
+        </w:tc>
+      </w:tr>
+    </w:tbl>
+    <w:p>
+      <w:pPr>
+        <w:spacing w:after="0"/>
+      </w:pPr>
+    </w:p>
+    <w:p>
+      <w:pPr>
+        <w:spacing w:after="120"/>
+      </w:pPr>
+      <w:r>
+        <w:rPr>
+          <w:rFonts w:ascii="Consolas" w:hAnsi="Consolas"/>
+          <w:color w:val="8A3B1E"/>
+          <w:sz w:val="21"/>
+        </w:rPr>
+        <w:t>PATCH</w:t>
+      </w:r>
+      <w:r>
+        <w:rPr>
+          <w:b w:val="0"/>
+          <w:color w:val="1A1A1A"/>
+          <w:sz w:val="21"/>
+        </w:rPr>
+        <w:t xml:space="preserve"> also </w:t>
+      </w:r>
+      <w:r>
+        <w:rPr>
+          <w:b/>
+          <w:color w:val="1A1A1A"/>
+          <w:sz w:val="21"/>
+        </w:rPr>
+        <w:t>doubles as the second sitting</w:t>
+      </w:r>
+      <w:r>
+        <w:rPr>
+          <w:b w:val="0"/>
+          <w:color w:val="1A1A1A"/>
+          <w:sz w:val="21"/>
+        </w:rPr>
+        <w:t xml:space="preserve">. Send </w:t>
+      </w:r>
+      <w:r>
+        <w:rPr>
+          <w:rFonts w:ascii="Consolas" w:hAnsi="Consolas"/>
+          <w:color w:val="8A3B1E"/>
+          <w:sz w:val="21"/>
+        </w:rPr>
+        <w:t>approved_qty</w:t>
+      </w:r>
+      <w:r>
+        <w:rPr>
+          <w:b w:val="0"/>
+          <w:color w:val="1A1A1A"/>
+          <w:sz w:val="21"/>
+        </w:rPr>
+        <w:t xml:space="preserve"> or </w:t>
+      </w:r>
+      <w:r>
+        <w:rPr>
+          <w:rFonts w:ascii="Consolas" w:hAnsi="Consolas"/>
+          <w:color w:val="8A3B1E"/>
+          <w:sz w:val="21"/>
+        </w:rPr>
+        <w:t>rejected_qty</w:t>
+      </w:r>
+      <w:r>
+        <w:rPr>
+          <w:b w:val="0"/>
+          <w:color w:val="1A1A1A"/>
+          <w:sz w:val="21"/>
+        </w:rPr>
+        <w:t xml:space="preserve"> on it and the arrival is COMPLETED in that same call, with exactly the effect of </w:t>
+      </w:r>
+      <w:r>
+        <w:rPr>
+          <w:rFonts w:ascii="Consolas" w:hAnsi="Consolas"/>
+          <w:color w:val="8A3B1E"/>
+          <w:sz w:val="21"/>
+        </w:rPr>
+        <w:t>POST /materials/arrivals/{id}/complete</w:t>
+      </w:r>
+      <w:r>
+        <w:rPr>
+          <w:b w:val="0"/>
+          <w:color w:val="1A1A1A"/>
+          <w:sz w:val="21"/>
+        </w:rPr>
+        <w:t xml:space="preserve"> — send one and the other is worked out from the declared total. That exists because the screen that corrects a gate entry and the screen that signs it off are usually the same screen, and a correction followed by a second call is two chances to stop halfway. </w:t>
+      </w:r>
+      <w:r>
+        <w:rPr>
+          <w:rFonts w:ascii="Consolas" w:hAnsi="Consolas"/>
+          <w:color w:val="8A3B1E"/>
+          <w:sz w:val="21"/>
+        </w:rPr>
+        <w:t>article</w:t>
+      </w:r>
+      <w:r>
+        <w:rPr>
+          <w:b w:val="0"/>
+          <w:color w:val="1A1A1A"/>
+          <w:sz w:val="21"/>
+        </w:rPr>
+        <w:t xml:space="preserve"> and </w:t>
+      </w:r>
+      <w:r>
+        <w:rPr>
+          <w:rFonts w:ascii="Consolas" w:hAnsi="Consolas"/>
+          <w:color w:val="8A3B1E"/>
+          <w:sz w:val="21"/>
+        </w:rPr>
+        <w:t>colour</w:t>
+      </w:r>
+      <w:r>
+        <w:rPr>
+          <w:b w:val="0"/>
+          <w:color w:val="1A1A1A"/>
+          <w:sz w:val="21"/>
+        </w:rPr>
+        <w:t xml:space="preserve"> are </w:t>
+      </w:r>
+      <w:r>
+        <w:rPr>
+          <w:b/>
+          <w:color w:val="1A1A1A"/>
+          <w:sz w:val="21"/>
+        </w:rPr>
+        <w:t>checked</w:t>
+      </w:r>
+      <w:r>
+        <w:rPr>
+          <w:b w:val="0"/>
+          <w:color w:val="1A1A1A"/>
+          <w:sz w:val="21"/>
+        </w:rPr>
+        <w:t xml:space="preserve"> against the lot on this call and never changed: a PATCH that disagrees with the lot is a </w:t>
+      </w:r>
+      <w:r>
+        <w:rPr>
+          <w:b/>
+          <w:color w:val="1A1A1A"/>
+          <w:sz w:val="21"/>
+        </w:rPr>
+        <w:t>422</w:t>
+      </w:r>
+      <w:r>
+        <w:rPr>
+          <w:b w:val="0"/>
+          <w:color w:val="1A1A1A"/>
+          <w:sz w:val="21"/>
+        </w:rPr>
+        <w:t>, because a different article is a different delivery.</w:t>
+      </w:r>
+    </w:p>
+    <w:tbl>
+      <w:tblPr>
+        <w:tblStyle w:val="TableGrid"/>
+        <w:tblW w:type="auto" w:w="0"/>
+        <w:tblLook w:firstColumn="1" w:firstRow="1" w:lastColumn="0" w:lastRow="0" w:noHBand="0" w:noVBand="1" w:val="04A0"/>
+      </w:tblPr>
+      <w:tblGrid>
+        <w:gridCol w:w="9792"/>
+      </w:tblGrid>
+      <w:tr>
+        <w:tc>
+          <w:tcPr>
+            <w:tcW w:type="dxa" w:w="9792"/>
+            <w:shd w:val="clear" w:color="auto" w:fill="FFF6E5"/>
+          </w:tcPr>
+          <w:p>
+            <w:r/>
+            <w:r>
+              <w:rPr>
+                <w:b/>
+                <w:color w:val="1A1A1A"/>
+                <w:sz w:val="20"/>
+              </w:rPr>
+              <w:t>The lot survives a void</w:t>
+            </w:r>
+            <w:r>
+              <w:rPr>
+                <w:b w:val="0"/>
+                <w:color w:val="1A1A1A"/>
+                <w:sz w:val="20"/>
+              </w:rPr>
+              <w:t>, even when that was its only delivery. Its barcode may be printed and a recipe may already point at it. A lot at zero is an empty shelf, which is a true statement. Retire it separately if it should never have existed.</w:t>
+            </w:r>
+          </w:p>
+        </w:tc>
+      </w:tr>
+    </w:tbl>
+    <w:p>
+      <w:pPr>
+        <w:spacing w:after="0"/>
+      </w:pPr>
+    </w:p>
+    <w:p>
+      <w:pPr>
+        <w:pStyle w:val="Heading2"/>
+        <w:spacing w:before="280"/>
+      </w:pPr>
+      <w:r>
+        <w:t>Correcting a delivery that is already COMPLETED</w:t>
+      </w:r>
+    </w:p>
+    <w:p>
+      <w:pPr>
+        <w:spacing w:after="120"/>
+      </w:pPr>
+      <w:r>
+        <w:rPr>
+          <w:rFonts w:ascii="Consolas" w:hAnsi="Consolas"/>
+          <w:color w:val="8A3B1E"/>
+          <w:sz w:val="21"/>
+        </w:rPr>
+        <w:t>PATCH /materials/receipts/{receipt_id}</w:t>
+      </w:r>
+      <w:r>
+        <w:rPr>
+          <w:b w:val="0"/>
+          <w:color w:val="1A1A1A"/>
+          <w:sz w:val="21"/>
+        </w:rPr>
+        <w:t xml:space="preserve"> is the other correction, and it is a different one: the arrival calls above only reach a </w:t>
+      </w:r>
+      <w:r>
+        <w:rPr>
+          <w:b/>
+          <w:color w:val="1A1A1A"/>
+          <w:sz w:val="21"/>
+        </w:rPr>
+        <w:t>PENDING</w:t>
+      </w:r>
+      <w:r>
+        <w:rPr>
+          <w:b w:val="0"/>
+          <w:color w:val="1A1A1A"/>
+          <w:sz w:val="21"/>
+        </w:rPr>
+        <w:t xml:space="preserve"> gate entry, and the split somebody typed at the second sitting is wrong just as often. Without this there was nowhere to fix "approved 340, should have been 240" once the QC record existed, so it was fixed in the database by hand or not at all.</w:t>
+      </w:r>
+    </w:p>
+    <w:p>
+      <w:pPr>
+        <w:pStyle w:val="ListBullet"/>
+        <w:spacing w:after="40"/>
+      </w:pPr>
+      <w:r>
+        <w:rPr>
+          <w:b w:val="0"/>
+          <w:color w:val="1A1A1A"/>
+          <w:sz w:val="21"/>
+        </w:rPr>
+        <w:t xml:space="preserve">The receipt id comes off the </w:t>
+      </w:r>
+      <w:r>
+        <w:rPr>
+          <w:rFonts w:ascii="Consolas" w:hAnsi="Consolas"/>
+          <w:color w:val="8A3B1E"/>
+          <w:sz w:val="21"/>
+        </w:rPr>
+        <w:t>/receive</w:t>
+      </w:r>
+      <w:r>
+        <w:rPr>
+          <w:b w:val="0"/>
+          <w:color w:val="1A1A1A"/>
+          <w:sz w:val="21"/>
+        </w:rPr>
+        <w:t xml:space="preserve"> response and out of </w:t>
+      </w:r>
+      <w:r>
+        <w:rPr>
+          <w:rFonts w:ascii="Consolas" w:hAnsi="Consolas"/>
+          <w:color w:val="8A3B1E"/>
+          <w:sz w:val="21"/>
+        </w:rPr>
+        <w:t>GET /materials/lots/{id}/history</w:t>
+      </w:r>
+      <w:r>
+        <w:rPr>
+          <w:b w:val="0"/>
+          <w:color w:val="1A1A1A"/>
+          <w:sz w:val="21"/>
+        </w:rPr>
+        <w:t>.</w:t>
+      </w:r>
+    </w:p>
+    <w:p>
+      <w:pPr>
+        <w:pStyle w:val="ListBullet"/>
+        <w:spacing w:after="40"/>
+      </w:pPr>
+      <w:r>
+        <w:rPr>
+          <w:b w:val="0"/>
+          <w:color w:val="1A1A1A"/>
+          <w:sz w:val="21"/>
+        </w:rPr>
+        <w:t xml:space="preserve">A change to </w:t>
+      </w:r>
+      <w:r>
+        <w:rPr>
+          <w:b/>
+          <w:color w:val="1A1A1A"/>
+          <w:sz w:val="21"/>
+        </w:rPr>
+        <w:t>approved</w:t>
+      </w:r>
+      <w:r>
+        <w:rPr>
+          <w:b w:val="0"/>
+          <w:color w:val="1A1A1A"/>
+          <w:sz w:val="21"/>
+        </w:rPr>
+        <w:t xml:space="preserve"> moves stock </w:t>
+      </w:r>
+      <w:r>
+        <w:rPr>
+          <w:b/>
+          <w:color w:val="1A1A1A"/>
+          <w:sz w:val="21"/>
+        </w:rPr>
+        <w:t>by the difference</w:t>
+      </w:r>
+      <w:r>
+        <w:rPr>
+          <w:b w:val="0"/>
+          <w:color w:val="1A1A1A"/>
+          <w:sz w:val="21"/>
+        </w:rPr>
+        <w:t xml:space="preserve"> — a delta again, so hides cut since the receipt are kept.</w:t>
+      </w:r>
+    </w:p>
+    <w:p>
+      <w:pPr>
+        <w:pStyle w:val="ListBullet"/>
+        <w:spacing w:after="40"/>
+      </w:pPr>
+      <w:r>
+        <w:rPr>
+          <w:b w:val="0"/>
+          <w:color w:val="1A1A1A"/>
+          <w:sz w:val="21"/>
+        </w:rPr>
+        <w:t xml:space="preserve">A change to </w:t>
+      </w:r>
+      <w:r>
+        <w:rPr>
+          <w:b/>
+          <w:color w:val="1A1A1A"/>
+          <w:sz w:val="21"/>
+        </w:rPr>
+        <w:t>rejected</w:t>
+      </w:r>
+      <w:r>
+        <w:rPr>
+          <w:b w:val="0"/>
+          <w:color w:val="1A1A1A"/>
+          <w:sz w:val="21"/>
+        </w:rPr>
+        <w:t xml:space="preserve"> moves no stock. It only corrects the supplier's quality history, which is the whole reason the two numbers are recorded separately.</w:t>
+      </w:r>
+    </w:p>
+    <w:p>
+      <w:pPr>
+        <w:pStyle w:val="ListBullet"/>
+        <w:spacing w:after="40"/>
+      </w:pPr>
+      <w:r>
+        <w:rPr>
+          <w:b w:val="0"/>
+          <w:color w:val="1A1A1A"/>
+          <w:sz w:val="21"/>
+        </w:rPr>
+        <w:t xml:space="preserve">It takes a </w:t>
+      </w:r>
+      <w:r>
+        <w:rPr>
+          <w:b/>
+          <w:color w:val="1A1A1A"/>
+          <w:sz w:val="21"/>
+        </w:rPr>
+        <w:t>reason</w:t>
+      </w:r>
+      <w:r>
+        <w:rPr>
+          <w:b w:val="0"/>
+          <w:color w:val="1A1A1A"/>
+          <w:sz w:val="21"/>
+        </w:rPr>
+        <w:t>, and it is audited.</w:t>
+      </w:r>
+    </w:p>
+    <w:p>
+      <w:pPr>
+        <w:pStyle w:val="ListBullet"/>
+        <w:spacing w:after="40"/>
+      </w:pPr>
+      <w:r>
+        <w:rPr>
+          <w:b/>
+          <w:color w:val="1A1A1A"/>
+          <w:sz w:val="21"/>
+        </w:rPr>
+        <w:t>409 on a PENDING arrival</w:t>
+      </w:r>
+      <w:r>
+        <w:rPr>
+          <w:b w:val="0"/>
+          <w:color w:val="1A1A1A"/>
+          <w:sz w:val="21"/>
+        </w:rPr>
+        <w:t xml:space="preserve"> — that one belongs to </w:t>
+      </w:r>
+      <w:r>
+        <w:rPr>
+          <w:rFonts w:ascii="Consolas" w:hAnsi="Consolas"/>
+          <w:color w:val="8A3B1E"/>
+          <w:sz w:val="21"/>
+        </w:rPr>
+        <w:t>/arrivals/{id}/complete</w:t>
+      </w:r>
+      <w:r>
+        <w:rPr>
+          <w:b w:val="0"/>
+          <w:color w:val="1A1A1A"/>
+          <w:sz w:val="21"/>
+        </w:rPr>
+        <w:t xml:space="preserve">, not here — and </w:t>
+      </w:r>
+      <w:r>
+        <w:rPr>
+          <w:b/>
+          <w:color w:val="1A1A1A"/>
+          <w:sz w:val="21"/>
+        </w:rPr>
+        <w:t>409</w:t>
+      </w:r>
+      <w:r>
+        <w:rPr>
+          <w:b w:val="0"/>
+          <w:color w:val="1A1A1A"/>
+          <w:sz w:val="21"/>
+        </w:rPr>
+        <w:t xml:space="preserve"> if lowering approved would take the lot negative or below what is already reserved.</w:t>
+      </w:r>
+    </w:p>
+    <w:p>
+      <w:pPr>
+        <w:pStyle w:val="ListBullet"/>
+        <w:spacing w:after="40"/>
+      </w:pPr>
+      <w:r>
+        <w:rPr>
+          <w:b w:val="0"/>
+          <w:color w:val="1A1A1A"/>
+          <w:sz w:val="21"/>
+        </w:rPr>
+        <w:t xml:space="preserve">Roles: </w:t>
+      </w:r>
+      <w:r>
+        <w:rPr>
+          <w:b/>
+          <w:color w:val="1A1A1A"/>
+          <w:sz w:val="21"/>
+        </w:rPr>
+        <w:t>DM, MD, HR</w:t>
+      </w:r>
+      <w:r>
+        <w:rPr>
+          <w:b w:val="0"/>
+          <w:color w:val="1A1A1A"/>
+          <w:sz w:val="21"/>
+        </w:rPr>
+        <w:t xml:space="preserve"> (the receivers).</w:t>
+      </w:r>
+    </w:p>
+    <w:p>
+      <w:pPr>
+        <w:pStyle w:val="Heading2"/>
+        <w:spacing w:before="280"/>
+      </w:pPr>
+      <w:r>
+        <w:rPr>
+          <w:rFonts w:ascii="Consolas" w:hAnsi="Consolas"/>
+        </w:rPr>
+        <w:t>POST /materials/receive</w:t>
+      </w:r>
+      <w:r>
+        <w:t xml:space="preserve"> — the other receiving door</w:t>
+      </w:r>
+    </w:p>
+    <w:p>
+      <w:pPr>
+        <w:spacing w:after="120"/>
+      </w:pPr>
+      <w:r>
+        <w:rPr>
+          <w:b w:val="0"/>
+          <w:color w:val="1A1A1A"/>
+          <w:sz w:val="21"/>
+        </w:rPr>
+        <w:t xml:space="preserve">This is receiving against a </w:t>
+      </w:r>
+      <w:r>
+        <w:rPr>
+          <w:b/>
+          <w:color w:val="1A1A1A"/>
+          <w:sz w:val="21"/>
+        </w:rPr>
+        <w:t>supplier order</w:t>
+      </w:r>
+      <w:r>
+        <w:rPr>
+          <w:b w:val="0"/>
+          <w:color w:val="1A1A1A"/>
+          <w:sz w:val="21"/>
+        </w:rPr>
+        <w:t xml:space="preserve">: </w:t>
+      </w:r>
+      <w:r>
+        <w:rPr>
+          <w:rFonts w:ascii="Consolas" w:hAnsi="Consolas"/>
+          <w:color w:val="8A3B1E"/>
+          <w:sz w:val="21"/>
+        </w:rPr>
+        <w:t>approved</w:t>
+      </w:r>
+      <w:r>
+        <w:rPr>
+          <w:b w:val="0"/>
+          <w:color w:val="1A1A1A"/>
+          <w:sz w:val="21"/>
+        </w:rPr>
+        <w:t xml:space="preserve"> adds to stock, </w:t>
+      </w:r>
+      <w:r>
+        <w:rPr>
+          <w:rFonts w:ascii="Consolas" w:hAnsi="Consolas"/>
+          <w:color w:val="8A3B1E"/>
+          <w:sz w:val="21"/>
+        </w:rPr>
+        <w:t>rejected</w:t>
+      </w:r>
+      <w:r>
+        <w:rPr>
+          <w:b w:val="0"/>
+          <w:color w:val="1A1A1A"/>
+          <w:sz w:val="21"/>
+        </w:rPr>
+        <w:t xml:space="preserve"> is logged.</w:t>
+      </w:r>
+    </w:p>
+    <w:p>
+      <w:pPr>
+        <w:spacing w:after="120"/>
+      </w:pPr>
+      <w:r>
+        <w:rPr>
+          <w:b w:val="0"/>
+          <w:color w:val="1A1A1A"/>
+          <w:sz w:val="21"/>
+        </w:rPr>
+        <w:t xml:space="preserve">A </w:t>
+      </w:r>
+      <w:r>
+        <w:rPr>
+          <w:b/>
+          <w:color w:val="1A1A1A"/>
+          <w:sz w:val="21"/>
+        </w:rPr>
+        <w:t>PO mismatch</w:t>
+      </w:r>
+      <w:r>
+        <w:rPr>
+          <w:b w:val="0"/>
+          <w:color w:val="1A1A1A"/>
+          <w:sz w:val="21"/>
+        </w:rPr>
+        <w:t xml:space="preserve"> — the supplier sent a different article — is a </w:t>
+      </w:r>
+      <w:r>
+        <w:rPr>
+          <w:b/>
+          <w:color w:val="1A1A1A"/>
+          <w:sz w:val="21"/>
+        </w:rPr>
+        <w:t>409</w:t>
+      </w:r>
+      <w:r>
+        <w:rPr>
+          <w:b w:val="0"/>
+          <w:color w:val="1A1A1A"/>
+          <w:sz w:val="21"/>
+        </w:rPr>
+        <w:t xml:space="preserve">, unless a </w:t>
+      </w:r>
+      <w:r>
+        <w:rPr>
+          <w:b/>
+          <w:color w:val="1A1A1A"/>
+          <w:sz w:val="21"/>
+        </w:rPr>
+        <w:t>DM or MD</w:t>
+      </w:r>
+      <w:r>
+        <w:rPr>
+          <w:b w:val="0"/>
+          <w:color w:val="1A1A1A"/>
+          <w:sz w:val="21"/>
+        </w:rPr>
+        <w:t xml:space="preserve"> sends </w:t>
+      </w:r>
+      <w:r>
+        <w:rPr>
+          <w:rFonts w:ascii="Consolas" w:hAnsi="Consolas"/>
+          <w:color w:val="8A3B1E"/>
+          <w:sz w:val="21"/>
+        </w:rPr>
+        <w:t>approve_mismatch: true</w:t>
+      </w:r>
+      <w:r>
+        <w:rPr>
+          <w:b w:val="0"/>
+          <w:color w:val="1A1A1A"/>
+          <w:sz w:val="21"/>
+        </w:rPr>
+        <w:t xml:space="preserve">, which receives it into a new </w:t>
+      </w:r>
+      <w:r>
+        <w:rPr>
+          <w:b/>
+          <w:color w:val="1A1A1A"/>
+          <w:sz w:val="21"/>
+        </w:rPr>
+        <w:t>substitute lot</w:t>
+      </w:r>
+      <w:r>
+        <w:rPr>
+          <w:b w:val="0"/>
+          <w:color w:val="1A1A1A"/>
+          <w:sz w:val="21"/>
+        </w:rPr>
+        <w:t>. That one decision stays DM/MD only even though ordinary receiving is open to HR: it is a costing decision, not a clerical one.</w:t>
+      </w:r>
+    </w:p>
+    <w:p>
+      <w:pPr>
+        <w:spacing w:after="40"/>
+        <w:pBdr>
+          <w:bottom w:val="single" w:sz="6" w:color="CCCCCC"/>
+        </w:pBdr>
+      </w:pPr>
+    </w:p>
+    <w:p>
+      <w:r>
+        <w:br w:type="page"/>
+      </w:r>
+    </w:p>
+    <w:p>
+      <w:pPr>
+        <w:pStyle w:val="Heading1"/>
+      </w:pPr>
+      <w:r>
+        <w:t>4. Part C — Suppliers</w:t>
+      </w:r>
+    </w:p>
+    <w:tbl>
+      <w:tblPr>
+        <w:tblStyle w:val="TableGrid"/>
+        <w:tblW w:type="auto" w:w="0"/>
+        <w:tblLayout w:type="autofit"/>
+        <w:tblLook w:firstColumn="1" w:firstRow="1" w:lastColumn="0" w:lastRow="0" w:noHBand="0" w:noVBand="1" w:val="04A0"/>
+      </w:tblPr>
+      <w:tblGrid>
+        <w:gridCol w:w="4896"/>
+        <w:gridCol w:w="4896"/>
+      </w:tblGrid>
+      <w:tr>
+        <w:trPr>
+          <w:tblHeader w:val="true"/>
+        </w:trPr>
+        <w:tc>
+          <w:tcPr>
+            <w:tcW w:type="dxa" w:w="4896"/>
+            <w:shd w:val="clear" w:color="auto" w:fill="EDE7E2"/>
+          </w:tcPr>
+          <w:p>
+            <w:r/>
+            <w:r>
+              <w:rPr>
+                <w:b/>
+                <w:color w:val="1A1A1A"/>
+                <w:sz w:val="18"/>
+              </w:rPr>
+              <w:t>Call</w:t>
+            </w:r>
+          </w:p>
+        </w:tc>
+        <w:tc>
+          <w:tcPr>
+            <w:tcW w:type="dxa" w:w="4896"/>
+            <w:shd w:val="clear" w:color="auto" w:fill="EDE7E2"/>
+          </w:tcPr>
+          <w:p>
+            <w:r/>
+            <w:r>
+              <w:rPr>
+                <w:b/>
+                <w:color w:val="1A1A1A"/>
+                <w:sz w:val="18"/>
+              </w:rPr>
+              <w:t>What it does</w:t>
+            </w:r>
+          </w:p>
+        </w:tc>
+      </w:tr>
+      <w:tr>
+        <w:tc>
+          <w:tcPr>
+            <w:tcW w:type="dxa" w:w="4896"/>
+          </w:tcPr>
+          <w:p>
+            <w:pPr>
+              <w:spacing w:after="20"/>
+            </w:pPr>
+            <w:r/>
+            <w:r>
+              <w:rPr>
+                <w:rFonts w:ascii="Consolas" w:hAnsi="Consolas"/>
+                <w:color w:val="8A3B1E"/>
+                <w:sz w:val="18"/>
+              </w:rPr>
+              <w:t>POST /suppliers/orders</w:t>
+            </w:r>
+          </w:p>
+        </w:tc>
+        <w:tc>
+          <w:tcPr>
+            <w:tcW w:type="dxa" w:w="4896"/>
+          </w:tcPr>
+          <w:p>
+            <w:pPr>
+              <w:spacing w:after="20"/>
+            </w:pPr>
+            <w:r/>
+            <w:r>
+              <w:rPr>
+                <w:b w:val="0"/>
+                <w:color w:val="1A1A1A"/>
+                <w:sz w:val="18"/>
+              </w:rPr>
+              <w:t xml:space="preserve">raise a manual order (status </w:t>
+            </w:r>
+            <w:r>
+              <w:rPr>
+                <w:rFonts w:ascii="Consolas" w:hAnsi="Consolas"/>
+                <w:color w:val="8A3B1E"/>
+                <w:sz w:val="18"/>
+              </w:rPr>
+              <w:t>ORDERED</w:t>
+            </w:r>
+            <w:r>
+              <w:rPr>
+                <w:b w:val="0"/>
+                <w:color w:val="1A1A1A"/>
+                <w:sz w:val="18"/>
+              </w:rPr>
+              <w:t>). It validates the requested article against the chosen or suggested supplier's catalogue.</w:t>
+            </w:r>
+          </w:p>
+        </w:tc>
+      </w:tr>
+      <w:tr>
+        <w:tc>
+          <w:tcPr>
+            <w:tcW w:type="dxa" w:w="4896"/>
+          </w:tcPr>
+          <w:p>
+            <w:pPr>
+              <w:spacing w:after="20"/>
+            </w:pPr>
+            <w:r/>
+            <w:r>
+              <w:rPr>
+                <w:rFonts w:ascii="Consolas" w:hAnsi="Consolas"/>
+                <w:color w:val="8A3B1E"/>
+                <w:sz w:val="18"/>
+              </w:rPr>
+              <w:t>PATCH /suppliers/orders/{id}</w:t>
+            </w:r>
+          </w:p>
+        </w:tc>
+        <w:tc>
+          <w:tcPr>
+            <w:tcW w:type="dxa" w:w="4896"/>
+          </w:tcPr>
+          <w:p>
+            <w:pPr>
+              <w:spacing w:after="20"/>
+            </w:pPr>
+            <w:r/>
+            <w:r>
+              <w:rPr>
+                <w:b w:val="0"/>
+                <w:color w:val="1A1A1A"/>
+                <w:sz w:val="18"/>
+              </w:rPr>
+              <w:t xml:space="preserve">flip </w:t>
+            </w:r>
+            <w:r>
+              <w:rPr>
+                <w:rFonts w:ascii="Consolas" w:hAnsi="Consolas"/>
+                <w:color w:val="8A3B1E"/>
+                <w:sz w:val="18"/>
+              </w:rPr>
+              <w:t>ORDERED</w:t>
+            </w:r>
+            <w:r>
+              <w:rPr>
+                <w:b w:val="0"/>
+                <w:color w:val="1A1A1A"/>
+                <w:sz w:val="18"/>
+              </w:rPr>
+              <w:t xml:space="preserve"> → </w:t>
+            </w:r>
+            <w:r>
+              <w:rPr>
+                <w:rFonts w:ascii="Consolas" w:hAnsi="Consolas"/>
+                <w:color w:val="8A3B1E"/>
+                <w:sz w:val="18"/>
+              </w:rPr>
+              <w:t>ARRIVED</w:t>
+            </w:r>
+            <w:r>
+              <w:rPr>
+                <w:b w:val="0"/>
+                <w:color w:val="1A1A1A"/>
+                <w:sz w:val="18"/>
+              </w:rPr>
+              <w:t xml:space="preserve">. This is what cues the receiving screen. </w:t>
+            </w:r>
+            <w:r>
+              <w:rPr>
+                <w:b/>
+                <w:color w:val="1A1A1A"/>
+                <w:sz w:val="18"/>
+              </w:rPr>
+              <w:t>Idempotent.</w:t>
+            </w:r>
+          </w:p>
+        </w:tc>
+      </w:tr>
+      <w:tr>
+        <w:tc>
+          <w:tcPr>
+            <w:tcW w:type="dxa" w:w="4896"/>
+          </w:tcPr>
+          <w:p>
+            <w:pPr>
+              <w:spacing w:after="20"/>
+            </w:pPr>
+            <w:r/>
+            <w:r>
+              <w:rPr>
+                <w:rFonts w:ascii="Consolas" w:hAnsi="Consolas"/>
+                <w:color w:val="8A3B1E"/>
+                <w:sz w:val="18"/>
+              </w:rPr>
+              <w:t>PATCH /suppliers/orders/{id}/spec</w:t>
+            </w:r>
+          </w:p>
+        </w:tc>
+        <w:tc>
+          <w:tcPr>
+            <w:tcW w:type="dxa" w:w="4896"/>
+          </w:tcPr>
+          <w:p>
+            <w:pPr>
+              <w:spacing w:after="20"/>
+            </w:pPr>
+            <w:r/>
+            <w:r>
+              <w:rPr>
+                <w:b w:val="0"/>
+                <w:color w:val="1A1A1A"/>
+                <w:sz w:val="18"/>
+              </w:rPr>
+              <w:t>edit an ORDERED order's article / colour / thickness / dcm / quantity. DM or MD.</w:t>
+            </w:r>
+          </w:p>
+        </w:tc>
+      </w:tr>
+    </w:tbl>
+    <w:p>
+      <w:pPr>
+        <w:spacing w:after="0"/>
+      </w:pPr>
+    </w:p>
+    <w:p>
+      <w:pPr>
+        <w:spacing w:after="120"/>
+      </w:pPr>
+      <w:r>
+        <w:rPr>
+          <w:b w:val="0"/>
+          <w:color w:val="1A1A1A"/>
+          <w:sz w:val="21"/>
+        </w:rPr>
+        <w:t xml:space="preserve">When stock is short, </w:t>
+      </w:r>
+      <w:r>
+        <w:rPr>
+          <w:rFonts w:ascii="Consolas" w:hAnsi="Consolas"/>
+          <w:color w:val="8A3B1E"/>
+          <w:sz w:val="21"/>
+        </w:rPr>
+        <w:t>GET /materials/stock</w:t>
+      </w:r>
+      <w:r>
+        <w:rPr>
+          <w:b w:val="0"/>
+          <w:color w:val="1A1A1A"/>
+          <w:sz w:val="21"/>
+        </w:rPr>
+        <w:t xml:space="preserve"> and the recipe's requirement view both return a </w:t>
+      </w:r>
+      <w:r>
+        <w:rPr>
+          <w:b/>
+          <w:color w:val="1A1A1A"/>
+          <w:sz w:val="21"/>
+        </w:rPr>
+        <w:t>suggested supplier</w:t>
+      </w:r>
+      <w:r>
+        <w:rPr>
+          <w:b w:val="0"/>
+          <w:color w:val="1A1A1A"/>
+          <w:sz w:val="21"/>
+        </w:rPr>
+        <w:t xml:space="preserve">, derived from the article. That suggestion is what </w:t>
+      </w:r>
+      <w:r>
+        <w:rPr>
+          <w:rFonts w:ascii="Consolas" w:hAnsi="Consolas"/>
+          <w:color w:val="8A3B1E"/>
+          <w:sz w:val="21"/>
+        </w:rPr>
+        <w:t>POST /suppliers/orders</w:t>
+      </w:r>
+      <w:r>
+        <w:rPr>
+          <w:b w:val="0"/>
+          <w:color w:val="1A1A1A"/>
+          <w:sz w:val="21"/>
+        </w:rPr>
+        <w:t xml:space="preserve"> is meant to be called with.</w:t>
+      </w:r>
+    </w:p>
+    <w:p>
+      <w:pPr>
+        <w:spacing w:after="40"/>
+        <w:pBdr>
+          <w:bottom w:val="single" w:sz="6" w:color="CCCCCC"/>
+        </w:pBdr>
+      </w:pPr>
+    </w:p>
+    <w:p>
+      <w:r>
+        <w:br w:type="page"/>
+      </w:r>
+    </w:p>
+    <w:p>
+      <w:pPr>
+        <w:pStyle w:val="Heading1"/>
+      </w:pPr>
+      <w:r>
+        <w:t>5. Part D — The style recipe (</w:t>
+      </w:r>
+      <w:r>
+        <w:rPr>
+          <w:rFonts w:ascii="Consolas" w:hAnsi="Consolas"/>
+        </w:rPr>
+        <w:t>/styles/{id}/material-spec</w:t>
+      </w:r>
+      <w:r>
+        <w:t>)</w:t>
+      </w:r>
+    </w:p>
+    <w:p>
+      <w:pPr>
+        <w:spacing w:after="120"/>
+      </w:pPr>
+      <w:r>
+        <w:rPr>
+          <w:b/>
+          <w:color w:val="1A1A1A"/>
+          <w:sz w:val="21"/>
+        </w:rPr>
+        <w:t>How much of each material does ONE garment take?</w:t>
+      </w:r>
+      <w:r>
+        <w:rPr>
+          <w:b w:val="0"/>
+          <w:color w:val="1A1A1A"/>
+          <w:sz w:val="21"/>
+        </w:rPr>
+        <w:t xml:space="preserve"> This is the per-piece recipe. It is a materials concept that happens to hang off a style, which is why it lives in this module.</w:t>
+      </w:r>
+    </w:p>
+    <w:p>
+      <w:pPr>
+        <w:pStyle w:val="Heading2"/>
+        <w:spacing w:before="280"/>
+      </w:pPr>
+      <w:r>
+        <w:t>Who can do what</w:t>
+      </w:r>
+    </w:p>
+    <w:p>
+      <w:pPr>
+        <w:pStyle w:val="ListBullet"/>
+        <w:spacing w:after="40"/>
+      </w:pPr>
+      <w:r>
+        <w:rPr>
+          <w:b/>
+          <w:color w:val="1A1A1A"/>
+          <w:sz w:val="21"/>
+        </w:rPr>
+        <w:t>Read: the whole floor.</w:t>
+      </w:r>
+      <w:r>
+        <w:rPr>
+          <w:b w:val="0"/>
+          <w:color w:val="1A1A1A"/>
+          <w:sz w:val="21"/>
+        </w:rPr>
+        <w:t xml:space="preserve"> The cutting manager needs the dcm; the store manager needs the accessory list.</w:t>
+      </w:r>
+    </w:p>
+    <w:p>
+      <w:pPr>
+        <w:pStyle w:val="ListBullet"/>
+        <w:spacing w:after="40"/>
+      </w:pPr>
+      <w:r>
+        <w:rPr>
+          <w:b/>
+          <w:color w:val="1A1A1A"/>
+          <w:sz w:val="21"/>
+        </w:rPr>
+        <w:t>Write: DM and MD only.</w:t>
+      </w:r>
+    </w:p>
+    <w:p>
+      <w:pPr>
+        <w:pStyle w:val="Heading2"/>
+        <w:spacing w:before="280"/>
+      </w:pPr>
+      <w:r>
+        <w:t>The lines</w:t>
+      </w:r>
+    </w:p>
+    <w:p>
+      <w:pPr>
+        <w:spacing w:after="120"/>
+      </w:pPr>
+      <w:r>
+        <w:rPr>
+          <w:b w:val="0"/>
+          <w:color w:val="1A1A1A"/>
+          <w:sz w:val="21"/>
+        </w:rPr>
+        <w:t xml:space="preserve">A line names a material by six columns (category, subtype, article, colour, thickness, size) plus </w:t>
+      </w:r>
+      <w:r>
+        <w:rPr>
+          <w:rFonts w:ascii="Consolas" w:hAnsi="Consolas"/>
+          <w:color w:val="8A3B1E"/>
+          <w:sz w:val="21"/>
+        </w:rPr>
+        <w:t>qty_per_piece</w:t>
+      </w:r>
+      <w:r>
+        <w:rPr>
+          <w:b w:val="0"/>
+          <w:color w:val="1A1A1A"/>
+          <w:sz w:val="21"/>
+        </w:rPr>
+        <w:t xml:space="preserve"> and </w:t>
+      </w:r>
+      <w:r>
+        <w:rPr>
+          <w:rFonts w:ascii="Consolas" w:hAnsi="Consolas"/>
+          <w:color w:val="8A3B1E"/>
+          <w:sz w:val="21"/>
+        </w:rPr>
+        <w:t>uom</w:t>
+      </w:r>
+      <w:r>
+        <w:rPr>
+          <w:b w:val="0"/>
+          <w:color w:val="1A1A1A"/>
+          <w:sz w:val="21"/>
+        </w:rPr>
+        <w:t>.</w:t>
+      </w:r>
+    </w:p>
+    <w:p>
+      <w:pPr>
+        <w:spacing w:after="120"/>
+      </w:pPr>
+      <w:r>
+        <w:rPr>
+          <w:b w:val="0"/>
+          <w:color w:val="1A1A1A"/>
+          <w:sz w:val="21"/>
+        </w:rPr>
+        <w:t xml:space="preserve">Two </w:t>
+      </w:r>
+      <w:r>
+        <w:rPr>
+          <w:rFonts w:ascii="Consolas" w:hAnsi="Consolas"/>
+          <w:color w:val="8A3B1E"/>
+          <w:sz w:val="21"/>
+        </w:rPr>
+        <w:t>size</w:t>
+      </w:r>
+      <w:r>
+        <w:rPr>
+          <w:b w:val="0"/>
+          <w:color w:val="1A1A1A"/>
+          <w:sz w:val="21"/>
+        </w:rPr>
+        <w:t>-like fields exist and they mean different things — do not mix them up:</w:t>
+      </w:r>
+    </w:p>
+    <w:tbl>
+      <w:tblPr>
+        <w:tblStyle w:val="TableGrid"/>
+        <w:tblW w:type="auto" w:w="0"/>
+        <w:tblLayout w:type="autofit"/>
+        <w:tblLook w:firstColumn="1" w:firstRow="1" w:lastColumn="0" w:lastRow="0" w:noHBand="0" w:noVBand="1" w:val="04A0"/>
+      </w:tblPr>
+      <w:tblGrid>
+        <w:gridCol w:w="3264"/>
+        <w:gridCol w:w="3264"/>
+        <w:gridCol w:w="3264"/>
+      </w:tblGrid>
+      <w:tr>
+        <w:trPr>
+          <w:tblHeader w:val="true"/>
+        </w:trPr>
+        <w:tc>
+          <w:tcPr>
+            <w:tcW w:type="dxa" w:w="3264"/>
+            <w:shd w:val="clear" w:color="auto" w:fill="EDE7E2"/>
+          </w:tcPr>
+          <w:p>
+            <w:r/>
+            <w:r>
+              <w:rPr>
+                <w:b/>
+                <w:color w:val="1A1A1A"/>
+                <w:sz w:val="18"/>
+              </w:rPr>
+              <w:t>Field</w:t>
+            </w:r>
+          </w:p>
+        </w:tc>
+        <w:tc>
+          <w:tcPr>
+            <w:tcW w:type="dxa" w:w="3264"/>
+            <w:shd w:val="clear" w:color="auto" w:fill="EDE7E2"/>
+          </w:tcPr>
+          <w:p>
+            <w:r/>
+            <w:r>
+              <w:rPr>
+                <w:b/>
+                <w:color w:val="1A1A1A"/>
+                <w:sz w:val="18"/>
+              </w:rPr>
+              <w:t>Meaning</w:t>
+            </w:r>
+          </w:p>
+        </w:tc>
+        <w:tc>
+          <w:tcPr>
+            <w:tcW w:type="dxa" w:w="3264"/>
+            <w:shd w:val="clear" w:color="auto" w:fill="EDE7E2"/>
+          </w:tcPr>
+          <w:p>
+            <w:r/>
+            <w:r>
+              <w:rPr>
+                <w:b/>
+                <w:color w:val="1A1A1A"/>
+                <w:sz w:val="18"/>
+              </w:rPr>
+              <w:t>Matched against</w:t>
+            </w:r>
+          </w:p>
+        </w:tc>
+      </w:tr>
+      <w:tr>
+        <w:tc>
+          <w:tcPr>
+            <w:tcW w:type="dxa" w:w="3264"/>
+          </w:tcPr>
+          <w:p>
+            <w:pPr>
+              <w:spacing w:after="20"/>
+            </w:pPr>
+            <w:r/>
+            <w:r>
+              <w:rPr>
+                <w:rFonts w:ascii="Consolas" w:hAnsi="Consolas"/>
+                <w:color w:val="8A3B1E"/>
+                <w:sz w:val="18"/>
+              </w:rPr>
+              <w:t>size</w:t>
+            </w:r>
+          </w:p>
+        </w:tc>
+        <w:tc>
+          <w:tcPr>
+            <w:tcW w:type="dxa" w:w="3264"/>
+          </w:tcPr>
+          <w:p>
+            <w:pPr>
+              <w:spacing w:after="20"/>
+            </w:pPr>
+            <w:r/>
+            <w:r>
+              <w:rPr>
+                <w:b/>
+                <w:color w:val="1A1A1A"/>
+                <w:sz w:val="18"/>
+              </w:rPr>
+              <w:t>the material's</w:t>
+            </w:r>
+            <w:r>
+              <w:rPr>
+                <w:b w:val="0"/>
+                <w:color w:val="1A1A1A"/>
+                <w:sz w:val="18"/>
+              </w:rPr>
+              <w:t xml:space="preserve"> size — a 60 cm zip, an 18L button</w:t>
+            </w:r>
+          </w:p>
+        </w:tc>
+        <w:tc>
+          <w:tcPr>
+            <w:tcW w:type="dxa" w:w="3264"/>
+          </w:tcPr>
+          <w:p>
+            <w:pPr>
+              <w:spacing w:after="20"/>
+            </w:pPr>
+            <w:r/>
+            <w:r>
+              <w:rPr>
+                <w:rFonts w:ascii="Consolas" w:hAnsi="Consolas"/>
+                <w:color w:val="8A3B1E"/>
+                <w:sz w:val="18"/>
+              </w:rPr>
+              <w:t>MaterialLot.size</w:t>
+            </w:r>
+            <w:r>
+              <w:rPr>
+                <w:b w:val="0"/>
+                <w:color w:val="1A1A1A"/>
+                <w:sz w:val="18"/>
+              </w:rPr>
+              <w:t>, to find the lot</w:t>
+            </w:r>
+          </w:p>
+        </w:tc>
+      </w:tr>
+      <w:tr>
+        <w:tc>
+          <w:tcPr>
+            <w:tcW w:type="dxa" w:w="3264"/>
+          </w:tcPr>
+          <w:p>
+            <w:pPr>
+              <w:spacing w:after="20"/>
+            </w:pPr>
+            <w:r/>
+            <w:r>
+              <w:rPr>
+                <w:rFonts w:ascii="Consolas" w:hAnsi="Consolas"/>
+                <w:color w:val="8A3B1E"/>
+                <w:sz w:val="18"/>
+              </w:rPr>
+              <w:t>garment_size</w:t>
+            </w:r>
+          </w:p>
+        </w:tc>
+        <w:tc>
+          <w:tcPr>
+            <w:tcW w:type="dxa" w:w="3264"/>
+          </w:tcPr>
+          <w:p>
+            <w:pPr>
+              <w:spacing w:after="20"/>
+            </w:pPr>
+            <w:r/>
+            <w:r>
+              <w:rPr>
+                <w:b/>
+                <w:color w:val="1A1A1A"/>
+                <w:sz w:val="18"/>
+              </w:rPr>
+              <w:t>which jackets</w:t>
+            </w:r>
+            <w:r>
+              <w:rPr>
+                <w:b w:val="0"/>
+                <w:color w:val="1A1A1A"/>
+                <w:sz w:val="18"/>
+              </w:rPr>
+              <w:t xml:space="preserve"> this line is for — the size-L line</w:t>
+            </w:r>
+          </w:p>
+        </w:tc>
+        <w:tc>
+          <w:tcPr>
+            <w:tcW w:type="dxa" w:w="3264"/>
+          </w:tcPr>
+          <w:p>
+            <w:pPr>
+              <w:spacing w:after="20"/>
+            </w:pPr>
+            <w:r/>
+            <w:r>
+              <w:rPr>
+                <w:rFonts w:ascii="Consolas" w:hAnsi="Consolas"/>
+                <w:color w:val="8A3B1E"/>
+                <w:sz w:val="18"/>
+              </w:rPr>
+              <w:t>SKU.size</w:t>
+            </w:r>
+            <w:r>
+              <w:rPr>
+                <w:b w:val="0"/>
+                <w:color w:val="1A1A1A"/>
+                <w:sz w:val="18"/>
+              </w:rPr>
+              <w:t>, to decide if the line applies at all</w:t>
+            </w:r>
+          </w:p>
+        </w:tc>
+      </w:tr>
+    </w:tbl>
+    <w:p>
+      <w:pPr>
+        <w:spacing w:after="0"/>
+      </w:pPr>
+    </w:p>
+    <w:p>
+      <w:pPr>
+        <w:spacing w:after="120"/>
+      </w:pPr>
+      <w:r>
+        <w:rPr>
+          <w:rFonts w:ascii="Consolas" w:hAnsi="Consolas"/>
+          <w:color w:val="8A3B1E"/>
+          <w:sz w:val="21"/>
+        </w:rPr>
+        <w:t>garment_size = null</w:t>
+      </w:r>
+      <w:r>
+        <w:rPr>
+          <w:b w:val="0"/>
+          <w:color w:val="1A1A1A"/>
+          <w:sz w:val="21"/>
+        </w:rPr>
+        <w:t xml:space="preserve"> means </w:t>
+      </w:r>
+      <w:r>
+        <w:rPr>
+          <w:b/>
+          <w:color w:val="1A1A1A"/>
+          <w:sz w:val="21"/>
+        </w:rPr>
+        <w:t>every size</w:t>
+      </w:r>
+      <w:r>
+        <w:rPr>
+          <w:b w:val="0"/>
+          <w:color w:val="1A1A1A"/>
+          <w:sz w:val="21"/>
+        </w:rPr>
+        <w:t>. That is what keeps one generic 18L button line at one row, and it is why every line entered before the column existed still resolves to exactly the recipe it always did.</w:t>
+      </w:r>
+    </w:p>
+    <w:p>
+      <w:pPr>
+        <w:pStyle w:val="Heading3"/>
+        <w:spacing w:before="200"/>
+      </w:pPr>
+      <w:r>
+        <w:rPr>
+          <w:rFonts w:ascii="Consolas" w:hAnsi="Consolas"/>
+        </w:rPr>
+        <w:t>garment_size</w:t>
+      </w:r>
+      <w:r>
+        <w:t xml:space="preserve"> is stated, never inferred</w:t>
+      </w:r>
+    </w:p>
+    <w:p>
+      <w:pPr>
+        <w:spacing w:after="120"/>
+      </w:pPr>
+      <w:r>
+        <w:rPr>
+          <w:b w:val="0"/>
+          <w:color w:val="1A1A1A"/>
+          <w:sz w:val="21"/>
+        </w:rPr>
+        <w:t xml:space="preserve">It used to be </w:t>
+      </w:r>
+      <w:r>
+        <w:rPr>
+          <w:b/>
+          <w:color w:val="1A1A1A"/>
+          <w:sz w:val="21"/>
+        </w:rPr>
+        <w:t>guessed</w:t>
+      </w:r>
+      <w:r>
+        <w:rPr>
+          <w:b w:val="0"/>
+          <w:color w:val="1A1A1A"/>
+          <w:sz w:val="21"/>
+        </w:rPr>
+        <w:t xml:space="preserve"> from the material size whenever that size looked like a garment size — and any bare number from 30 to 70 looked like one, because those are the EU jacket rungs. So a 60 cm zip entered as </w:t>
+      </w:r>
+      <w:r>
+        <w:rPr>
+          <w:rFonts w:ascii="Consolas" w:hAnsi="Consolas"/>
+          <w:color w:val="8A3B1E"/>
+          <w:sz w:val="21"/>
+        </w:rPr>
+        <w:t>size: "60"</w:t>
+      </w:r>
+      <w:r>
+        <w:rPr>
+          <w:b w:val="0"/>
+          <w:color w:val="1A1A1A"/>
+          <w:sz w:val="21"/>
+        </w:rPr>
+        <w:t xml:space="preserve"> was read as a size-60 garment, mapped to 4XL, and scoped to 4XL jackets only. A 45 cm zip went to XS.</w:t>
+      </w:r>
+    </w:p>
+    <w:p>
+      <w:pPr>
+        <w:spacing w:after="120"/>
+      </w:pPr>
+      <w:r>
+        <w:rPr>
+          <w:b/>
+          <w:color w:val="1A1A1A"/>
+          <w:sz w:val="21"/>
+        </w:rPr>
+        <w:t>A line that reaches no garment is not a smaller recipe — it is no recipe.</w:t>
+      </w:r>
+      <w:r>
+        <w:rPr>
+          <w:b w:val="0"/>
+          <w:color w:val="1A1A1A"/>
+          <w:sz w:val="21"/>
+        </w:rPr>
+        <w:t xml:space="preserve"> The line is dropped, </w:t>
+      </w:r>
+      <w:r>
+        <w:rPr>
+          <w:rFonts w:ascii="Consolas" w:hAnsi="Consolas"/>
+          <w:color w:val="8A3B1E"/>
+          <w:sz w:val="21"/>
+        </w:rPr>
+        <w:t>kit_required</w:t>
+      </w:r>
+      <w:r>
+        <w:rPr>
+          <w:b w:val="0"/>
+          <w:color w:val="1A1A1A"/>
+          <w:sz w:val="21"/>
+        </w:rPr>
+        <w:t xml:space="preserve"> comes back false for that size, completeness collapses to leather-and-lining, and every garment of every other size is complete, sendable and shipped without its zip. Nothing warns, because from the garment's point of view the style simply declares no accessories.</w:t>
+      </w:r>
+    </w:p>
+    <w:p>
+      <w:pPr>
+        <w:spacing w:after="120"/>
+      </w:pPr>
+      <w:r>
+        <w:rPr>
+          <w:b w:val="0"/>
+          <w:color w:val="1A1A1A"/>
+          <w:sz w:val="21"/>
+        </w:rPr>
+        <w:t>So the guess is gone:</w:t>
+      </w:r>
+    </w:p>
+    <w:p>
+      <w:pPr>
+        <w:pStyle w:val="ListBullet"/>
+        <w:spacing w:after="40"/>
+      </w:pPr>
+      <w:r>
+        <w:rPr>
+          <w:b w:val="0"/>
+          <w:color w:val="1A1A1A"/>
+          <w:sz w:val="21"/>
+        </w:rPr>
+        <w:t xml:space="preserve">a material size that is </w:t>
+      </w:r>
+      <w:r>
+        <w:rPr>
+          <w:b/>
+          <w:color w:val="1A1A1A"/>
+          <w:sz w:val="21"/>
+        </w:rPr>
+        <w:t>unmistakably</w:t>
+      </w:r>
+      <w:r>
+        <w:rPr>
+          <w:b w:val="0"/>
+          <w:color w:val="1A1A1A"/>
+          <w:sz w:val="21"/>
+        </w:rPr>
+        <w:t xml:space="preserve"> a garment size (</w:t>
+      </w:r>
+      <w:r>
+        <w:rPr>
+          <w:rFonts w:ascii="Consolas" w:hAnsi="Consolas"/>
+          <w:color w:val="8A3B1E"/>
+          <w:sz w:val="21"/>
+        </w:rPr>
+        <w:t>L</w:t>
+      </w:r>
+      <w:r>
+        <w:rPr>
+          <w:b w:val="0"/>
+          <w:color w:val="1A1A1A"/>
+          <w:sz w:val="21"/>
+        </w:rPr>
+        <w:t xml:space="preserve">, </w:t>
+      </w:r>
+      <w:r>
+        <w:rPr>
+          <w:rFonts w:ascii="Consolas" w:hAnsi="Consolas"/>
+          <w:color w:val="8A3B1E"/>
+          <w:sz w:val="21"/>
+        </w:rPr>
+        <w:t>XXL</w:t>
+      </w:r>
+      <w:r>
+        <w:rPr>
+          <w:b w:val="0"/>
+          <w:color w:val="1A1A1A"/>
+          <w:sz w:val="21"/>
+        </w:rPr>
+        <w:t>) and names no</w:t>
+      </w:r>
+    </w:p>
+    <w:p>
+      <w:pPr>
+        <w:spacing w:after="120"/>
+      </w:pPr>
+      <w:r>
+        <w:rPr>
+          <w:rFonts w:ascii="Consolas" w:hAnsi="Consolas"/>
+          <w:color w:val="8A3B1E"/>
+          <w:sz w:val="21"/>
+        </w:rPr>
+        <w:t>garment_size</w:t>
+      </w:r>
+      <w:r>
+        <w:rPr>
+          <w:b w:val="0"/>
+          <w:color w:val="1A1A1A"/>
+          <w:sz w:val="21"/>
+        </w:rPr>
+        <w:t xml:space="preserve"> is a </w:t>
+      </w:r>
+      <w:r>
+        <w:rPr>
+          <w:b/>
+          <w:color w:val="1A1A1A"/>
+          <w:sz w:val="21"/>
+        </w:rPr>
+        <w:t>422</w:t>
+      </w:r>
+      <w:r>
+        <w:rPr>
+          <w:b w:val="0"/>
+          <w:color w:val="1A1A1A"/>
+          <w:sz w:val="21"/>
+        </w:rPr>
+        <w:t xml:space="preserve"> telling you to say which garments it is for;</w:t>
+      </w:r>
+    </w:p>
+    <w:p>
+      <w:pPr>
+        <w:pStyle w:val="ListBullet"/>
+        <w:spacing w:after="40"/>
+      </w:pPr>
+      <w:r>
+        <w:rPr>
+          <w:b w:val="0"/>
+          <w:color w:val="1A1A1A"/>
+          <w:sz w:val="21"/>
+        </w:rPr>
+        <w:t xml:space="preserve">a </w:t>
+      </w:r>
+      <w:r>
+        <w:rPr>
+          <w:b/>
+          <w:color w:val="1A1A1A"/>
+          <w:sz w:val="21"/>
+        </w:rPr>
+        <w:t>number</w:t>
+      </w:r>
+      <w:r>
+        <w:rPr>
+          <w:b w:val="0"/>
+          <w:color w:val="1A1A1A"/>
+          <w:sz w:val="21"/>
+        </w:rPr>
+        <w:t xml:space="preserve"> is never read as a garment size — </w:t>
+      </w:r>
+      <w:r>
+        <w:rPr>
+          <w:rFonts w:ascii="Consolas" w:hAnsi="Consolas"/>
+          <w:color w:val="8A3B1E"/>
+          <w:sz w:val="21"/>
+        </w:rPr>
+        <w:t>60</w:t>
+      </w:r>
+      <w:r>
+        <w:rPr>
+          <w:b w:val="0"/>
+          <w:color w:val="1A1A1A"/>
+          <w:sz w:val="21"/>
+        </w:rPr>
+        <w:t xml:space="preserve"> is centimetres until somebody</w:t>
+      </w:r>
+    </w:p>
+    <w:p>
+      <w:pPr>
+        <w:spacing w:after="120"/>
+      </w:pPr>
+      <w:r>
+        <w:rPr>
+          <w:b w:val="0"/>
+          <w:color w:val="1A1A1A"/>
+          <w:sz w:val="21"/>
+        </w:rPr>
+        <w:t>says otherwise;</w:t>
+      </w:r>
+    </w:p>
+    <w:p>
+      <w:pPr>
+        <w:pStyle w:val="ListBullet"/>
+        <w:spacing w:after="40"/>
+      </w:pPr>
+      <w:r>
+        <w:rPr>
+          <w:b w:val="0"/>
+          <w:color w:val="1A1A1A"/>
+          <w:sz w:val="21"/>
+        </w:rPr>
+        <w:t xml:space="preserve">migration </w:t>
+      </w:r>
+      <w:r>
+        <w:rPr>
+          <w:b/>
+          <w:color w:val="1A1A1A"/>
+          <w:sz w:val="21"/>
+        </w:rPr>
+        <w:t>`20260928_garment_size_backfill`</w:t>
+      </w:r>
+      <w:r>
+        <w:rPr>
+          <w:b w:val="0"/>
+          <w:color w:val="1A1A1A"/>
+          <w:sz w:val="21"/>
+        </w:rPr>
+        <w:t xml:space="preserve"> clears the rows the old guess had</w:t>
+      </w:r>
+    </w:p>
+    <w:p>
+      <w:pPr>
+        <w:spacing w:after="120"/>
+      </w:pPr>
+      <w:r>
+        <w:rPr>
+          <w:b w:val="0"/>
+          <w:color w:val="1A1A1A"/>
+          <w:sz w:val="21"/>
+        </w:rPr>
+        <w:t xml:space="preserve">already mis-scoped — every line whose </w:t>
+      </w:r>
+      <w:r>
+        <w:rPr>
+          <w:rFonts w:ascii="Consolas" w:hAnsi="Consolas"/>
+          <w:color w:val="8A3B1E"/>
+          <w:sz w:val="21"/>
+        </w:rPr>
+        <w:t>garment_size</w:t>
+      </w:r>
+      <w:r>
+        <w:rPr>
+          <w:b w:val="0"/>
+          <w:color w:val="1A1A1A"/>
+          <w:sz w:val="21"/>
+        </w:rPr>
+        <w:t xml:space="preserve"> equals a purely numeric </w:t>
+      </w:r>
+      <w:r>
+        <w:rPr>
+          <w:rFonts w:ascii="Consolas" w:hAnsi="Consolas"/>
+          <w:color w:val="8A3B1E"/>
+          <w:sz w:val="21"/>
+        </w:rPr>
+        <w:t>size</w:t>
+      </w:r>
+      <w:r>
+        <w:rPr>
+          <w:b w:val="0"/>
+          <w:color w:val="1A1A1A"/>
+          <w:sz w:val="21"/>
+        </w:rPr>
+        <w:t xml:space="preserve">. Alpha ones are left alone: </w:t>
+      </w:r>
+      <w:r>
+        <w:rPr>
+          <w:rFonts w:ascii="Consolas" w:hAnsi="Consolas"/>
+          <w:color w:val="8A3B1E"/>
+          <w:sz w:val="21"/>
+        </w:rPr>
+        <w:t>L</w:t>
+      </w:r>
+      <w:r>
+        <w:rPr>
+          <w:b w:val="0"/>
+          <w:color w:val="1A1A1A"/>
+          <w:sz w:val="21"/>
+        </w:rPr>
+        <w:t xml:space="preserve"> beside </w:t>
+      </w:r>
+      <w:r>
+        <w:rPr>
+          <w:rFonts w:ascii="Consolas" w:hAnsi="Consolas"/>
+          <w:color w:val="8A3B1E"/>
+          <w:sz w:val="21"/>
+        </w:rPr>
+        <w:t>garment_size: "L"</w:t>
+      </w:r>
+      <w:r>
+        <w:rPr>
+          <w:b w:val="0"/>
+          <w:color w:val="1A1A1A"/>
+          <w:sz w:val="21"/>
+        </w:rPr>
+        <w:t xml:space="preserve"> is a line somebody meant.</w:t>
+      </w:r>
+    </w:p>
+    <w:tbl>
+      <w:tblPr>
+        <w:tblStyle w:val="TableGrid"/>
+        <w:tblW w:type="auto" w:w="0"/>
+        <w:tblLook w:firstColumn="1" w:firstRow="1" w:lastColumn="0" w:lastRow="0" w:noHBand="0" w:noVBand="1" w:val="04A0"/>
+      </w:tblPr>
+      <w:tblGrid>
+        <w:gridCol w:w="9792"/>
+      </w:tblGrid>
+      <w:tr>
+        <w:tc>
+          <w:tcPr>
+            <w:tcW w:type="dxa" w:w="9792"/>
+            <w:shd w:val="clear" w:color="auto" w:fill="FFF6E5"/>
+          </w:tcPr>
+          <w:p>
+            <w:r/>
+            <w:r>
+              <w:rPr>
+                <w:b w:val="0"/>
+                <w:color w:val="1A1A1A"/>
+                <w:sz w:val="20"/>
+              </w:rPr>
+              <w:t xml:space="preserve">**The data fix is a module-level function, not inline SQL in </w:t>
+            </w:r>
+            <w:r>
+              <w:rPr>
+                <w:rFonts w:ascii="Consolas" w:hAnsi="Consolas"/>
+                <w:color w:val="8A3B1E"/>
+                <w:sz w:val="20"/>
+              </w:rPr>
+              <w:t>upgrade()</w:t>
+            </w:r>
+            <w:r>
+              <w:rPr>
+                <w:b w:val="0"/>
+                <w:color w:val="1A1A1A"/>
+                <w:sz w:val="20"/>
+              </w:rPr>
+              <w:t>, and it</w:t>
             </w:r>
           </w:p>
         </w:tc>
@@ -4506,2329 +6362,27 @@
             <w:r/>
             <w:r>
               <w:rPr>
-                <w:b/>
-                <w:color w:val="1A1A1A"/>
-                <w:sz w:val="20"/>
-              </w:rPr>
-              <w:t>The lot survives a void</w:t>
-            </w:r>
-            <w:r>
-              <w:rPr>
                 <w:b w:val="0"/>
                 <w:color w:val="1A1A1A"/>
                 <w:sz w:val="20"/>
               </w:rPr>
-              <w:t>, even when that was its only delivery. Its barcode may be printed and a recipe may already point at it. A lot at zero is an empty shelf, which is a true statement. Retire it separately if it should never have existed.</w:t>
-            </w:r>
-          </w:p>
-        </w:tc>
-      </w:tr>
-    </w:tbl>
-    <w:p>
-      <w:pPr>
-        <w:spacing w:after="0"/>
-      </w:pPr>
-    </w:p>
-    <w:p>
-      <w:pPr>
-        <w:pStyle w:val="Heading2"/>
-        <w:spacing w:before="280"/>
-      </w:pPr>
-      <w:r>
-        <w:rPr>
-          <w:rFonts w:ascii="Consolas" w:hAnsi="Consolas"/>
-        </w:rPr>
-        <w:t>POST /materials/receive</w:t>
-      </w:r>
-      <w:r>
-        <w:t xml:space="preserve"> — the other receiving door</w:t>
-      </w:r>
-    </w:p>
-    <w:p>
-      <w:pPr>
-        <w:spacing w:after="120"/>
-      </w:pPr>
-      <w:r>
-        <w:rPr>
-          <w:b w:val="0"/>
-          <w:color w:val="1A1A1A"/>
-          <w:sz w:val="21"/>
-        </w:rPr>
-        <w:t xml:space="preserve">This is receiving against a </w:t>
-      </w:r>
-      <w:r>
-        <w:rPr>
-          <w:b/>
-          <w:color w:val="1A1A1A"/>
-          <w:sz w:val="21"/>
-        </w:rPr>
-        <w:t>supplier order</w:t>
-      </w:r>
-      <w:r>
-        <w:rPr>
-          <w:b w:val="0"/>
-          <w:color w:val="1A1A1A"/>
-          <w:sz w:val="21"/>
-        </w:rPr>
-        <w:t xml:space="preserve">: </w:t>
-      </w:r>
-      <w:r>
-        <w:rPr>
-          <w:rFonts w:ascii="Consolas" w:hAnsi="Consolas"/>
-          <w:color w:val="8A3B1E"/>
-          <w:sz w:val="21"/>
-        </w:rPr>
-        <w:t>approved</w:t>
-      </w:r>
-      <w:r>
-        <w:rPr>
-          <w:b w:val="0"/>
-          <w:color w:val="1A1A1A"/>
-          <w:sz w:val="21"/>
-        </w:rPr>
-        <w:t xml:space="preserve"> adds to stock, </w:t>
-      </w:r>
-      <w:r>
-        <w:rPr>
-          <w:rFonts w:ascii="Consolas" w:hAnsi="Consolas"/>
-          <w:color w:val="8A3B1E"/>
-          <w:sz w:val="21"/>
-        </w:rPr>
-        <w:t>rejected</w:t>
-      </w:r>
-      <w:r>
-        <w:rPr>
-          <w:b w:val="0"/>
-          <w:color w:val="1A1A1A"/>
-          <w:sz w:val="21"/>
-        </w:rPr>
-        <w:t xml:space="preserve"> is logged.</w:t>
-      </w:r>
-    </w:p>
-    <w:p>
-      <w:pPr>
-        <w:spacing w:after="120"/>
-      </w:pPr>
-      <w:r>
-        <w:rPr>
-          <w:b w:val="0"/>
-          <w:color w:val="1A1A1A"/>
-          <w:sz w:val="21"/>
-        </w:rPr>
-        <w:t xml:space="preserve">A </w:t>
-      </w:r>
-      <w:r>
-        <w:rPr>
-          <w:b/>
-          <w:color w:val="1A1A1A"/>
-          <w:sz w:val="21"/>
-        </w:rPr>
-        <w:t>PO mismatch</w:t>
-      </w:r>
-      <w:r>
-        <w:rPr>
-          <w:b w:val="0"/>
-          <w:color w:val="1A1A1A"/>
-          <w:sz w:val="21"/>
-        </w:rPr>
-        <w:t xml:space="preserve"> — the supplier sent a different article — is a </w:t>
-      </w:r>
-      <w:r>
-        <w:rPr>
-          <w:b/>
-          <w:color w:val="1A1A1A"/>
-          <w:sz w:val="21"/>
-        </w:rPr>
-        <w:t>409</w:t>
-      </w:r>
-      <w:r>
-        <w:rPr>
-          <w:b w:val="0"/>
-          <w:color w:val="1A1A1A"/>
-          <w:sz w:val="21"/>
-        </w:rPr>
-        <w:t xml:space="preserve">, unless a </w:t>
-      </w:r>
-      <w:r>
-        <w:rPr>
-          <w:b/>
-          <w:color w:val="1A1A1A"/>
-          <w:sz w:val="21"/>
-        </w:rPr>
-        <w:t>DM or MD</w:t>
-      </w:r>
-      <w:r>
-        <w:rPr>
-          <w:b w:val="0"/>
-          <w:color w:val="1A1A1A"/>
-          <w:sz w:val="21"/>
-        </w:rPr>
-        <w:t xml:space="preserve"> sends </w:t>
-      </w:r>
-      <w:r>
-        <w:rPr>
-          <w:rFonts w:ascii="Consolas" w:hAnsi="Consolas"/>
-          <w:color w:val="8A3B1E"/>
-          <w:sz w:val="21"/>
-        </w:rPr>
-        <w:t>approve_mismatch: true</w:t>
-      </w:r>
-      <w:r>
-        <w:rPr>
-          <w:b w:val="0"/>
-          <w:color w:val="1A1A1A"/>
-          <w:sz w:val="21"/>
-        </w:rPr>
-        <w:t xml:space="preserve">, which receives it into a new </w:t>
-      </w:r>
-      <w:r>
-        <w:rPr>
-          <w:b/>
-          <w:color w:val="1A1A1A"/>
-          <w:sz w:val="21"/>
-        </w:rPr>
-        <w:t>substitute lot</w:t>
-      </w:r>
-      <w:r>
-        <w:rPr>
-          <w:b w:val="0"/>
-          <w:color w:val="1A1A1A"/>
-          <w:sz w:val="21"/>
-        </w:rPr>
-        <w:t>. That one decision stays DM/MD only even though ordinary receiving is open to HR: it is a costing decision, not a clerical one.</w:t>
-      </w:r>
-    </w:p>
-    <w:p>
-      <w:pPr>
-        <w:spacing w:after="40"/>
-        <w:pBdr>
-          <w:bottom w:val="single" w:sz="6" w:color="CCCCCC"/>
-        </w:pBdr>
-      </w:pPr>
-    </w:p>
-    <w:p>
-      <w:r>
-        <w:br w:type="page"/>
-      </w:r>
-    </w:p>
-    <w:p>
-      <w:pPr>
-        <w:pStyle w:val="Heading1"/>
-      </w:pPr>
-      <w:r>
-        <w:t>4. Part C — Suppliers</w:t>
-      </w:r>
-    </w:p>
-    <w:tbl>
-      <w:tblPr>
-        <w:tblStyle w:val="TableGrid"/>
-        <w:tblW w:type="auto" w:w="0"/>
-        <w:tblLayout w:type="autofit"/>
-        <w:tblLook w:firstColumn="1" w:firstRow="1" w:lastColumn="0" w:lastRow="0" w:noHBand="0" w:noVBand="1" w:val="04A0"/>
-      </w:tblPr>
-      <w:tblGrid>
-        <w:gridCol w:w="4896"/>
-        <w:gridCol w:w="4896"/>
-      </w:tblGrid>
-      <w:tr>
-        <w:trPr>
-          <w:tblHeader w:val="true"/>
-        </w:trPr>
-        <w:tc>
-          <w:tcPr>
-            <w:tcW w:type="dxa" w:w="4896"/>
-            <w:shd w:val="clear" w:color="auto" w:fill="EDE7E2"/>
-          </w:tcPr>
-          <w:p>
-            <w:r/>
-            <w:r>
-              <w:rPr>
-                <w:b/>
-                <w:color w:val="1A1A1A"/>
-                <w:sz w:val="18"/>
-              </w:rPr>
-              <w:t>Call</w:t>
-            </w:r>
-          </w:p>
-        </w:tc>
-        <w:tc>
-          <w:tcPr>
-            <w:tcW w:type="dxa" w:w="4896"/>
-            <w:shd w:val="clear" w:color="auto" w:fill="EDE7E2"/>
-          </w:tcPr>
-          <w:p>
-            <w:r/>
-            <w:r>
-              <w:rPr>
-                <w:b/>
-                <w:color w:val="1A1A1A"/>
-                <w:sz w:val="18"/>
-              </w:rPr>
-              <w:t>What it does</w:t>
-            </w:r>
-          </w:p>
-        </w:tc>
-      </w:tr>
-      <w:tr>
-        <w:tc>
-          <w:tcPr>
-            <w:tcW w:type="dxa" w:w="4896"/>
-          </w:tcPr>
-          <w:p>
-            <w:pPr>
-              <w:spacing w:after="20"/>
-            </w:pPr>
-            <w:r/>
+              <w:t xml:space="preserve">is covered by </w:t>
+            </w:r>
             <w:r>
               <w:rPr>
                 <w:rFonts w:ascii="Consolas" w:hAnsi="Consolas"/>
                 <w:color w:val="8A3B1E"/>
-                <w:sz w:val="18"/>
-              </w:rPr>
-              <w:t>POST /suppliers/orders</w:t>
-            </w:r>
-          </w:p>
-        </w:tc>
-        <w:tc>
-          <w:tcPr>
-            <w:tcW w:type="dxa" w:w="4896"/>
-          </w:tcPr>
-          <w:p>
-            <w:pPr>
-              <w:spacing w:after="20"/>
-            </w:pPr>
-            <w:r/>
-            <w:r>
-              <w:rPr>
-                <w:b w:val="0"/>
-                <w:color w:val="1A1A1A"/>
-                <w:sz w:val="18"/>
-              </w:rPr>
-              <w:t xml:space="preserve">raise a manual order (status </w:t>
-            </w:r>
-            <w:r>
-              <w:rPr>
-                <w:rFonts w:ascii="Consolas" w:hAnsi="Consolas"/>
-                <w:color w:val="8A3B1E"/>
-                <w:sz w:val="18"/>
-              </w:rPr>
-              <w:t>ORDERED</w:t>
-            </w:r>
-            <w:r>
-              <w:rPr>
-                <w:b w:val="0"/>
-                <w:color w:val="1A1A1A"/>
-                <w:sz w:val="18"/>
-              </w:rPr>
-              <w:t>). It validates the requested article against the chosen or suggested supplier's catalogue.</w:t>
-            </w:r>
-          </w:p>
-        </w:tc>
-      </w:tr>
-      <w:tr>
-        <w:tc>
-          <w:tcPr>
-            <w:tcW w:type="dxa" w:w="4896"/>
-          </w:tcPr>
-          <w:p>
-            <w:pPr>
-              <w:spacing w:after="20"/>
-            </w:pPr>
-            <w:r/>
-            <w:r>
-              <w:rPr>
-                <w:rFonts w:ascii="Consolas" w:hAnsi="Consolas"/>
-                <w:color w:val="8A3B1E"/>
-                <w:sz w:val="18"/>
-              </w:rPr>
-              <w:t>PATCH /suppliers/orders/{id}</w:t>
-            </w:r>
-          </w:p>
-        </w:tc>
-        <w:tc>
-          <w:tcPr>
-            <w:tcW w:type="dxa" w:w="4896"/>
-          </w:tcPr>
-          <w:p>
-            <w:pPr>
-              <w:spacing w:after="20"/>
-            </w:pPr>
-            <w:r/>
-            <w:r>
-              <w:rPr>
-                <w:b w:val="0"/>
-                <w:color w:val="1A1A1A"/>
-                <w:sz w:val="18"/>
-              </w:rPr>
-              <w:t xml:space="preserve">flip </w:t>
-            </w:r>
-            <w:r>
-              <w:rPr>
-                <w:rFonts w:ascii="Consolas" w:hAnsi="Consolas"/>
-                <w:color w:val="8A3B1E"/>
-                <w:sz w:val="18"/>
-              </w:rPr>
-              <w:t>ORDERED</w:t>
-            </w:r>
-            <w:r>
-              <w:rPr>
-                <w:b w:val="0"/>
-                <w:color w:val="1A1A1A"/>
-                <w:sz w:val="18"/>
-              </w:rPr>
-              <w:t xml:space="preserve"> → </w:t>
-            </w:r>
-            <w:r>
-              <w:rPr>
-                <w:rFonts w:ascii="Consolas" w:hAnsi="Consolas"/>
-                <w:color w:val="8A3B1E"/>
-                <w:sz w:val="18"/>
-              </w:rPr>
-              <w:t>ARRIVED</w:t>
-            </w:r>
-            <w:r>
-              <w:rPr>
-                <w:b w:val="0"/>
-                <w:color w:val="1A1A1A"/>
-                <w:sz w:val="18"/>
-              </w:rPr>
-              <w:t xml:space="preserve">. This is what cues the receiving screen. </w:t>
-            </w:r>
-            <w:r>
-              <w:rPr>
-                <w:b/>
-                <w:color w:val="1A1A1A"/>
-                <w:sz w:val="18"/>
-              </w:rPr>
-              <w:t>Idempotent.</w:t>
-            </w:r>
-          </w:p>
-        </w:tc>
-      </w:tr>
-      <w:tr>
-        <w:tc>
-          <w:tcPr>
-            <w:tcW w:type="dxa" w:w="4896"/>
-          </w:tcPr>
-          <w:p>
-            <w:pPr>
-              <w:spacing w:after="20"/>
-            </w:pPr>
-            <w:r/>
-            <w:r>
-              <w:rPr>
-                <w:rFonts w:ascii="Consolas" w:hAnsi="Consolas"/>
-                <w:color w:val="8A3B1E"/>
-                <w:sz w:val="18"/>
-              </w:rPr>
-              <w:t>PATCH /suppliers/orders/{id}/spec</w:t>
-            </w:r>
-          </w:p>
-        </w:tc>
-        <w:tc>
-          <w:tcPr>
-            <w:tcW w:type="dxa" w:w="4896"/>
-          </w:tcPr>
-          <w:p>
-            <w:pPr>
-              <w:spacing w:after="20"/>
-            </w:pPr>
-            <w:r/>
-            <w:r>
-              <w:rPr>
-                <w:b w:val="0"/>
-                <w:color w:val="1A1A1A"/>
-                <w:sz w:val="18"/>
-              </w:rPr>
-              <w:t>edit an ORDERED order's article / colour / thickness / dcm / quantity. DM or MD.</w:t>
-            </w:r>
-          </w:p>
-        </w:tc>
-      </w:tr>
-    </w:tbl>
-    <w:p>
-      <w:pPr>
-        <w:spacing w:after="0"/>
-      </w:pPr>
-    </w:p>
-    <w:p>
-      <w:pPr>
-        <w:spacing w:after="120"/>
-      </w:pPr>
-      <w:r>
-        <w:rPr>
-          <w:b w:val="0"/>
-          <w:color w:val="1A1A1A"/>
-          <w:sz w:val="21"/>
-        </w:rPr>
-        <w:t xml:space="preserve">When stock is short, </w:t>
-      </w:r>
-      <w:r>
-        <w:rPr>
-          <w:rFonts w:ascii="Consolas" w:hAnsi="Consolas"/>
-          <w:color w:val="8A3B1E"/>
-          <w:sz w:val="21"/>
-        </w:rPr>
-        <w:t>GET /materials/stock</w:t>
-      </w:r>
-      <w:r>
-        <w:rPr>
-          <w:b w:val="0"/>
-          <w:color w:val="1A1A1A"/>
-          <w:sz w:val="21"/>
-        </w:rPr>
-        <w:t xml:space="preserve"> and the recipe's requirement view both return a </w:t>
-      </w:r>
-      <w:r>
-        <w:rPr>
-          <w:b/>
-          <w:color w:val="1A1A1A"/>
-          <w:sz w:val="21"/>
-        </w:rPr>
-        <w:t>suggested supplier</w:t>
-      </w:r>
-      <w:r>
-        <w:rPr>
-          <w:b w:val="0"/>
-          <w:color w:val="1A1A1A"/>
-          <w:sz w:val="21"/>
-        </w:rPr>
-        <w:t xml:space="preserve">, derived from the article. That suggestion is what </w:t>
-      </w:r>
-      <w:r>
-        <w:rPr>
-          <w:rFonts w:ascii="Consolas" w:hAnsi="Consolas"/>
-          <w:color w:val="8A3B1E"/>
-          <w:sz w:val="21"/>
-        </w:rPr>
-        <w:t>POST /suppliers/orders</w:t>
-      </w:r>
-      <w:r>
-        <w:rPr>
-          <w:b w:val="0"/>
-          <w:color w:val="1A1A1A"/>
-          <w:sz w:val="21"/>
-        </w:rPr>
-        <w:t xml:space="preserve"> is meant to be called with.</w:t>
-      </w:r>
-    </w:p>
-    <w:p>
-      <w:pPr>
-        <w:spacing w:after="40"/>
-        <w:pBdr>
-          <w:bottom w:val="single" w:sz="6" w:color="CCCCCC"/>
-        </w:pBdr>
-      </w:pPr>
-    </w:p>
-    <w:p>
-      <w:r>
-        <w:br w:type="page"/>
-      </w:r>
-    </w:p>
-    <w:p>
-      <w:pPr>
-        <w:pStyle w:val="Heading1"/>
-      </w:pPr>
-      <w:r>
-        <w:t>5. Part D — The style recipe (</w:t>
-      </w:r>
-      <w:r>
-        <w:rPr>
-          <w:rFonts w:ascii="Consolas" w:hAnsi="Consolas"/>
-        </w:rPr>
-        <w:t>/styles/{id}/material-spec</w:t>
-      </w:r>
-      <w:r>
-        <w:t>)</w:t>
-      </w:r>
-    </w:p>
-    <w:p>
-      <w:pPr>
-        <w:spacing w:after="120"/>
-      </w:pPr>
-      <w:r>
-        <w:rPr>
-          <w:b/>
-          <w:color w:val="1A1A1A"/>
-          <w:sz w:val="21"/>
-        </w:rPr>
-        <w:t>How much of each material does ONE garment take?</w:t>
-      </w:r>
-      <w:r>
-        <w:rPr>
-          <w:b w:val="0"/>
-          <w:color w:val="1A1A1A"/>
-          <w:sz w:val="21"/>
-        </w:rPr>
-        <w:t xml:space="preserve"> This is the per-piece recipe. It is a materials concept that happens to hang off a style, which is why it lives in this module.</w:t>
-      </w:r>
-    </w:p>
-    <w:p>
-      <w:pPr>
-        <w:pStyle w:val="Heading2"/>
-        <w:spacing w:before="280"/>
-      </w:pPr>
-      <w:r>
-        <w:t>Who can do what</w:t>
-      </w:r>
-    </w:p>
-    <w:p>
-      <w:pPr>
-        <w:pStyle w:val="ListBullet"/>
-        <w:spacing w:after="40"/>
-      </w:pPr>
-      <w:r>
-        <w:rPr>
-          <w:b/>
-          <w:color w:val="1A1A1A"/>
-          <w:sz w:val="21"/>
-        </w:rPr>
-        <w:t>Read: the whole floor.</w:t>
-      </w:r>
-      <w:r>
-        <w:rPr>
-          <w:b w:val="0"/>
-          <w:color w:val="1A1A1A"/>
-          <w:sz w:val="21"/>
-        </w:rPr>
-        <w:t xml:space="preserve"> The cutting manager needs the dcm; the store manager needs the accessory list.</w:t>
-      </w:r>
-    </w:p>
-    <w:p>
-      <w:pPr>
-        <w:pStyle w:val="ListBullet"/>
-        <w:spacing w:after="40"/>
-      </w:pPr>
-      <w:r>
-        <w:rPr>
-          <w:b/>
-          <w:color w:val="1A1A1A"/>
-          <w:sz w:val="21"/>
-        </w:rPr>
-        <w:t>Write: DM and MD only.</w:t>
-      </w:r>
-    </w:p>
-    <w:p>
-      <w:pPr>
-        <w:pStyle w:val="Heading2"/>
-        <w:spacing w:before="280"/>
-      </w:pPr>
-      <w:r>
-        <w:t>The lines</w:t>
-      </w:r>
-    </w:p>
-    <w:p>
-      <w:pPr>
-        <w:spacing w:after="120"/>
-      </w:pPr>
-      <w:r>
-        <w:rPr>
-          <w:b w:val="0"/>
-          <w:color w:val="1A1A1A"/>
-          <w:sz w:val="21"/>
-        </w:rPr>
-        <w:t xml:space="preserve">A line names a material by six columns (category, subtype, article, colour, thickness, size) plus </w:t>
-      </w:r>
-      <w:r>
-        <w:rPr>
-          <w:rFonts w:ascii="Consolas" w:hAnsi="Consolas"/>
-          <w:color w:val="8A3B1E"/>
-          <w:sz w:val="21"/>
-        </w:rPr>
-        <w:t>qty_per_piece</w:t>
-      </w:r>
-      <w:r>
-        <w:rPr>
-          <w:b w:val="0"/>
-          <w:color w:val="1A1A1A"/>
-          <w:sz w:val="21"/>
-        </w:rPr>
-        <w:t xml:space="preserve"> and </w:t>
-      </w:r>
-      <w:r>
-        <w:rPr>
-          <w:rFonts w:ascii="Consolas" w:hAnsi="Consolas"/>
-          <w:color w:val="8A3B1E"/>
-          <w:sz w:val="21"/>
-        </w:rPr>
-        <w:t>uom</w:t>
-      </w:r>
-      <w:r>
-        <w:rPr>
-          <w:b w:val="0"/>
-          <w:color w:val="1A1A1A"/>
-          <w:sz w:val="21"/>
-        </w:rPr>
-        <w:t>.</w:t>
-      </w:r>
-    </w:p>
-    <w:p>
-      <w:pPr>
-        <w:spacing w:after="120"/>
-      </w:pPr>
-      <w:r>
-        <w:rPr>
-          <w:b w:val="0"/>
-          <w:color w:val="1A1A1A"/>
-          <w:sz w:val="21"/>
-        </w:rPr>
-        <w:t xml:space="preserve">Two </w:t>
-      </w:r>
-      <w:r>
-        <w:rPr>
-          <w:rFonts w:ascii="Consolas" w:hAnsi="Consolas"/>
-          <w:color w:val="8A3B1E"/>
-          <w:sz w:val="21"/>
-        </w:rPr>
-        <w:t>size</w:t>
-      </w:r>
-      <w:r>
-        <w:rPr>
-          <w:b w:val="0"/>
-          <w:color w:val="1A1A1A"/>
-          <w:sz w:val="21"/>
-        </w:rPr>
-        <w:t>-like fields exist and they mean different things — do not mix them up:</w:t>
-      </w:r>
-    </w:p>
-    <w:tbl>
-      <w:tblPr>
-        <w:tblStyle w:val="TableGrid"/>
-        <w:tblW w:type="auto" w:w="0"/>
-        <w:tblLayout w:type="autofit"/>
-        <w:tblLook w:firstColumn="1" w:firstRow="1" w:lastColumn="0" w:lastRow="0" w:noHBand="0" w:noVBand="1" w:val="04A0"/>
-      </w:tblPr>
-      <w:tblGrid>
-        <w:gridCol w:w="3264"/>
-        <w:gridCol w:w="3264"/>
-        <w:gridCol w:w="3264"/>
-      </w:tblGrid>
-      <w:tr>
-        <w:trPr>
-          <w:tblHeader w:val="true"/>
-        </w:trPr>
-        <w:tc>
-          <w:tcPr>
-            <w:tcW w:type="dxa" w:w="3264"/>
-            <w:shd w:val="clear" w:color="auto" w:fill="EDE7E2"/>
-          </w:tcPr>
-          <w:p>
-            <w:r/>
-            <w:r>
-              <w:rPr>
-                <w:b/>
-                <w:color w:val="1A1A1A"/>
-                <w:sz w:val="18"/>
-              </w:rPr>
-              <w:t>Field</w:t>
-            </w:r>
-          </w:p>
-        </w:tc>
-        <w:tc>
-          <w:tcPr>
-            <w:tcW w:type="dxa" w:w="3264"/>
-            <w:shd w:val="clear" w:color="auto" w:fill="EDE7E2"/>
-          </w:tcPr>
-          <w:p>
-            <w:r/>
-            <w:r>
-              <w:rPr>
-                <w:b/>
-                <w:color w:val="1A1A1A"/>
-                <w:sz w:val="18"/>
-              </w:rPr>
-              <w:t>Meaning</w:t>
-            </w:r>
-          </w:p>
-        </w:tc>
-        <w:tc>
-          <w:tcPr>
-            <w:tcW w:type="dxa" w:w="3264"/>
-            <w:shd w:val="clear" w:color="auto" w:fill="EDE7E2"/>
-          </w:tcPr>
-          <w:p>
-            <w:r/>
-            <w:r>
-              <w:rPr>
-                <w:b/>
-                <w:color w:val="1A1A1A"/>
-                <w:sz w:val="18"/>
-              </w:rPr>
-              <w:t>Matched against</w:t>
-            </w:r>
-          </w:p>
-        </w:tc>
-      </w:tr>
-      <w:tr>
-        <w:tc>
-          <w:tcPr>
-            <w:tcW w:type="dxa" w:w="3264"/>
-          </w:tcPr>
-          <w:p>
-            <w:pPr>
-              <w:spacing w:after="20"/>
-            </w:pPr>
-            <w:r/>
-            <w:r>
-              <w:rPr>
-                <w:rFonts w:ascii="Consolas" w:hAnsi="Consolas"/>
-                <w:color w:val="8A3B1E"/>
-                <w:sz w:val="18"/>
-              </w:rPr>
-              <w:t>size</w:t>
-            </w:r>
-          </w:p>
-        </w:tc>
-        <w:tc>
-          <w:tcPr>
-            <w:tcW w:type="dxa" w:w="3264"/>
-          </w:tcPr>
-          <w:p>
-            <w:pPr>
-              <w:spacing w:after="20"/>
-            </w:pPr>
-            <w:r/>
-            <w:r>
-              <w:rPr>
-                <w:b/>
-                <w:color w:val="1A1A1A"/>
-                <w:sz w:val="18"/>
-              </w:rPr>
-              <w:t>the material's</w:t>
-            </w:r>
-            <w:r>
-              <w:rPr>
-                <w:b w:val="0"/>
-                <w:color w:val="1A1A1A"/>
-                <w:sz w:val="18"/>
-              </w:rPr>
-              <w:t xml:space="preserve"> size — a 60 cm zip, an 18L button</w:t>
-            </w:r>
-          </w:p>
-        </w:tc>
-        <w:tc>
-          <w:tcPr>
-            <w:tcW w:type="dxa" w:w="3264"/>
-          </w:tcPr>
-          <w:p>
-            <w:pPr>
-              <w:spacing w:after="20"/>
-            </w:pPr>
-            <w:r/>
-            <w:r>
-              <w:rPr>
-                <w:rFonts w:ascii="Consolas" w:hAnsi="Consolas"/>
-                <w:color w:val="8A3B1E"/>
-                <w:sz w:val="18"/>
-              </w:rPr>
-              <w:t>MaterialLot.size</w:t>
-            </w:r>
-            <w:r>
-              <w:rPr>
-                <w:b w:val="0"/>
-                <w:color w:val="1A1A1A"/>
-                <w:sz w:val="18"/>
-              </w:rPr>
-              <w:t>, to find the lot</w:t>
-            </w:r>
-          </w:p>
-        </w:tc>
-      </w:tr>
-      <w:tr>
-        <w:tc>
-          <w:tcPr>
-            <w:tcW w:type="dxa" w:w="3264"/>
-          </w:tcPr>
-          <w:p>
-            <w:pPr>
-              <w:spacing w:after="20"/>
-            </w:pPr>
-            <w:r/>
-            <w:r>
-              <w:rPr>
-                <w:rFonts w:ascii="Consolas" w:hAnsi="Consolas"/>
-                <w:color w:val="8A3B1E"/>
-                <w:sz w:val="18"/>
-              </w:rPr>
-              <w:t>garment_size</w:t>
-            </w:r>
-          </w:p>
-        </w:tc>
-        <w:tc>
-          <w:tcPr>
-            <w:tcW w:type="dxa" w:w="3264"/>
-          </w:tcPr>
-          <w:p>
-            <w:pPr>
-              <w:spacing w:after="20"/>
-            </w:pPr>
-            <w:r/>
-            <w:r>
-              <w:rPr>
-                <w:b/>
-                <w:color w:val="1A1A1A"/>
-                <w:sz w:val="18"/>
-              </w:rPr>
-              <w:t>which jackets</w:t>
-            </w:r>
-            <w:r>
-              <w:rPr>
-                <w:b w:val="0"/>
-                <w:color w:val="1A1A1A"/>
-                <w:sz w:val="18"/>
-              </w:rPr>
-              <w:t xml:space="preserve"> this line is for — the size-L line</w:t>
-            </w:r>
-          </w:p>
-        </w:tc>
-        <w:tc>
-          <w:tcPr>
-            <w:tcW w:type="dxa" w:w="3264"/>
-          </w:tcPr>
-          <w:p>
-            <w:pPr>
-              <w:spacing w:after="20"/>
-            </w:pPr>
-            <w:r/>
-            <w:r>
-              <w:rPr>
-                <w:rFonts w:ascii="Consolas" w:hAnsi="Consolas"/>
-                <w:color w:val="8A3B1E"/>
-                <w:sz w:val="18"/>
-              </w:rPr>
-              <w:t>SKU.size</w:t>
-            </w:r>
-            <w:r>
-              <w:rPr>
-                <w:b w:val="0"/>
-                <w:color w:val="1A1A1A"/>
-                <w:sz w:val="18"/>
-              </w:rPr>
-              <w:t>, to decide if the line applies at all</w:t>
-            </w:r>
-          </w:p>
-        </w:tc>
-      </w:tr>
-    </w:tbl>
-    <w:p>
-      <w:pPr>
-        <w:spacing w:after="0"/>
-      </w:pPr>
-    </w:p>
-    <w:p>
-      <w:pPr>
-        <w:spacing w:after="120"/>
-      </w:pPr>
-      <w:r>
-        <w:rPr>
-          <w:rFonts w:ascii="Consolas" w:hAnsi="Consolas"/>
-          <w:color w:val="8A3B1E"/>
-          <w:sz w:val="21"/>
-        </w:rPr>
-        <w:t>garment_size = null</w:t>
-      </w:r>
-      <w:r>
-        <w:rPr>
-          <w:b w:val="0"/>
-          <w:color w:val="1A1A1A"/>
-          <w:sz w:val="21"/>
-        </w:rPr>
-        <w:t xml:space="preserve"> means </w:t>
-      </w:r>
-      <w:r>
-        <w:rPr>
-          <w:b/>
-          <w:color w:val="1A1A1A"/>
-          <w:sz w:val="21"/>
-        </w:rPr>
-        <w:t>every size</w:t>
-      </w:r>
-      <w:r>
-        <w:rPr>
-          <w:b w:val="0"/>
-          <w:color w:val="1A1A1A"/>
-          <w:sz w:val="21"/>
-        </w:rPr>
-        <w:t>. That is what keeps one generic 18L button line at one row, and it is why every line entered before the column existed still resolves to exactly the recipe it always did.</w:t>
-      </w:r>
-    </w:p>
-    <w:p>
-      <w:pPr>
-        <w:pStyle w:val="Heading3"/>
-        <w:spacing w:before="200"/>
-      </w:pPr>
-      <w:r>
-        <w:rPr>
-          <w:rFonts w:ascii="Consolas" w:hAnsi="Consolas"/>
-        </w:rPr>
-        <w:t>garment_size</w:t>
-      </w:r>
-      <w:r>
-        <w:t xml:space="preserve"> is stated, never inferred</w:t>
-      </w:r>
-    </w:p>
-    <w:p>
-      <w:pPr>
-        <w:spacing w:after="120"/>
-      </w:pPr>
-      <w:r>
-        <w:rPr>
-          <w:b w:val="0"/>
-          <w:color w:val="1A1A1A"/>
-          <w:sz w:val="21"/>
-        </w:rPr>
-        <w:t xml:space="preserve">It used to be </w:t>
-      </w:r>
-      <w:r>
-        <w:rPr>
-          <w:b/>
-          <w:color w:val="1A1A1A"/>
-          <w:sz w:val="21"/>
-        </w:rPr>
-        <w:t>guessed</w:t>
-      </w:r>
-      <w:r>
-        <w:rPr>
-          <w:b w:val="0"/>
-          <w:color w:val="1A1A1A"/>
-          <w:sz w:val="21"/>
-        </w:rPr>
-        <w:t xml:space="preserve"> from the material size whenever that size looked like a garment size — and any bare number from 30 to 70 looked like one, because those are the EU jacket rungs. So a 60 cm zip entered as </w:t>
-      </w:r>
-      <w:r>
-        <w:rPr>
-          <w:rFonts w:ascii="Consolas" w:hAnsi="Consolas"/>
-          <w:color w:val="8A3B1E"/>
-          <w:sz w:val="21"/>
-        </w:rPr>
-        <w:t>size: "60"</w:t>
-      </w:r>
-      <w:r>
-        <w:rPr>
-          <w:b w:val="0"/>
-          <w:color w:val="1A1A1A"/>
-          <w:sz w:val="21"/>
-        </w:rPr>
-        <w:t xml:space="preserve"> was read as a size-60 garment, mapped to 4XL, and scoped to 4XL jackets only. A 45 cm zip went to XS.</w:t>
-      </w:r>
-    </w:p>
-    <w:p>
-      <w:pPr>
-        <w:spacing w:after="120"/>
-      </w:pPr>
-      <w:r>
-        <w:rPr>
-          <w:b/>
-          <w:color w:val="1A1A1A"/>
-          <w:sz w:val="21"/>
-        </w:rPr>
-        <w:t>A line that reaches no garment is not a smaller recipe — it is no recipe.</w:t>
-      </w:r>
-      <w:r>
-        <w:rPr>
-          <w:b w:val="0"/>
-          <w:color w:val="1A1A1A"/>
-          <w:sz w:val="21"/>
-        </w:rPr>
-        <w:t xml:space="preserve"> The line is dropped, </w:t>
-      </w:r>
-      <w:r>
-        <w:rPr>
-          <w:rFonts w:ascii="Consolas" w:hAnsi="Consolas"/>
-          <w:color w:val="8A3B1E"/>
-          <w:sz w:val="21"/>
-        </w:rPr>
-        <w:t>kit_required</w:t>
-      </w:r>
-      <w:r>
-        <w:rPr>
-          <w:b w:val="0"/>
-          <w:color w:val="1A1A1A"/>
-          <w:sz w:val="21"/>
-        </w:rPr>
-        <w:t xml:space="preserve"> comes back false for that size, completeness collapses to leather-and-lining, and every garment of every other size is complete, sendable and shipped without its zip. Nothing warns, because from the garment's point of view the style simply declares no accessories.</w:t>
-      </w:r>
-    </w:p>
-    <w:p>
-      <w:pPr>
-        <w:spacing w:after="120"/>
-      </w:pPr>
-      <w:r>
-        <w:rPr>
-          <w:b w:val="0"/>
-          <w:color w:val="1A1A1A"/>
-          <w:sz w:val="21"/>
-        </w:rPr>
-        <w:t>So the guess is gone:</w:t>
-      </w:r>
-    </w:p>
-    <w:p>
-      <w:pPr>
-        <w:pStyle w:val="ListBullet"/>
-        <w:spacing w:after="40"/>
-      </w:pPr>
-      <w:r>
-        <w:rPr>
-          <w:b w:val="0"/>
-          <w:color w:val="1A1A1A"/>
-          <w:sz w:val="21"/>
-        </w:rPr>
-        <w:t xml:space="preserve">a material size that is </w:t>
-      </w:r>
-      <w:r>
-        <w:rPr>
-          <w:b/>
-          <w:color w:val="1A1A1A"/>
-          <w:sz w:val="21"/>
-        </w:rPr>
-        <w:t>unmistakably</w:t>
-      </w:r>
-      <w:r>
-        <w:rPr>
-          <w:b w:val="0"/>
-          <w:color w:val="1A1A1A"/>
-          <w:sz w:val="21"/>
-        </w:rPr>
-        <w:t xml:space="preserve"> a garment size (</w:t>
-      </w:r>
-      <w:r>
-        <w:rPr>
-          <w:rFonts w:ascii="Consolas" w:hAnsi="Consolas"/>
-          <w:color w:val="8A3B1E"/>
-          <w:sz w:val="21"/>
-        </w:rPr>
-        <w:t>L</w:t>
-      </w:r>
-      <w:r>
-        <w:rPr>
-          <w:b w:val="0"/>
-          <w:color w:val="1A1A1A"/>
-          <w:sz w:val="21"/>
-        </w:rPr>
-        <w:t xml:space="preserve">, </w:t>
-      </w:r>
-      <w:r>
-        <w:rPr>
-          <w:rFonts w:ascii="Consolas" w:hAnsi="Consolas"/>
-          <w:color w:val="8A3B1E"/>
-          <w:sz w:val="21"/>
-        </w:rPr>
-        <w:t>XXL</w:t>
-      </w:r>
-      <w:r>
-        <w:rPr>
-          <w:b w:val="0"/>
-          <w:color w:val="1A1A1A"/>
-          <w:sz w:val="21"/>
-        </w:rPr>
-        <w:t>) and names no</w:t>
-      </w:r>
-    </w:p>
-    <w:p>
-      <w:pPr>
-        <w:spacing w:after="120"/>
-      </w:pPr>
-      <w:r>
-        <w:rPr>
-          <w:rFonts w:ascii="Consolas" w:hAnsi="Consolas"/>
-          <w:color w:val="8A3B1E"/>
-          <w:sz w:val="21"/>
-        </w:rPr>
-        <w:t>garment_size</w:t>
-      </w:r>
-      <w:r>
-        <w:rPr>
-          <w:b w:val="0"/>
-          <w:color w:val="1A1A1A"/>
-          <w:sz w:val="21"/>
-        </w:rPr>
-        <w:t xml:space="preserve"> is a </w:t>
-      </w:r>
-      <w:r>
-        <w:rPr>
-          <w:b/>
-          <w:color w:val="1A1A1A"/>
-          <w:sz w:val="21"/>
-        </w:rPr>
-        <w:t>422</w:t>
-      </w:r>
-      <w:r>
-        <w:rPr>
-          <w:b w:val="0"/>
-          <w:color w:val="1A1A1A"/>
-          <w:sz w:val="21"/>
-        </w:rPr>
-        <w:t xml:space="preserve"> telling you to say which garments it is for;</w:t>
-      </w:r>
-    </w:p>
-    <w:p>
-      <w:pPr>
-        <w:pStyle w:val="ListBullet"/>
-        <w:spacing w:after="40"/>
-      </w:pPr>
-      <w:r>
-        <w:rPr>
-          <w:b w:val="0"/>
-          <w:color w:val="1A1A1A"/>
-          <w:sz w:val="21"/>
-        </w:rPr>
-        <w:t xml:space="preserve">a </w:t>
-      </w:r>
-      <w:r>
-        <w:rPr>
-          <w:b/>
-          <w:color w:val="1A1A1A"/>
-          <w:sz w:val="21"/>
-        </w:rPr>
-        <w:t>number</w:t>
-      </w:r>
-      <w:r>
-        <w:rPr>
-          <w:b w:val="0"/>
-          <w:color w:val="1A1A1A"/>
-          <w:sz w:val="21"/>
-        </w:rPr>
-        <w:t xml:space="preserve"> is never read as a garment size — </w:t>
-      </w:r>
-      <w:r>
-        <w:rPr>
-          <w:rFonts w:ascii="Consolas" w:hAnsi="Consolas"/>
-          <w:color w:val="8A3B1E"/>
-          <w:sz w:val="21"/>
-        </w:rPr>
-        <w:t>60</w:t>
-      </w:r>
-      <w:r>
-        <w:rPr>
-          <w:b w:val="0"/>
-          <w:color w:val="1A1A1A"/>
-          <w:sz w:val="21"/>
-        </w:rPr>
-        <w:t xml:space="preserve"> is centimetres until somebody</w:t>
-      </w:r>
-    </w:p>
-    <w:p>
-      <w:pPr>
-        <w:spacing w:after="120"/>
-      </w:pPr>
-      <w:r>
-        <w:rPr>
-          <w:b w:val="0"/>
-          <w:color w:val="1A1A1A"/>
-          <w:sz w:val="21"/>
-        </w:rPr>
-        <w:t>says otherwise;</w:t>
-      </w:r>
-    </w:p>
-    <w:p>
-      <w:pPr>
-        <w:pStyle w:val="ListBullet"/>
-        <w:spacing w:after="40"/>
-      </w:pPr>
-      <w:r>
-        <w:rPr>
-          <w:b w:val="0"/>
-          <w:color w:val="1A1A1A"/>
-          <w:sz w:val="21"/>
-        </w:rPr>
-        <w:t xml:space="preserve">migration </w:t>
-      </w:r>
-      <w:r>
-        <w:rPr>
-          <w:rFonts w:ascii="Consolas" w:hAnsi="Consolas"/>
-          <w:color w:val="8A3B1E"/>
-          <w:sz w:val="21"/>
-        </w:rPr>
-        <w:t>20260927_kit_packet_scan</w:t>
-      </w:r>
-      <w:r>
-        <w:rPr>
-          <w:b w:val="0"/>
-          <w:color w:val="1A1A1A"/>
-          <w:sz w:val="21"/>
-        </w:rPr>
-        <w:t xml:space="preserve"> clears the rows the old guess had already</w:t>
-      </w:r>
-    </w:p>
-    <w:p>
-      <w:pPr>
-        <w:spacing w:after="120"/>
-      </w:pPr>
-      <w:r>
-        <w:rPr>
-          <w:b w:val="0"/>
-          <w:color w:val="1A1A1A"/>
-          <w:sz w:val="21"/>
-        </w:rPr>
-        <w:t xml:space="preserve">mis-scoped (where </w:t>
-      </w:r>
-      <w:r>
-        <w:rPr>
-          <w:rFonts w:ascii="Consolas" w:hAnsi="Consolas"/>
-          <w:color w:val="8A3B1E"/>
-          <w:sz w:val="21"/>
-        </w:rPr>
-        <w:t>garment_size</w:t>
-      </w:r>
-      <w:r>
-        <w:rPr>
-          <w:b w:val="0"/>
-          <w:color w:val="1A1A1A"/>
-          <w:sz w:val="21"/>
-        </w:rPr>
-        <w:t xml:space="preserve"> equals a purely numeric </w:t>
-      </w:r>
-      <w:r>
-        <w:rPr>
-          <w:rFonts w:ascii="Consolas" w:hAnsi="Consolas"/>
-          <w:color w:val="8A3B1E"/>
-          <w:sz w:val="21"/>
-        </w:rPr>
-        <w:t>size</w:t>
-      </w:r>
-      <w:r>
-        <w:rPr>
-          <w:b w:val="0"/>
-          <w:color w:val="1A1A1A"/>
-          <w:sz w:val="21"/>
-        </w:rPr>
-        <w:t xml:space="preserve">). Alpha ones are left alone: </w:t>
-      </w:r>
-      <w:r>
-        <w:rPr>
-          <w:rFonts w:ascii="Consolas" w:hAnsi="Consolas"/>
-          <w:color w:val="8A3B1E"/>
-          <w:sz w:val="21"/>
-        </w:rPr>
-        <w:t>L</w:t>
-      </w:r>
-      <w:r>
-        <w:rPr>
-          <w:b w:val="0"/>
-          <w:color w:val="1A1A1A"/>
-          <w:sz w:val="21"/>
-        </w:rPr>
-        <w:t xml:space="preserve"> beside </w:t>
-      </w:r>
-      <w:r>
-        <w:rPr>
-          <w:rFonts w:ascii="Consolas" w:hAnsi="Consolas"/>
-          <w:color w:val="8A3B1E"/>
-          <w:sz w:val="21"/>
-        </w:rPr>
-        <w:t>garment_size: "L"</w:t>
-      </w:r>
-      <w:r>
-        <w:rPr>
-          <w:b w:val="0"/>
-          <w:color w:val="1A1A1A"/>
-          <w:sz w:val="21"/>
-        </w:rPr>
-        <w:t xml:space="preserve"> is a line somebody meant.</w:t>
-      </w:r>
-    </w:p>
-    <w:p>
-      <w:pPr>
-        <w:spacing w:after="120"/>
-      </w:pPr>
-      <w:r>
-        <w:rPr>
-          <w:b w:val="0"/>
-          <w:color w:val="1A1A1A"/>
-          <w:sz w:val="21"/>
-        </w:rPr>
-        <w:t xml:space="preserve">A line has a </w:t>
-      </w:r>
-      <w:r>
-        <w:rPr>
-          <w:b/>
-          <w:color w:val="1A1A1A"/>
-          <w:sz w:val="21"/>
-        </w:rPr>
-        <w:t>scope</w:t>
-      </w:r>
-      <w:r>
-        <w:rPr>
-          <w:b w:val="0"/>
-          <w:color w:val="1A1A1A"/>
-          <w:sz w:val="21"/>
-        </w:rPr>
-        <w:t>:</w:t>
-      </w:r>
-    </w:p>
-    <w:p>
-      <w:pPr>
-        <w:pStyle w:val="ListBullet"/>
-        <w:spacing w:after="40"/>
-      </w:pPr>
-      <w:r>
-        <w:rPr>
-          <w:rFonts w:ascii="Consolas" w:hAnsi="Consolas"/>
-          <w:color w:val="8A3B1E"/>
-          <w:sz w:val="21"/>
-        </w:rPr>
-        <w:t>STYLE</w:t>
-      </w:r>
-      <w:r>
-        <w:rPr>
-          <w:b w:val="0"/>
-          <w:color w:val="1A1A1A"/>
-          <w:sz w:val="21"/>
-        </w:rPr>
-        <w:t xml:space="preserve"> — every garment of the style.</w:t>
-      </w:r>
-    </w:p>
-    <w:p>
-      <w:pPr>
-        <w:pStyle w:val="ListBullet"/>
-        <w:spacing w:after="40"/>
-      </w:pPr>
-      <w:r>
-        <w:rPr>
-          <w:rFonts w:ascii="Consolas" w:hAnsi="Consolas"/>
-          <w:color w:val="8A3B1E"/>
-          <w:sz w:val="21"/>
-        </w:rPr>
-        <w:t>SKU</w:t>
-      </w:r>
-      <w:r>
-        <w:rPr>
-          <w:b w:val="0"/>
-          <w:color w:val="1A1A1A"/>
-          <w:sz w:val="21"/>
-        </w:rPr>
-        <w:t xml:space="preserve"> — one colourway only. That is how a NAVY jacket gets a navy knit and a PINE GREEN one does not.</w:t>
-      </w:r>
-    </w:p>
-    <w:p>
-      <w:pPr>
-        <w:pStyle w:val="Heading2"/>
-        <w:spacing w:before="280"/>
-      </w:pPr>
-      <w:r>
-        <w:t xml:space="preserve">How a line finds real stock — </w:t>
-      </w:r>
-      <w:r>
-        <w:rPr>
-          <w:rFonts w:ascii="Consolas" w:hAnsi="Consolas"/>
-        </w:rPr>
-        <w:t>resolution</w:t>
-      </w:r>
-    </w:p>
-    <w:tbl>
-      <w:tblPr>
-        <w:tblStyle w:val="TableGrid"/>
-        <w:tblW w:type="auto" w:w="0"/>
-        <w:tblLayout w:type="autofit"/>
-        <w:tblLook w:firstColumn="1" w:firstRow="1" w:lastColumn="0" w:lastRow="0" w:noHBand="0" w:noVBand="1" w:val="04A0"/>
-      </w:tblPr>
-      <w:tblGrid>
-        <w:gridCol w:w="3264"/>
-        <w:gridCol w:w="3264"/>
-        <w:gridCol w:w="3264"/>
-      </w:tblGrid>
-      <w:tr>
-        <w:trPr>
-          <w:tblHeader w:val="true"/>
-        </w:trPr>
-        <w:tc>
-          <w:tcPr>
-            <w:tcW w:type="dxa" w:w="3264"/>
-            <w:shd w:val="clear" w:color="auto" w:fill="EDE7E2"/>
-          </w:tcPr>
-          <w:p>
-            <w:r/>
-            <w:r>
-              <w:rPr>
-                <w:b/>
-                <w:color w:val="1A1A1A"/>
-                <w:sz w:val="18"/>
-              </w:rPr>
-              <w:t>Value</w:t>
-            </w:r>
-          </w:p>
-        </w:tc>
-        <w:tc>
-          <w:tcPr>
-            <w:tcW w:type="dxa" w:w="3264"/>
-            <w:shd w:val="clear" w:color="auto" w:fill="EDE7E2"/>
-          </w:tcPr>
-          <w:p>
-            <w:r/>
-            <w:r>
-              <w:rPr>
-                <w:b/>
-                <w:color w:val="1A1A1A"/>
-                <w:sz w:val="18"/>
-              </w:rPr>
-              <w:t>Meaning</w:t>
-            </w:r>
-          </w:p>
-        </w:tc>
-        <w:tc>
-          <w:tcPr>
-            <w:tcW w:type="dxa" w:w="3264"/>
-            <w:shd w:val="clear" w:color="auto" w:fill="EDE7E2"/>
-          </w:tcPr>
-          <w:p>
-            <w:r/>
-            <w:r>
-              <w:rPr>
-                <w:b/>
-                <w:color w:val="1A1A1A"/>
-                <w:sz w:val="18"/>
-              </w:rPr>
-              <w:t>What the screen should do</w:t>
-            </w:r>
-          </w:p>
-        </w:tc>
-      </w:tr>
-      <w:tr>
-        <w:tc>
-          <w:tcPr>
-            <w:tcW w:type="dxa" w:w="3264"/>
-          </w:tcPr>
-          <w:p>
-            <w:pPr>
-              <w:spacing w:after="20"/>
-            </w:pPr>
-            <w:r/>
-            <w:r>
-              <w:rPr>
-                <w:rFonts w:ascii="Consolas" w:hAnsi="Consolas"/>
-                <w:color w:val="8A3B1E"/>
-                <w:sz w:val="18"/>
-              </w:rPr>
-              <w:t>PINNED</w:t>
-            </w:r>
-          </w:p>
-        </w:tc>
-        <w:tc>
-          <w:tcPr>
-            <w:tcW w:type="dxa" w:w="3264"/>
-          </w:tcPr>
-          <w:p>
-            <w:pPr>
-              <w:spacing w:after="20"/>
-            </w:pPr>
-            <w:r/>
-            <w:r>
-              <w:rPr>
-                <w:b w:val="0"/>
-                <w:color w:val="1A1A1A"/>
-                <w:sz w:val="18"/>
-              </w:rPr>
-              <w:t xml:space="preserve">the line names an exact </w:t>
-            </w:r>
-            <w:r>
-              <w:rPr>
-                <w:rFonts w:ascii="Consolas" w:hAnsi="Consolas"/>
-                <w:color w:val="8A3B1E"/>
-                <w:sz w:val="18"/>
-              </w:rPr>
-              <w:t>material_lot_id</w:t>
-            </w:r>
-          </w:p>
-        </w:tc>
-        <w:tc>
-          <w:tcPr>
-            <w:tcW w:type="dxa" w:w="3264"/>
-          </w:tcPr>
-          <w:p>
-            <w:pPr>
-              <w:spacing w:after="20"/>
-            </w:pPr>
-            <w:r/>
-            <w:r>
-              <w:rPr>
-                <w:b w:val="0"/>
-                <w:color w:val="1A1A1A"/>
-                <w:sz w:val="18"/>
-              </w:rPr>
-              <w:t>fine</w:t>
-            </w:r>
-          </w:p>
-        </w:tc>
-      </w:tr>
-      <w:tr>
-        <w:tc>
-          <w:tcPr>
-            <w:tcW w:type="dxa" w:w="3264"/>
-          </w:tcPr>
-          <w:p>
-            <w:pPr>
-              <w:spacing w:after="20"/>
-            </w:pPr>
-            <w:r/>
-            <w:r>
-              <w:rPr>
-                <w:rFonts w:ascii="Consolas" w:hAnsi="Consolas"/>
-                <w:color w:val="8A3B1E"/>
-                <w:sz w:val="18"/>
-              </w:rPr>
-              <w:t>MATCHED</w:t>
-            </w:r>
-          </w:p>
-        </w:tc>
-        <w:tc>
-          <w:tcPr>
-            <w:tcW w:type="dxa" w:w="3264"/>
-          </w:tcPr>
-          <w:p>
-            <w:pPr>
-              <w:spacing w:after="20"/>
-            </w:pPr>
-            <w:r/>
-            <w:r>
-              <w:rPr>
-                <w:b w:val="0"/>
-                <w:color w:val="1A1A1A"/>
-                <w:sz w:val="18"/>
-              </w:rPr>
-              <w:t>exactly one lot matches the six columns</w:t>
-            </w:r>
-          </w:p>
-        </w:tc>
-        <w:tc>
-          <w:tcPr>
-            <w:tcW w:type="dxa" w:w="3264"/>
-          </w:tcPr>
-          <w:p>
-            <w:pPr>
-              <w:spacing w:after="20"/>
-            </w:pPr>
-            <w:r/>
-            <w:r>
-              <w:rPr>
-                <w:b w:val="0"/>
-                <w:color w:val="1A1A1A"/>
-                <w:sz w:val="18"/>
-              </w:rPr>
-              <w:t>fine</w:t>
-            </w:r>
-          </w:p>
-        </w:tc>
-      </w:tr>
-      <w:tr>
-        <w:tc>
-          <w:tcPr>
-            <w:tcW w:type="dxa" w:w="3264"/>
-          </w:tcPr>
-          <w:p>
-            <w:pPr>
-              <w:spacing w:after="20"/>
-            </w:pPr>
-            <w:r/>
-            <w:r>
-              <w:rPr>
-                <w:rFonts w:ascii="Consolas" w:hAnsi="Consolas"/>
-                <w:color w:val="8A3B1E"/>
-                <w:sz w:val="18"/>
-              </w:rPr>
-              <w:t>NONE</w:t>
-            </w:r>
-          </w:p>
-        </w:tc>
-        <w:tc>
-          <w:tcPr>
-            <w:tcW w:type="dxa" w:w="3264"/>
-          </w:tcPr>
-          <w:p>
-            <w:pPr>
-              <w:spacing w:after="20"/>
-            </w:pPr>
-            <w:r/>
-            <w:r>
-              <w:rPr>
-                <w:b w:val="0"/>
-                <w:color w:val="1A1A1A"/>
-                <w:sz w:val="18"/>
-              </w:rPr>
-              <w:t>no lot matches</w:t>
-            </w:r>
-          </w:p>
-        </w:tc>
-        <w:tc>
-          <w:tcPr>
-            <w:tcW w:type="dxa" w:w="3264"/>
-          </w:tcPr>
-          <w:p>
-            <w:pPr>
-              <w:spacing w:after="20"/>
-            </w:pPr>
-            <w:r/>
-            <w:r>
-              <w:rPr>
-                <w:b w:val="0"/>
-                <w:color w:val="1A1A1A"/>
-                <w:sz w:val="18"/>
-              </w:rPr>
-              <w:t>"receive this material first"</w:t>
-            </w:r>
-          </w:p>
-        </w:tc>
-      </w:tr>
-      <w:tr>
-        <w:tc>
-          <w:tcPr>
-            <w:tcW w:type="dxa" w:w="3264"/>
-          </w:tcPr>
-          <w:p>
-            <w:pPr>
-              <w:spacing w:after="20"/>
-            </w:pPr>
-            <w:r/>
-            <w:r>
-              <w:rPr>
-                <w:rFonts w:ascii="Consolas" w:hAnsi="Consolas"/>
-                <w:color w:val="8A3B1E"/>
-                <w:sz w:val="18"/>
-              </w:rPr>
-              <w:t>AMBIGUOUS</w:t>
-            </w:r>
-          </w:p>
-        </w:tc>
-        <w:tc>
-          <w:tcPr>
-            <w:tcW w:type="dxa" w:w="3264"/>
-          </w:tcPr>
-          <w:p>
-            <w:pPr>
-              <w:spacing w:after="20"/>
-            </w:pPr>
-            <w:r/>
-            <w:r>
-              <w:rPr>
-                <w:b w:val="0"/>
-                <w:color w:val="1A1A1A"/>
-                <w:sz w:val="18"/>
-              </w:rPr>
-              <w:t>several lots match</w:t>
-            </w:r>
-          </w:p>
-        </w:tc>
-        <w:tc>
-          <w:tcPr>
-            <w:tcW w:type="dxa" w:w="3264"/>
-          </w:tcPr>
-          <w:p>
-            <w:pPr>
-              <w:spacing w:after="20"/>
-            </w:pPr>
-            <w:r/>
-            <w:r>
-              <w:rPr>
-                <w:b w:val="0"/>
-                <w:color w:val="1A1A1A"/>
-                <w:sz w:val="18"/>
-              </w:rPr>
-              <w:t xml:space="preserve">show </w:t>
-            </w:r>
-            <w:r>
-              <w:rPr>
-                <w:rFonts w:ascii="Consolas" w:hAnsi="Consolas"/>
-                <w:color w:val="8A3B1E"/>
-                <w:sz w:val="18"/>
-              </w:rPr>
-              <w:t>candidate_lot_ids</w:t>
-            </w:r>
-            <w:r>
-              <w:rPr>
-                <w:b w:val="0"/>
-                <w:color w:val="1A1A1A"/>
-                <w:sz w:val="18"/>
-              </w:rPr>
-              <w:t xml:space="preserve"> and make the user pick</w:t>
-            </w:r>
-          </w:p>
-        </w:tc>
-      </w:tr>
-    </w:tbl>
-    <w:p>
-      <w:pPr>
-        <w:spacing w:after="0"/>
-      </w:pPr>
-    </w:p>
-    <w:p>
-      <w:pPr>
-        <w:pStyle w:val="Heading2"/>
-        <w:spacing w:before="280"/>
-      </w:pPr>
-      <w:r>
-        <w:t>Confirming the recipe unlocks release</w:t>
-      </w:r>
-    </w:p>
-    <w:p>
-      <w:pPr>
-        <w:spacing w:after="120"/>
-      </w:pPr>
-      <w:r>
-        <w:rPr>
-          <w:rFonts w:ascii="Consolas" w:hAnsi="Consolas"/>
-          <w:color w:val="8A3B1E"/>
-          <w:sz w:val="21"/>
-        </w:rPr>
-        <w:t>POST /styles/{id}/material-spec/confirm</w:t>
-      </w:r>
-      <w:r>
-        <w:rPr>
-          <w:b w:val="0"/>
-          <w:color w:val="1A1A1A"/>
-          <w:sz w:val="21"/>
-        </w:rPr>
-        <w:t xml:space="preserve"> is the sign-off. It is </w:t>
-      </w:r>
-      <w:r>
-        <w:rPr>
-          <w:b/>
-          <w:color w:val="1A1A1A"/>
-          <w:sz w:val="21"/>
-        </w:rPr>
-        <w:t>separate from the release call on purpose</w:t>
-      </w:r>
-      <w:r>
-        <w:rPr>
-          <w:b w:val="0"/>
-          <w:color w:val="1A1A1A"/>
-          <w:sz w:val="21"/>
-        </w:rPr>
-        <w:t xml:space="preserve">: the DM can finish the recipe days earlier, and the release screen can show </w:t>
-      </w:r>
-      <w:r>
-        <w:rPr>
-          <w:rFonts w:ascii="Consolas" w:hAnsi="Consolas"/>
-          <w:color w:val="8A3B1E"/>
-          <w:sz w:val="21"/>
-        </w:rPr>
-        <w:t>release_blockers</w:t>
-      </w:r>
-      <w:r>
-        <w:rPr>
-          <w:b w:val="0"/>
-          <w:color w:val="1A1A1A"/>
-          <w:sz w:val="21"/>
-        </w:rPr>
-        <w:t xml:space="preserve"> </w:t>
-      </w:r>
-      <w:r>
-        <w:rPr>
-          <w:b/>
-          <w:color w:val="1A1A1A"/>
-          <w:sz w:val="21"/>
-        </w:rPr>
-        <w:t>before</w:t>
-      </w:r>
-      <w:r>
-        <w:rPr>
-          <w:b w:val="0"/>
-          <w:color w:val="1A1A1A"/>
-          <w:sz w:val="21"/>
-        </w:rPr>
-        <w:t xml:space="preserve"> the button is pressed instead of explaining a rejection afterwards.</w:t>
-      </w:r>
-    </w:p>
-    <w:p>
-      <w:pPr>
-        <w:spacing w:after="120"/>
-      </w:pPr>
-      <w:r>
-        <w:rPr>
-          <w:b w:val="0"/>
-          <w:color w:val="1A1A1A"/>
-          <w:sz w:val="21"/>
-        </w:rPr>
-        <w:t>The five blockers:</w:t>
-      </w:r>
-    </w:p>
-    <w:p>
-      <w:pPr>
-        <w:pStyle w:val="ListNumber"/>
-        <w:spacing w:after="40"/>
-      </w:pPr>
-      <w:r>
-        <w:rPr>
-          <w:b w:val="0"/>
-          <w:color w:val="1A1A1A"/>
-          <w:sz w:val="21"/>
-        </w:rPr>
-        <w:t>the spec is not confirmed;</w:t>
-      </w:r>
-    </w:p>
-    <w:p>
-      <w:pPr>
-        <w:pStyle w:val="ListNumber"/>
-        <w:spacing w:after="40"/>
-      </w:pPr>
-      <w:r>
-        <w:rPr>
-          <w:b w:val="0"/>
-          <w:color w:val="1A1A1A"/>
-          <w:sz w:val="21"/>
-        </w:rPr>
-        <w:t xml:space="preserve">there is </w:t>
-      </w:r>
-      <w:r>
-        <w:rPr>
-          <w:b/>
-          <w:color w:val="1A1A1A"/>
-          <w:sz w:val="21"/>
-        </w:rPr>
-        <w:t>no LEATHER line</w:t>
-      </w:r>
-      <w:r>
-        <w:rPr>
-          <w:b w:val="0"/>
-          <w:color w:val="1A1A1A"/>
-          <w:sz w:val="21"/>
-        </w:rPr>
-        <w:t xml:space="preserve"> — the dcm per piece is what the ledger and the costing are built on;</w:t>
-      </w:r>
-    </w:p>
-    <w:p>
-      <w:pPr>
-        <w:pStyle w:val="ListNumber"/>
-        <w:spacing w:after="40"/>
-      </w:pPr>
-      <w:r>
-        <w:rPr>
-          <w:b w:val="0"/>
-          <w:color w:val="1A1A1A"/>
-          <w:sz w:val="21"/>
-        </w:rPr>
-        <w:t xml:space="preserve">the spec names </w:t>
-      </w:r>
-      <w:r>
-        <w:rPr>
-          <w:b/>
-          <w:color w:val="1A1A1A"/>
-          <w:sz w:val="21"/>
-        </w:rPr>
-        <w:t>no accessories</w:t>
-      </w:r>
-      <w:r>
-        <w:rPr>
-          <w:b w:val="0"/>
-          <w:color w:val="1A1A1A"/>
-          <w:sz w:val="21"/>
-        </w:rPr>
-        <w:t xml:space="preserve"> and nobody declared that it needs none;</w:t>
-      </w:r>
-    </w:p>
-    <w:p>
-      <w:pPr>
-        <w:pStyle w:val="ListNumber"/>
-        <w:spacing w:after="40"/>
-      </w:pPr>
-      <w:r>
-        <w:rPr>
-          <w:b/>
-          <w:color w:val="1A1A1A"/>
-          <w:sz w:val="21"/>
-        </w:rPr>
-        <w:t>a size-varying accessory has no line for some size the order contains</w:t>
-      </w:r>
-      <w:r>
-        <w:rPr>
-          <w:b w:val="0"/>
-          <w:color w:val="1A1A1A"/>
-          <w:sz w:val="21"/>
-        </w:rPr>
-        <w:t>;</w:t>
-      </w:r>
-    </w:p>
-    <w:p>
-      <w:pPr>
-        <w:pStyle w:val="ListNumber"/>
-        <w:spacing w:after="40"/>
-      </w:pPr>
-      <w:r>
-        <w:rPr>
-          <w:b/>
-          <w:color w:val="1A1A1A"/>
-          <w:sz w:val="21"/>
-        </w:rPr>
-        <w:t>several material sizes of one accessory, and not one of them says which garments it is for.</w:t>
-      </w:r>
-    </w:p>
-    <w:p>
-      <w:pPr>
-        <w:spacing w:after="120"/>
-      </w:pPr>
-      <w:r>
-        <w:rPr>
-          <w:b w:val="0"/>
-          <w:color w:val="1A1A1A"/>
-          <w:sz w:val="21"/>
-        </w:rPr>
-        <w:t xml:space="preserve">That third one is a </w:t>
-      </w:r>
-      <w:r>
-        <w:rPr>
-          <w:b/>
-          <w:color w:val="1A1A1A"/>
-          <w:sz w:val="21"/>
-        </w:rPr>
-        <w:t>three-state</w:t>
-      </w:r>
-      <w:r>
-        <w:rPr>
-          <w:b w:val="0"/>
-          <w:color w:val="1A1A1A"/>
-          <w:sz w:val="21"/>
-        </w:rPr>
-        <w:t xml:space="preserve"> field. An empty accessory list on its own is ambiguous: it could be a garment that genuinely takes none, or one whose buttons nobody has entered yet. So it needs an explicit </w:t>
-      </w:r>
-      <w:r>
-        <w:rPr>
-          <w:rFonts w:ascii="Consolas" w:hAnsi="Consolas"/>
-          <w:color w:val="8A3B1E"/>
-          <w:sz w:val="21"/>
-        </w:rPr>
-        <w:t>no_accessories: true</w:t>
-      </w:r>
-      <w:r>
-        <w:rPr>
-          <w:b w:val="0"/>
-          <w:color w:val="1A1A1A"/>
-          <w:sz w:val="21"/>
-        </w:rPr>
-        <w:t xml:space="preserve">; </w:t>
-      </w:r>
-      <w:r>
-        <w:rPr>
-          <w:rFonts w:ascii="Consolas" w:hAnsi="Consolas"/>
-          <w:color w:val="8A3B1E"/>
-          <w:sz w:val="21"/>
-        </w:rPr>
-        <w:t>null</w:t>
-      </w:r>
-      <w:r>
-        <w:rPr>
-          <w:b w:val="0"/>
-          <w:color w:val="1A1A1A"/>
-          <w:sz w:val="21"/>
-        </w:rPr>
-        <w:t xml:space="preserve"> — nobody asked — does not pass.</w:t>
-      </w:r>
-    </w:p>
-    <w:p>
-      <w:pPr>
-        <w:pStyle w:val="Heading3"/>
-        <w:spacing w:before="200"/>
-      </w:pPr>
-      <w:r>
-        <w:t>4 · size coverage</w:t>
-      </w:r>
-    </w:p>
-    <w:p>
-      <w:pPr>
-        <w:spacing w:after="120"/>
-      </w:pPr>
-      <w:r>
-        <w:rPr>
-          <w:b w:val="0"/>
-          <w:color w:val="1A1A1A"/>
-          <w:sz w:val="21"/>
-        </w:rPr>
-        <w:t xml:space="preserve">If </w:t>
-      </w:r>
-      <w:r>
-        <w:rPr>
-          <w:b/>
-          <w:color w:val="1A1A1A"/>
-          <w:sz w:val="21"/>
-        </w:rPr>
-        <w:t>any</w:t>
-      </w:r>
-      <w:r>
-        <w:rPr>
-          <w:b w:val="0"/>
-          <w:color w:val="1A1A1A"/>
-          <w:sz w:val="21"/>
-        </w:rPr>
-        <w:t xml:space="preserve"> line for an article names a </w:t>
-      </w:r>
-      <w:r>
-        <w:rPr>
-          <w:rFonts w:ascii="Consolas" w:hAnsi="Consolas"/>
-          <w:color w:val="8A3B1E"/>
-          <w:sz w:val="21"/>
-        </w:rPr>
-        <w:t>garment_size</w:t>
-      </w:r>
-      <w:r>
-        <w:rPr>
-          <w:b w:val="0"/>
-          <w:color w:val="1A1A1A"/>
-          <w:sz w:val="21"/>
-        </w:rPr>
-        <w:t xml:space="preserve">, that article is </w:t>
-      </w:r>
-      <w:r>
-        <w:rPr>
-          <w:b/>
-          <w:color w:val="1A1A1A"/>
-          <w:sz w:val="21"/>
-        </w:rPr>
-        <w:t>size-varying</w:t>
-      </w:r>
-      <w:r>
-        <w:rPr>
-          <w:b w:val="0"/>
-          <w:color w:val="1A1A1A"/>
-          <w:sz w:val="21"/>
-        </w:rPr>
-        <w:t xml:space="preserve">, and every size the order actually contains must have its own line. Zip lines for M and L on an order that also runs S and XL is a blocker — those garments would get no zip at all (see </w:t>
-      </w:r>
-      <w:r>
-        <w:rPr>
-          <w:i/>
-          <w:color w:val="1A1A1A"/>
-          <w:sz w:val="21"/>
-        </w:rPr>
-        <w:t>`garment_size` is stated, never inferred</w:t>
-      </w:r>
-      <w:r>
-        <w:rPr>
-          <w:b w:val="0"/>
-          <w:color w:val="1A1A1A"/>
-          <w:sz w:val="21"/>
-        </w:rPr>
-        <w:t xml:space="preserve"> above for why that is silence rather than a shortage).</w:t>
-      </w:r>
-    </w:p>
-    <w:p>
-      <w:pPr>
-        <w:spacing w:after="120"/>
-      </w:pPr>
-      <w:r>
-        <w:rPr>
-          <w:b w:val="0"/>
-          <w:color w:val="1A1A1A"/>
-          <w:sz w:val="21"/>
-        </w:rPr>
-        <w:t xml:space="preserve">One line for the article with </w:t>
-      </w:r>
-      <w:r>
-        <w:rPr>
-          <w:b/>
-          <w:color w:val="1A1A1A"/>
-          <w:sz w:val="21"/>
-        </w:rPr>
-        <w:t>no</w:t>
-      </w:r>
-      <w:r>
-        <w:rPr>
-          <w:b w:val="0"/>
-          <w:color w:val="1A1A1A"/>
-          <w:sz w:val="21"/>
-        </w:rPr>
-        <w:t xml:space="preserve"> </w:t>
-      </w:r>
-      <w:r>
-        <w:rPr>
-          <w:rFonts w:ascii="Consolas" w:hAnsi="Consolas"/>
-          <w:color w:val="8A3B1E"/>
-          <w:sz w:val="21"/>
-        </w:rPr>
-        <w:t>garment_size</w:t>
-      </w:r>
-      <w:r>
-        <w:rPr>
-          <w:b w:val="0"/>
-          <w:color w:val="1A1A1A"/>
-          <w:sz w:val="21"/>
-        </w:rPr>
-        <w:t xml:space="preserve"> covers every size and closes the question, so a generic 18L button never trips this.</w:t>
-      </w:r>
-    </w:p>
-    <w:p>
-      <w:pPr>
-        <w:spacing w:after="120"/>
-      </w:pPr>
-      <w:r>
-        <w:rPr>
-          <w:b w:val="0"/>
-          <w:color w:val="1A1A1A"/>
-          <w:sz w:val="21"/>
-        </w:rPr>
-        <w:t>A per-colourway (</w:t>
-      </w:r>
-      <w:r>
-        <w:rPr>
-          <w:rFonts w:ascii="Consolas" w:hAnsi="Consolas"/>
-          <w:color w:val="8A3B1E"/>
-          <w:sz w:val="21"/>
-        </w:rPr>
-        <w:t>SKU</w:t>
-      </w:r>
-      <w:r>
-        <w:rPr>
-          <w:b w:val="0"/>
-          <w:color w:val="1A1A1A"/>
-          <w:sz w:val="21"/>
-        </w:rPr>
-        <w:t xml:space="preserve">-scoped) line counts as covering its own SKU's size even when it names no </w:t>
-      </w:r>
-      <w:r>
-        <w:rPr>
-          <w:rFonts w:ascii="Consolas" w:hAnsi="Consolas"/>
-          <w:color w:val="8A3B1E"/>
-          <w:sz w:val="21"/>
-        </w:rPr>
-        <w:t>garment_size</w:t>
-      </w:r>
-      <w:r>
-        <w:rPr>
-          <w:b w:val="0"/>
-          <w:color w:val="1A1A1A"/>
-          <w:sz w:val="21"/>
-        </w:rPr>
-        <w:t xml:space="preserve"> — being that SKU's line already means that.</w:t>
-      </w:r>
-    </w:p>
-    <w:p>
-      <w:pPr>
-        <w:pStyle w:val="Heading3"/>
-        <w:spacing w:before="200"/>
-      </w:pPr>
-      <w:r>
-        <w:t>5 · size ambiguity</w:t>
-      </w:r>
-    </w:p>
-    <w:p>
-      <w:pPr>
-        <w:spacing w:after="120"/>
-      </w:pPr>
-      <w:r>
-        <w:rPr>
-          <w:rFonts w:ascii="Consolas" w:hAnsi="Consolas"/>
-          <w:color w:val="8A3B1E"/>
-          <w:sz w:val="21"/>
-        </w:rPr>
-        <w:t>ZIP 48</w:t>
-      </w:r>
-      <w:r>
-        <w:rPr>
-          <w:b w:val="0"/>
-          <w:color w:val="1A1A1A"/>
-          <w:sz w:val="21"/>
-        </w:rPr>
-        <w:t xml:space="preserve">, </w:t>
-      </w:r>
-      <w:r>
-        <w:rPr>
-          <w:rFonts w:ascii="Consolas" w:hAnsi="Consolas"/>
-          <w:color w:val="8A3B1E"/>
-          <w:sz w:val="21"/>
-        </w:rPr>
-        <w:t>ZIP 50</w:t>
-      </w:r>
-      <w:r>
-        <w:rPr>
-          <w:b w:val="0"/>
-          <w:color w:val="1A1A1A"/>
-          <w:sz w:val="21"/>
-        </w:rPr>
-        <w:t xml:space="preserve">, </w:t>
-      </w:r>
-      <w:r>
-        <w:rPr>
-          <w:rFonts w:ascii="Consolas" w:hAnsi="Consolas"/>
-          <w:color w:val="8A3B1E"/>
-          <w:sz w:val="21"/>
-        </w:rPr>
-        <w:t>ZIP 52</w:t>
-      </w:r>
-      <w:r>
-        <w:rPr>
-          <w:b w:val="0"/>
-          <w:color w:val="1A1A1A"/>
-          <w:sz w:val="21"/>
-        </w:rPr>
-        <w:t xml:space="preserve">, none of them scoped, means </w:t>
-      </w:r>
-      <w:r>
-        <w:rPr>
-          <w:b/>
-          <w:color w:val="1A1A1A"/>
-          <w:sz w:val="21"/>
-        </w:rPr>
-        <w:t>every</w:t>
-      </w:r>
-      <w:r>
-        <w:rPr>
-          <w:b w:val="0"/>
-          <w:color w:val="1A1A1A"/>
-          <w:sz w:val="21"/>
-        </w:rPr>
-        <w:t xml:space="preserve"> garment is issued all three zips. But </w:t>
-      </w:r>
-      <w:r>
-        <w:rPr>
-          <w:rFonts w:ascii="Consolas" w:hAnsi="Consolas"/>
-          <w:color w:val="8A3B1E"/>
-          <w:sz w:val="21"/>
-        </w:rPr>
-        <w:t>50</w:t>
-      </w:r>
-      <w:r>
-        <w:rPr>
-          <w:b w:val="0"/>
-          <w:color w:val="1A1A1A"/>
-          <w:sz w:val="21"/>
-        </w:rPr>
-        <w:t xml:space="preserve"> is a garment size on one client's sheet and a centimetre length on the next, and nothing in the token can tell you which — so this is </w:t>
-      </w:r>
-      <w:r>
-        <w:rPr>
-          <w:b/>
-          <w:color w:val="1A1A1A"/>
-          <w:sz w:val="21"/>
-        </w:rPr>
-        <w:t>asked</w:t>
-      </w:r>
-      <w:r>
-        <w:rPr>
-          <w:b w:val="0"/>
-          <w:color w:val="1A1A1A"/>
-          <w:sz w:val="21"/>
-        </w:rPr>
-        <w:t>, not guessed. One line per article is never ambiguous, however its size is labelled: a single 60 cm zip on every garment is exactly what an unscoped line means.</w:t>
-      </w:r>
-    </w:p>
-    <w:tbl>
-      <w:tblPr>
-        <w:tblStyle w:val="TableGrid"/>
-        <w:tblW w:type="auto" w:w="0"/>
-        <w:tblLook w:firstColumn="1" w:firstRow="1" w:lastColumn="0" w:lastRow="0" w:noHBand="0" w:noVBand="1" w:val="04A0"/>
-      </w:tblPr>
-      <w:tblGrid>
-        <w:gridCol w:w="9792"/>
-      </w:tblGrid>
-      <w:tr>
-        <w:tc>
-          <w:tcPr>
-            <w:tcW w:type="dxa" w:w="9792"/>
-            <w:shd w:val="clear" w:color="auto" w:fill="FFF6E5"/>
-          </w:tcPr>
-          <w:p>
-            <w:r/>
+                <w:sz w:val="20"/>
+              </w:rPr>
+              <w:t>tests/integration/test_garment_size_backfill.py</w:t>
+            </w:r>
             <w:r>
               <w:rPr>
                 <w:b w:val="0"/>
                 <w:color w:val="1A1A1A"/>
                 <w:sz w:val="20"/>
               </w:rPr>
-              <w:t xml:space="preserve">Both checks are pure functions in </w:t>
-            </w:r>
-            <w:r>
-              <w:rPr>
-                <w:rFonts w:ascii="Consolas" w:hAnsi="Consolas"/>
-                <w:color w:val="8A3B1E"/>
-                <w:sz w:val="20"/>
-              </w:rPr>
-              <w:t>app/core/kit_rules.py</w:t>
+              <w:t>.** It cannot be</w:t>
             </w:r>
           </w:p>
         </w:tc>
@@ -6862,55 +6416,7 @@
                 <w:color w:val="1A1A1A"/>
                 <w:sz w:val="20"/>
               </w:rPr>
-              <w:t>(</w:t>
-            </w:r>
-            <w:r>
-              <w:rPr>
-                <w:rFonts w:ascii="Consolas" w:hAnsi="Consolas"/>
-                <w:color w:val="8A3B1E"/>
-                <w:sz w:val="20"/>
-              </w:rPr>
-              <w:t>accessory_size_gaps</w:t>
-            </w:r>
-            <w:r>
-              <w:rPr>
-                <w:b w:val="0"/>
-                <w:color w:val="1A1A1A"/>
-                <w:sz w:val="20"/>
-              </w:rPr>
-              <w:t xml:space="preserve">, </w:t>
-            </w:r>
-            <w:r>
-              <w:rPr>
-                <w:rFonts w:ascii="Consolas" w:hAnsi="Consolas"/>
-                <w:color w:val="8A3B1E"/>
-                <w:sz w:val="20"/>
-              </w:rPr>
-              <w:t>accessory_size_ambiguities</w:t>
-            </w:r>
-            <w:r>
-              <w:rPr>
-                <w:b w:val="0"/>
-                <w:color w:val="1A1A1A"/>
-                <w:sz w:val="20"/>
-              </w:rPr>
-              <w:t xml:space="preserve">), and </w:t>
-            </w:r>
-            <w:r>
-              <w:rPr>
-                <w:rFonts w:ascii="Consolas" w:hAnsi="Consolas"/>
-                <w:color w:val="8A3B1E"/>
-                <w:sz w:val="20"/>
-              </w:rPr>
-              <w:t>size_matches</w:t>
-            </w:r>
-            <w:r>
-              <w:rPr>
-                <w:b w:val="0"/>
-                <w:color w:val="1A1A1A"/>
-                <w:sz w:val="20"/>
-              </w:rPr>
-              <w:t xml:space="preserve"> is the</w:t>
+              <w:t>exercised by running the chain — an alembic-built SQLite database rejects every</w:t>
             </w:r>
           </w:p>
         </w:tc>
@@ -6944,7 +6450,7 @@
                 <w:color w:val="1A1A1A"/>
                 <w:sz w:val="20"/>
               </w:rPr>
-              <w:t xml:space="preserve">single size rule the whole app shares — so </w:t>
+              <w:t xml:space="preserve">INSERT, because the baseline puts </w:t>
             </w:r>
             <w:r>
               <w:rPr>
@@ -6952,7 +6458,7 @@
                 <w:color w:val="8A3B1E"/>
                 <w:sz w:val="20"/>
               </w:rPr>
-              <w:t>52</w:t>
+              <w:t>server_default=sa.text('now()')</w:t>
             </w:r>
             <w:r>
               <w:rPr>
@@ -6960,23 +6466,7 @@
                 <w:color w:val="1A1A1A"/>
                 <w:sz w:val="20"/>
               </w:rPr>
-              <w:t xml:space="preserve"> and </w:t>
-            </w:r>
-            <w:r>
-              <w:rPr>
-                <w:rFonts w:ascii="Consolas" w:hAnsi="Consolas"/>
-                <w:color w:val="8A3B1E"/>
-                <w:sz w:val="20"/>
-              </w:rPr>
-              <w:t>L</w:t>
-            </w:r>
-            <w:r>
-              <w:rPr>
-                <w:b w:val="0"/>
-                <w:color w:val="1A1A1A"/>
-                <w:sz w:val="20"/>
-              </w:rPr>
-              <w:t xml:space="preserve"> are one garment on the</w:t>
+              <w:t xml:space="preserve"> on 138</w:t>
             </w:r>
           </w:p>
         </w:tc>
@@ -7010,7 +6500,23 @@
                 <w:color w:val="1A1A1A"/>
                 <w:sz w:val="20"/>
               </w:rPr>
-              <w:t>release screen, in the recipe filter and at the store scan alike.</w:t>
+              <w:t xml:space="preserve">timestamp columns and SQLite has no </w:t>
+            </w:r>
+            <w:r>
+              <w:rPr>
+                <w:rFonts w:ascii="Consolas" w:hAnsi="Consolas"/>
+                <w:color w:val="8A3B1E"/>
+                <w:sz w:val="20"/>
+              </w:rPr>
+              <w:t>now()</w:t>
+            </w:r>
+            <w:r>
+              <w:rPr>
+                <w:b w:val="0"/>
+                <w:color w:val="1A1A1A"/>
+                <w:sz w:val="20"/>
+              </w:rPr>
+              <w:t xml:space="preserve"> — so inline it would have executed</w:t>
             </w:r>
           </w:p>
         </w:tc>
@@ -7040,1086 +6546,11 @@
             <w:r/>
             <w:r>
               <w:rPr>
-                <w:b/>
-                <w:color w:val="1A1A1A"/>
-                <w:sz w:val="20"/>
-              </w:rPr>
-              <w:t>A missing LINING line is a warning, not a blocker.</w:t>
-            </w:r>
-            <w:r>
-              <w:rPr>
                 <w:b w:val="0"/>
                 <w:color w:val="1A1A1A"/>
                 <w:sz w:val="20"/>
               </w:rPr>
-              <w:t xml:space="preserve"> Lining consumption is optional on the cut path, so requiring it here would contradict the ledger rule downstream.</w:t>
-            </w:r>
-          </w:p>
-        </w:tc>
-      </w:tr>
-    </w:tbl>
-    <w:p>
-      <w:pPr>
-        <w:spacing w:after="0"/>
-      </w:pPr>
-    </w:p>
-    <w:p>
-      <w:pPr>
-        <w:pStyle w:val="Heading2"/>
-        <w:spacing w:before="280"/>
-      </w:pPr>
-      <w:r>
-        <w:t>The requirement view — the screen that should stop an order</w:t>
-      </w:r>
-    </w:p>
-    <w:p>
-      <w:pPr>
-        <w:spacing w:after="120"/>
-      </w:pPr>
-      <w:r>
-        <w:rPr>
-          <w:rFonts w:ascii="Consolas" w:hAnsi="Consolas"/>
-          <w:color w:val="8A3B1E"/>
-          <w:sz w:val="21"/>
-        </w:rPr>
-        <w:t>GET /styles/{id}/material-spec/requirement</w:t>
-      </w:r>
-      <w:r>
-        <w:rPr>
-          <w:b w:val="0"/>
-          <w:color w:val="1A1A1A"/>
-          <w:sz w:val="21"/>
-        </w:rPr>
-        <w:t xml:space="preserve"> multiplies ordered quantity by per-piece consumption and compares it with what is on the shelf, line by line.</w:t>
-      </w:r>
-    </w:p>
-    <w:p>
-      <w:pPr>
-        <w:spacing w:after="120"/>
-      </w:pPr>
-      <w:r>
-        <w:rPr>
-          <w:b/>
-          <w:color w:val="1A1A1A"/>
-          <w:sz w:val="21"/>
-        </w:rPr>
-        <w:t>Read it before release.</w:t>
-      </w:r>
-      <w:r>
-        <w:rPr>
-          <w:b w:val="0"/>
-          <w:color w:val="1A1A1A"/>
-          <w:sz w:val="21"/>
-        </w:rPr>
-        <w:t xml:space="preserve"> After release the garments exist, and a shortfall is a stoppage instead of a purchase order. </w:t>
-      </w:r>
-      <w:r>
-        <w:rPr>
-          <w:rFonts w:ascii="Consolas" w:hAnsi="Consolas"/>
-          <w:color w:val="8A3B1E"/>
-          <w:sz w:val="21"/>
-        </w:rPr>
-        <w:t>short_by</w:t>
-      </w:r>
-      <w:r>
-        <w:rPr>
-          <w:b w:val="0"/>
-          <w:color w:val="1A1A1A"/>
-          <w:sz w:val="21"/>
-        </w:rPr>
-        <w:t xml:space="preserve"> and </w:t>
-      </w:r>
-      <w:r>
-        <w:rPr>
-          <w:rFonts w:ascii="Consolas" w:hAnsi="Consolas"/>
-          <w:color w:val="8A3B1E"/>
-          <w:sz w:val="21"/>
-        </w:rPr>
-        <w:t>suggested_supplier</w:t>
-      </w:r>
-      <w:r>
-        <w:rPr>
-          <w:b w:val="0"/>
-          <w:color w:val="1A1A1A"/>
-          <w:sz w:val="21"/>
-        </w:rPr>
-        <w:t xml:space="preserve"> feed straight into </w:t>
-      </w:r>
-      <w:r>
-        <w:rPr>
-          <w:rFonts w:ascii="Consolas" w:hAnsi="Consolas"/>
-          <w:color w:val="8A3B1E"/>
-          <w:sz w:val="21"/>
-        </w:rPr>
-        <w:t>POST /suppliers/orders</w:t>
-      </w:r>
-      <w:r>
-        <w:rPr>
-          <w:b w:val="0"/>
-          <w:color w:val="1A1A1A"/>
-          <w:sz w:val="21"/>
-        </w:rPr>
-        <w:t>.</w:t>
-      </w:r>
-    </w:p>
-    <w:p>
-      <w:pPr>
-        <w:spacing w:after="120"/>
-      </w:pPr>
-      <w:r>
-        <w:rPr>
-          <w:rFonts w:ascii="Consolas" w:hAnsi="Consolas"/>
-          <w:color w:val="8A3B1E"/>
-          <w:sz w:val="21"/>
-        </w:rPr>
-        <w:t>pieces</w:t>
-      </w:r>
-      <w:r>
-        <w:rPr>
-          <w:b w:val="0"/>
-          <w:color w:val="1A1A1A"/>
-          <w:sz w:val="21"/>
-        </w:rPr>
-        <w:t xml:space="preserve"> is scoped per line, which is what makes the numbers right:</w:t>
-      </w:r>
-    </w:p>
-    <w:p>
-      <w:pPr>
-        <w:pStyle w:val="ListBullet"/>
-        <w:spacing w:after="40"/>
-      </w:pPr>
-      <w:r>
-        <w:rPr>
-          <w:b w:val="0"/>
-          <w:color w:val="1A1A1A"/>
-          <w:sz w:val="21"/>
-        </w:rPr>
-        <w:t xml:space="preserve">a </w:t>
-      </w:r>
-      <w:r>
-        <w:rPr>
-          <w:b/>
-          <w:color w:val="1A1A1A"/>
-          <w:sz w:val="21"/>
-        </w:rPr>
-        <w:t>style-wide</w:t>
-      </w:r>
-      <w:r>
-        <w:rPr>
-          <w:b w:val="0"/>
-          <w:color w:val="1A1A1A"/>
-          <w:sz w:val="21"/>
-        </w:rPr>
-        <w:t xml:space="preserve"> line is needed by every ordered garment, </w:t>
-      </w:r>
-      <w:r>
-        <w:rPr>
-          <w:b/>
-          <w:color w:val="1A1A1A"/>
-          <w:sz w:val="21"/>
-        </w:rPr>
-        <w:t>minus</w:t>
-      </w:r>
-      <w:r>
-        <w:rPr>
-          <w:b w:val="0"/>
-          <w:color w:val="1A1A1A"/>
-          <w:sz w:val="21"/>
-        </w:rPr>
-        <w:t xml:space="preserve"> those SKUs that have their own override — so the same garment is never counted against two lines for the same material;</w:t>
-      </w:r>
-    </w:p>
-    <w:p>
-      <w:pPr>
-        <w:pStyle w:val="ListBullet"/>
-        <w:spacing w:after="40"/>
-      </w:pPr>
-      <w:r>
-        <w:rPr>
-          <w:b w:val="0"/>
-          <w:color w:val="1A1A1A"/>
-          <w:sz w:val="21"/>
-        </w:rPr>
-        <w:t xml:space="preserve">a </w:t>
-      </w:r>
-      <w:r>
-        <w:rPr>
-          <w:b/>
-          <w:color w:val="1A1A1A"/>
-          <w:sz w:val="21"/>
-        </w:rPr>
-        <w:t>sized</w:t>
-      </w:r>
-      <w:r>
-        <w:rPr>
-          <w:b w:val="0"/>
-          <w:color w:val="1A1A1A"/>
-          <w:sz w:val="21"/>
-        </w:rPr>
-        <w:t xml:space="preserve"> line reaches only garments of that size. Without this, a style with three sized zip lines ordered three zips per garment instead of one, and the requirement is what a purchase is raised from.</w:t>
-      </w:r>
-    </w:p>
-    <w:p>
-      <w:pPr>
-        <w:pStyle w:val="Heading2"/>
-        <w:spacing w:before="280"/>
-      </w:pPr>
-      <w:r>
-        <w:t>The recipe freezes at release — and the escape hatch</w:t>
-      </w:r>
-    </w:p>
-    <w:p>
-      <w:pPr>
-        <w:spacing w:after="120"/>
-      </w:pPr>
-      <w:r>
-        <w:rPr>
-          <w:b w:val="0"/>
-          <w:color w:val="1A1A1A"/>
-          <w:sz w:val="21"/>
-        </w:rPr>
-        <w:t>Once a style is RELEASED, its leather and lining lines cannot be edited: its garments carry printed barcodes and the recipe is already being spent against them. Accessories stay correctable.</w:t>
-      </w:r>
-    </w:p>
-    <w:p>
-      <w:pPr>
-        <w:spacing w:after="120"/>
-      </w:pPr>
-      <w:r>
-        <w:rPr>
-          <w:b w:val="0"/>
-          <w:color w:val="1A1A1A"/>
-          <w:sz w:val="21"/>
-        </w:rPr>
-        <w:t xml:space="preserve">To record something that actually went into a released garment, use </w:t>
-      </w:r>
-      <w:r>
-        <w:rPr>
-          <w:b/>
-          <w:color w:val="1A1A1A"/>
-          <w:sz w:val="21"/>
-        </w:rPr>
-        <w:t>`POST /materials/issues`</w:t>
-      </w:r>
-      <w:r>
-        <w:rPr>
-          <w:b w:val="0"/>
-          <w:color w:val="1A1A1A"/>
-          <w:sz w:val="21"/>
-        </w:rPr>
-        <w:t>:</w:t>
-      </w:r>
-    </w:p>
-    <w:tbl>
-      <w:tblPr>
-        <w:tblStyle w:val="TableGrid"/>
-        <w:tblW w:type="auto" w:w="0"/>
-        <w:tblLook w:firstColumn="1" w:firstRow="1" w:lastColumn="0" w:lastRow="0" w:noHBand="0" w:noVBand="1" w:val="04A0"/>
-      </w:tblPr>
-      <w:tblGrid>
-        <w:gridCol w:w="9792"/>
-      </w:tblGrid>
-      <w:tr>
-        <w:tc>
-          <w:tcPr>
-            <w:tcW w:type="dxa" w:w="9792"/>
-            <w:shd w:val="clear" w:color="auto" w:fill="F4F4F4"/>
-          </w:tcPr>
-          <w:p>
-            <w:pPr>
-              <w:spacing w:after="0" w:line="240" w:lineRule="auto"/>
-            </w:pPr>
-            <w:r/>
-            <w:r>
-              <w:rPr>
-                <w:rFonts w:ascii="Consolas" w:hAnsi="Consolas"/>
-                <w:sz w:val="17"/>
-              </w:rPr>
-              <w:t>{ "piece_barcode": "PC-23456A", "lot_barcode": "LOT-ACC-000205",</w:t>
-            </w:r>
-          </w:p>
-          <w:p>
-            <w:pPr>
-              <w:spacing w:after="0" w:line="240" w:lineRule="auto"/>
-            </w:pPr>
-            <w:r>
-              <w:rPr>
-                <w:rFonts w:ascii="Consolas" w:hAnsi="Consolas"/>
-                <w:sz w:val="17"/>
-              </w:rPr>
-              <w:t xml:space="preserve">  "qty": 2, "employee_barcode": "EMP-000123", "note": "wrong button swapped" }</w:t>
-            </w:r>
-          </w:p>
-        </w:tc>
-      </w:tr>
-    </w:tbl>
-    <w:p>
-      <w:pPr>
-        <w:spacing w:after="0"/>
-      </w:pPr>
-    </w:p>
-    <w:p>
-      <w:pPr>
-        <w:pStyle w:val="ListBullet"/>
-        <w:spacing w:after="40"/>
-      </w:pPr>
-      <w:r>
-        <w:rPr>
-          <w:b w:val="0"/>
-          <w:color w:val="1A1A1A"/>
-          <w:sz w:val="21"/>
-        </w:rPr>
-        <w:t xml:space="preserve">It </w:t>
-      </w:r>
-      <w:r>
-        <w:rPr>
-          <w:b/>
-          <w:color w:val="1A1A1A"/>
-          <w:sz w:val="21"/>
-        </w:rPr>
-        <w:t>spends stock</w:t>
-      </w:r>
-      <w:r>
-        <w:rPr>
-          <w:b w:val="0"/>
-          <w:color w:val="1A1A1A"/>
-          <w:sz w:val="21"/>
-        </w:rPr>
-        <w:t xml:space="preserve"> and writes a ledger row.</w:t>
-      </w:r>
-    </w:p>
-    <w:p>
-      <w:pPr>
-        <w:pStyle w:val="ListBullet"/>
-        <w:spacing w:after="40"/>
-      </w:pPr>
-      <w:r>
-        <w:rPr>
-          <w:b w:val="0"/>
-          <w:color w:val="1A1A1A"/>
-          <w:sz w:val="21"/>
-        </w:rPr>
-        <w:t xml:space="preserve">It is </w:t>
-      </w:r>
-      <w:r>
-        <w:rPr>
-          <w:b/>
-          <w:color w:val="1A1A1A"/>
-          <w:sz w:val="21"/>
-        </w:rPr>
-        <w:t>repeatable on purpose</w:t>
-      </w:r>
-      <w:r>
-        <w:rPr>
-          <w:b w:val="0"/>
-          <w:color w:val="1A1A1A"/>
-          <w:sz w:val="21"/>
-        </w:rPr>
-        <w:t>: three corrections on one garment are three real events.</w:t>
-      </w:r>
-    </w:p>
-    <w:p>
-      <w:pPr>
-        <w:pStyle w:val="ListBullet"/>
-        <w:spacing w:after="40"/>
-      </w:pPr>
-      <w:r>
-        <w:rPr>
-          <w:b w:val="0"/>
-          <w:color w:val="1A1A1A"/>
-          <w:sz w:val="21"/>
-        </w:rPr>
-        <w:t>It never makes the kit checklist think a spec line was satisfied.</w:t>
-      </w:r>
-    </w:p>
-    <w:p>
-      <w:pPr>
-        <w:pStyle w:val="ListBullet"/>
-        <w:spacing w:after="40"/>
-      </w:pPr>
-      <w:r>
-        <w:rPr>
-          <w:b w:val="0"/>
-          <w:color w:val="1A1A1A"/>
-          <w:sz w:val="21"/>
-        </w:rPr>
-        <w:t xml:space="preserve">Send </w:t>
-      </w:r>
-      <w:r>
-        <w:rPr>
-          <w:rFonts w:ascii="Consolas" w:hAnsi="Consolas"/>
-          <w:color w:val="8A3B1E"/>
-          <w:sz w:val="21"/>
-        </w:rPr>
-        <w:t>piece_barcode</w:t>
-      </w:r>
-      <w:r>
-        <w:rPr>
-          <w:b w:val="0"/>
-          <w:color w:val="1A1A1A"/>
-          <w:sz w:val="21"/>
-        </w:rPr>
-        <w:t xml:space="preserve"> </w:t>
-      </w:r>
-      <w:r>
-        <w:rPr>
-          <w:b/>
-          <w:color w:val="1A1A1A"/>
-          <w:sz w:val="21"/>
-        </w:rPr>
-        <w:t>or</w:t>
-      </w:r>
-      <w:r>
-        <w:rPr>
-          <w:b w:val="0"/>
-          <w:color w:val="1A1A1A"/>
-          <w:sz w:val="21"/>
-        </w:rPr>
-        <w:t xml:space="preserve"> </w:t>
-      </w:r>
-      <w:r>
-        <w:rPr>
-          <w:rFonts w:ascii="Consolas" w:hAnsi="Consolas"/>
-          <w:color w:val="8A3B1E"/>
-          <w:sz w:val="21"/>
-        </w:rPr>
-        <w:t>piece_id</w:t>
-      </w:r>
-      <w:r>
-        <w:rPr>
-          <w:b w:val="0"/>
-          <w:color w:val="1A1A1A"/>
-          <w:sz w:val="21"/>
-        </w:rPr>
-        <w:t xml:space="preserve">, and </w:t>
-      </w:r>
-      <w:r>
-        <w:rPr>
-          <w:rFonts w:ascii="Consolas" w:hAnsi="Consolas"/>
-          <w:color w:val="8A3B1E"/>
-          <w:sz w:val="21"/>
-        </w:rPr>
-        <w:t>lot_barcode</w:t>
-      </w:r>
-      <w:r>
-        <w:rPr>
-          <w:b w:val="0"/>
-          <w:color w:val="1A1A1A"/>
-          <w:sz w:val="21"/>
-        </w:rPr>
-        <w:t xml:space="preserve"> </w:t>
-      </w:r>
-      <w:r>
-        <w:rPr>
-          <w:b/>
-          <w:color w:val="1A1A1A"/>
-          <w:sz w:val="21"/>
-        </w:rPr>
-        <w:t>or</w:t>
-      </w:r>
-      <w:r>
-        <w:rPr>
-          <w:b w:val="0"/>
-          <w:color w:val="1A1A1A"/>
-          <w:sz w:val="21"/>
-        </w:rPr>
-        <w:t xml:space="preserve"> </w:t>
-      </w:r>
-      <w:r>
-        <w:rPr>
-          <w:rFonts w:ascii="Consolas" w:hAnsi="Consolas"/>
-          <w:color w:val="8A3B1E"/>
-          <w:sz w:val="21"/>
-        </w:rPr>
-        <w:t>material_lot_id</w:t>
-      </w:r>
-      <w:r>
-        <w:rPr>
-          <w:b w:val="0"/>
-          <w:color w:val="1A1A1A"/>
-          <w:sz w:val="21"/>
-        </w:rPr>
-        <w:t xml:space="preserve"> — one of each (</w:t>
-      </w:r>
-      <w:r>
-        <w:rPr>
-          <w:b/>
-          <w:color w:val="1A1A1A"/>
-          <w:sz w:val="21"/>
-        </w:rPr>
-        <w:t>422</w:t>
-      </w:r>
-      <w:r>
-        <w:rPr>
-          <w:b w:val="0"/>
-          <w:color w:val="1A1A1A"/>
-          <w:sz w:val="21"/>
-        </w:rPr>
-        <w:t xml:space="preserve"> otherwise). The worker is optional here, unlike the production and store doors.</w:t>
-      </w:r>
-    </w:p>
-    <w:p>
-      <w:pPr>
-        <w:pStyle w:val="ListBullet"/>
-        <w:spacing w:after="40"/>
-      </w:pPr>
-      <w:r>
-        <w:rPr>
-          <w:b w:val="0"/>
-          <w:color w:val="1A1A1A"/>
-          <w:sz w:val="21"/>
-        </w:rPr>
-        <w:t xml:space="preserve">Store Manager can call it, as well as DM and MD: the correction is made </w:t>
-      </w:r>
-      <w:r>
-        <w:rPr>
-          <w:b/>
-          <w:color w:val="1A1A1A"/>
-          <w:sz w:val="21"/>
-        </w:rPr>
-        <w:t>at the store</w:t>
-      </w:r>
-      <w:r>
-        <w:rPr>
-          <w:b w:val="0"/>
-          <w:color w:val="1A1A1A"/>
-          <w:sz w:val="21"/>
-        </w:rPr>
-        <w:t>, and waiting for a DM to record a swapped button is how the correction stops being made at all.</w:t>
-      </w:r>
-    </w:p>
-    <w:p>
-      <w:pPr>
-        <w:pStyle w:val="Heading2"/>
-        <w:spacing w:before="280"/>
-      </w:pPr>
-      <w:r>
-        <w:t>Copying a recipe</w:t>
-      </w:r>
-    </w:p>
-    <w:p>
-      <w:pPr>
-        <w:spacing w:after="120"/>
-      </w:pPr>
-      <w:r>
-        <w:rPr>
-          <w:rFonts w:ascii="Consolas" w:hAnsi="Consolas"/>
-          <w:color w:val="8A3B1E"/>
-          <w:sz w:val="21"/>
-        </w:rPr>
-        <w:t>POST /styles/{id}/material-spec/copy-from</w:t>
-      </w:r>
-      <w:r>
-        <w:rPr>
-          <w:b w:val="0"/>
-          <w:color w:val="1A1A1A"/>
-          <w:sz w:val="21"/>
-        </w:rPr>
-        <w:t xml:space="preserve"> seeds this style's recipe from another. A leather factory repeats styles season after season.</w:t>
-      </w:r>
-    </w:p>
-    <w:p>
-      <w:pPr>
-        <w:spacing w:after="120"/>
-      </w:pPr>
-      <w:r>
-        <w:rPr>
-          <w:b w:val="0"/>
-          <w:color w:val="1A1A1A"/>
-          <w:sz w:val="21"/>
-        </w:rPr>
-        <w:t xml:space="preserve">SKU overrides copy </w:t>
-      </w:r>
-      <w:r>
-        <w:rPr>
-          <w:b/>
-          <w:color w:val="1A1A1A"/>
-          <w:sz w:val="21"/>
-        </w:rPr>
-        <w:t>only where the colourways match</w:t>
-      </w:r>
-      <w:r>
-        <w:rPr>
-          <w:b w:val="0"/>
-          <w:color w:val="1A1A1A"/>
-          <w:sz w:val="21"/>
-        </w:rPr>
-        <w:t xml:space="preserve"> on (colour code, size). Two styles rarely share SKU ids, and copying an override onto the wrong colourway would silently issue the wrong colour button — so unmatched overrides are </w:t>
-      </w:r>
-      <w:r>
-        <w:rPr>
-          <w:b/>
-          <w:color w:val="1A1A1A"/>
-          <w:sz w:val="21"/>
-        </w:rPr>
-        <w:t>reported</w:t>
-      </w:r>
-      <w:r>
-        <w:rPr>
-          <w:b w:val="0"/>
-          <w:color w:val="1A1A1A"/>
-          <w:sz w:val="21"/>
-        </w:rPr>
-        <w:t xml:space="preserve"> in </w:t>
-      </w:r>
-      <w:r>
-        <w:rPr>
-          <w:rFonts w:ascii="Consolas" w:hAnsi="Consolas"/>
-          <w:color w:val="8A3B1E"/>
-          <w:sz w:val="21"/>
-        </w:rPr>
-        <w:t>skipped_detail</w:t>
-      </w:r>
-      <w:r>
-        <w:rPr>
-          <w:b w:val="0"/>
-          <w:color w:val="1A1A1A"/>
-          <w:sz w:val="21"/>
-        </w:rPr>
-        <w:t>, never guessed at.</w:t>
-      </w:r>
-    </w:p>
-    <w:p>
-      <w:pPr>
-        <w:spacing w:after="120"/>
-      </w:pPr>
-      <w:r>
-        <w:rPr>
-          <w:b/>
-          <w:color w:val="1A1A1A"/>
-          <w:sz w:val="21"/>
-        </w:rPr>
-        <w:t>The copy does not confirm.</w:t>
-      </w:r>
-      <w:r>
-        <w:rPr>
-          <w:b w:val="0"/>
-          <w:color w:val="1A1A1A"/>
-          <w:sz w:val="21"/>
-        </w:rPr>
-        <w:t xml:space="preserve"> Somebody still has to look at the numbers for this style.</w:t>
-      </w:r>
-    </w:p>
-    <w:p>
-      <w:pPr>
-        <w:spacing w:after="40"/>
-        <w:pBdr>
-          <w:bottom w:val="single" w:sz="6" w:color="CCCCCC"/>
-        </w:pBdr>
-      </w:pPr>
-    </w:p>
-    <w:p>
-      <w:r>
-        <w:br w:type="page"/>
-      </w:r>
-    </w:p>
-    <w:p>
-      <w:pPr>
-        <w:pStyle w:val="Heading1"/>
-      </w:pPr>
-      <w:r>
-        <w:t>6. Who can call what</w:t>
-      </w:r>
-    </w:p>
-    <w:tbl>
-      <w:tblPr>
-        <w:tblStyle w:val="TableGrid"/>
-        <w:tblW w:type="auto" w:w="0"/>
-        <w:tblLayout w:type="autofit"/>
-        <w:tblLook w:firstColumn="1" w:firstRow="1" w:lastColumn="0" w:lastRow="0" w:noHBand="0" w:noVBand="1" w:val="04A0"/>
-      </w:tblPr>
-      <w:tblGrid>
-        <w:gridCol w:w="3264"/>
-        <w:gridCol w:w="3264"/>
-        <w:gridCol w:w="3264"/>
-      </w:tblGrid>
-      <w:tr>
-        <w:trPr>
-          <w:tblHeader w:val="true"/>
-        </w:trPr>
-        <w:tc>
-          <w:tcPr>
-            <w:tcW w:type="dxa" w:w="3264"/>
-            <w:shd w:val="clear" w:color="auto" w:fill="EDE7E2"/>
-          </w:tcPr>
-          <w:p>
-            <w:r/>
-            <w:r>
-              <w:rPr>
-                <w:b/>
-                <w:color w:val="1A1A1A"/>
-                <w:sz w:val="18"/>
-              </w:rPr>
-              <w:t>Group</w:t>
-            </w:r>
-          </w:p>
-        </w:tc>
-        <w:tc>
-          <w:tcPr>
-            <w:tcW w:type="dxa" w:w="3264"/>
-            <w:shd w:val="clear" w:color="auto" w:fill="EDE7E2"/>
-          </w:tcPr>
-          <w:p>
-            <w:r/>
-            <w:r>
-              <w:rPr>
-                <w:b/>
-                <w:color w:val="1A1A1A"/>
-                <w:sz w:val="18"/>
-              </w:rPr>
-              <w:t>Roles</w:t>
-            </w:r>
-          </w:p>
-        </w:tc>
-        <w:tc>
-          <w:tcPr>
-            <w:tcW w:type="dxa" w:w="3264"/>
-            <w:shd w:val="clear" w:color="auto" w:fill="EDE7E2"/>
-          </w:tcPr>
-          <w:p>
-            <w:r/>
-            <w:r>
-              <w:rPr>
-                <w:b/>
-                <w:color w:val="1A1A1A"/>
-                <w:sz w:val="18"/>
-              </w:rPr>
-              <w:t>Can</w:t>
-            </w:r>
-          </w:p>
-        </w:tc>
-      </w:tr>
-      <w:tr>
-        <w:tc>
-          <w:tcPr>
-            <w:tcW w:type="dxa" w:w="3264"/>
-          </w:tcPr>
-          <w:p>
-            <w:pPr>
-              <w:spacing w:after="20"/>
-            </w:pPr>
-            <w:r/>
-            <w:r>
-              <w:rPr>
-                <w:b w:val="0"/>
-                <w:color w:val="1A1A1A"/>
-                <w:sz w:val="18"/>
-              </w:rPr>
-              <w:t>Lot writers</w:t>
-            </w:r>
-          </w:p>
-        </w:tc>
-        <w:tc>
-          <w:tcPr>
-            <w:tcW w:type="dxa" w:w="3264"/>
-          </w:tcPr>
-          <w:p>
-            <w:pPr>
-              <w:spacing w:after="20"/>
-            </w:pPr>
-            <w:r/>
-            <w:r>
-              <w:rPr>
-                <w:b w:val="0"/>
-                <w:color w:val="1A1A1A"/>
-                <w:sz w:val="18"/>
-              </w:rPr>
-              <w:t xml:space="preserve">DM, MD, Cutting Mgr, Lining Mgr, </w:t>
-            </w:r>
-            <w:r>
-              <w:rPr>
-                <w:b/>
-                <w:color w:val="1A1A1A"/>
-                <w:sz w:val="18"/>
-              </w:rPr>
-              <w:t>HR</w:t>
-            </w:r>
-          </w:p>
-        </w:tc>
-        <w:tc>
-          <w:tcPr>
-            <w:tcW w:type="dxa" w:w="3264"/>
-          </w:tcPr>
-          <w:p>
-            <w:pPr>
-              <w:spacing w:after="20"/>
-            </w:pPr>
-            <w:r/>
-            <w:r>
-              <w:rPr>
-                <w:b w:val="0"/>
-                <w:color w:val="1A1A1A"/>
-                <w:sz w:val="18"/>
-              </w:rPr>
-              <w:t>create/edit lots, hides, arrivals</w:t>
-            </w:r>
-          </w:p>
-        </w:tc>
-      </w:tr>
-      <w:tr>
-        <w:tc>
-          <w:tcPr>
-            <w:tcW w:type="dxa" w:w="3264"/>
-          </w:tcPr>
-          <w:p>
-            <w:pPr>
-              <w:spacing w:after="20"/>
-            </w:pPr>
-            <w:r/>
-            <w:r>
-              <w:rPr>
-                <w:b w:val="0"/>
-                <w:color w:val="1A1A1A"/>
-                <w:sz w:val="18"/>
-              </w:rPr>
-              <w:t>Stock readers</w:t>
-            </w:r>
-          </w:p>
-        </w:tc>
-        <w:tc>
-          <w:tcPr>
-            <w:tcW w:type="dxa" w:w="3264"/>
-          </w:tcPr>
-          <w:p>
-            <w:pPr>
-              <w:spacing w:after="20"/>
-            </w:pPr>
-            <w:r/>
-            <w:r>
-              <w:rPr>
-                <w:b w:val="0"/>
-                <w:color w:val="1A1A1A"/>
-                <w:sz w:val="18"/>
-              </w:rPr>
-              <w:t>+ Stitching Mgr, Store Mgr, Security</w:t>
-            </w:r>
-          </w:p>
-        </w:tc>
-        <w:tc>
-          <w:tcPr>
-            <w:tcW w:type="dxa" w:w="3264"/>
-          </w:tcPr>
-          <w:p>
-            <w:pPr>
-              <w:spacing w:after="20"/>
-            </w:pPr>
-            <w:r/>
-            <w:r>
-              <w:rPr>
-                <w:b w:val="0"/>
-                <w:color w:val="1A1A1A"/>
-                <w:sz w:val="18"/>
-              </w:rPr>
-              <w:t>every read, including the recipe</w:t>
-            </w:r>
-          </w:p>
-        </w:tc>
-      </w:tr>
-      <w:tr>
-        <w:tc>
-          <w:tcPr>
-            <w:tcW w:type="dxa" w:w="3264"/>
-          </w:tcPr>
-          <w:p>
-            <w:pPr>
-              <w:spacing w:after="20"/>
-            </w:pPr>
-            <w:r/>
-            <w:r>
-              <w:rPr>
-                <w:b w:val="0"/>
-                <w:color w:val="1A1A1A"/>
-                <w:sz w:val="18"/>
-              </w:rPr>
-              <w:t>Receivers</w:t>
-            </w:r>
-          </w:p>
-        </w:tc>
-        <w:tc>
-          <w:tcPr>
-            <w:tcW w:type="dxa" w:w="3264"/>
-          </w:tcPr>
-          <w:p>
-            <w:pPr>
-              <w:spacing w:after="20"/>
-            </w:pPr>
-            <w:r/>
-            <w:r>
-              <w:rPr>
-                <w:b w:val="0"/>
-                <w:color w:val="1A1A1A"/>
-                <w:sz w:val="18"/>
-              </w:rPr>
-              <w:t>DM, MD, HR</w:t>
-            </w:r>
-          </w:p>
-        </w:tc>
-        <w:tc>
-          <w:tcPr>
-            <w:tcW w:type="dxa" w:w="3264"/>
-          </w:tcPr>
-          <w:p>
-            <w:pPr>
-              <w:spacing w:after="20"/>
-            </w:pPr>
-            <w:r/>
-            <w:r>
-              <w:rPr>
-                <w:rFonts w:ascii="Consolas" w:hAnsi="Consolas"/>
-                <w:color w:val="8A3B1E"/>
-                <w:sz w:val="18"/>
-              </w:rPr>
-              <w:t>receive</w:t>
-            </w:r>
-            <w:r>
-              <w:rPr>
-                <w:b w:val="0"/>
-                <w:color w:val="1A1A1A"/>
-                <w:sz w:val="18"/>
-              </w:rPr>
-              <w:t xml:space="preserve">, </w:t>
-            </w:r>
-            <w:r>
-              <w:rPr>
-                <w:rFonts w:ascii="Consolas" w:hAnsi="Consolas"/>
-                <w:color w:val="8A3B1E"/>
-                <w:sz w:val="18"/>
-              </w:rPr>
-              <w:t>adjust</w:t>
-            </w:r>
-            <w:r>
-              <w:rPr>
-                <w:b w:val="0"/>
-                <w:color w:val="1A1A1A"/>
-                <w:sz w:val="18"/>
-              </w:rPr>
-              <w:t>, retire a lot, void an arrival</w:t>
-            </w:r>
-          </w:p>
-        </w:tc>
-      </w:tr>
-      <w:tr>
-        <w:tc>
-          <w:tcPr>
-            <w:tcW w:type="dxa" w:w="3264"/>
-          </w:tcPr>
-          <w:p>
-            <w:pPr>
-              <w:spacing w:after="20"/>
-            </w:pPr>
-            <w:r/>
-            <w:r>
-              <w:rPr>
-                <w:b w:val="0"/>
-                <w:color w:val="1A1A1A"/>
-                <w:sz w:val="18"/>
-              </w:rPr>
-              <w:t>DM only (+MD)</w:t>
-            </w:r>
-          </w:p>
-        </w:tc>
-        <w:tc>
-          <w:tcPr>
-            <w:tcW w:type="dxa" w:w="3264"/>
-          </w:tcPr>
-          <w:p>
-            <w:pPr>
-              <w:spacing w:after="20"/>
-            </w:pPr>
-            <w:r/>
-          </w:p>
-        </w:tc>
-        <w:tc>
-          <w:tcPr>
-            <w:tcW w:type="dxa" w:w="3264"/>
-          </w:tcPr>
-          <w:p>
-            <w:pPr>
-              <w:spacing w:after="20"/>
-            </w:pPr>
-            <w:r/>
-            <w:r>
-              <w:rPr>
-                <w:b w:val="0"/>
-                <w:color w:val="1A1A1A"/>
-                <w:sz w:val="18"/>
-              </w:rPr>
-              <w:t xml:space="preserve">supplier orders, all recipe </w:t>
-            </w:r>
-            <w:r>
-              <w:rPr>
-                <w:b/>
-                <w:color w:val="1A1A1A"/>
-                <w:sz w:val="18"/>
-              </w:rPr>
-              <w:t>writes</w:t>
-            </w:r>
-          </w:p>
-        </w:tc>
-      </w:tr>
-      <w:tr>
-        <w:tc>
-          <w:tcPr>
-            <w:tcW w:type="dxa" w:w="3264"/>
-          </w:tcPr>
-          <w:p>
-            <w:pPr>
-              <w:spacing w:after="20"/>
-            </w:pPr>
-            <w:r/>
-            <w:r>
-              <w:rPr>
-                <w:b w:val="0"/>
-                <w:color w:val="1A1A1A"/>
-                <w:sz w:val="18"/>
-              </w:rPr>
-              <w:t>Issuers</w:t>
-            </w:r>
-          </w:p>
-        </w:tc>
-        <w:tc>
-          <w:tcPr>
-            <w:tcW w:type="dxa" w:w="3264"/>
-          </w:tcPr>
-          <w:p>
-            <w:pPr>
-              <w:spacing w:after="20"/>
-            </w:pPr>
-            <w:r/>
-            <w:r>
-              <w:rPr>
-                <w:b w:val="0"/>
-                <w:color w:val="1A1A1A"/>
-                <w:sz w:val="18"/>
-              </w:rPr>
-              <w:t xml:space="preserve">DM, MD, </w:t>
-            </w:r>
-            <w:r>
-              <w:rPr>
-                <w:b/>
-                <w:color w:val="1A1A1A"/>
-                <w:sz w:val="18"/>
-              </w:rPr>
-              <w:t>Store Manager</w:t>
-            </w:r>
-          </w:p>
-        </w:tc>
-        <w:tc>
-          <w:tcPr>
-            <w:tcW w:type="dxa" w:w="3264"/>
-          </w:tcPr>
-          <w:p>
-            <w:pPr>
-              <w:spacing w:after="20"/>
-            </w:pPr>
-            <w:r/>
-            <w:r>
-              <w:rPr>
-                <w:rFonts w:ascii="Consolas" w:hAnsi="Consolas"/>
-                <w:color w:val="8A3B1E"/>
-                <w:sz w:val="18"/>
-              </w:rPr>
-              <w:t>POST /materials/issues</w:t>
+              <w:t>for the very first time on production. A one-way UPDATE over live recipe rows is</w:t>
             </w:r>
           </w:p>
         </w:tc>
@@ -8149,6 +6580,2560 @@
             <w:r/>
             <w:r>
               <w:rPr>
+                <w:b w:val="0"/>
+                <w:color w:val="1A1A1A"/>
+                <w:sz w:val="20"/>
+              </w:rPr>
+              <w:t>the last place to find out the predicate was wrong, because afterwards a cleared</w:t>
+            </w:r>
+          </w:p>
+        </w:tc>
+      </w:tr>
+    </w:tbl>
+    <w:p>
+      <w:pPr>
+        <w:spacing w:after="0"/>
+      </w:pPr>
+    </w:p>
+    <w:tbl>
+      <w:tblPr>
+        <w:tblStyle w:val="TableGrid"/>
+        <w:tblW w:type="auto" w:w="0"/>
+        <w:tblLook w:firstColumn="1" w:firstRow="1" w:lastColumn="0" w:lastRow="0" w:noHBand="0" w:noVBand="1" w:val="04A0"/>
+      </w:tblPr>
+      <w:tblGrid>
+        <w:gridCol w:w="9792"/>
+      </w:tblGrid>
+      <w:tr>
+        <w:tc>
+          <w:tcPr>
+            <w:tcW w:type="dxa" w:w="9792"/>
+            <w:shd w:val="clear" w:color="auto" w:fill="FFF6E5"/>
+          </w:tcPr>
+          <w:p>
+            <w:r/>
+            <w:r>
+              <w:rPr>
+                <w:b w:val="0"/>
+                <w:color w:val="1A1A1A"/>
+                <w:sz w:val="20"/>
+              </w:rPr>
+              <w:t>line and a line somebody deliberately left unscoped are the same row.</w:t>
+            </w:r>
+          </w:p>
+        </w:tc>
+      </w:tr>
+    </w:tbl>
+    <w:p>
+      <w:pPr>
+        <w:spacing w:after="0"/>
+      </w:pPr>
+    </w:p>
+    <w:p>
+      <w:pPr>
+        <w:spacing w:after="120"/>
+      </w:pPr>
+      <w:r>
+        <w:rPr>
+          <w:b w:val="0"/>
+          <w:color w:val="1A1A1A"/>
+          <w:sz w:val="21"/>
+        </w:rPr>
+        <w:t>&gt;</w:t>
+      </w:r>
+    </w:p>
+    <w:tbl>
+      <w:tblPr>
+        <w:tblStyle w:val="TableGrid"/>
+        <w:tblW w:type="auto" w:w="0"/>
+        <w:tblLook w:firstColumn="1" w:firstRow="1" w:lastColumn="0" w:lastRow="0" w:noHBand="0" w:noVBand="1" w:val="04A0"/>
+      </w:tblPr>
+      <w:tblGrid>
+        <w:gridCol w:w="9792"/>
+      </w:tblGrid>
+      <w:tr>
+        <w:tc>
+          <w:tcPr>
+            <w:tcW w:type="dxa" w:w="9792"/>
+            <w:shd w:val="clear" w:color="auto" w:fill="FFF6E5"/>
+          </w:tcPr>
+          <w:p>
+            <w:r/>
+            <w:r>
+              <w:rPr>
+                <w:b/>
+                <w:color w:val="1A1A1A"/>
+                <w:sz w:val="20"/>
+              </w:rPr>
+              <w:t>Any database written to before the guess was removed still needs it run once.</w:t>
+            </w:r>
+          </w:p>
+        </w:tc>
+      </w:tr>
+    </w:tbl>
+    <w:p>
+      <w:pPr>
+        <w:spacing w:after="0"/>
+      </w:pPr>
+    </w:p>
+    <w:tbl>
+      <w:tblPr>
+        <w:tblStyle w:val="TableGrid"/>
+        <w:tblW w:type="auto" w:w="0"/>
+        <w:tblLook w:firstColumn="1" w:firstRow="1" w:lastColumn="0" w:lastRow="0" w:noHBand="0" w:noVBand="1" w:val="04A0"/>
+      </w:tblPr>
+      <w:tblGrid>
+        <w:gridCol w:w="9792"/>
+      </w:tblGrid>
+      <w:tr>
+        <w:tc>
+          <w:tcPr>
+            <w:tcW w:type="dxa" w:w="9792"/>
+            <w:shd w:val="clear" w:color="auto" w:fill="FFF6E5"/>
+          </w:tcPr>
+          <w:p>
+            <w:r/>
+            <w:r>
+              <w:rPr>
+                <w:b w:val="0"/>
+                <w:color w:val="1A1A1A"/>
+                <w:sz w:val="20"/>
+              </w:rPr>
+              <w:t>This is not hypothetical: the chain was squashed on 2026-09-28 and the squash</w:t>
+            </w:r>
+          </w:p>
+        </w:tc>
+      </w:tr>
+    </w:tbl>
+    <w:p>
+      <w:pPr>
+        <w:spacing w:after="0"/>
+      </w:pPr>
+    </w:p>
+    <w:tbl>
+      <w:tblPr>
+        <w:tblStyle w:val="TableGrid"/>
+        <w:tblW w:type="auto" w:w="0"/>
+        <w:tblLook w:firstColumn="1" w:firstRow="1" w:lastColumn="0" w:lastRow="0" w:noHBand="0" w:noVBand="1" w:val="04A0"/>
+      </w:tblPr>
+      <w:tblGrid>
+        <w:gridCol w:w="9792"/>
+      </w:tblGrid>
+      <w:tr>
+        <w:tc>
+          <w:tcPr>
+            <w:tcW w:type="dxa" w:w="9792"/>
+            <w:shd w:val="clear" w:color="auto" w:fill="FFF6E5"/>
+          </w:tcPr>
+          <w:p>
+            <w:r/>
+            <w:r>
+              <w:rPr>
+                <w:b w:val="0"/>
+                <w:color w:val="1A1A1A"/>
+                <w:sz w:val="20"/>
+              </w:rPr>
+              <w:t>dropped the fix, because a baseline autogenerated from the models carries the</w:t>
+            </w:r>
+          </w:p>
+        </w:tc>
+      </w:tr>
+    </w:tbl>
+    <w:p>
+      <w:pPr>
+        <w:spacing w:after="0"/>
+      </w:pPr>
+    </w:p>
+    <w:tbl>
+      <w:tblPr>
+        <w:tblStyle w:val="TableGrid"/>
+        <w:tblW w:type="auto" w:w="0"/>
+        <w:tblLook w:firstColumn="1" w:firstRow="1" w:lastColumn="0" w:lastRow="0" w:noHBand="0" w:noVBand="1" w:val="04A0"/>
+      </w:tblPr>
+      <w:tblGrid>
+        <w:gridCol w:w="9792"/>
+      </w:tblGrid>
+      <w:tr>
+        <w:tc>
+          <w:tcPr>
+            <w:tcW w:type="dxa" w:w="9792"/>
+            <w:shd w:val="clear" w:color="auto" w:fill="FFF6E5"/>
+          </w:tcPr>
+          <w:p>
+            <w:r/>
+            <w:r>
+              <w:rPr>
+                <w:b w:val="0"/>
+                <w:color w:val="1A1A1A"/>
+                <w:sz w:val="20"/>
+              </w:rPr>
+              <w:t>schema and no data migrations at all. It was restored by hand. Check for that</w:t>
+            </w:r>
+          </w:p>
+        </w:tc>
+      </w:tr>
+    </w:tbl>
+    <w:p>
+      <w:pPr>
+        <w:spacing w:after="0"/>
+      </w:pPr>
+    </w:p>
+    <w:tbl>
+      <w:tblPr>
+        <w:tblStyle w:val="TableGrid"/>
+        <w:tblW w:type="auto" w:w="0"/>
+        <w:tblLook w:firstColumn="1" w:firstRow="1" w:lastColumn="0" w:lastRow="0" w:noHBand="0" w:noVBand="1" w:val="04A0"/>
+      </w:tblPr>
+      <w:tblGrid>
+        <w:gridCol w:w="9792"/>
+      </w:tblGrid>
+      <w:tr>
+        <w:tc>
+          <w:tcPr>
+            <w:tcW w:type="dxa" w:w="9792"/>
+            <w:shd w:val="clear" w:color="auto" w:fill="FFF6E5"/>
+          </w:tcPr>
+          <w:p>
+            <w:r/>
+            <w:r>
+              <w:rPr>
+                <w:b w:val="0"/>
+                <w:color w:val="1A1A1A"/>
+                <w:sz w:val="20"/>
+              </w:rPr>
+              <w:t>before assuming a future squash carried it either.</w:t>
+            </w:r>
+          </w:p>
+        </w:tc>
+      </w:tr>
+    </w:tbl>
+    <w:p>
+      <w:pPr>
+        <w:spacing w:after="0"/>
+      </w:pPr>
+    </w:p>
+    <w:p>
+      <w:pPr>
+        <w:spacing w:after="120"/>
+      </w:pPr>
+      <w:r>
+        <w:rPr>
+          <w:b w:val="0"/>
+          <w:color w:val="1A1A1A"/>
+          <w:sz w:val="21"/>
+        </w:rPr>
+        <w:t xml:space="preserve">A line has a </w:t>
+      </w:r>
+      <w:r>
+        <w:rPr>
+          <w:b/>
+          <w:color w:val="1A1A1A"/>
+          <w:sz w:val="21"/>
+        </w:rPr>
+        <w:t>scope</w:t>
+      </w:r>
+      <w:r>
+        <w:rPr>
+          <w:b w:val="0"/>
+          <w:color w:val="1A1A1A"/>
+          <w:sz w:val="21"/>
+        </w:rPr>
+        <w:t>:</w:t>
+      </w:r>
+    </w:p>
+    <w:p>
+      <w:pPr>
+        <w:pStyle w:val="ListBullet"/>
+        <w:spacing w:after="40"/>
+      </w:pPr>
+      <w:r>
+        <w:rPr>
+          <w:rFonts w:ascii="Consolas" w:hAnsi="Consolas"/>
+          <w:color w:val="8A3B1E"/>
+          <w:sz w:val="21"/>
+        </w:rPr>
+        <w:t>STYLE</w:t>
+      </w:r>
+      <w:r>
+        <w:rPr>
+          <w:b w:val="0"/>
+          <w:color w:val="1A1A1A"/>
+          <w:sz w:val="21"/>
+        </w:rPr>
+        <w:t xml:space="preserve"> — every garment of the style.</w:t>
+      </w:r>
+    </w:p>
+    <w:p>
+      <w:pPr>
+        <w:pStyle w:val="ListBullet"/>
+        <w:spacing w:after="40"/>
+      </w:pPr>
+      <w:r>
+        <w:rPr>
+          <w:rFonts w:ascii="Consolas" w:hAnsi="Consolas"/>
+          <w:color w:val="8A3B1E"/>
+          <w:sz w:val="21"/>
+        </w:rPr>
+        <w:t>SKU</w:t>
+      </w:r>
+      <w:r>
+        <w:rPr>
+          <w:b w:val="0"/>
+          <w:color w:val="1A1A1A"/>
+          <w:sz w:val="21"/>
+        </w:rPr>
+        <w:t xml:space="preserve"> — one colourway only. That is how a NAVY jacket gets a navy knit and a PINE GREEN one does not.</w:t>
+      </w:r>
+    </w:p>
+    <w:p>
+      <w:pPr>
+        <w:pStyle w:val="Heading2"/>
+        <w:spacing w:before="280"/>
+      </w:pPr>
+      <w:r>
+        <w:t xml:space="preserve">How a line finds real stock — </w:t>
+      </w:r>
+      <w:r>
+        <w:rPr>
+          <w:rFonts w:ascii="Consolas" w:hAnsi="Consolas"/>
+        </w:rPr>
+        <w:t>resolution</w:t>
+      </w:r>
+    </w:p>
+    <w:tbl>
+      <w:tblPr>
+        <w:tblStyle w:val="TableGrid"/>
+        <w:tblW w:type="auto" w:w="0"/>
+        <w:tblLayout w:type="autofit"/>
+        <w:tblLook w:firstColumn="1" w:firstRow="1" w:lastColumn="0" w:lastRow="0" w:noHBand="0" w:noVBand="1" w:val="04A0"/>
+      </w:tblPr>
+      <w:tblGrid>
+        <w:gridCol w:w="3264"/>
+        <w:gridCol w:w="3264"/>
+        <w:gridCol w:w="3264"/>
+      </w:tblGrid>
+      <w:tr>
+        <w:trPr>
+          <w:tblHeader w:val="true"/>
+        </w:trPr>
+        <w:tc>
+          <w:tcPr>
+            <w:tcW w:type="dxa" w:w="3264"/>
+            <w:shd w:val="clear" w:color="auto" w:fill="EDE7E2"/>
+          </w:tcPr>
+          <w:p>
+            <w:r/>
+            <w:r>
+              <w:rPr>
+                <w:b/>
+                <w:color w:val="1A1A1A"/>
+                <w:sz w:val="18"/>
+              </w:rPr>
+              <w:t>Value</w:t>
+            </w:r>
+          </w:p>
+        </w:tc>
+        <w:tc>
+          <w:tcPr>
+            <w:tcW w:type="dxa" w:w="3264"/>
+            <w:shd w:val="clear" w:color="auto" w:fill="EDE7E2"/>
+          </w:tcPr>
+          <w:p>
+            <w:r/>
+            <w:r>
+              <w:rPr>
+                <w:b/>
+                <w:color w:val="1A1A1A"/>
+                <w:sz w:val="18"/>
+              </w:rPr>
+              <w:t>Meaning</w:t>
+            </w:r>
+          </w:p>
+        </w:tc>
+        <w:tc>
+          <w:tcPr>
+            <w:tcW w:type="dxa" w:w="3264"/>
+            <w:shd w:val="clear" w:color="auto" w:fill="EDE7E2"/>
+          </w:tcPr>
+          <w:p>
+            <w:r/>
+            <w:r>
+              <w:rPr>
+                <w:b/>
+                <w:color w:val="1A1A1A"/>
+                <w:sz w:val="18"/>
+              </w:rPr>
+              <w:t>What the screen should do</w:t>
+            </w:r>
+          </w:p>
+        </w:tc>
+      </w:tr>
+      <w:tr>
+        <w:tc>
+          <w:tcPr>
+            <w:tcW w:type="dxa" w:w="3264"/>
+          </w:tcPr>
+          <w:p>
+            <w:pPr>
+              <w:spacing w:after="20"/>
+            </w:pPr>
+            <w:r/>
+            <w:r>
+              <w:rPr>
+                <w:rFonts w:ascii="Consolas" w:hAnsi="Consolas"/>
+                <w:color w:val="8A3B1E"/>
+                <w:sz w:val="18"/>
+              </w:rPr>
+              <w:t>PINNED</w:t>
+            </w:r>
+          </w:p>
+        </w:tc>
+        <w:tc>
+          <w:tcPr>
+            <w:tcW w:type="dxa" w:w="3264"/>
+          </w:tcPr>
+          <w:p>
+            <w:pPr>
+              <w:spacing w:after="20"/>
+            </w:pPr>
+            <w:r/>
+            <w:r>
+              <w:rPr>
+                <w:b w:val="0"/>
+                <w:color w:val="1A1A1A"/>
+                <w:sz w:val="18"/>
+              </w:rPr>
+              <w:t xml:space="preserve">the line names an exact </w:t>
+            </w:r>
+            <w:r>
+              <w:rPr>
+                <w:rFonts w:ascii="Consolas" w:hAnsi="Consolas"/>
+                <w:color w:val="8A3B1E"/>
+                <w:sz w:val="18"/>
+              </w:rPr>
+              <w:t>material_lot_id</w:t>
+            </w:r>
+          </w:p>
+        </w:tc>
+        <w:tc>
+          <w:tcPr>
+            <w:tcW w:type="dxa" w:w="3264"/>
+          </w:tcPr>
+          <w:p>
+            <w:pPr>
+              <w:spacing w:after="20"/>
+            </w:pPr>
+            <w:r/>
+            <w:r>
+              <w:rPr>
+                <w:b w:val="0"/>
+                <w:color w:val="1A1A1A"/>
+                <w:sz w:val="18"/>
+              </w:rPr>
+              <w:t>fine</w:t>
+            </w:r>
+          </w:p>
+        </w:tc>
+      </w:tr>
+      <w:tr>
+        <w:tc>
+          <w:tcPr>
+            <w:tcW w:type="dxa" w:w="3264"/>
+          </w:tcPr>
+          <w:p>
+            <w:pPr>
+              <w:spacing w:after="20"/>
+            </w:pPr>
+            <w:r/>
+            <w:r>
+              <w:rPr>
+                <w:rFonts w:ascii="Consolas" w:hAnsi="Consolas"/>
+                <w:color w:val="8A3B1E"/>
+                <w:sz w:val="18"/>
+              </w:rPr>
+              <w:t>MATCHED</w:t>
+            </w:r>
+          </w:p>
+        </w:tc>
+        <w:tc>
+          <w:tcPr>
+            <w:tcW w:type="dxa" w:w="3264"/>
+          </w:tcPr>
+          <w:p>
+            <w:pPr>
+              <w:spacing w:after="20"/>
+            </w:pPr>
+            <w:r/>
+            <w:r>
+              <w:rPr>
+                <w:b w:val="0"/>
+                <w:color w:val="1A1A1A"/>
+                <w:sz w:val="18"/>
+              </w:rPr>
+              <w:t>exactly one lot matches the six columns</w:t>
+            </w:r>
+          </w:p>
+        </w:tc>
+        <w:tc>
+          <w:tcPr>
+            <w:tcW w:type="dxa" w:w="3264"/>
+          </w:tcPr>
+          <w:p>
+            <w:pPr>
+              <w:spacing w:after="20"/>
+            </w:pPr>
+            <w:r/>
+            <w:r>
+              <w:rPr>
+                <w:b w:val="0"/>
+                <w:color w:val="1A1A1A"/>
+                <w:sz w:val="18"/>
+              </w:rPr>
+              <w:t>fine</w:t>
+            </w:r>
+          </w:p>
+        </w:tc>
+      </w:tr>
+      <w:tr>
+        <w:tc>
+          <w:tcPr>
+            <w:tcW w:type="dxa" w:w="3264"/>
+          </w:tcPr>
+          <w:p>
+            <w:pPr>
+              <w:spacing w:after="20"/>
+            </w:pPr>
+            <w:r/>
+            <w:r>
+              <w:rPr>
+                <w:rFonts w:ascii="Consolas" w:hAnsi="Consolas"/>
+                <w:color w:val="8A3B1E"/>
+                <w:sz w:val="18"/>
+              </w:rPr>
+              <w:t>NONE</w:t>
+            </w:r>
+          </w:p>
+        </w:tc>
+        <w:tc>
+          <w:tcPr>
+            <w:tcW w:type="dxa" w:w="3264"/>
+          </w:tcPr>
+          <w:p>
+            <w:pPr>
+              <w:spacing w:after="20"/>
+            </w:pPr>
+            <w:r/>
+            <w:r>
+              <w:rPr>
+                <w:b w:val="0"/>
+                <w:color w:val="1A1A1A"/>
+                <w:sz w:val="18"/>
+              </w:rPr>
+              <w:t>no lot matches</w:t>
+            </w:r>
+          </w:p>
+        </w:tc>
+        <w:tc>
+          <w:tcPr>
+            <w:tcW w:type="dxa" w:w="3264"/>
+          </w:tcPr>
+          <w:p>
+            <w:pPr>
+              <w:spacing w:after="20"/>
+            </w:pPr>
+            <w:r/>
+            <w:r>
+              <w:rPr>
+                <w:b w:val="0"/>
+                <w:color w:val="1A1A1A"/>
+                <w:sz w:val="18"/>
+              </w:rPr>
+              <w:t>"receive this material first"</w:t>
+            </w:r>
+          </w:p>
+        </w:tc>
+      </w:tr>
+      <w:tr>
+        <w:tc>
+          <w:tcPr>
+            <w:tcW w:type="dxa" w:w="3264"/>
+          </w:tcPr>
+          <w:p>
+            <w:pPr>
+              <w:spacing w:after="20"/>
+            </w:pPr>
+            <w:r/>
+            <w:r>
+              <w:rPr>
+                <w:rFonts w:ascii="Consolas" w:hAnsi="Consolas"/>
+                <w:color w:val="8A3B1E"/>
+                <w:sz w:val="18"/>
+              </w:rPr>
+              <w:t>AMBIGUOUS</w:t>
+            </w:r>
+          </w:p>
+        </w:tc>
+        <w:tc>
+          <w:tcPr>
+            <w:tcW w:type="dxa" w:w="3264"/>
+          </w:tcPr>
+          <w:p>
+            <w:pPr>
+              <w:spacing w:after="20"/>
+            </w:pPr>
+            <w:r/>
+            <w:r>
+              <w:rPr>
+                <w:b w:val="0"/>
+                <w:color w:val="1A1A1A"/>
+                <w:sz w:val="18"/>
+              </w:rPr>
+              <w:t>several lots match</w:t>
+            </w:r>
+          </w:p>
+        </w:tc>
+        <w:tc>
+          <w:tcPr>
+            <w:tcW w:type="dxa" w:w="3264"/>
+          </w:tcPr>
+          <w:p>
+            <w:pPr>
+              <w:spacing w:after="20"/>
+            </w:pPr>
+            <w:r/>
+            <w:r>
+              <w:rPr>
+                <w:b w:val="0"/>
+                <w:color w:val="1A1A1A"/>
+                <w:sz w:val="18"/>
+              </w:rPr>
+              <w:t xml:space="preserve">show </w:t>
+            </w:r>
+            <w:r>
+              <w:rPr>
+                <w:rFonts w:ascii="Consolas" w:hAnsi="Consolas"/>
+                <w:color w:val="8A3B1E"/>
+                <w:sz w:val="18"/>
+              </w:rPr>
+              <w:t>candidate_lot_ids</w:t>
+            </w:r>
+            <w:r>
+              <w:rPr>
+                <w:b w:val="0"/>
+                <w:color w:val="1A1A1A"/>
+                <w:sz w:val="18"/>
+              </w:rPr>
+              <w:t xml:space="preserve"> and make the user pick</w:t>
+            </w:r>
+          </w:p>
+        </w:tc>
+      </w:tr>
+    </w:tbl>
+    <w:p>
+      <w:pPr>
+        <w:spacing w:after="0"/>
+      </w:pPr>
+    </w:p>
+    <w:p>
+      <w:pPr>
+        <w:pStyle w:val="Heading2"/>
+        <w:spacing w:before="280"/>
+      </w:pPr>
+      <w:r>
+        <w:t>Confirming the recipe unlocks release</w:t>
+      </w:r>
+    </w:p>
+    <w:p>
+      <w:pPr>
+        <w:spacing w:after="120"/>
+      </w:pPr>
+      <w:r>
+        <w:rPr>
+          <w:rFonts w:ascii="Consolas" w:hAnsi="Consolas"/>
+          <w:color w:val="8A3B1E"/>
+          <w:sz w:val="21"/>
+        </w:rPr>
+        <w:t>POST /styles/{id}/material-spec/confirm</w:t>
+      </w:r>
+      <w:r>
+        <w:rPr>
+          <w:b w:val="0"/>
+          <w:color w:val="1A1A1A"/>
+          <w:sz w:val="21"/>
+        </w:rPr>
+        <w:t xml:space="preserve"> is the sign-off. It is </w:t>
+      </w:r>
+      <w:r>
+        <w:rPr>
+          <w:b/>
+          <w:color w:val="1A1A1A"/>
+          <w:sz w:val="21"/>
+        </w:rPr>
+        <w:t>separate from the release call on purpose</w:t>
+      </w:r>
+      <w:r>
+        <w:rPr>
+          <w:b w:val="0"/>
+          <w:color w:val="1A1A1A"/>
+          <w:sz w:val="21"/>
+        </w:rPr>
+        <w:t xml:space="preserve">: the DM can finish the recipe days earlier, and the release screen can show </w:t>
+      </w:r>
+      <w:r>
+        <w:rPr>
+          <w:rFonts w:ascii="Consolas" w:hAnsi="Consolas"/>
+          <w:color w:val="8A3B1E"/>
+          <w:sz w:val="21"/>
+        </w:rPr>
+        <w:t>release_blockers</w:t>
+      </w:r>
+      <w:r>
+        <w:rPr>
+          <w:b w:val="0"/>
+          <w:color w:val="1A1A1A"/>
+          <w:sz w:val="21"/>
+        </w:rPr>
+        <w:t xml:space="preserve"> </w:t>
+      </w:r>
+      <w:r>
+        <w:rPr>
+          <w:b/>
+          <w:color w:val="1A1A1A"/>
+          <w:sz w:val="21"/>
+        </w:rPr>
+        <w:t>before</w:t>
+      </w:r>
+      <w:r>
+        <w:rPr>
+          <w:b w:val="0"/>
+          <w:color w:val="1A1A1A"/>
+          <w:sz w:val="21"/>
+        </w:rPr>
+        <w:t xml:space="preserve"> the button is pressed instead of explaining a rejection afterwards.</w:t>
+      </w:r>
+    </w:p>
+    <w:p>
+      <w:pPr>
+        <w:spacing w:after="120"/>
+      </w:pPr>
+      <w:r>
+        <w:rPr>
+          <w:b w:val="0"/>
+          <w:color w:val="1A1A1A"/>
+          <w:sz w:val="21"/>
+        </w:rPr>
+        <w:t>The five blockers:</w:t>
+      </w:r>
+    </w:p>
+    <w:p>
+      <w:pPr>
+        <w:pStyle w:val="ListNumber"/>
+        <w:spacing w:after="40"/>
+      </w:pPr>
+      <w:r>
+        <w:rPr>
+          <w:b w:val="0"/>
+          <w:color w:val="1A1A1A"/>
+          <w:sz w:val="21"/>
+        </w:rPr>
+        <w:t>the spec is not confirmed;</w:t>
+      </w:r>
+    </w:p>
+    <w:p>
+      <w:pPr>
+        <w:pStyle w:val="ListNumber"/>
+        <w:spacing w:after="40"/>
+      </w:pPr>
+      <w:r>
+        <w:rPr>
+          <w:b w:val="0"/>
+          <w:color w:val="1A1A1A"/>
+          <w:sz w:val="21"/>
+        </w:rPr>
+        <w:t xml:space="preserve">there is </w:t>
+      </w:r>
+      <w:r>
+        <w:rPr>
+          <w:b/>
+          <w:color w:val="1A1A1A"/>
+          <w:sz w:val="21"/>
+        </w:rPr>
+        <w:t>no LEATHER line</w:t>
+      </w:r>
+      <w:r>
+        <w:rPr>
+          <w:b w:val="0"/>
+          <w:color w:val="1A1A1A"/>
+          <w:sz w:val="21"/>
+        </w:rPr>
+        <w:t xml:space="preserve"> — the dcm per piece is what the ledger and the costing are built on;</w:t>
+      </w:r>
+    </w:p>
+    <w:p>
+      <w:pPr>
+        <w:pStyle w:val="ListNumber"/>
+        <w:spacing w:after="40"/>
+      </w:pPr>
+      <w:r>
+        <w:rPr>
+          <w:b w:val="0"/>
+          <w:color w:val="1A1A1A"/>
+          <w:sz w:val="21"/>
+        </w:rPr>
+        <w:t xml:space="preserve">the spec names </w:t>
+      </w:r>
+      <w:r>
+        <w:rPr>
+          <w:b/>
+          <w:color w:val="1A1A1A"/>
+          <w:sz w:val="21"/>
+        </w:rPr>
+        <w:t>no accessories</w:t>
+      </w:r>
+      <w:r>
+        <w:rPr>
+          <w:b w:val="0"/>
+          <w:color w:val="1A1A1A"/>
+          <w:sz w:val="21"/>
+        </w:rPr>
+        <w:t xml:space="preserve"> and nobody declared that it needs none;</w:t>
+      </w:r>
+    </w:p>
+    <w:p>
+      <w:pPr>
+        <w:pStyle w:val="ListNumber"/>
+        <w:spacing w:after="40"/>
+      </w:pPr>
+      <w:r>
+        <w:rPr>
+          <w:b/>
+          <w:color w:val="1A1A1A"/>
+          <w:sz w:val="21"/>
+        </w:rPr>
+        <w:t>a size-varying accessory has no line for some size the order contains</w:t>
+      </w:r>
+      <w:r>
+        <w:rPr>
+          <w:b w:val="0"/>
+          <w:color w:val="1A1A1A"/>
+          <w:sz w:val="21"/>
+        </w:rPr>
+        <w:t>;</w:t>
+      </w:r>
+    </w:p>
+    <w:p>
+      <w:pPr>
+        <w:pStyle w:val="ListNumber"/>
+        <w:spacing w:after="40"/>
+      </w:pPr>
+      <w:r>
+        <w:rPr>
+          <w:b/>
+          <w:color w:val="1A1A1A"/>
+          <w:sz w:val="21"/>
+        </w:rPr>
+        <w:t>several material sizes of one accessory, and not one of them says which garments it is for.</w:t>
+      </w:r>
+    </w:p>
+    <w:p>
+      <w:pPr>
+        <w:spacing w:after="120"/>
+      </w:pPr>
+      <w:r>
+        <w:rPr>
+          <w:b w:val="0"/>
+          <w:color w:val="1A1A1A"/>
+          <w:sz w:val="21"/>
+        </w:rPr>
+        <w:t xml:space="preserve">That third one is a </w:t>
+      </w:r>
+      <w:r>
+        <w:rPr>
+          <w:b/>
+          <w:color w:val="1A1A1A"/>
+          <w:sz w:val="21"/>
+        </w:rPr>
+        <w:t>three-state</w:t>
+      </w:r>
+      <w:r>
+        <w:rPr>
+          <w:b w:val="0"/>
+          <w:color w:val="1A1A1A"/>
+          <w:sz w:val="21"/>
+        </w:rPr>
+        <w:t xml:space="preserve"> field. An empty accessory list on its own is ambiguous: it could be a garment that genuinely takes none, or one whose buttons nobody has entered yet. So it needs an explicit </w:t>
+      </w:r>
+      <w:r>
+        <w:rPr>
+          <w:rFonts w:ascii="Consolas" w:hAnsi="Consolas"/>
+          <w:color w:val="8A3B1E"/>
+          <w:sz w:val="21"/>
+        </w:rPr>
+        <w:t>no_accessories: true</w:t>
+      </w:r>
+      <w:r>
+        <w:rPr>
+          <w:b w:val="0"/>
+          <w:color w:val="1A1A1A"/>
+          <w:sz w:val="21"/>
+        </w:rPr>
+        <w:t xml:space="preserve">; </w:t>
+      </w:r>
+      <w:r>
+        <w:rPr>
+          <w:rFonts w:ascii="Consolas" w:hAnsi="Consolas"/>
+          <w:color w:val="8A3B1E"/>
+          <w:sz w:val="21"/>
+        </w:rPr>
+        <w:t>null</w:t>
+      </w:r>
+      <w:r>
+        <w:rPr>
+          <w:b w:val="0"/>
+          <w:color w:val="1A1A1A"/>
+          <w:sz w:val="21"/>
+        </w:rPr>
+        <w:t xml:space="preserve"> — nobody asked — does not pass.</w:t>
+      </w:r>
+    </w:p>
+    <w:p>
+      <w:pPr>
+        <w:pStyle w:val="Heading3"/>
+        <w:spacing w:before="200"/>
+      </w:pPr>
+      <w:r>
+        <w:t>4 · size coverage</w:t>
+      </w:r>
+    </w:p>
+    <w:p>
+      <w:pPr>
+        <w:spacing w:after="120"/>
+      </w:pPr>
+      <w:r>
+        <w:rPr>
+          <w:b w:val="0"/>
+          <w:color w:val="1A1A1A"/>
+          <w:sz w:val="21"/>
+        </w:rPr>
+        <w:t xml:space="preserve">If </w:t>
+      </w:r>
+      <w:r>
+        <w:rPr>
+          <w:b/>
+          <w:color w:val="1A1A1A"/>
+          <w:sz w:val="21"/>
+        </w:rPr>
+        <w:t>any</w:t>
+      </w:r>
+      <w:r>
+        <w:rPr>
+          <w:b w:val="0"/>
+          <w:color w:val="1A1A1A"/>
+          <w:sz w:val="21"/>
+        </w:rPr>
+        <w:t xml:space="preserve"> line for an article names a </w:t>
+      </w:r>
+      <w:r>
+        <w:rPr>
+          <w:rFonts w:ascii="Consolas" w:hAnsi="Consolas"/>
+          <w:color w:val="8A3B1E"/>
+          <w:sz w:val="21"/>
+        </w:rPr>
+        <w:t>garment_size</w:t>
+      </w:r>
+      <w:r>
+        <w:rPr>
+          <w:b w:val="0"/>
+          <w:color w:val="1A1A1A"/>
+          <w:sz w:val="21"/>
+        </w:rPr>
+        <w:t xml:space="preserve">, that article is </w:t>
+      </w:r>
+      <w:r>
+        <w:rPr>
+          <w:b/>
+          <w:color w:val="1A1A1A"/>
+          <w:sz w:val="21"/>
+        </w:rPr>
+        <w:t>size-varying</w:t>
+      </w:r>
+      <w:r>
+        <w:rPr>
+          <w:b w:val="0"/>
+          <w:color w:val="1A1A1A"/>
+          <w:sz w:val="21"/>
+        </w:rPr>
+        <w:t xml:space="preserve">, and every size the order actually contains must have its own line. Zip lines for M and L on an order that also runs S and XL is a blocker — those garments would get no zip at all (see </w:t>
+      </w:r>
+      <w:r>
+        <w:rPr>
+          <w:i/>
+          <w:color w:val="1A1A1A"/>
+          <w:sz w:val="21"/>
+        </w:rPr>
+        <w:t>`garment_size` is stated, never inferred</w:t>
+      </w:r>
+      <w:r>
+        <w:rPr>
+          <w:b w:val="0"/>
+          <w:color w:val="1A1A1A"/>
+          <w:sz w:val="21"/>
+        </w:rPr>
+        <w:t xml:space="preserve"> above for why that is silence rather than a shortage).</w:t>
+      </w:r>
+    </w:p>
+    <w:p>
+      <w:pPr>
+        <w:spacing w:after="120"/>
+      </w:pPr>
+      <w:r>
+        <w:rPr>
+          <w:b w:val="0"/>
+          <w:color w:val="1A1A1A"/>
+          <w:sz w:val="21"/>
+        </w:rPr>
+        <w:t xml:space="preserve">One line for the article with </w:t>
+      </w:r>
+      <w:r>
+        <w:rPr>
+          <w:b/>
+          <w:color w:val="1A1A1A"/>
+          <w:sz w:val="21"/>
+        </w:rPr>
+        <w:t>no</w:t>
+      </w:r>
+      <w:r>
+        <w:rPr>
+          <w:b w:val="0"/>
+          <w:color w:val="1A1A1A"/>
+          <w:sz w:val="21"/>
+        </w:rPr>
+        <w:t xml:space="preserve"> </w:t>
+      </w:r>
+      <w:r>
+        <w:rPr>
+          <w:rFonts w:ascii="Consolas" w:hAnsi="Consolas"/>
+          <w:color w:val="8A3B1E"/>
+          <w:sz w:val="21"/>
+        </w:rPr>
+        <w:t>garment_size</w:t>
+      </w:r>
+      <w:r>
+        <w:rPr>
+          <w:b w:val="0"/>
+          <w:color w:val="1A1A1A"/>
+          <w:sz w:val="21"/>
+        </w:rPr>
+        <w:t xml:space="preserve"> covers every size and closes the question, so a generic 18L button never trips this.</w:t>
+      </w:r>
+    </w:p>
+    <w:p>
+      <w:pPr>
+        <w:spacing w:after="120"/>
+      </w:pPr>
+      <w:r>
+        <w:rPr>
+          <w:b w:val="0"/>
+          <w:color w:val="1A1A1A"/>
+          <w:sz w:val="21"/>
+        </w:rPr>
+        <w:t>A per-colourway (</w:t>
+      </w:r>
+      <w:r>
+        <w:rPr>
+          <w:rFonts w:ascii="Consolas" w:hAnsi="Consolas"/>
+          <w:color w:val="8A3B1E"/>
+          <w:sz w:val="21"/>
+        </w:rPr>
+        <w:t>SKU</w:t>
+      </w:r>
+      <w:r>
+        <w:rPr>
+          <w:b w:val="0"/>
+          <w:color w:val="1A1A1A"/>
+          <w:sz w:val="21"/>
+        </w:rPr>
+        <w:t xml:space="preserve">-scoped) line counts as covering its own SKU's size even when it names no </w:t>
+      </w:r>
+      <w:r>
+        <w:rPr>
+          <w:rFonts w:ascii="Consolas" w:hAnsi="Consolas"/>
+          <w:color w:val="8A3B1E"/>
+          <w:sz w:val="21"/>
+        </w:rPr>
+        <w:t>garment_size</w:t>
+      </w:r>
+      <w:r>
+        <w:rPr>
+          <w:b w:val="0"/>
+          <w:color w:val="1A1A1A"/>
+          <w:sz w:val="21"/>
+        </w:rPr>
+        <w:t xml:space="preserve"> — being that SKU's line already means that.</w:t>
+      </w:r>
+    </w:p>
+    <w:p>
+      <w:pPr>
+        <w:pStyle w:val="Heading3"/>
+        <w:spacing w:before="200"/>
+      </w:pPr>
+      <w:r>
+        <w:t>5 · size ambiguity</w:t>
+      </w:r>
+    </w:p>
+    <w:p>
+      <w:pPr>
+        <w:spacing w:after="120"/>
+      </w:pPr>
+      <w:r>
+        <w:rPr>
+          <w:rFonts w:ascii="Consolas" w:hAnsi="Consolas"/>
+          <w:color w:val="8A3B1E"/>
+          <w:sz w:val="21"/>
+        </w:rPr>
+        <w:t>ZIP 48</w:t>
+      </w:r>
+      <w:r>
+        <w:rPr>
+          <w:b w:val="0"/>
+          <w:color w:val="1A1A1A"/>
+          <w:sz w:val="21"/>
+        </w:rPr>
+        <w:t xml:space="preserve">, </w:t>
+      </w:r>
+      <w:r>
+        <w:rPr>
+          <w:rFonts w:ascii="Consolas" w:hAnsi="Consolas"/>
+          <w:color w:val="8A3B1E"/>
+          <w:sz w:val="21"/>
+        </w:rPr>
+        <w:t>ZIP 50</w:t>
+      </w:r>
+      <w:r>
+        <w:rPr>
+          <w:b w:val="0"/>
+          <w:color w:val="1A1A1A"/>
+          <w:sz w:val="21"/>
+        </w:rPr>
+        <w:t xml:space="preserve">, </w:t>
+      </w:r>
+      <w:r>
+        <w:rPr>
+          <w:rFonts w:ascii="Consolas" w:hAnsi="Consolas"/>
+          <w:color w:val="8A3B1E"/>
+          <w:sz w:val="21"/>
+        </w:rPr>
+        <w:t>ZIP 52</w:t>
+      </w:r>
+      <w:r>
+        <w:rPr>
+          <w:b w:val="0"/>
+          <w:color w:val="1A1A1A"/>
+          <w:sz w:val="21"/>
+        </w:rPr>
+        <w:t xml:space="preserve">, none of them scoped, means </w:t>
+      </w:r>
+      <w:r>
+        <w:rPr>
+          <w:b/>
+          <w:color w:val="1A1A1A"/>
+          <w:sz w:val="21"/>
+        </w:rPr>
+        <w:t>every</w:t>
+      </w:r>
+      <w:r>
+        <w:rPr>
+          <w:b w:val="0"/>
+          <w:color w:val="1A1A1A"/>
+          <w:sz w:val="21"/>
+        </w:rPr>
+        <w:t xml:space="preserve"> garment is issued all three zips. But </w:t>
+      </w:r>
+      <w:r>
+        <w:rPr>
+          <w:rFonts w:ascii="Consolas" w:hAnsi="Consolas"/>
+          <w:color w:val="8A3B1E"/>
+          <w:sz w:val="21"/>
+        </w:rPr>
+        <w:t>50</w:t>
+      </w:r>
+      <w:r>
+        <w:rPr>
+          <w:b w:val="0"/>
+          <w:color w:val="1A1A1A"/>
+          <w:sz w:val="21"/>
+        </w:rPr>
+        <w:t xml:space="preserve"> is a garment size on one client's sheet and a centimetre length on the next, and nothing in the token can tell you which — so this is </w:t>
+      </w:r>
+      <w:r>
+        <w:rPr>
+          <w:b/>
+          <w:color w:val="1A1A1A"/>
+          <w:sz w:val="21"/>
+        </w:rPr>
+        <w:t>asked</w:t>
+      </w:r>
+      <w:r>
+        <w:rPr>
+          <w:b w:val="0"/>
+          <w:color w:val="1A1A1A"/>
+          <w:sz w:val="21"/>
+        </w:rPr>
+        <w:t>, not guessed. One line per article is never ambiguous, however its size is labelled: a single 60 cm zip on every garment is exactly what an unscoped line means.</w:t>
+      </w:r>
+    </w:p>
+    <w:tbl>
+      <w:tblPr>
+        <w:tblStyle w:val="TableGrid"/>
+        <w:tblW w:type="auto" w:w="0"/>
+        <w:tblLook w:firstColumn="1" w:firstRow="1" w:lastColumn="0" w:lastRow="0" w:noHBand="0" w:noVBand="1" w:val="04A0"/>
+      </w:tblPr>
+      <w:tblGrid>
+        <w:gridCol w:w="9792"/>
+      </w:tblGrid>
+      <w:tr>
+        <w:tc>
+          <w:tcPr>
+            <w:tcW w:type="dxa" w:w="9792"/>
+            <w:shd w:val="clear" w:color="auto" w:fill="FFF6E5"/>
+          </w:tcPr>
+          <w:p>
+            <w:r/>
+            <w:r>
+              <w:rPr>
+                <w:b w:val="0"/>
+                <w:color w:val="1A1A1A"/>
+                <w:sz w:val="20"/>
+              </w:rPr>
+              <w:t xml:space="preserve">Both checks are pure functions in </w:t>
+            </w:r>
+            <w:r>
+              <w:rPr>
+                <w:rFonts w:ascii="Consolas" w:hAnsi="Consolas"/>
+                <w:color w:val="8A3B1E"/>
+                <w:sz w:val="20"/>
+              </w:rPr>
+              <w:t>app/core/kit_rules.py</w:t>
+            </w:r>
+          </w:p>
+        </w:tc>
+      </w:tr>
+    </w:tbl>
+    <w:p>
+      <w:pPr>
+        <w:spacing w:after="0"/>
+      </w:pPr>
+    </w:p>
+    <w:tbl>
+      <w:tblPr>
+        <w:tblStyle w:val="TableGrid"/>
+        <w:tblW w:type="auto" w:w="0"/>
+        <w:tblLook w:firstColumn="1" w:firstRow="1" w:lastColumn="0" w:lastRow="0" w:noHBand="0" w:noVBand="1" w:val="04A0"/>
+      </w:tblPr>
+      <w:tblGrid>
+        <w:gridCol w:w="9792"/>
+      </w:tblGrid>
+      <w:tr>
+        <w:tc>
+          <w:tcPr>
+            <w:tcW w:type="dxa" w:w="9792"/>
+            <w:shd w:val="clear" w:color="auto" w:fill="FFF6E5"/>
+          </w:tcPr>
+          <w:p>
+            <w:r/>
+            <w:r>
+              <w:rPr>
+                <w:b w:val="0"/>
+                <w:color w:val="1A1A1A"/>
+                <w:sz w:val="20"/>
+              </w:rPr>
+              <w:t>(</w:t>
+            </w:r>
+            <w:r>
+              <w:rPr>
+                <w:rFonts w:ascii="Consolas" w:hAnsi="Consolas"/>
+                <w:color w:val="8A3B1E"/>
+                <w:sz w:val="20"/>
+              </w:rPr>
+              <w:t>accessory_size_gaps</w:t>
+            </w:r>
+            <w:r>
+              <w:rPr>
+                <w:b w:val="0"/>
+                <w:color w:val="1A1A1A"/>
+                <w:sz w:val="20"/>
+              </w:rPr>
+              <w:t xml:space="preserve">, </w:t>
+            </w:r>
+            <w:r>
+              <w:rPr>
+                <w:rFonts w:ascii="Consolas" w:hAnsi="Consolas"/>
+                <w:color w:val="8A3B1E"/>
+                <w:sz w:val="20"/>
+              </w:rPr>
+              <w:t>accessory_size_ambiguities</w:t>
+            </w:r>
+            <w:r>
+              <w:rPr>
+                <w:b w:val="0"/>
+                <w:color w:val="1A1A1A"/>
+                <w:sz w:val="20"/>
+              </w:rPr>
+              <w:t xml:space="preserve">), and </w:t>
+            </w:r>
+            <w:r>
+              <w:rPr>
+                <w:rFonts w:ascii="Consolas" w:hAnsi="Consolas"/>
+                <w:color w:val="8A3B1E"/>
+                <w:sz w:val="20"/>
+              </w:rPr>
+              <w:t>size_matches</w:t>
+            </w:r>
+            <w:r>
+              <w:rPr>
+                <w:b w:val="0"/>
+                <w:color w:val="1A1A1A"/>
+                <w:sz w:val="20"/>
+              </w:rPr>
+              <w:t xml:space="preserve"> is the</w:t>
+            </w:r>
+          </w:p>
+        </w:tc>
+      </w:tr>
+    </w:tbl>
+    <w:p>
+      <w:pPr>
+        <w:spacing w:after="0"/>
+      </w:pPr>
+    </w:p>
+    <w:tbl>
+      <w:tblPr>
+        <w:tblStyle w:val="TableGrid"/>
+        <w:tblW w:type="auto" w:w="0"/>
+        <w:tblLook w:firstColumn="1" w:firstRow="1" w:lastColumn="0" w:lastRow="0" w:noHBand="0" w:noVBand="1" w:val="04A0"/>
+      </w:tblPr>
+      <w:tblGrid>
+        <w:gridCol w:w="9792"/>
+      </w:tblGrid>
+      <w:tr>
+        <w:tc>
+          <w:tcPr>
+            <w:tcW w:type="dxa" w:w="9792"/>
+            <w:shd w:val="clear" w:color="auto" w:fill="FFF6E5"/>
+          </w:tcPr>
+          <w:p>
+            <w:r/>
+            <w:r>
+              <w:rPr>
+                <w:b w:val="0"/>
+                <w:color w:val="1A1A1A"/>
+                <w:sz w:val="20"/>
+              </w:rPr>
+              <w:t xml:space="preserve">single size rule the whole app shares — so </w:t>
+            </w:r>
+            <w:r>
+              <w:rPr>
+                <w:rFonts w:ascii="Consolas" w:hAnsi="Consolas"/>
+                <w:color w:val="8A3B1E"/>
+                <w:sz w:val="20"/>
+              </w:rPr>
+              <w:t>52</w:t>
+            </w:r>
+            <w:r>
+              <w:rPr>
+                <w:b w:val="0"/>
+                <w:color w:val="1A1A1A"/>
+                <w:sz w:val="20"/>
+              </w:rPr>
+              <w:t xml:space="preserve"> and </w:t>
+            </w:r>
+            <w:r>
+              <w:rPr>
+                <w:rFonts w:ascii="Consolas" w:hAnsi="Consolas"/>
+                <w:color w:val="8A3B1E"/>
+                <w:sz w:val="20"/>
+              </w:rPr>
+              <w:t>L</w:t>
+            </w:r>
+            <w:r>
+              <w:rPr>
+                <w:b w:val="0"/>
+                <w:color w:val="1A1A1A"/>
+                <w:sz w:val="20"/>
+              </w:rPr>
+              <w:t xml:space="preserve"> are one garment on the</w:t>
+            </w:r>
+          </w:p>
+        </w:tc>
+      </w:tr>
+    </w:tbl>
+    <w:p>
+      <w:pPr>
+        <w:spacing w:after="0"/>
+      </w:pPr>
+    </w:p>
+    <w:tbl>
+      <w:tblPr>
+        <w:tblStyle w:val="TableGrid"/>
+        <w:tblW w:type="auto" w:w="0"/>
+        <w:tblLook w:firstColumn="1" w:firstRow="1" w:lastColumn="0" w:lastRow="0" w:noHBand="0" w:noVBand="1" w:val="04A0"/>
+      </w:tblPr>
+      <w:tblGrid>
+        <w:gridCol w:w="9792"/>
+      </w:tblGrid>
+      <w:tr>
+        <w:tc>
+          <w:tcPr>
+            <w:tcW w:type="dxa" w:w="9792"/>
+            <w:shd w:val="clear" w:color="auto" w:fill="FFF6E5"/>
+          </w:tcPr>
+          <w:p>
+            <w:r/>
+            <w:r>
+              <w:rPr>
+                <w:b w:val="0"/>
+                <w:color w:val="1A1A1A"/>
+                <w:sz w:val="20"/>
+              </w:rPr>
+              <w:t>release screen, in the recipe filter and at the store scan alike.</w:t>
+            </w:r>
+          </w:p>
+        </w:tc>
+      </w:tr>
+    </w:tbl>
+    <w:p>
+      <w:pPr>
+        <w:spacing w:after="0"/>
+      </w:pPr>
+    </w:p>
+    <w:tbl>
+      <w:tblPr>
+        <w:tblStyle w:val="TableGrid"/>
+        <w:tblW w:type="auto" w:w="0"/>
+        <w:tblLook w:firstColumn="1" w:firstRow="1" w:lastColumn="0" w:lastRow="0" w:noHBand="0" w:noVBand="1" w:val="04A0"/>
+      </w:tblPr>
+      <w:tblGrid>
+        <w:gridCol w:w="9792"/>
+      </w:tblGrid>
+      <w:tr>
+        <w:tc>
+          <w:tcPr>
+            <w:tcW w:type="dxa" w:w="9792"/>
+            <w:shd w:val="clear" w:color="auto" w:fill="FFF6E5"/>
+          </w:tcPr>
+          <w:p>
+            <w:r/>
+            <w:r>
+              <w:rPr>
+                <w:b/>
+                <w:color w:val="1A1A1A"/>
+                <w:sz w:val="20"/>
+              </w:rPr>
+              <w:t>A missing LINING line is a warning, not a blocker.</w:t>
+            </w:r>
+            <w:r>
+              <w:rPr>
+                <w:b w:val="0"/>
+                <w:color w:val="1A1A1A"/>
+                <w:sz w:val="20"/>
+              </w:rPr>
+              <w:t xml:space="preserve"> Lining consumption is optional on the cut path, so requiring it here would contradict the ledger rule downstream.</w:t>
+            </w:r>
+          </w:p>
+        </w:tc>
+      </w:tr>
+    </w:tbl>
+    <w:p>
+      <w:pPr>
+        <w:spacing w:after="0"/>
+      </w:pPr>
+    </w:p>
+    <w:p>
+      <w:pPr>
+        <w:pStyle w:val="Heading2"/>
+        <w:spacing w:before="280"/>
+      </w:pPr>
+      <w:r>
+        <w:t>The requirement view — the screen that should stop an order</w:t>
+      </w:r>
+    </w:p>
+    <w:p>
+      <w:pPr>
+        <w:spacing w:after="120"/>
+      </w:pPr>
+      <w:r>
+        <w:rPr>
+          <w:rFonts w:ascii="Consolas" w:hAnsi="Consolas"/>
+          <w:color w:val="8A3B1E"/>
+          <w:sz w:val="21"/>
+        </w:rPr>
+        <w:t>GET /styles/{id}/material-spec/requirement</w:t>
+      </w:r>
+      <w:r>
+        <w:rPr>
+          <w:b w:val="0"/>
+          <w:color w:val="1A1A1A"/>
+          <w:sz w:val="21"/>
+        </w:rPr>
+        <w:t xml:space="preserve"> multiplies ordered quantity by per-piece consumption and compares it with what is on the shelf, line by line.</w:t>
+      </w:r>
+    </w:p>
+    <w:p>
+      <w:pPr>
+        <w:spacing w:after="120"/>
+      </w:pPr>
+      <w:r>
+        <w:rPr>
+          <w:b/>
+          <w:color w:val="1A1A1A"/>
+          <w:sz w:val="21"/>
+        </w:rPr>
+        <w:t>Read it before release.</w:t>
+      </w:r>
+      <w:r>
+        <w:rPr>
+          <w:b w:val="0"/>
+          <w:color w:val="1A1A1A"/>
+          <w:sz w:val="21"/>
+        </w:rPr>
+        <w:t xml:space="preserve"> After release the garments exist, and a shortfall is a stoppage instead of a purchase order. </w:t>
+      </w:r>
+      <w:r>
+        <w:rPr>
+          <w:rFonts w:ascii="Consolas" w:hAnsi="Consolas"/>
+          <w:color w:val="8A3B1E"/>
+          <w:sz w:val="21"/>
+        </w:rPr>
+        <w:t>short_by</w:t>
+      </w:r>
+      <w:r>
+        <w:rPr>
+          <w:b w:val="0"/>
+          <w:color w:val="1A1A1A"/>
+          <w:sz w:val="21"/>
+        </w:rPr>
+        <w:t xml:space="preserve"> and </w:t>
+      </w:r>
+      <w:r>
+        <w:rPr>
+          <w:rFonts w:ascii="Consolas" w:hAnsi="Consolas"/>
+          <w:color w:val="8A3B1E"/>
+          <w:sz w:val="21"/>
+        </w:rPr>
+        <w:t>suggested_supplier</w:t>
+      </w:r>
+      <w:r>
+        <w:rPr>
+          <w:b w:val="0"/>
+          <w:color w:val="1A1A1A"/>
+          <w:sz w:val="21"/>
+        </w:rPr>
+        <w:t xml:space="preserve"> feed straight into </w:t>
+      </w:r>
+      <w:r>
+        <w:rPr>
+          <w:rFonts w:ascii="Consolas" w:hAnsi="Consolas"/>
+          <w:color w:val="8A3B1E"/>
+          <w:sz w:val="21"/>
+        </w:rPr>
+        <w:t>POST /suppliers/orders</w:t>
+      </w:r>
+      <w:r>
+        <w:rPr>
+          <w:b w:val="0"/>
+          <w:color w:val="1A1A1A"/>
+          <w:sz w:val="21"/>
+        </w:rPr>
+        <w:t>.</w:t>
+      </w:r>
+    </w:p>
+    <w:p>
+      <w:pPr>
+        <w:spacing w:after="120"/>
+      </w:pPr>
+      <w:r>
+        <w:rPr>
+          <w:rFonts w:ascii="Consolas" w:hAnsi="Consolas"/>
+          <w:color w:val="8A3B1E"/>
+          <w:sz w:val="21"/>
+        </w:rPr>
+        <w:t>pieces</w:t>
+      </w:r>
+      <w:r>
+        <w:rPr>
+          <w:b w:val="0"/>
+          <w:color w:val="1A1A1A"/>
+          <w:sz w:val="21"/>
+        </w:rPr>
+        <w:t xml:space="preserve"> is scoped per line, which is what makes the numbers right:</w:t>
+      </w:r>
+    </w:p>
+    <w:p>
+      <w:pPr>
+        <w:pStyle w:val="ListBullet"/>
+        <w:spacing w:after="40"/>
+      </w:pPr>
+      <w:r>
+        <w:rPr>
+          <w:b w:val="0"/>
+          <w:color w:val="1A1A1A"/>
+          <w:sz w:val="21"/>
+        </w:rPr>
+        <w:t xml:space="preserve">a </w:t>
+      </w:r>
+      <w:r>
+        <w:rPr>
+          <w:b/>
+          <w:color w:val="1A1A1A"/>
+          <w:sz w:val="21"/>
+        </w:rPr>
+        <w:t>style-wide</w:t>
+      </w:r>
+      <w:r>
+        <w:rPr>
+          <w:b w:val="0"/>
+          <w:color w:val="1A1A1A"/>
+          <w:sz w:val="21"/>
+        </w:rPr>
+        <w:t xml:space="preserve"> line is needed by every ordered garment, </w:t>
+      </w:r>
+      <w:r>
+        <w:rPr>
+          <w:b/>
+          <w:color w:val="1A1A1A"/>
+          <w:sz w:val="21"/>
+        </w:rPr>
+        <w:t>minus</w:t>
+      </w:r>
+      <w:r>
+        <w:rPr>
+          <w:b w:val="0"/>
+          <w:color w:val="1A1A1A"/>
+          <w:sz w:val="21"/>
+        </w:rPr>
+        <w:t xml:space="preserve"> those SKUs that have their own override — so the same garment is never counted against two lines for the same material;</w:t>
+      </w:r>
+    </w:p>
+    <w:p>
+      <w:pPr>
+        <w:pStyle w:val="ListBullet"/>
+        <w:spacing w:after="40"/>
+      </w:pPr>
+      <w:r>
+        <w:rPr>
+          <w:b w:val="0"/>
+          <w:color w:val="1A1A1A"/>
+          <w:sz w:val="21"/>
+        </w:rPr>
+        <w:t xml:space="preserve">a </w:t>
+      </w:r>
+      <w:r>
+        <w:rPr>
+          <w:b/>
+          <w:color w:val="1A1A1A"/>
+          <w:sz w:val="21"/>
+        </w:rPr>
+        <w:t>sized</w:t>
+      </w:r>
+      <w:r>
+        <w:rPr>
+          <w:b w:val="0"/>
+          <w:color w:val="1A1A1A"/>
+          <w:sz w:val="21"/>
+        </w:rPr>
+        <w:t xml:space="preserve"> line reaches only garments of that size. Without this, a style with three sized zip lines ordered three zips per garment instead of one, and the requirement is what a purchase is raised from.</w:t>
+      </w:r>
+    </w:p>
+    <w:p>
+      <w:pPr>
+        <w:pStyle w:val="Heading2"/>
+        <w:spacing w:before="280"/>
+      </w:pPr>
+      <w:r>
+        <w:t>The recipe freezes at release — and the escape hatch</w:t>
+      </w:r>
+    </w:p>
+    <w:p>
+      <w:pPr>
+        <w:spacing w:after="120"/>
+      </w:pPr>
+      <w:r>
+        <w:rPr>
+          <w:b w:val="0"/>
+          <w:color w:val="1A1A1A"/>
+          <w:sz w:val="21"/>
+        </w:rPr>
+        <w:t>Once a style is RELEASED, its leather and lining lines cannot be edited: its garments carry printed barcodes and the recipe is already being spent against them. Accessories stay correctable.</w:t>
+      </w:r>
+    </w:p>
+    <w:p>
+      <w:pPr>
+        <w:spacing w:after="120"/>
+      </w:pPr>
+      <w:r>
+        <w:rPr>
+          <w:b w:val="0"/>
+          <w:color w:val="1A1A1A"/>
+          <w:sz w:val="21"/>
+        </w:rPr>
+        <w:t xml:space="preserve">To record something that actually went into a released garment, use </w:t>
+      </w:r>
+      <w:r>
+        <w:rPr>
+          <w:b/>
+          <w:color w:val="1A1A1A"/>
+          <w:sz w:val="21"/>
+        </w:rPr>
+        <w:t>`POST /materials/issues`</w:t>
+      </w:r>
+      <w:r>
+        <w:rPr>
+          <w:b w:val="0"/>
+          <w:color w:val="1A1A1A"/>
+          <w:sz w:val="21"/>
+        </w:rPr>
+        <w:t>:</w:t>
+      </w:r>
+    </w:p>
+    <w:tbl>
+      <w:tblPr>
+        <w:tblStyle w:val="TableGrid"/>
+        <w:tblW w:type="auto" w:w="0"/>
+        <w:tblLook w:firstColumn="1" w:firstRow="1" w:lastColumn="0" w:lastRow="0" w:noHBand="0" w:noVBand="1" w:val="04A0"/>
+      </w:tblPr>
+      <w:tblGrid>
+        <w:gridCol w:w="9792"/>
+      </w:tblGrid>
+      <w:tr>
+        <w:tc>
+          <w:tcPr>
+            <w:tcW w:type="dxa" w:w="9792"/>
+            <w:shd w:val="clear" w:color="auto" w:fill="F4F4F4"/>
+          </w:tcPr>
+          <w:p>
+            <w:pPr>
+              <w:spacing w:after="0" w:line="240" w:lineRule="auto"/>
+            </w:pPr>
+            <w:r/>
+            <w:r>
+              <w:rPr>
+                <w:rFonts w:ascii="Consolas" w:hAnsi="Consolas"/>
+                <w:sz w:val="17"/>
+              </w:rPr>
+              <w:t>{ "piece_barcode": "PC-23456A", "lot_barcode": "LOT-ACC-000205",</w:t>
+            </w:r>
+          </w:p>
+          <w:p>
+            <w:pPr>
+              <w:spacing w:after="0" w:line="240" w:lineRule="auto"/>
+            </w:pPr>
+            <w:r>
+              <w:rPr>
+                <w:rFonts w:ascii="Consolas" w:hAnsi="Consolas"/>
+                <w:sz w:val="17"/>
+              </w:rPr>
+              <w:t xml:space="preserve">  "qty": 2, "employee_barcode": "EMP-000123", "note": "wrong button swapped" }</w:t>
+            </w:r>
+          </w:p>
+        </w:tc>
+      </w:tr>
+    </w:tbl>
+    <w:p>
+      <w:pPr>
+        <w:spacing w:after="0"/>
+      </w:pPr>
+    </w:p>
+    <w:p>
+      <w:pPr>
+        <w:pStyle w:val="ListBullet"/>
+        <w:spacing w:after="40"/>
+      </w:pPr>
+      <w:r>
+        <w:rPr>
+          <w:b w:val="0"/>
+          <w:color w:val="1A1A1A"/>
+          <w:sz w:val="21"/>
+        </w:rPr>
+        <w:t xml:space="preserve">It </w:t>
+      </w:r>
+      <w:r>
+        <w:rPr>
+          <w:b/>
+          <w:color w:val="1A1A1A"/>
+          <w:sz w:val="21"/>
+        </w:rPr>
+        <w:t>spends stock</w:t>
+      </w:r>
+      <w:r>
+        <w:rPr>
+          <w:b w:val="0"/>
+          <w:color w:val="1A1A1A"/>
+          <w:sz w:val="21"/>
+        </w:rPr>
+        <w:t xml:space="preserve"> and writes a ledger row.</w:t>
+      </w:r>
+    </w:p>
+    <w:p>
+      <w:pPr>
+        <w:pStyle w:val="ListBullet"/>
+        <w:spacing w:after="40"/>
+      </w:pPr>
+      <w:r>
+        <w:rPr>
+          <w:b w:val="0"/>
+          <w:color w:val="1A1A1A"/>
+          <w:sz w:val="21"/>
+        </w:rPr>
+        <w:t xml:space="preserve">It is </w:t>
+      </w:r>
+      <w:r>
+        <w:rPr>
+          <w:b/>
+          <w:color w:val="1A1A1A"/>
+          <w:sz w:val="21"/>
+        </w:rPr>
+        <w:t>repeatable on purpose</w:t>
+      </w:r>
+      <w:r>
+        <w:rPr>
+          <w:b w:val="0"/>
+          <w:color w:val="1A1A1A"/>
+          <w:sz w:val="21"/>
+        </w:rPr>
+        <w:t>: three corrections on one garment are three real events.</w:t>
+      </w:r>
+    </w:p>
+    <w:p>
+      <w:pPr>
+        <w:pStyle w:val="ListBullet"/>
+        <w:spacing w:after="40"/>
+      </w:pPr>
+      <w:r>
+        <w:rPr>
+          <w:b w:val="0"/>
+          <w:color w:val="1A1A1A"/>
+          <w:sz w:val="21"/>
+        </w:rPr>
+        <w:t>It never makes the kit checklist think a spec line was satisfied.</w:t>
+      </w:r>
+    </w:p>
+    <w:p>
+      <w:pPr>
+        <w:pStyle w:val="ListBullet"/>
+        <w:spacing w:after="40"/>
+      </w:pPr>
+      <w:r>
+        <w:rPr>
+          <w:b w:val="0"/>
+          <w:color w:val="1A1A1A"/>
+          <w:sz w:val="21"/>
+        </w:rPr>
+        <w:t xml:space="preserve">Send </w:t>
+      </w:r>
+      <w:r>
+        <w:rPr>
+          <w:rFonts w:ascii="Consolas" w:hAnsi="Consolas"/>
+          <w:color w:val="8A3B1E"/>
+          <w:sz w:val="21"/>
+        </w:rPr>
+        <w:t>piece_barcode</w:t>
+      </w:r>
+      <w:r>
+        <w:rPr>
+          <w:b w:val="0"/>
+          <w:color w:val="1A1A1A"/>
+          <w:sz w:val="21"/>
+        </w:rPr>
+        <w:t xml:space="preserve"> </w:t>
+      </w:r>
+      <w:r>
+        <w:rPr>
+          <w:b/>
+          <w:color w:val="1A1A1A"/>
+          <w:sz w:val="21"/>
+        </w:rPr>
+        <w:t>or</w:t>
+      </w:r>
+      <w:r>
+        <w:rPr>
+          <w:b w:val="0"/>
+          <w:color w:val="1A1A1A"/>
+          <w:sz w:val="21"/>
+        </w:rPr>
+        <w:t xml:space="preserve"> </w:t>
+      </w:r>
+      <w:r>
+        <w:rPr>
+          <w:rFonts w:ascii="Consolas" w:hAnsi="Consolas"/>
+          <w:color w:val="8A3B1E"/>
+          <w:sz w:val="21"/>
+        </w:rPr>
+        <w:t>piece_id</w:t>
+      </w:r>
+      <w:r>
+        <w:rPr>
+          <w:b w:val="0"/>
+          <w:color w:val="1A1A1A"/>
+          <w:sz w:val="21"/>
+        </w:rPr>
+        <w:t xml:space="preserve">, and </w:t>
+      </w:r>
+      <w:r>
+        <w:rPr>
+          <w:rFonts w:ascii="Consolas" w:hAnsi="Consolas"/>
+          <w:color w:val="8A3B1E"/>
+          <w:sz w:val="21"/>
+        </w:rPr>
+        <w:t>lot_barcode</w:t>
+      </w:r>
+      <w:r>
+        <w:rPr>
+          <w:b w:val="0"/>
+          <w:color w:val="1A1A1A"/>
+          <w:sz w:val="21"/>
+        </w:rPr>
+        <w:t xml:space="preserve"> </w:t>
+      </w:r>
+      <w:r>
+        <w:rPr>
+          <w:b/>
+          <w:color w:val="1A1A1A"/>
+          <w:sz w:val="21"/>
+        </w:rPr>
+        <w:t>or</w:t>
+      </w:r>
+      <w:r>
+        <w:rPr>
+          <w:b w:val="0"/>
+          <w:color w:val="1A1A1A"/>
+          <w:sz w:val="21"/>
+        </w:rPr>
+        <w:t xml:space="preserve"> </w:t>
+      </w:r>
+      <w:r>
+        <w:rPr>
+          <w:rFonts w:ascii="Consolas" w:hAnsi="Consolas"/>
+          <w:color w:val="8A3B1E"/>
+          <w:sz w:val="21"/>
+        </w:rPr>
+        <w:t>material_lot_id</w:t>
+      </w:r>
+      <w:r>
+        <w:rPr>
+          <w:b w:val="0"/>
+          <w:color w:val="1A1A1A"/>
+          <w:sz w:val="21"/>
+        </w:rPr>
+        <w:t xml:space="preserve"> — one of each (</w:t>
+      </w:r>
+      <w:r>
+        <w:rPr>
+          <w:b/>
+          <w:color w:val="1A1A1A"/>
+          <w:sz w:val="21"/>
+        </w:rPr>
+        <w:t>422</w:t>
+      </w:r>
+      <w:r>
+        <w:rPr>
+          <w:b w:val="0"/>
+          <w:color w:val="1A1A1A"/>
+          <w:sz w:val="21"/>
+        </w:rPr>
+        <w:t xml:space="preserve"> otherwise). The worker is optional here, unlike the production and store doors.</w:t>
+      </w:r>
+    </w:p>
+    <w:p>
+      <w:pPr>
+        <w:pStyle w:val="ListBullet"/>
+        <w:spacing w:after="40"/>
+      </w:pPr>
+      <w:r>
+        <w:rPr>
+          <w:b w:val="0"/>
+          <w:color w:val="1A1A1A"/>
+          <w:sz w:val="21"/>
+        </w:rPr>
+        <w:t xml:space="preserve">Store Manager can call it, as well as DM and MD: the correction is made </w:t>
+      </w:r>
+      <w:r>
+        <w:rPr>
+          <w:b/>
+          <w:color w:val="1A1A1A"/>
+          <w:sz w:val="21"/>
+        </w:rPr>
+        <w:t>at the store</w:t>
+      </w:r>
+      <w:r>
+        <w:rPr>
+          <w:b w:val="0"/>
+          <w:color w:val="1A1A1A"/>
+          <w:sz w:val="21"/>
+        </w:rPr>
+        <w:t>, and waiting for a DM to record a swapped button is how the correction stops being made at all.</w:t>
+      </w:r>
+    </w:p>
+    <w:p>
+      <w:pPr>
+        <w:pStyle w:val="Heading2"/>
+        <w:spacing w:before="280"/>
+      </w:pPr>
+      <w:r>
+        <w:t>Copying a recipe</w:t>
+      </w:r>
+    </w:p>
+    <w:p>
+      <w:pPr>
+        <w:spacing w:after="120"/>
+      </w:pPr>
+      <w:r>
+        <w:rPr>
+          <w:rFonts w:ascii="Consolas" w:hAnsi="Consolas"/>
+          <w:color w:val="8A3B1E"/>
+          <w:sz w:val="21"/>
+        </w:rPr>
+        <w:t>POST /styles/{id}/material-spec/copy-from</w:t>
+      </w:r>
+      <w:r>
+        <w:rPr>
+          <w:b w:val="0"/>
+          <w:color w:val="1A1A1A"/>
+          <w:sz w:val="21"/>
+        </w:rPr>
+        <w:t xml:space="preserve"> seeds this style's recipe from another. A leather factory repeats styles season after season.</w:t>
+      </w:r>
+    </w:p>
+    <w:p>
+      <w:pPr>
+        <w:spacing w:after="120"/>
+      </w:pPr>
+      <w:r>
+        <w:rPr>
+          <w:b w:val="0"/>
+          <w:color w:val="1A1A1A"/>
+          <w:sz w:val="21"/>
+        </w:rPr>
+        <w:t xml:space="preserve">SKU overrides copy </w:t>
+      </w:r>
+      <w:r>
+        <w:rPr>
+          <w:b/>
+          <w:color w:val="1A1A1A"/>
+          <w:sz w:val="21"/>
+        </w:rPr>
+        <w:t>only where the colourways match</w:t>
+      </w:r>
+      <w:r>
+        <w:rPr>
+          <w:b w:val="0"/>
+          <w:color w:val="1A1A1A"/>
+          <w:sz w:val="21"/>
+        </w:rPr>
+        <w:t xml:space="preserve"> on (colour code, size). Two styles rarely share SKU ids, and copying an override onto the wrong colourway would silently issue the wrong colour button — so unmatched overrides are </w:t>
+      </w:r>
+      <w:r>
+        <w:rPr>
+          <w:b/>
+          <w:color w:val="1A1A1A"/>
+          <w:sz w:val="21"/>
+        </w:rPr>
+        <w:t>reported</w:t>
+      </w:r>
+      <w:r>
+        <w:rPr>
+          <w:b w:val="0"/>
+          <w:color w:val="1A1A1A"/>
+          <w:sz w:val="21"/>
+        </w:rPr>
+        <w:t xml:space="preserve"> in </w:t>
+      </w:r>
+      <w:r>
+        <w:rPr>
+          <w:rFonts w:ascii="Consolas" w:hAnsi="Consolas"/>
+          <w:color w:val="8A3B1E"/>
+          <w:sz w:val="21"/>
+        </w:rPr>
+        <w:t>skipped_detail</w:t>
+      </w:r>
+      <w:r>
+        <w:rPr>
+          <w:b w:val="0"/>
+          <w:color w:val="1A1A1A"/>
+          <w:sz w:val="21"/>
+        </w:rPr>
+        <w:t>, never guessed at.</w:t>
+      </w:r>
+    </w:p>
+    <w:p>
+      <w:pPr>
+        <w:spacing w:after="120"/>
+      </w:pPr>
+      <w:r>
+        <w:rPr>
+          <w:b/>
+          <w:color w:val="1A1A1A"/>
+          <w:sz w:val="21"/>
+        </w:rPr>
+        <w:t>The copy does not confirm.</w:t>
+      </w:r>
+      <w:r>
+        <w:rPr>
+          <w:b w:val="0"/>
+          <w:color w:val="1A1A1A"/>
+          <w:sz w:val="21"/>
+        </w:rPr>
+        <w:t xml:space="preserve"> Somebody still has to look at the numbers for this style.</w:t>
+      </w:r>
+    </w:p>
+    <w:p>
+      <w:pPr>
+        <w:spacing w:after="40"/>
+        <w:pBdr>
+          <w:bottom w:val="single" w:sz="6" w:color="CCCCCC"/>
+        </w:pBdr>
+      </w:pPr>
+    </w:p>
+    <w:p>
+      <w:r>
+        <w:br w:type="page"/>
+      </w:r>
+    </w:p>
+    <w:p>
+      <w:pPr>
+        <w:pStyle w:val="Heading1"/>
+      </w:pPr>
+      <w:r>
+        <w:t>6. Who can call what</w:t>
+      </w:r>
+    </w:p>
+    <w:tbl>
+      <w:tblPr>
+        <w:tblStyle w:val="TableGrid"/>
+        <w:tblW w:type="auto" w:w="0"/>
+        <w:tblLayout w:type="autofit"/>
+        <w:tblLook w:firstColumn="1" w:firstRow="1" w:lastColumn="0" w:lastRow="0" w:noHBand="0" w:noVBand="1" w:val="04A0"/>
+      </w:tblPr>
+      <w:tblGrid>
+        <w:gridCol w:w="3264"/>
+        <w:gridCol w:w="3264"/>
+        <w:gridCol w:w="3264"/>
+      </w:tblGrid>
+      <w:tr>
+        <w:trPr>
+          <w:tblHeader w:val="true"/>
+        </w:trPr>
+        <w:tc>
+          <w:tcPr>
+            <w:tcW w:type="dxa" w:w="3264"/>
+            <w:shd w:val="clear" w:color="auto" w:fill="EDE7E2"/>
+          </w:tcPr>
+          <w:p>
+            <w:r/>
+            <w:r>
+              <w:rPr>
+                <w:b/>
+                <w:color w:val="1A1A1A"/>
+                <w:sz w:val="18"/>
+              </w:rPr>
+              <w:t>Group</w:t>
+            </w:r>
+          </w:p>
+        </w:tc>
+        <w:tc>
+          <w:tcPr>
+            <w:tcW w:type="dxa" w:w="3264"/>
+            <w:shd w:val="clear" w:color="auto" w:fill="EDE7E2"/>
+          </w:tcPr>
+          <w:p>
+            <w:r/>
+            <w:r>
+              <w:rPr>
+                <w:b/>
+                <w:color w:val="1A1A1A"/>
+                <w:sz w:val="18"/>
+              </w:rPr>
+              <w:t>Roles</w:t>
+            </w:r>
+          </w:p>
+        </w:tc>
+        <w:tc>
+          <w:tcPr>
+            <w:tcW w:type="dxa" w:w="3264"/>
+            <w:shd w:val="clear" w:color="auto" w:fill="EDE7E2"/>
+          </w:tcPr>
+          <w:p>
+            <w:r/>
+            <w:r>
+              <w:rPr>
+                <w:b/>
+                <w:color w:val="1A1A1A"/>
+                <w:sz w:val="18"/>
+              </w:rPr>
+              <w:t>Can</w:t>
+            </w:r>
+          </w:p>
+        </w:tc>
+      </w:tr>
+      <w:tr>
+        <w:tc>
+          <w:tcPr>
+            <w:tcW w:type="dxa" w:w="3264"/>
+          </w:tcPr>
+          <w:p>
+            <w:pPr>
+              <w:spacing w:after="20"/>
+            </w:pPr>
+            <w:r/>
+            <w:r>
+              <w:rPr>
+                <w:b w:val="0"/>
+                <w:color w:val="1A1A1A"/>
+                <w:sz w:val="18"/>
+              </w:rPr>
+              <w:t>Lot writers</w:t>
+            </w:r>
+          </w:p>
+        </w:tc>
+        <w:tc>
+          <w:tcPr>
+            <w:tcW w:type="dxa" w:w="3264"/>
+          </w:tcPr>
+          <w:p>
+            <w:pPr>
+              <w:spacing w:after="20"/>
+            </w:pPr>
+            <w:r/>
+            <w:r>
+              <w:rPr>
+                <w:b w:val="0"/>
+                <w:color w:val="1A1A1A"/>
+                <w:sz w:val="18"/>
+              </w:rPr>
+              <w:t xml:space="preserve">DM, MD, Cutting Mgr, Lining Mgr, </w:t>
+            </w:r>
+            <w:r>
+              <w:rPr>
+                <w:b/>
+                <w:color w:val="1A1A1A"/>
+                <w:sz w:val="18"/>
+              </w:rPr>
+              <w:t>HR</w:t>
+            </w:r>
+          </w:p>
+        </w:tc>
+        <w:tc>
+          <w:tcPr>
+            <w:tcW w:type="dxa" w:w="3264"/>
+          </w:tcPr>
+          <w:p>
+            <w:pPr>
+              <w:spacing w:after="20"/>
+            </w:pPr>
+            <w:r/>
+            <w:r>
+              <w:rPr>
+                <w:b w:val="0"/>
+                <w:color w:val="1A1A1A"/>
+                <w:sz w:val="18"/>
+              </w:rPr>
+              <w:t>create/edit lots, hides, arrivals</w:t>
+            </w:r>
+          </w:p>
+        </w:tc>
+      </w:tr>
+      <w:tr>
+        <w:tc>
+          <w:tcPr>
+            <w:tcW w:type="dxa" w:w="3264"/>
+          </w:tcPr>
+          <w:p>
+            <w:pPr>
+              <w:spacing w:after="20"/>
+            </w:pPr>
+            <w:r/>
+            <w:r>
+              <w:rPr>
+                <w:b w:val="0"/>
+                <w:color w:val="1A1A1A"/>
+                <w:sz w:val="18"/>
+              </w:rPr>
+              <w:t>Stock readers</w:t>
+            </w:r>
+          </w:p>
+        </w:tc>
+        <w:tc>
+          <w:tcPr>
+            <w:tcW w:type="dxa" w:w="3264"/>
+          </w:tcPr>
+          <w:p>
+            <w:pPr>
+              <w:spacing w:after="20"/>
+            </w:pPr>
+            <w:r/>
+            <w:r>
+              <w:rPr>
+                <w:b w:val="0"/>
+                <w:color w:val="1A1A1A"/>
+                <w:sz w:val="18"/>
+              </w:rPr>
+              <w:t>+ Stitching Mgr, Store Mgr, Security</w:t>
+            </w:r>
+          </w:p>
+        </w:tc>
+        <w:tc>
+          <w:tcPr>
+            <w:tcW w:type="dxa" w:w="3264"/>
+          </w:tcPr>
+          <w:p>
+            <w:pPr>
+              <w:spacing w:after="20"/>
+            </w:pPr>
+            <w:r/>
+            <w:r>
+              <w:rPr>
+                <w:b w:val="0"/>
+                <w:color w:val="1A1A1A"/>
+                <w:sz w:val="18"/>
+              </w:rPr>
+              <w:t>every read, including the recipe</w:t>
+            </w:r>
+          </w:p>
+        </w:tc>
+      </w:tr>
+      <w:tr>
+        <w:tc>
+          <w:tcPr>
+            <w:tcW w:type="dxa" w:w="3264"/>
+          </w:tcPr>
+          <w:p>
+            <w:pPr>
+              <w:spacing w:after="20"/>
+            </w:pPr>
+            <w:r/>
+            <w:r>
+              <w:rPr>
+                <w:b w:val="0"/>
+                <w:color w:val="1A1A1A"/>
+                <w:sz w:val="18"/>
+              </w:rPr>
+              <w:t>Receivers</w:t>
+            </w:r>
+          </w:p>
+        </w:tc>
+        <w:tc>
+          <w:tcPr>
+            <w:tcW w:type="dxa" w:w="3264"/>
+          </w:tcPr>
+          <w:p>
+            <w:pPr>
+              <w:spacing w:after="20"/>
+            </w:pPr>
+            <w:r/>
+            <w:r>
+              <w:rPr>
+                <w:b w:val="0"/>
+                <w:color w:val="1A1A1A"/>
+                <w:sz w:val="18"/>
+              </w:rPr>
+              <w:t>DM, MD, HR</w:t>
+            </w:r>
+          </w:p>
+        </w:tc>
+        <w:tc>
+          <w:tcPr>
+            <w:tcW w:type="dxa" w:w="3264"/>
+          </w:tcPr>
+          <w:p>
+            <w:pPr>
+              <w:spacing w:after="20"/>
+            </w:pPr>
+            <w:r/>
+            <w:r>
+              <w:rPr>
+                <w:rFonts w:ascii="Consolas" w:hAnsi="Consolas"/>
+                <w:color w:val="8A3B1E"/>
+                <w:sz w:val="18"/>
+              </w:rPr>
+              <w:t>receive</w:t>
+            </w:r>
+            <w:r>
+              <w:rPr>
+                <w:b w:val="0"/>
+                <w:color w:val="1A1A1A"/>
+                <w:sz w:val="18"/>
+              </w:rPr>
+              <w:t xml:space="preserve">, </w:t>
+            </w:r>
+            <w:r>
+              <w:rPr>
+                <w:rFonts w:ascii="Consolas" w:hAnsi="Consolas"/>
+                <w:color w:val="8A3B1E"/>
+                <w:sz w:val="18"/>
+              </w:rPr>
+              <w:t>adjust</w:t>
+            </w:r>
+            <w:r>
+              <w:rPr>
+                <w:b w:val="0"/>
+                <w:color w:val="1A1A1A"/>
+                <w:sz w:val="18"/>
+              </w:rPr>
+              <w:t>, correct a COMPLETED receipt, retire a lot, void an arrival</w:t>
+            </w:r>
+          </w:p>
+        </w:tc>
+      </w:tr>
+      <w:tr>
+        <w:tc>
+          <w:tcPr>
+            <w:tcW w:type="dxa" w:w="3264"/>
+          </w:tcPr>
+          <w:p>
+            <w:pPr>
+              <w:spacing w:after="20"/>
+            </w:pPr>
+            <w:r/>
+            <w:r>
+              <w:rPr>
+                <w:b w:val="0"/>
+                <w:color w:val="1A1A1A"/>
+                <w:sz w:val="18"/>
+              </w:rPr>
+              <w:t>DM only (+MD)</w:t>
+            </w:r>
+          </w:p>
+        </w:tc>
+        <w:tc>
+          <w:tcPr>
+            <w:tcW w:type="dxa" w:w="3264"/>
+          </w:tcPr>
+          <w:p>
+            <w:pPr>
+              <w:spacing w:after="20"/>
+            </w:pPr>
+            <w:r/>
+          </w:p>
+        </w:tc>
+        <w:tc>
+          <w:tcPr>
+            <w:tcW w:type="dxa" w:w="3264"/>
+          </w:tcPr>
+          <w:p>
+            <w:pPr>
+              <w:spacing w:after="20"/>
+            </w:pPr>
+            <w:r/>
+            <w:r>
+              <w:rPr>
+                <w:b w:val="0"/>
+                <w:color w:val="1A1A1A"/>
+                <w:sz w:val="18"/>
+              </w:rPr>
+              <w:t xml:space="preserve">supplier orders, all recipe </w:t>
+            </w:r>
+            <w:r>
+              <w:rPr>
+                <w:b/>
+                <w:color w:val="1A1A1A"/>
+                <w:sz w:val="18"/>
+              </w:rPr>
+              <w:t>writes</w:t>
+            </w:r>
+          </w:p>
+        </w:tc>
+      </w:tr>
+      <w:tr>
+        <w:tc>
+          <w:tcPr>
+            <w:tcW w:type="dxa" w:w="3264"/>
+          </w:tcPr>
+          <w:p>
+            <w:pPr>
+              <w:spacing w:after="20"/>
+            </w:pPr>
+            <w:r/>
+            <w:r>
+              <w:rPr>
+                <w:b w:val="0"/>
+                <w:color w:val="1A1A1A"/>
+                <w:sz w:val="18"/>
+              </w:rPr>
+              <w:t>Issuers</w:t>
+            </w:r>
+          </w:p>
+        </w:tc>
+        <w:tc>
+          <w:tcPr>
+            <w:tcW w:type="dxa" w:w="3264"/>
+          </w:tcPr>
+          <w:p>
+            <w:pPr>
+              <w:spacing w:after="20"/>
+            </w:pPr>
+            <w:r/>
+            <w:r>
+              <w:rPr>
+                <w:b w:val="0"/>
+                <w:color w:val="1A1A1A"/>
+                <w:sz w:val="18"/>
+              </w:rPr>
+              <w:t xml:space="preserve">DM, MD, </w:t>
+            </w:r>
+            <w:r>
+              <w:rPr>
+                <w:b/>
+                <w:color w:val="1A1A1A"/>
+                <w:sz w:val="18"/>
+              </w:rPr>
+              <w:t>Store Manager</w:t>
+            </w:r>
+          </w:p>
+        </w:tc>
+        <w:tc>
+          <w:tcPr>
+            <w:tcW w:type="dxa" w:w="3264"/>
+          </w:tcPr>
+          <w:p>
+            <w:pPr>
+              <w:spacing w:after="20"/>
+            </w:pPr>
+            <w:r/>
+            <w:r>
+              <w:rPr>
+                <w:rFonts w:ascii="Consolas" w:hAnsi="Consolas"/>
+                <w:color w:val="8A3B1E"/>
+                <w:sz w:val="18"/>
+              </w:rPr>
+              <w:t>POST /materials/issues</w:t>
+            </w:r>
+          </w:p>
+        </w:tc>
+      </w:tr>
+    </w:tbl>
+    <w:p>
+      <w:pPr>
+        <w:spacing w:after="0"/>
+      </w:pPr>
+    </w:p>
+    <w:tbl>
+      <w:tblPr>
+        <w:tblStyle w:val="TableGrid"/>
+        <w:tblW w:type="auto" w:w="0"/>
+        <w:tblLook w:firstColumn="1" w:firstRow="1" w:lastColumn="0" w:lastRow="0" w:noHBand="0" w:noVBand="1" w:val="04A0"/>
+      </w:tblPr>
+      <w:tblGrid>
+        <w:gridCol w:w="9792"/>
+      </w:tblGrid>
+      <w:tr>
+        <w:tc>
+          <w:tcPr>
+            <w:tcW w:type="dxa" w:w="9792"/>
+            <w:shd w:val="clear" w:color="auto" w:fill="FFF6E5"/>
+          </w:tcPr>
+          <w:p>
+            <w:r/>
+            <w:r>
+              <w:rPr>
                 <w:b/>
                 <w:color w:val="1A1A1A"/>
                 <w:sz w:val="20"/>
@@ -8486,7 +9471,7 @@
           <w:color w:val="1A1A1A"/>
           <w:sz w:val="21"/>
         </w:rPr>
-        <w:t>Generated from the running app on 2026-09-27. Full request and response bodies are in the API Reference document.</w:t>
+        <w:t>Generated from the running app on 2026-09-28. Full request and response bodies are in the API Reference document.</w:t>
       </w:r>
     </w:p>
     <w:tbl>
@@ -8941,7 +9926,7 @@
                 <w:color w:val="1A1A1A"/>
                 <w:sz w:val="17"/>
               </w:rPr>
-              <w:t>Correct a PENDING gate entry: its quantity, bundle count or note.</w:t>
+              <w:t>Correct a PENDING gate entry: its quantity, bundle count or note — and, when approved_qty…</w:t>
             </w:r>
           </w:p>
         </w:tc>
@@ -9975,6 +10960,84 @@
                 <w:sz w:val="17"/>
               </w:rPr>
               <w:t>Cutting Manager, Direct Manager, HR, Lining Manager, Managing Director, Security, Stitching Manager, Store Manager</w:t>
+            </w:r>
+          </w:p>
+        </w:tc>
+      </w:tr>
+      <w:tr>
+        <w:tc>
+          <w:tcPr>
+            <w:tcW w:type="dxa" w:w="936"/>
+          </w:tcPr>
+          <w:p>
+            <w:pPr>
+              <w:spacing w:after="20"/>
+            </w:pPr>
+            <w:r/>
+            <w:r>
+              <w:rPr>
+                <w:b w:val="0"/>
+                <w:color w:val="1A1A1A"/>
+                <w:sz w:val="17"/>
+              </w:rPr>
+              <w:t>PATCH</w:t>
+            </w:r>
+          </w:p>
+        </w:tc>
+        <w:tc>
+          <w:tcPr>
+            <w:tcW w:type="dxa" w:w="3096"/>
+          </w:tcPr>
+          <w:p>
+            <w:pPr>
+              <w:spacing w:after="20"/>
+            </w:pPr>
+            <w:r/>
+            <w:r>
+              <w:rPr>
+                <w:rFonts w:ascii="Consolas" w:hAnsi="Consolas"/>
+                <w:color w:val="8A3B1E"/>
+                <w:sz w:val="17"/>
+              </w:rPr>
+              <w:t>/api/v1/materials/receipts/{receipt_id}</w:t>
+            </w:r>
+          </w:p>
+        </w:tc>
+        <w:tc>
+          <w:tcPr>
+            <w:tcW w:type="dxa" w:w="3600"/>
+          </w:tcPr>
+          <w:p>
+            <w:pPr>
+              <w:spacing w:after="20"/>
+            </w:pPr>
+            <w:r/>
+            <w:r>
+              <w:rPr>
+                <w:b w:val="0"/>
+                <w:color w:val="1A1A1A"/>
+                <w:sz w:val="17"/>
+              </w:rPr>
+              <w:t>CORRECT ONE DELIVERY'S approved / rejected split, with a reason, audited.</w:t>
+            </w:r>
+          </w:p>
+        </w:tc>
+        <w:tc>
+          <w:tcPr>
+            <w:tcW w:type="dxa" w:w="2592"/>
+          </w:tcPr>
+          <w:p>
+            <w:pPr>
+              <w:spacing w:after="20"/>
+            </w:pPr>
+            <w:r/>
+            <w:r>
+              <w:rPr>
+                <w:b w:val="0"/>
+                <w:color w:val="1A1A1A"/>
+                <w:sz w:val="17"/>
+              </w:rPr>
+              <w:t>Direct Manager, HR, Managing Director</w:t>
             </w:r>
           </w:p>
         </w:tc>
@@ -11334,7 +12397,7 @@
         <w:color w:val="555555"/>
         <w:sz w:val="16"/>
       </w:rPr>
-      <w:t>KairoX ERP · Materials &amp; Stock · System Guide · updated 2026-09-27</w:t>
+      <w:t>KairoX ERP · Materials &amp; Stock · System Guide · updated 2026-09-28</w:t>
     </w:r>
   </w:p>
 </w:ftr>

--- a/docs/service/MATERIAL_SYSTEM_GUIDE.docx
+++ b/docs/service/MATERIAL_SYSTEM_GUIDE.docx
@@ -195,7 +195,7 @@
                 <w:color w:val="1A1A1A"/>
                 <w:sz w:val="19"/>
               </w:rPr>
-              <w:t>36</w:t>
+              <w:t>38</w:t>
             </w:r>
           </w:p>
         </w:tc>
@@ -228,7 +228,7 @@
                 <w:color w:val="1A1A1A"/>
                 <w:sz w:val="19"/>
               </w:rPr>
-              <w:t>2026-09-28</w:t>
+              <w:t>2026-09-29</w:t>
             </w:r>
           </w:p>
         </w:tc>
@@ -2581,6 +2581,514 @@
     </w:p>
     <w:p>
       <w:pPr>
+        <w:pStyle w:val="Heading3"/>
+        <w:spacing w:before="200"/>
+      </w:pPr>
+      <w:r>
+        <w:t>Accessory kinds are DATA, and the list grows by itself</w:t>
+      </w:r>
+    </w:p>
+    <w:p>
+      <w:pPr>
+        <w:spacing w:after="120"/>
+      </w:pPr>
+      <w:r>
+        <w:rPr>
+          <w:b w:val="0"/>
+          <w:color w:val="1A1A1A"/>
+          <w:sz w:val="21"/>
+        </w:rPr>
+        <w:t xml:space="preserve">The four accessory rows above are only the </w:t>
+      </w:r>
+      <w:r>
+        <w:rPr>
+          <w:b/>
+          <w:color w:val="1A1A1A"/>
+          <w:sz w:val="21"/>
+        </w:rPr>
+        <w:t>built-in defaults</w:t>
+      </w:r>
+      <w:r>
+        <w:rPr>
+          <w:b w:val="0"/>
+          <w:color w:val="1A1A1A"/>
+          <w:sz w:val="21"/>
+        </w:rPr>
+        <w:t xml:space="preserve">. There are far more accessories than buttons, zips and thread — eyelets, lace pins, rib knit trim — and each one used to fall to </w:t>
+      </w:r>
+      <w:r>
+        <w:rPr>
+          <w:rFonts w:ascii="Consolas" w:hAnsi="Consolas"/>
+          <w:color w:val="8A3B1E"/>
+          <w:sz w:val="21"/>
+        </w:rPr>
+        <w:t>other</w:t>
+      </w:r>
+      <w:r>
+        <w:rPr>
+          <w:b w:val="0"/>
+          <w:color w:val="1A1A1A"/>
+          <w:sz w:val="21"/>
+        </w:rPr>
+        <w:t xml:space="preserve">, whose spec wants </w:t>
+      </w:r>
+      <w:r>
+        <w:rPr>
+          <w:rFonts w:ascii="Consolas" w:hAnsi="Consolas"/>
+          <w:color w:val="8A3B1E"/>
+          <w:sz w:val="21"/>
+        </w:rPr>
+        <w:t>description</w:t>
+      </w:r>
+      <w:r>
+        <w:rPr>
+          <w:b w:val="0"/>
+          <w:color w:val="1A1A1A"/>
+          <w:sz w:val="21"/>
+        </w:rPr>
+        <w:t xml:space="preserve"> + </w:t>
+      </w:r>
+      <w:r>
+        <w:rPr>
+          <w:rFonts w:ascii="Consolas" w:hAnsi="Consolas"/>
+          <w:color w:val="8A3B1E"/>
+          <w:sz w:val="21"/>
+        </w:rPr>
+        <w:t>count</w:t>
+      </w:r>
+      <w:r>
+        <w:rPr>
+          <w:b w:val="0"/>
+          <w:color w:val="1A1A1A"/>
+          <w:sz w:val="21"/>
+        </w:rPr>
+        <w:t xml:space="preserve"> and whose filter boxes are </w:t>
+      </w:r>
+      <w:r>
+        <w:rPr>
+          <w:rFonts w:ascii="Consolas" w:hAnsi="Consolas"/>
+          <w:color w:val="8A3B1E"/>
+          <w:sz w:val="21"/>
+        </w:rPr>
+        <w:t>article, colour</w:t>
+      </w:r>
+      <w:r>
+        <w:rPr>
+          <w:b w:val="0"/>
+          <w:color w:val="1A1A1A"/>
+          <w:sz w:val="21"/>
+        </w:rPr>
+        <w:t xml:space="preserve">, </w:t>
+      </w:r>
+      <w:r>
+        <w:rPr>
+          <w:b/>
+          <w:color w:val="1A1A1A"/>
+          <w:sz w:val="21"/>
+        </w:rPr>
+        <w:t>with no size at all</w:t>
+      </w:r>
+      <w:r>
+        <w:rPr>
+          <w:b w:val="0"/>
+          <w:color w:val="1A1A1A"/>
+          <w:sz w:val="21"/>
+        </w:rPr>
+        <w:t>. Rib knit trim, an accessory whose size genuinely varies from one SKU to the next, therefore had no size box to enter one in.</w:t>
+      </w:r>
+    </w:p>
+    <w:p>
+      <w:pPr>
+        <w:spacing w:after="120"/>
+      </w:pPr>
+      <w:r>
+        <w:rPr>
+          <w:b w:val="0"/>
+          <w:color w:val="1A1A1A"/>
+          <w:sz w:val="21"/>
+        </w:rPr>
+        <w:t xml:space="preserve">Accessory kinds now live in a table, and </w:t>
+      </w:r>
+      <w:r>
+        <w:rPr>
+          <w:b/>
+          <w:color w:val="1A1A1A"/>
+          <w:sz w:val="21"/>
+        </w:rPr>
+        <w:t>receiving one is what creates it</w:t>
+      </w:r>
+      <w:r>
+        <w:rPr>
+          <w:b w:val="0"/>
+          <w:color w:val="1A1A1A"/>
+          <w:sz w:val="21"/>
+        </w:rPr>
+        <w:t>:</w:t>
+      </w:r>
+    </w:p>
+    <w:p>
+      <w:pPr>
+        <w:pStyle w:val="ListBullet"/>
+        <w:spacing w:after="40"/>
+      </w:pPr>
+      <w:r>
+        <w:rPr>
+          <w:rFonts w:ascii="Consolas" w:hAnsi="Consolas"/>
+          <w:color w:val="8A3B1E"/>
+          <w:sz w:val="21"/>
+        </w:rPr>
+        <w:t>POST /materials/arrivals</w:t>
+      </w:r>
+      <w:r>
+        <w:rPr>
+          <w:b w:val="0"/>
+          <w:color w:val="1A1A1A"/>
+          <w:sz w:val="21"/>
+        </w:rPr>
+        <w:t xml:space="preserve"> or </w:t>
+      </w:r>
+      <w:r>
+        <w:rPr>
+          <w:rFonts w:ascii="Consolas" w:hAnsi="Consolas"/>
+          <w:color w:val="8A3B1E"/>
+          <w:sz w:val="21"/>
+        </w:rPr>
+        <w:t>POST /materials/lots</w:t>
+      </w:r>
+      <w:r>
+        <w:rPr>
+          <w:b w:val="0"/>
+          <w:color w:val="1A1A1A"/>
+          <w:sz w:val="21"/>
+        </w:rPr>
+        <w:t xml:space="preserve"> with an unrecognised</w:t>
+      </w:r>
+    </w:p>
+    <w:p>
+      <w:pPr>
+        <w:spacing w:after="120"/>
+      </w:pPr>
+      <w:r>
+        <w:rPr>
+          <w:rFonts w:ascii="Consolas" w:hAnsi="Consolas"/>
+          <w:color w:val="8A3B1E"/>
+          <w:sz w:val="21"/>
+        </w:rPr>
+        <w:t>subtype</w:t>
+      </w:r>
+      <w:r>
+        <w:rPr>
+          <w:b w:val="0"/>
+          <w:color w:val="1A1A1A"/>
+          <w:sz w:val="21"/>
+        </w:rPr>
+        <w:t xml:space="preserve"> </w:t>
+      </w:r>
+      <w:r>
+        <w:rPr>
+          <w:b/>
+          <w:color w:val="1A1A1A"/>
+          <w:sz w:val="21"/>
+        </w:rPr>
+        <w:t>registers</w:t>
+      </w:r>
+      <w:r>
+        <w:rPr>
+          <w:b w:val="0"/>
+          <w:color w:val="1A1A1A"/>
+          <w:sz w:val="21"/>
+        </w:rPr>
+        <w:t xml:space="preserve"> that kind instead of rejecting it, and returns it as </w:t>
+      </w:r>
+      <w:r>
+        <w:rPr>
+          <w:rFonts w:ascii="Consolas" w:hAnsi="Consolas"/>
+          <w:color w:val="8A3B1E"/>
+          <w:sz w:val="21"/>
+        </w:rPr>
+        <w:t>accessory_type_registered</w:t>
+      </w:r>
+      <w:r>
+        <w:rPr>
+          <w:b w:val="0"/>
+          <w:color w:val="1A1A1A"/>
+          <w:sz w:val="21"/>
+        </w:rPr>
+        <w:t xml:space="preserve"> so a kind that appears by accident is visible rather than silent. There is no "add a kind" form — the moment anybody knows about a new accessory is the moment one turns up at the gate.</w:t>
+      </w:r>
+    </w:p>
+    <w:p>
+      <w:pPr>
+        <w:pStyle w:val="ListBullet"/>
+        <w:spacing w:after="40"/>
+      </w:pPr>
+      <w:r>
+        <w:rPr>
+          <w:rFonts w:ascii="Consolas" w:hAnsi="Consolas"/>
+          <w:color w:val="8A3B1E"/>
+          <w:sz w:val="21"/>
+        </w:rPr>
+        <w:t>GET /materials/accessory-types</w:t>
+      </w:r>
+      <w:r>
+        <w:rPr>
+          <w:b w:val="0"/>
+          <w:color w:val="1A1A1A"/>
+          <w:sz w:val="21"/>
+        </w:rPr>
+        <w:t xml:space="preserve"> lists them; </w:t>
+      </w:r>
+      <w:r>
+        <w:rPr>
+          <w:rFonts w:ascii="Consolas" w:hAnsi="Consolas"/>
+          <w:color w:val="8A3B1E"/>
+          <w:sz w:val="21"/>
+        </w:rPr>
+        <w:t>PATCH /materials/accessory-types/{code}</w:t>
+      </w:r>
+    </w:p>
+    <w:p>
+      <w:pPr>
+        <w:spacing w:after="120"/>
+      </w:pPr>
+      <w:r>
+        <w:rPr>
+          <w:b w:val="0"/>
+          <w:color w:val="1A1A1A"/>
+          <w:sz w:val="21"/>
+        </w:rPr>
+        <w:t xml:space="preserve">refines one. </w:t>
+      </w:r>
+      <w:r>
+        <w:rPr>
+          <w:rFonts w:ascii="Consolas" w:hAnsi="Consolas"/>
+          <w:color w:val="8A3B1E"/>
+          <w:sz w:val="21"/>
+        </w:rPr>
+        <w:t>code</w:t>
+      </w:r>
+      <w:r>
+        <w:rPr>
+          <w:b w:val="0"/>
+          <w:color w:val="1A1A1A"/>
+          <w:sz w:val="21"/>
+        </w:rPr>
+        <w:t xml:space="preserve"> and </w:t>
+      </w:r>
+      <w:r>
+        <w:rPr>
+          <w:rFonts w:ascii="Consolas" w:hAnsi="Consolas"/>
+          <w:color w:val="8A3B1E"/>
+          <w:sz w:val="21"/>
+        </w:rPr>
+        <w:t>qty_field</w:t>
+      </w:r>
+      <w:r>
+        <w:rPr>
+          <w:b w:val="0"/>
+          <w:color w:val="1A1A1A"/>
+          <w:sz w:val="21"/>
+        </w:rPr>
+        <w:t xml:space="preserve"> are </w:t>
+      </w:r>
+      <w:r>
+        <w:rPr>
+          <w:b/>
+          <w:color w:val="1A1A1A"/>
+          <w:sz w:val="21"/>
+        </w:rPr>
+        <w:t>not</w:t>
+      </w:r>
+      <w:r>
+        <w:rPr>
+          <w:b w:val="0"/>
+          <w:color w:val="1A1A1A"/>
+          <w:sz w:val="21"/>
+        </w:rPr>
+        <w:t xml:space="preserve"> patchable: every lot, recipe line and ledger row of that kind is keyed to the code, and </w:t>
+      </w:r>
+      <w:r>
+        <w:rPr>
+          <w:rFonts w:ascii="Consolas" w:hAnsi="Consolas"/>
+          <w:color w:val="8A3B1E"/>
+          <w:sz w:val="21"/>
+        </w:rPr>
+        <w:t>qty_field</w:t>
+      </w:r>
+      <w:r>
+        <w:rPr>
+          <w:b w:val="0"/>
+          <w:color w:val="1A1A1A"/>
+          <w:sz w:val="21"/>
+        </w:rPr>
+        <w:t xml:space="preserve"> names the attribute whose value was already added to </w:t>
+      </w:r>
+      <w:r>
+        <w:rPr>
+          <w:rFonts w:ascii="Consolas" w:hAnsi="Consolas"/>
+          <w:color w:val="8A3B1E"/>
+          <w:sz w:val="21"/>
+        </w:rPr>
+        <w:t>on_hand</w:t>
+      </w:r>
+      <w:r>
+        <w:rPr>
+          <w:b w:val="0"/>
+          <w:color w:val="1A1A1A"/>
+          <w:sz w:val="21"/>
+        </w:rPr>
+        <w:t>.</w:t>
+      </w:r>
+    </w:p>
+    <w:p>
+      <w:pPr>
+        <w:pStyle w:val="ListBullet"/>
+        <w:spacing w:after="40"/>
+      </w:pPr>
+      <w:r>
+        <w:rPr>
+          <w:b w:val="0"/>
+          <w:color w:val="1A1A1A"/>
+          <w:sz w:val="21"/>
+        </w:rPr>
+        <w:t xml:space="preserve">A code is UPPERCASE, underscored and </w:t>
+      </w:r>
+      <w:r>
+        <w:rPr>
+          <w:b/>
+          <w:color w:val="1A1A1A"/>
+          <w:sz w:val="21"/>
+        </w:rPr>
+        <w:t>at most 20 characters</w:t>
+      </w:r>
+      <w:r>
+        <w:rPr>
+          <w:b w:val="0"/>
+          <w:color w:val="1A1A1A"/>
+          <w:sz w:val="21"/>
+        </w:rPr>
+        <w:t>, because that is the</w:t>
+      </w:r>
+    </w:p>
+    <w:p>
+      <w:pPr>
+        <w:spacing w:after="120"/>
+      </w:pPr>
+      <w:r>
+        <w:rPr>
+          <w:b w:val="0"/>
+          <w:color w:val="1A1A1A"/>
+          <w:sz w:val="21"/>
+        </w:rPr>
+        <w:t xml:space="preserve">width of </w:t>
+      </w:r>
+      <w:r>
+        <w:rPr>
+          <w:rFonts w:ascii="Consolas" w:hAnsi="Consolas"/>
+          <w:color w:val="8A3B1E"/>
+          <w:sz w:val="21"/>
+        </w:rPr>
+        <w:t>subtype</w:t>
+      </w:r>
+      <w:r>
+        <w:rPr>
+          <w:b w:val="0"/>
+          <w:color w:val="1A1A1A"/>
+          <w:sz w:val="21"/>
+        </w:rPr>
+        <w:t xml:space="preserve"> on four tables — one of them the issue ledger. Put the full name in </w:t>
+      </w:r>
+      <w:r>
+        <w:rPr>
+          <w:rFonts w:ascii="Consolas" w:hAnsi="Consolas"/>
+          <w:color w:val="8A3B1E"/>
+          <w:sz w:val="21"/>
+        </w:rPr>
+        <w:t>label</w:t>
+      </w:r>
+      <w:r>
+        <w:rPr>
+          <w:b w:val="0"/>
+          <w:color w:val="1A1A1A"/>
+          <w:sz w:val="21"/>
+        </w:rPr>
+        <w:t>.</w:t>
+      </w:r>
+    </w:p>
+    <w:p>
+      <w:pPr>
+        <w:pStyle w:val="ListBullet"/>
+        <w:spacing w:after="40"/>
+      </w:pPr>
+      <w:r>
+        <w:rPr>
+          <w:b/>
+          <w:color w:val="1A1A1A"/>
+          <w:sz w:val="21"/>
+        </w:rPr>
+        <w:t>`size_varies_by_sku`</w:t>
+      </w:r>
+      <w:r>
+        <w:rPr>
+          <w:b w:val="0"/>
+          <w:color w:val="1A1A1A"/>
+          <w:sz w:val="21"/>
+        </w:rPr>
+        <w:t xml:space="preserve"> records what the floor already knows: 85–90% of</w:t>
+      </w:r>
+    </w:p>
+    <w:p>
+      <w:pPr>
+        <w:spacing w:after="120"/>
+      </w:pPr>
+      <w:r>
+        <w:rPr>
+          <w:b w:val="0"/>
+          <w:color w:val="1A1A1A"/>
+          <w:sz w:val="21"/>
+        </w:rPr>
+        <w:t xml:space="preserve">accessories are the same on every garment, and zip and rib knit trim are the ones whose size follows it. It decides whether the recipe form fans one line across every SKU or asks per SKU, and how </w:t>
+      </w:r>
+      <w:r>
+        <w:rPr>
+          <w:rFonts w:ascii="Consolas" w:hAnsi="Consolas"/>
+          <w:color w:val="8A3B1E"/>
+          <w:sz w:val="21"/>
+        </w:rPr>
+        <w:t>copy-from</w:t>
+      </w:r>
+      <w:r>
+        <w:rPr>
+          <w:b w:val="0"/>
+          <w:color w:val="1A1A1A"/>
+          <w:sz w:val="21"/>
+        </w:rPr>
+        <w:t xml:space="preserve"> matches — so neither hardcodes which accessories are special.</w:t>
+      </w:r>
+    </w:p>
+    <w:p>
+      <w:pPr>
+        <w:spacing w:after="120"/>
+      </w:pPr>
+      <w:r>
+        <w:rPr>
+          <w:rFonts w:ascii="Consolas" w:hAnsi="Consolas"/>
+          <w:color w:val="8A3B1E"/>
+          <w:sz w:val="21"/>
+        </w:rPr>
+        <w:t>GET /materials/spec</w:t>
+      </w:r>
+      <w:r>
+        <w:rPr>
+          <w:b w:val="0"/>
+          <w:color w:val="1A1A1A"/>
+          <w:sz w:val="21"/>
+        </w:rPr>
+        <w:t xml:space="preserve"> reports catalogued kinds alongside the built-ins, so the Add-New form and the stock filter boxes follow automatically.</w:t>
+      </w:r>
+    </w:p>
+    <w:p>
+      <w:pPr>
         <w:pStyle w:val="Heading2"/>
         <w:spacing w:before="280"/>
       </w:pPr>
@@ -3862,6 +4370,124 @@
     </w:p>
     <w:p>
       <w:pPr>
+        <w:pStyle w:val="Heading2"/>
+        <w:spacing w:before="280"/>
+      </w:pPr>
+      <w:r>
+        <w:t xml:space="preserve">What one style has cost in leather — </w:t>
+      </w:r>
+      <w:r>
+        <w:rPr>
+          <w:rFonts w:ascii="Consolas" w:hAnsi="Consolas"/>
+        </w:rPr>
+        <w:t>GET /materials/leather-by-style</w:t>
+      </w:r>
+    </w:p>
+    <w:p>
+      <w:pPr>
+        <w:spacing w:after="120"/>
+      </w:pPr>
+      <w:r>
+        <w:rPr>
+          <w:b w:val="0"/>
+          <w:color w:val="1A1A1A"/>
+          <w:sz w:val="21"/>
+        </w:rPr>
+        <w:t xml:space="preserve">The six numbers above are per </w:t>
+      </w:r>
+      <w:r>
+        <w:rPr>
+          <w:b/>
+          <w:color w:val="1A1A1A"/>
+          <w:sz w:val="21"/>
+        </w:rPr>
+        <w:t>lot</w:t>
+      </w:r>
+      <w:r>
+        <w:rPr>
+          <w:b w:val="0"/>
+          <w:color w:val="1A1A1A"/>
+          <w:sz w:val="21"/>
+        </w:rPr>
+        <w:t xml:space="preserve">: they answer "what is on the shelf". This answers the other question a DM actually asks — </w:t>
+      </w:r>
+      <w:r>
+        <w:rPr>
+          <w:b/>
+          <w:color w:val="1A1A1A"/>
+          <w:sz w:val="21"/>
+        </w:rPr>
+        <w:t>"what has this style eaten?"</w:t>
+      </w:r>
+      <w:r>
+        <w:rPr>
+          <w:b w:val="0"/>
+          <w:color w:val="1A1A1A"/>
+          <w:sz w:val="21"/>
+        </w:rPr>
+        <w:t xml:space="preserve"> — as arrived / consumed / available per style, paged, and filterable to one </w:t>
+      </w:r>
+      <w:r>
+        <w:rPr>
+          <w:rFonts w:ascii="Consolas" w:hAnsi="Consolas"/>
+          <w:color w:val="8A3B1E"/>
+          <w:sz w:val="21"/>
+        </w:rPr>
+        <w:t>style_id</w:t>
+      </w:r>
+      <w:r>
+        <w:rPr>
+          <w:b w:val="0"/>
+          <w:color w:val="1A1A1A"/>
+          <w:sz w:val="21"/>
+        </w:rPr>
+        <w:t>.</w:t>
+      </w:r>
+    </w:p>
+    <w:p>
+      <w:pPr>
+        <w:spacing w:after="120"/>
+      </w:pPr>
+      <w:r>
+        <w:rPr>
+          <w:b/>
+          <w:color w:val="1A1A1A"/>
+          <w:sz w:val="21"/>
+        </w:rPr>
+        <w:t>It is a read, not a ledger.</w:t>
+      </w:r>
+      <w:r>
+        <w:rPr>
+          <w:b w:val="0"/>
+          <w:color w:val="1A1A1A"/>
+          <w:sz w:val="21"/>
+        </w:rPr>
+        <w:t xml:space="preserve"> All three figures come from places that already record them, which is the point: a second running total kept per style would be a number that can disagree with the lots, and then neither is trustworthy.</w:t>
+      </w:r>
+    </w:p>
+    <w:p>
+      <w:pPr>
+        <w:spacing w:after="120"/>
+      </w:pPr>
+      <w:r>
+        <w:rPr>
+          <w:b/>
+          <w:color w:val="1A1A1A"/>
+          <w:sz w:val="21"/>
+        </w:rPr>
+        <w:t>The consumed figure is split by rework.</w:t>
+      </w:r>
+      <w:r>
+        <w:rPr>
+          <w:b w:val="0"/>
+          <w:color w:val="1A1A1A"/>
+          <w:sz w:val="21"/>
+        </w:rPr>
+        <w:t xml:space="preserve"> So "this style cost X dcm, of which Y went on defects" is answerable, and that split is the entire reason the endpoint is worth having — a single consumption total cannot tell an expensive style from a badly-cut one. Open to every stock reader.</w:t>
+      </w:r>
+    </w:p>
+    <w:p>
+      <w:pPr>
         <w:spacing w:after="40"/>
         <w:pBdr>
           <w:bottom w:val="single" w:sz="6" w:color="CCCCCC"/>
@@ -5630,15 +6256,77 @@
     </w:p>
     <w:p>
       <w:pPr>
+        <w:pStyle w:val="Heading3"/>
+        <w:spacing w:before="200"/>
+      </w:pPr>
+      <w:r>
+        <w:t>An ACCESSORY line must name its SKU</w:t>
+      </w:r>
+    </w:p>
+    <w:p>
+      <w:pPr>
         <w:spacing w:after="120"/>
       </w:pPr>
       <w:r>
         <w:rPr>
+          <w:b/>
+          <w:color w:val="1A1A1A"/>
+          <w:sz w:val="21"/>
+        </w:rPr>
+        <w:t>A SKU is unique on (style_id, colour, size)</w:t>
+      </w:r>
+      <w:r>
+        <w:rPr>
           <w:b w:val="0"/>
           <w:color w:val="1A1A1A"/>
           <w:sz w:val="21"/>
         </w:rPr>
-        <w:t xml:space="preserve">Two </w:t>
+        <w:t xml:space="preserve"> — colour </w:t>
+      </w:r>
+      <w:r>
+        <w:rPr>
+          <w:i/>
+          <w:color w:val="1A1A1A"/>
+          <w:sz w:val="21"/>
+        </w:rPr>
+        <w:t>and</w:t>
+      </w:r>
+      <w:r>
+        <w:rPr>
+          <w:b w:val="0"/>
+          <w:color w:val="1A1A1A"/>
+          <w:sz w:val="21"/>
+        </w:rPr>
+        <w:t xml:space="preserve"> size together — so a line that names one has already said everything about which garments it is for. A style-wide accessory line is a </w:t>
+      </w:r>
+      <w:r>
+        <w:rPr>
+          <w:b/>
+          <w:color w:val="1A1A1A"/>
+          <w:sz w:val="21"/>
+        </w:rPr>
+        <w:t>422</w:t>
+      </w:r>
+      <w:r>
+        <w:rPr>
+          <w:b w:val="0"/>
+          <w:color w:val="1A1A1A"/>
+          <w:sz w:val="21"/>
+        </w:rPr>
+        <w:t>.</w:t>
+      </w:r>
+    </w:p>
+    <w:p>
+      <w:pPr>
+        <w:spacing w:after="120"/>
+      </w:pPr>
+      <w:r>
+        <w:rPr>
+          <w:b w:val="0"/>
+          <w:color w:val="1A1A1A"/>
+          <w:sz w:val="21"/>
+        </w:rPr>
+        <w:t xml:space="preserve">That one rule removes a whole apparatus that existed only to police style-wide lines: </w:t>
       </w:r>
       <w:r>
         <w:rPr>
@@ -5646,7 +6334,7 @@
           <w:color w:val="8A3B1E"/>
           <w:sz w:val="21"/>
         </w:rPr>
-        <w:t>size</w:t>
+        <w:t>garment_size</w:t>
       </w:r>
       <w:r>
         <w:rPr>
@@ -5654,7 +6342,36 @@
           <w:color w:val="1A1A1A"/>
           <w:sz w:val="21"/>
         </w:rPr>
-        <w:t>-like fields exist and they mean different things — do not mix them up:</w:t>
+        <w:t xml:space="preserve"> on accessories, a size-coverage gate, a size-ambiguity gate, and a guess that read any bare number from 30 to 70 as a garment size and so confined a 60 cm zip to 4XL jackets.</w:t>
+      </w:r>
+    </w:p>
+    <w:p>
+      <w:pPr>
+        <w:spacing w:after="120"/>
+      </w:pPr>
+      <w:r>
+        <w:rPr>
+          <w:b w:val="0"/>
+          <w:color w:val="1A1A1A"/>
+          <w:sz w:val="21"/>
+        </w:rPr>
+        <w:t xml:space="preserve">Two </w:t>
+      </w:r>
+      <w:r>
+        <w:rPr>
+          <w:rFonts w:ascii="Consolas" w:hAnsi="Consolas"/>
+          <w:color w:val="8A3B1E"/>
+          <w:sz w:val="21"/>
+        </w:rPr>
+        <w:t>size</w:t>
+      </w:r>
+      <w:r>
+        <w:rPr>
+          <w:b w:val="0"/>
+          <w:color w:val="1A1A1A"/>
+          <w:sz w:val="21"/>
+        </w:rPr>
+        <w:t>-like fields still exist, and they mean different things:</w:t>
       </w:r>
     </w:p>
     <w:tbl>
@@ -5787,7 +6504,7 @@
                 <w:color w:val="8A3B1E"/>
                 <w:sz w:val="18"/>
               </w:rPr>
-              <w:t>MaterialLot.size</w:t>
+              <w:t>material_lot.size</w:t>
             </w:r>
             <w:r>
               <w:rPr>
@@ -5835,7 +6552,7 @@
                 <w:color w:val="1A1A1A"/>
                 <w:sz w:val="18"/>
               </w:rPr>
-              <w:t>which jackets</w:t>
+              <w:t>leather and lining only</w:t>
             </w:r>
             <w:r>
               <w:rPr>
@@ -5843,7 +6560,7 @@
                 <w:color w:val="1A1A1A"/>
                 <w:sz w:val="18"/>
               </w:rPr>
-              <w:t xml:space="preserve"> this line is for — the size-L line</w:t>
+              <w:t xml:space="preserve"> — which garments a style-wide line is for</w:t>
             </w:r>
           </w:p>
         </w:tc>
@@ -5862,15 +6579,7 @@
                 <w:color w:val="8A3B1E"/>
                 <w:sz w:val="18"/>
               </w:rPr>
-              <w:t>SKU.size</w:t>
-            </w:r>
-            <w:r>
-              <w:rPr>
-                <w:b w:val="0"/>
-                <w:color w:val="1A1A1A"/>
-                <w:sz w:val="18"/>
-              </w:rPr>
-              <w:t>, to decide if the line applies at all</w:t>
+              <w:t>sku.size</w:t>
             </w:r>
           </w:p>
         </w:tc>
@@ -5891,7 +6600,7 @@
           <w:color w:val="8A3B1E"/>
           <w:sz w:val="21"/>
         </w:rPr>
-        <w:t>garment_size = null</w:t>
+        <w:t>garment_size</w:t>
       </w:r>
       <w:r>
         <w:rPr>
@@ -5899,7 +6608,7 @@
           <w:color w:val="1A1A1A"/>
           <w:sz w:val="21"/>
         </w:rPr>
-        <w:t xml:space="preserve"> means </w:t>
+        <w:t xml:space="preserve"> sent on an accessory line is </w:t>
       </w:r>
       <w:r>
         <w:rPr>
@@ -5907,7 +6616,7 @@
           <w:color w:val="1A1A1A"/>
           <w:sz w:val="21"/>
         </w:rPr>
-        <w:t>every size</w:t>
+        <w:t>refused, not ignored</w:t>
       </w:r>
       <w:r>
         <w:rPr>
@@ -5915,7 +6624,7 @@
           <w:color w:val="1A1A1A"/>
           <w:sz w:val="21"/>
         </w:rPr>
-        <w:t>. That is what keeps one generic 18L button line at one row, and it is why every line entered before the column existed still resolves to exactly the recipe it always did.</w:t>
+        <w:t>: a caller who sends it believes it is doing something, and its answer could only ever contradict the SKU's. For leather and lining it is explicit and never inferred — send it, or leave it NULL for every size.</w:t>
       </w:r>
     </w:p>
     <w:p>
@@ -5924,13 +6633,7 @@
         <w:spacing w:before="200"/>
       </w:pPr>
       <w:r>
-        <w:rPr>
-          <w:rFonts w:ascii="Consolas" w:hAnsi="Consolas"/>
-        </w:rPr>
-        <w:t>garment_size</w:t>
-      </w:r>
-      <w:r>
-        <w:t xml:space="preserve"> is stated, never inferred</w:t>
+        <w:t>Covering every SKU in one call</w:t>
       </w:r>
     </w:p>
     <w:p>
@@ -5943,15 +6646,15 @@
           <w:color w:val="1A1A1A"/>
           <w:sz w:val="21"/>
         </w:rPr>
-        <w:t xml:space="preserve">It used to be </w:t>
-      </w:r>
-      <w:r>
-        <w:rPr>
-          <w:b/>
-          <w:color w:val="1A1A1A"/>
-          <w:sz w:val="21"/>
-        </w:rPr>
-        <w:t>guessed</w:t>
+        <w:t xml:space="preserve">85–90% of accessories are identical across a style's SKUs; only zip and rib knit trim usually vary. So </w:t>
+      </w:r>
+      <w:r>
+        <w:rPr>
+          <w:rFonts w:ascii="Consolas" w:hAnsi="Consolas"/>
+          <w:color w:val="8A3B1E"/>
+          <w:sz w:val="21"/>
+        </w:rPr>
+        <w:t>POST /styles/{id}/material-spec/lines</w:t>
       </w:r>
       <w:r>
         <w:rPr>
@@ -5959,24 +6662,240 @@
           <w:color w:val="1A1A1A"/>
           <w:sz w:val="21"/>
         </w:rPr>
-        <w:t xml:space="preserve"> from the material size whenever that size looked like a garment size — and any bare number from 30 to 70 looked like one, because those are the EU jacket rungs. So a 60 cm zip entered as </w:t>
-      </w:r>
-      <w:r>
-        <w:rPr>
-          <w:rFonts w:ascii="Consolas" w:hAnsi="Consolas"/>
-          <w:color w:val="8A3B1E"/>
-          <w:sz w:val="21"/>
-        </w:rPr>
-        <w:t>size: "60"</w:t>
-      </w:r>
-      <w:r>
-        <w:rPr>
-          <w:b w:val="0"/>
-          <w:color w:val="1A1A1A"/>
-          <w:sz w:val="21"/>
-        </w:rPr>
-        <w:t xml:space="preserve"> was read as a size-60 garment, mapped to 4XL, and scoped to 4XL jackets only. A 45 cm zip went to XS.</w:t>
-      </w:r>
+        <w:t xml:space="preserve"> takes a scope:</w:t>
+      </w:r>
+    </w:p>
+    <w:tbl>
+      <w:tblPr>
+        <w:tblStyle w:val="TableGrid"/>
+        <w:tblW w:type="auto" w:w="0"/>
+        <w:tblLayout w:type="autofit"/>
+        <w:tblLook w:firstColumn="1" w:firstRow="1" w:lastColumn="0" w:lastRow="0" w:noHBand="0" w:noVBand="1" w:val="04A0"/>
+      </w:tblPr>
+      <w:tblGrid>
+        <w:gridCol w:w="4896"/>
+        <w:gridCol w:w="4896"/>
+      </w:tblGrid>
+      <w:tr>
+        <w:trPr>
+          <w:tblHeader w:val="true"/>
+        </w:trPr>
+        <w:tc>
+          <w:tcPr>
+            <w:tcW w:type="dxa" w:w="4896"/>
+            <w:shd w:val="clear" w:color="auto" w:fill="EDE7E2"/>
+          </w:tcPr>
+          <w:p>
+            <w:r/>
+            <w:r>
+              <w:rPr>
+                <w:b/>
+                <w:color w:val="1A1A1A"/>
+                <w:sz w:val="18"/>
+              </w:rPr>
+              <w:t>Field</w:t>
+            </w:r>
+          </w:p>
+        </w:tc>
+        <w:tc>
+          <w:tcPr>
+            <w:tcW w:type="dxa" w:w="4896"/>
+            <w:shd w:val="clear" w:color="auto" w:fill="EDE7E2"/>
+          </w:tcPr>
+          <w:p>
+            <w:r/>
+            <w:r>
+              <w:rPr>
+                <w:b/>
+                <w:color w:val="1A1A1A"/>
+                <w:sz w:val="18"/>
+              </w:rPr>
+              <w:t>Meaning</w:t>
+            </w:r>
+          </w:p>
+        </w:tc>
+      </w:tr>
+      <w:tr>
+        <w:tc>
+          <w:tcPr>
+            <w:tcW w:type="dxa" w:w="4896"/>
+          </w:tcPr>
+          <w:p>
+            <w:pPr>
+              <w:spacing w:after="20"/>
+            </w:pPr>
+            <w:r/>
+            <w:r>
+              <w:rPr>
+                <w:rFonts w:ascii="Consolas" w:hAnsi="Consolas"/>
+                <w:color w:val="8A3B1E"/>
+                <w:sz w:val="18"/>
+              </w:rPr>
+              <w:t>sku_id</w:t>
+            </w:r>
+          </w:p>
+        </w:tc>
+        <w:tc>
+          <w:tcPr>
+            <w:tcW w:type="dxa" w:w="4896"/>
+          </w:tcPr>
+          <w:p>
+            <w:pPr>
+              <w:spacing w:after="20"/>
+            </w:pPr>
+            <w:r/>
+            <w:r>
+              <w:rPr>
+                <w:b w:val="0"/>
+                <w:color w:val="1A1A1A"/>
+                <w:sz w:val="18"/>
+              </w:rPr>
+              <w:t>this one colourway-and-size</w:t>
+            </w:r>
+          </w:p>
+        </w:tc>
+      </w:tr>
+      <w:tr>
+        <w:tc>
+          <w:tcPr>
+            <w:tcW w:type="dxa" w:w="4896"/>
+          </w:tcPr>
+          <w:p>
+            <w:pPr>
+              <w:spacing w:after="20"/>
+            </w:pPr>
+            <w:r/>
+            <w:r>
+              <w:rPr>
+                <w:rFonts w:ascii="Consolas" w:hAnsi="Consolas"/>
+                <w:color w:val="8A3B1E"/>
+                <w:sz w:val="18"/>
+              </w:rPr>
+              <w:t>apply_to: "ALL_SKUS"</w:t>
+            </w:r>
+          </w:p>
+        </w:tc>
+        <w:tc>
+          <w:tcPr>
+            <w:tcW w:type="dxa" w:w="4896"/>
+          </w:tcPr>
+          <w:p>
+            <w:pPr>
+              <w:spacing w:after="20"/>
+            </w:pPr>
+            <w:r/>
+            <w:r>
+              <w:rPr>
+                <w:b w:val="0"/>
+                <w:color w:val="1A1A1A"/>
+                <w:sz w:val="18"/>
+              </w:rPr>
+              <w:t xml:space="preserve">every </w:t>
+            </w:r>
+            <w:r>
+              <w:rPr>
+                <w:b/>
+                <w:color w:val="1A1A1A"/>
+                <w:sz w:val="18"/>
+              </w:rPr>
+              <w:t>ordered</w:t>
+            </w:r>
+            <w:r>
+              <w:rPr>
+                <w:b w:val="0"/>
+                <w:color w:val="1A1A1A"/>
+                <w:sz w:val="18"/>
+              </w:rPr>
+              <w:t xml:space="preserve"> SKU of the style</w:t>
+            </w:r>
+          </w:p>
+        </w:tc>
+      </w:tr>
+      <w:tr>
+        <w:tc>
+          <w:tcPr>
+            <w:tcW w:type="dxa" w:w="4896"/>
+          </w:tcPr>
+          <w:p>
+            <w:pPr>
+              <w:spacing w:after="20"/>
+            </w:pPr>
+            <w:r/>
+            <w:r>
+              <w:rPr>
+                <w:rFonts w:ascii="Consolas" w:hAnsi="Consolas"/>
+                <w:color w:val="8A3B1E"/>
+                <w:sz w:val="18"/>
+              </w:rPr>
+              <w:t>sku_ids: [...]</w:t>
+            </w:r>
+          </w:p>
+        </w:tc>
+        <w:tc>
+          <w:tcPr>
+            <w:tcW w:type="dxa" w:w="4896"/>
+          </w:tcPr>
+          <w:p>
+            <w:pPr>
+              <w:spacing w:after="20"/>
+            </w:pPr>
+            <w:r/>
+            <w:r>
+              <w:rPr>
+                <w:b w:val="0"/>
+                <w:color w:val="1A1A1A"/>
+                <w:sz w:val="18"/>
+              </w:rPr>
+              <w:t>a named subset</w:t>
+            </w:r>
+          </w:p>
+        </w:tc>
+      </w:tr>
+      <w:tr>
+        <w:tc>
+          <w:tcPr>
+            <w:tcW w:type="dxa" w:w="4896"/>
+          </w:tcPr>
+          <w:p>
+            <w:pPr>
+              <w:spacing w:after="20"/>
+            </w:pPr>
+            <w:r/>
+            <w:r>
+              <w:rPr>
+                <w:rFonts w:ascii="Consolas" w:hAnsi="Consolas"/>
+                <w:color w:val="8A3B1E"/>
+                <w:sz w:val="18"/>
+              </w:rPr>
+              <w:t>per_sku: [{sku_id, size?, qty_per_piece?}]</w:t>
+            </w:r>
+          </w:p>
+        </w:tc>
+        <w:tc>
+          <w:tcPr>
+            <w:tcW w:type="dxa" w:w="4896"/>
+          </w:tcPr>
+          <w:p>
+            <w:pPr>
+              <w:spacing w:after="20"/>
+            </w:pPr>
+            <w:r/>
+            <w:r>
+              <w:rPr>
+                <w:b w:val="0"/>
+                <w:color w:val="1A1A1A"/>
+                <w:sz w:val="18"/>
+              </w:rPr>
+              <w:t>one row each, with its own size — the zip case</w:t>
+            </w:r>
+          </w:p>
+        </w:tc>
+      </w:tr>
+    </w:tbl>
+    <w:p>
+      <w:pPr>
+        <w:spacing w:after="0"/>
+      </w:pPr>
     </w:p>
     <w:p>
       <w:pPr>
@@ -5984,11 +6903,19 @@
       </w:pPr>
       <w:r>
         <w:rPr>
+          <w:b w:val="0"/>
+          <w:color w:val="1A1A1A"/>
+          <w:sz w:val="21"/>
+        </w:rPr>
+        <w:t xml:space="preserve">Exactly one of them per request; more than one is a 422, because which garments an accessory is for is not something to guess at. It is </w:t>
+      </w:r>
+      <w:r>
+        <w:rPr>
           <w:b/>
           <w:color w:val="1A1A1A"/>
           <w:sz w:val="21"/>
         </w:rPr>
-        <w:t>A line that reaches no garment is not a smaller recipe — it is no recipe.</w:t>
+        <w:t>idempotent</w:t>
       </w:r>
       <w:r>
         <w:rPr>
@@ -5996,7 +6923,7 @@
           <w:color w:val="1A1A1A"/>
           <w:sz w:val="21"/>
         </w:rPr>
-        <w:t xml:space="preserve"> The line is dropped, </w:t>
+        <w:t xml:space="preserve"> and reports </w:t>
       </w:r>
       <w:r>
         <w:rPr>
@@ -6004,7 +6931,7 @@
           <w:color w:val="8A3B1E"/>
           <w:sz w:val="21"/>
         </w:rPr>
-        <w:t>kit_required</w:t>
+        <w:t>created</w:t>
       </w:r>
       <w:r>
         <w:rPr>
@@ -6012,7 +6939,23 @@
           <w:color w:val="1A1A1A"/>
           <w:sz w:val="21"/>
         </w:rPr>
-        <w:t xml:space="preserve"> comes back false for that size, completeness collapses to leather-and-lining, and every garment of every other size is complete, sendable and shipped without its zip. Nothing warns, because from the garment's point of view the style simply declares no accessories.</w:t>
+        <w:t xml:space="preserve"> vs </w:t>
+      </w:r>
+      <w:r>
+        <w:rPr>
+          <w:rFonts w:ascii="Consolas" w:hAnsi="Consolas"/>
+          <w:color w:val="8A3B1E"/>
+          <w:sz w:val="21"/>
+        </w:rPr>
+        <w:t>already_present</w:t>
+      </w:r>
+      <w:r>
+        <w:rPr>
+          <w:b w:val="0"/>
+          <w:color w:val="1A1A1A"/>
+          <w:sz w:val="21"/>
+        </w:rPr>
+        <w:t>, so re-posting after a timeout adds the rest rather than failing the batch.</w:t>
       </w:r>
     </w:p>
     <w:p>
@@ -6021,276 +6964,19 @@
       </w:pPr>
       <w:r>
         <w:rPr>
+          <w:b/>
+          <w:color w:val="1A1A1A"/>
+          <w:sz w:val="21"/>
+        </w:rPr>
+        <w:t>The stored shape is per-SKU either way.</w:t>
+      </w:r>
+      <w:r>
+        <w:rPr>
           <w:b w:val="0"/>
           <w:color w:val="1A1A1A"/>
           <w:sz w:val="21"/>
         </w:rPr>
-        <w:t>So the guess is gone:</w:t>
-      </w:r>
-    </w:p>
-    <w:p>
-      <w:pPr>
-        <w:pStyle w:val="ListBullet"/>
-        <w:spacing w:after="40"/>
-      </w:pPr>
-      <w:r>
-        <w:rPr>
-          <w:b w:val="0"/>
-          <w:color w:val="1A1A1A"/>
-          <w:sz w:val="21"/>
-        </w:rPr>
-        <w:t xml:space="preserve">a material size that is </w:t>
-      </w:r>
-      <w:r>
-        <w:rPr>
-          <w:b/>
-          <w:color w:val="1A1A1A"/>
-          <w:sz w:val="21"/>
-        </w:rPr>
-        <w:t>unmistakably</w:t>
-      </w:r>
-      <w:r>
-        <w:rPr>
-          <w:b w:val="0"/>
-          <w:color w:val="1A1A1A"/>
-          <w:sz w:val="21"/>
-        </w:rPr>
-        <w:t xml:space="preserve"> a garment size (</w:t>
-      </w:r>
-      <w:r>
-        <w:rPr>
-          <w:rFonts w:ascii="Consolas" w:hAnsi="Consolas"/>
-          <w:color w:val="8A3B1E"/>
-          <w:sz w:val="21"/>
-        </w:rPr>
-        <w:t>L</w:t>
-      </w:r>
-      <w:r>
-        <w:rPr>
-          <w:b w:val="0"/>
-          <w:color w:val="1A1A1A"/>
-          <w:sz w:val="21"/>
-        </w:rPr>
-        <w:t xml:space="preserve">, </w:t>
-      </w:r>
-      <w:r>
-        <w:rPr>
-          <w:rFonts w:ascii="Consolas" w:hAnsi="Consolas"/>
-          <w:color w:val="8A3B1E"/>
-          <w:sz w:val="21"/>
-        </w:rPr>
-        <w:t>XXL</w:t>
-      </w:r>
-      <w:r>
-        <w:rPr>
-          <w:b w:val="0"/>
-          <w:color w:val="1A1A1A"/>
-          <w:sz w:val="21"/>
-        </w:rPr>
-        <w:t>) and names no</w:t>
-      </w:r>
-    </w:p>
-    <w:p>
-      <w:pPr>
-        <w:spacing w:after="120"/>
-      </w:pPr>
-      <w:r>
-        <w:rPr>
-          <w:rFonts w:ascii="Consolas" w:hAnsi="Consolas"/>
-          <w:color w:val="8A3B1E"/>
-          <w:sz w:val="21"/>
-        </w:rPr>
-        <w:t>garment_size</w:t>
-      </w:r>
-      <w:r>
-        <w:rPr>
-          <w:b w:val="0"/>
-          <w:color w:val="1A1A1A"/>
-          <w:sz w:val="21"/>
-        </w:rPr>
-        <w:t xml:space="preserve"> is a </w:t>
-      </w:r>
-      <w:r>
-        <w:rPr>
-          <w:b/>
-          <w:color w:val="1A1A1A"/>
-          <w:sz w:val="21"/>
-        </w:rPr>
-        <w:t>422</w:t>
-      </w:r>
-      <w:r>
-        <w:rPr>
-          <w:b w:val="0"/>
-          <w:color w:val="1A1A1A"/>
-          <w:sz w:val="21"/>
-        </w:rPr>
-        <w:t xml:space="preserve"> telling you to say which garments it is for;</w:t>
-      </w:r>
-    </w:p>
-    <w:p>
-      <w:pPr>
-        <w:pStyle w:val="ListBullet"/>
-        <w:spacing w:after="40"/>
-      </w:pPr>
-      <w:r>
-        <w:rPr>
-          <w:b w:val="0"/>
-          <w:color w:val="1A1A1A"/>
-          <w:sz w:val="21"/>
-        </w:rPr>
-        <w:t xml:space="preserve">a </w:t>
-      </w:r>
-      <w:r>
-        <w:rPr>
-          <w:b/>
-          <w:color w:val="1A1A1A"/>
-          <w:sz w:val="21"/>
-        </w:rPr>
-        <w:t>number</w:t>
-      </w:r>
-      <w:r>
-        <w:rPr>
-          <w:b w:val="0"/>
-          <w:color w:val="1A1A1A"/>
-          <w:sz w:val="21"/>
-        </w:rPr>
-        <w:t xml:space="preserve"> is never read as a garment size — </w:t>
-      </w:r>
-      <w:r>
-        <w:rPr>
-          <w:rFonts w:ascii="Consolas" w:hAnsi="Consolas"/>
-          <w:color w:val="8A3B1E"/>
-          <w:sz w:val="21"/>
-        </w:rPr>
-        <w:t>60</w:t>
-      </w:r>
-      <w:r>
-        <w:rPr>
-          <w:b w:val="0"/>
-          <w:color w:val="1A1A1A"/>
-          <w:sz w:val="21"/>
-        </w:rPr>
-        <w:t xml:space="preserve"> is centimetres until somebody</w:t>
-      </w:r>
-    </w:p>
-    <w:p>
-      <w:pPr>
-        <w:spacing w:after="120"/>
-      </w:pPr>
-      <w:r>
-        <w:rPr>
-          <w:b w:val="0"/>
-          <w:color w:val="1A1A1A"/>
-          <w:sz w:val="21"/>
-        </w:rPr>
-        <w:t>says otherwise;</w:t>
-      </w:r>
-    </w:p>
-    <w:p>
-      <w:pPr>
-        <w:pStyle w:val="ListBullet"/>
-        <w:spacing w:after="40"/>
-      </w:pPr>
-      <w:r>
-        <w:rPr>
-          <w:b w:val="0"/>
-          <w:color w:val="1A1A1A"/>
-          <w:sz w:val="21"/>
-        </w:rPr>
-        <w:t xml:space="preserve">migration </w:t>
-      </w:r>
-      <w:r>
-        <w:rPr>
-          <w:b/>
-          <w:color w:val="1A1A1A"/>
-          <w:sz w:val="21"/>
-        </w:rPr>
-        <w:t>`20260928_garment_size_backfill`</w:t>
-      </w:r>
-      <w:r>
-        <w:rPr>
-          <w:b w:val="0"/>
-          <w:color w:val="1A1A1A"/>
-          <w:sz w:val="21"/>
-        </w:rPr>
-        <w:t xml:space="preserve"> clears the rows the old guess had</w:t>
-      </w:r>
-    </w:p>
-    <w:p>
-      <w:pPr>
-        <w:spacing w:after="120"/>
-      </w:pPr>
-      <w:r>
-        <w:rPr>
-          <w:b w:val="0"/>
-          <w:color w:val="1A1A1A"/>
-          <w:sz w:val="21"/>
-        </w:rPr>
-        <w:t xml:space="preserve">already mis-scoped — every line whose </w:t>
-      </w:r>
-      <w:r>
-        <w:rPr>
-          <w:rFonts w:ascii="Consolas" w:hAnsi="Consolas"/>
-          <w:color w:val="8A3B1E"/>
-          <w:sz w:val="21"/>
-        </w:rPr>
-        <w:t>garment_size</w:t>
-      </w:r>
-      <w:r>
-        <w:rPr>
-          <w:b w:val="0"/>
-          <w:color w:val="1A1A1A"/>
-          <w:sz w:val="21"/>
-        </w:rPr>
-        <w:t xml:space="preserve"> equals a purely numeric </w:t>
-      </w:r>
-      <w:r>
-        <w:rPr>
-          <w:rFonts w:ascii="Consolas" w:hAnsi="Consolas"/>
-          <w:color w:val="8A3B1E"/>
-          <w:sz w:val="21"/>
-        </w:rPr>
-        <w:t>size</w:t>
-      </w:r>
-      <w:r>
-        <w:rPr>
-          <w:b w:val="0"/>
-          <w:color w:val="1A1A1A"/>
-          <w:sz w:val="21"/>
-        </w:rPr>
-        <w:t xml:space="preserve">. Alpha ones are left alone: </w:t>
-      </w:r>
-      <w:r>
-        <w:rPr>
-          <w:rFonts w:ascii="Consolas" w:hAnsi="Consolas"/>
-          <w:color w:val="8A3B1E"/>
-          <w:sz w:val="21"/>
-        </w:rPr>
-        <w:t>L</w:t>
-      </w:r>
-      <w:r>
-        <w:rPr>
-          <w:b w:val="0"/>
-          <w:color w:val="1A1A1A"/>
-          <w:sz w:val="21"/>
-        </w:rPr>
-        <w:t xml:space="preserve"> beside </w:t>
-      </w:r>
-      <w:r>
-        <w:rPr>
-          <w:rFonts w:ascii="Consolas" w:hAnsi="Consolas"/>
-          <w:color w:val="8A3B1E"/>
-          <w:sz w:val="21"/>
-        </w:rPr>
-        <w:t>garment_size: "L"</w:t>
-      </w:r>
-      <w:r>
-        <w:rPr>
-          <w:b w:val="0"/>
-          <w:color w:val="1A1A1A"/>
-          <w:sz w:val="21"/>
-        </w:rPr>
-        <w:t xml:space="preserve"> is a line somebody meant.</w:t>
+        <w:t xml:space="preserve"> The convenience is in the request, never in the data — a row that "applies to everything" is exactly what this removed.</w:t>
       </w:r>
     </w:p>
     <w:tbl>
@@ -6316,15 +7002,15 @@
                 <w:color w:val="1A1A1A"/>
                 <w:sz w:val="20"/>
               </w:rPr>
-              <w:t xml:space="preserve">**The data fix is a module-level function, not inline SQL in </w:t>
-            </w:r>
-            <w:r>
-              <w:rPr>
-                <w:rFonts w:ascii="Consolas" w:hAnsi="Consolas"/>
-                <w:color w:val="8A3B1E"/>
+              <w:t xml:space="preserve">It lives on the </w:t>
+            </w:r>
+            <w:r>
+              <w:rPr>
+                <w:b/>
+                <w:color w:val="1A1A1A"/>
                 <w:sz w:val="20"/>
               </w:rPr>
-              <w:t>upgrade()</w:t>
+              <w:t>add-line</w:t>
             </w:r>
             <w:r>
               <w:rPr>
@@ -6332,7 +7018,7 @@
                 <w:color w:val="1A1A1A"/>
                 <w:sz w:val="20"/>
               </w:rPr>
-              <w:t>, and it</w:t>
+              <w:t xml:space="preserve"> call and not on the whole-grid PUT, because the PUT</w:t>
             </w:r>
           </w:p>
         </w:tc>
@@ -6366,23 +7052,7 @@
                 <w:color w:val="1A1A1A"/>
                 <w:sz w:val="20"/>
               </w:rPr>
-              <w:t xml:space="preserve">is covered by </w:t>
-            </w:r>
-            <w:r>
-              <w:rPr>
-                <w:rFonts w:ascii="Consolas" w:hAnsi="Consolas"/>
-                <w:color w:val="8A3B1E"/>
-                <w:sz w:val="20"/>
-              </w:rPr>
-              <w:t>tests/integration/test_garment_size_backfill.py</w:t>
-            </w:r>
-            <w:r>
-              <w:rPr>
-                <w:b w:val="0"/>
-                <w:color w:val="1A1A1A"/>
-                <w:sz w:val="20"/>
-              </w:rPr>
-              <w:t>.** It cannot be</w:t>
+              <w:t>is frozen once a style is released while accessories stay correctable — and the</w:t>
             </w:r>
           </w:p>
         </w:tc>
@@ -6416,7 +7086,7 @@
                 <w:color w:val="1A1A1A"/>
                 <w:sz w:val="20"/>
               </w:rPr>
-              <w:t>exercised by running the chain — an alembic-built SQLite database rejects every</w:t>
+              <w:t>wrong button is discovered precisely when somebody goes to fetch it, which is</w:t>
             </w:r>
           </w:p>
         </w:tc>
@@ -6450,23 +7120,819 @@
                 <w:color w:val="1A1A1A"/>
                 <w:sz w:val="20"/>
               </w:rPr>
-              <w:t xml:space="preserve">INSERT, because the baseline puts </w:t>
-            </w:r>
+              <w:t>always after release.</w:t>
+            </w:r>
+          </w:p>
+        </w:tc>
+      </w:tr>
+    </w:tbl>
+    <w:p>
+      <w:pPr>
+        <w:spacing w:after="0"/>
+      </w:pPr>
+    </w:p>
+    <w:p>
+      <w:pPr>
+        <w:spacing w:after="120"/>
+      </w:pPr>
+      <w:r>
+        <w:rPr>
+          <w:b w:val="0"/>
+          <w:color w:val="1A1A1A"/>
+          <w:sz w:val="21"/>
+        </w:rPr>
+        <w:t xml:space="preserve">A line still has a </w:t>
+      </w:r>
+      <w:r>
+        <w:rPr>
+          <w:b/>
+          <w:color w:val="1A1A1A"/>
+          <w:sz w:val="21"/>
+        </w:rPr>
+        <w:t>scope</w:t>
+      </w:r>
+      <w:r>
+        <w:rPr>
+          <w:b w:val="0"/>
+          <w:color w:val="1A1A1A"/>
+          <w:sz w:val="21"/>
+        </w:rPr>
+        <w:t xml:space="preserve">: </w:t>
+      </w:r>
+      <w:r>
+        <w:rPr>
+          <w:rFonts w:ascii="Consolas" w:hAnsi="Consolas"/>
+          <w:color w:val="8A3B1E"/>
+          <w:sz w:val="21"/>
+        </w:rPr>
+        <w:t>SKU</w:t>
+      </w:r>
+      <w:r>
+        <w:rPr>
+          <w:b w:val="0"/>
+          <w:color w:val="1A1A1A"/>
+          <w:sz w:val="21"/>
+        </w:rPr>
+        <w:t xml:space="preserve"> for every accessory, </w:t>
+      </w:r>
+      <w:r>
+        <w:rPr>
+          <w:rFonts w:ascii="Consolas" w:hAnsi="Consolas"/>
+          <w:color w:val="8A3B1E"/>
+          <w:sz w:val="21"/>
+        </w:rPr>
+        <w:t>STYLE</w:t>
+      </w:r>
+      <w:r>
+        <w:rPr>
+          <w:b w:val="0"/>
+          <w:color w:val="1A1A1A"/>
+          <w:sz w:val="21"/>
+        </w:rPr>
+        <w:t xml:space="preserve"> or </w:t>
+      </w:r>
+      <w:r>
+        <w:rPr>
+          <w:rFonts w:ascii="Consolas" w:hAnsi="Consolas"/>
+          <w:color w:val="8A3B1E"/>
+          <w:sz w:val="21"/>
+        </w:rPr>
+        <w:t>SKU</w:t>
+      </w:r>
+      <w:r>
+        <w:rPr>
+          <w:b w:val="0"/>
+          <w:color w:val="1A1A1A"/>
+          <w:sz w:val="21"/>
+        </w:rPr>
+        <w:t xml:space="preserve"> for leather and lining.</w:t>
+      </w:r>
+    </w:p>
+    <w:p>
+      <w:pPr>
+        <w:pStyle w:val="Heading2"/>
+        <w:spacing w:before="280"/>
+      </w:pPr>
+      <w:r>
+        <w:t xml:space="preserve">How a line finds real stock — </w:t>
+      </w:r>
+      <w:r>
+        <w:rPr>
+          <w:rFonts w:ascii="Consolas" w:hAnsi="Consolas"/>
+        </w:rPr>
+        <w:t>resolution</w:t>
+      </w:r>
+    </w:p>
+    <w:tbl>
+      <w:tblPr>
+        <w:tblStyle w:val="TableGrid"/>
+        <w:tblW w:type="auto" w:w="0"/>
+        <w:tblLayout w:type="autofit"/>
+        <w:tblLook w:firstColumn="1" w:firstRow="1" w:lastColumn="0" w:lastRow="0" w:noHBand="0" w:noVBand="1" w:val="04A0"/>
+      </w:tblPr>
+      <w:tblGrid>
+        <w:gridCol w:w="3264"/>
+        <w:gridCol w:w="3264"/>
+        <w:gridCol w:w="3264"/>
+      </w:tblGrid>
+      <w:tr>
+        <w:trPr>
+          <w:tblHeader w:val="true"/>
+        </w:trPr>
+        <w:tc>
+          <w:tcPr>
+            <w:tcW w:type="dxa" w:w="3264"/>
+            <w:shd w:val="clear" w:color="auto" w:fill="EDE7E2"/>
+          </w:tcPr>
+          <w:p>
+            <w:r/>
+            <w:r>
+              <w:rPr>
+                <w:b/>
+                <w:color w:val="1A1A1A"/>
+                <w:sz w:val="18"/>
+              </w:rPr>
+              <w:t>Value</w:t>
+            </w:r>
+          </w:p>
+        </w:tc>
+        <w:tc>
+          <w:tcPr>
+            <w:tcW w:type="dxa" w:w="3264"/>
+            <w:shd w:val="clear" w:color="auto" w:fill="EDE7E2"/>
+          </w:tcPr>
+          <w:p>
+            <w:r/>
+            <w:r>
+              <w:rPr>
+                <w:b/>
+                <w:color w:val="1A1A1A"/>
+                <w:sz w:val="18"/>
+              </w:rPr>
+              <w:t>Meaning</w:t>
+            </w:r>
+          </w:p>
+        </w:tc>
+        <w:tc>
+          <w:tcPr>
+            <w:tcW w:type="dxa" w:w="3264"/>
+            <w:shd w:val="clear" w:color="auto" w:fill="EDE7E2"/>
+          </w:tcPr>
+          <w:p>
+            <w:r/>
+            <w:r>
+              <w:rPr>
+                <w:b/>
+                <w:color w:val="1A1A1A"/>
+                <w:sz w:val="18"/>
+              </w:rPr>
+              <w:t>What the screen should do</w:t>
+            </w:r>
+          </w:p>
+        </w:tc>
+      </w:tr>
+      <w:tr>
+        <w:tc>
+          <w:tcPr>
+            <w:tcW w:type="dxa" w:w="3264"/>
+          </w:tcPr>
+          <w:p>
+            <w:pPr>
+              <w:spacing w:after="20"/>
+            </w:pPr>
+            <w:r/>
             <w:r>
               <w:rPr>
                 <w:rFonts w:ascii="Consolas" w:hAnsi="Consolas"/>
                 <w:color w:val="8A3B1E"/>
-                <w:sz w:val="20"/>
-              </w:rPr>
-              <w:t>server_default=sa.text('now()')</w:t>
-            </w:r>
+                <w:sz w:val="18"/>
+              </w:rPr>
+              <w:t>PINNED</w:t>
+            </w:r>
+          </w:p>
+        </w:tc>
+        <w:tc>
+          <w:tcPr>
+            <w:tcW w:type="dxa" w:w="3264"/>
+          </w:tcPr>
+          <w:p>
+            <w:pPr>
+              <w:spacing w:after="20"/>
+            </w:pPr>
+            <w:r/>
+            <w:r>
+              <w:rPr>
+                <w:b w:val="0"/>
+                <w:color w:val="1A1A1A"/>
+                <w:sz w:val="18"/>
+              </w:rPr>
+              <w:t xml:space="preserve">the line names an exact </w:t>
+            </w:r>
+            <w:r>
+              <w:rPr>
+                <w:rFonts w:ascii="Consolas" w:hAnsi="Consolas"/>
+                <w:color w:val="8A3B1E"/>
+                <w:sz w:val="18"/>
+              </w:rPr>
+              <w:t>material_lot_id</w:t>
+            </w:r>
+          </w:p>
+        </w:tc>
+        <w:tc>
+          <w:tcPr>
+            <w:tcW w:type="dxa" w:w="3264"/>
+          </w:tcPr>
+          <w:p>
+            <w:pPr>
+              <w:spacing w:after="20"/>
+            </w:pPr>
+            <w:r/>
+            <w:r>
+              <w:rPr>
+                <w:b w:val="0"/>
+                <w:color w:val="1A1A1A"/>
+                <w:sz w:val="18"/>
+              </w:rPr>
+              <w:t>fine</w:t>
+            </w:r>
+          </w:p>
+        </w:tc>
+      </w:tr>
+      <w:tr>
+        <w:tc>
+          <w:tcPr>
+            <w:tcW w:type="dxa" w:w="3264"/>
+          </w:tcPr>
+          <w:p>
+            <w:pPr>
+              <w:spacing w:after="20"/>
+            </w:pPr>
+            <w:r/>
+            <w:r>
+              <w:rPr>
+                <w:rFonts w:ascii="Consolas" w:hAnsi="Consolas"/>
+                <w:color w:val="8A3B1E"/>
+                <w:sz w:val="18"/>
+              </w:rPr>
+              <w:t>MATCHED</w:t>
+            </w:r>
+          </w:p>
+        </w:tc>
+        <w:tc>
+          <w:tcPr>
+            <w:tcW w:type="dxa" w:w="3264"/>
+          </w:tcPr>
+          <w:p>
+            <w:pPr>
+              <w:spacing w:after="20"/>
+            </w:pPr>
+            <w:r/>
+            <w:r>
+              <w:rPr>
+                <w:b w:val="0"/>
+                <w:color w:val="1A1A1A"/>
+                <w:sz w:val="18"/>
+              </w:rPr>
+              <w:t>exactly one lot matches the six columns</w:t>
+            </w:r>
+          </w:p>
+        </w:tc>
+        <w:tc>
+          <w:tcPr>
+            <w:tcW w:type="dxa" w:w="3264"/>
+          </w:tcPr>
+          <w:p>
+            <w:pPr>
+              <w:spacing w:after="20"/>
+            </w:pPr>
+            <w:r/>
+            <w:r>
+              <w:rPr>
+                <w:b w:val="0"/>
+                <w:color w:val="1A1A1A"/>
+                <w:sz w:val="18"/>
+              </w:rPr>
+              <w:t>fine</w:t>
+            </w:r>
+          </w:p>
+        </w:tc>
+      </w:tr>
+      <w:tr>
+        <w:tc>
+          <w:tcPr>
+            <w:tcW w:type="dxa" w:w="3264"/>
+          </w:tcPr>
+          <w:p>
+            <w:pPr>
+              <w:spacing w:after="20"/>
+            </w:pPr>
+            <w:r/>
+            <w:r>
+              <w:rPr>
+                <w:rFonts w:ascii="Consolas" w:hAnsi="Consolas"/>
+                <w:color w:val="8A3B1E"/>
+                <w:sz w:val="18"/>
+              </w:rPr>
+              <w:t>NONE</w:t>
+            </w:r>
+          </w:p>
+        </w:tc>
+        <w:tc>
+          <w:tcPr>
+            <w:tcW w:type="dxa" w:w="3264"/>
+          </w:tcPr>
+          <w:p>
+            <w:pPr>
+              <w:spacing w:after="20"/>
+            </w:pPr>
+            <w:r/>
+            <w:r>
+              <w:rPr>
+                <w:b w:val="0"/>
+                <w:color w:val="1A1A1A"/>
+                <w:sz w:val="18"/>
+              </w:rPr>
+              <w:t>no lot matches</w:t>
+            </w:r>
+          </w:p>
+        </w:tc>
+        <w:tc>
+          <w:tcPr>
+            <w:tcW w:type="dxa" w:w="3264"/>
+          </w:tcPr>
+          <w:p>
+            <w:pPr>
+              <w:spacing w:after="20"/>
+            </w:pPr>
+            <w:r/>
+            <w:r>
+              <w:rPr>
+                <w:b w:val="0"/>
+                <w:color w:val="1A1A1A"/>
+                <w:sz w:val="18"/>
+              </w:rPr>
+              <w:t>"receive this material first"</w:t>
+            </w:r>
+          </w:p>
+        </w:tc>
+      </w:tr>
+      <w:tr>
+        <w:tc>
+          <w:tcPr>
+            <w:tcW w:type="dxa" w:w="3264"/>
+          </w:tcPr>
+          <w:p>
+            <w:pPr>
+              <w:spacing w:after="20"/>
+            </w:pPr>
+            <w:r/>
+            <w:r>
+              <w:rPr>
+                <w:rFonts w:ascii="Consolas" w:hAnsi="Consolas"/>
+                <w:color w:val="8A3B1E"/>
+                <w:sz w:val="18"/>
+              </w:rPr>
+              <w:t>AMBIGUOUS</w:t>
+            </w:r>
+          </w:p>
+        </w:tc>
+        <w:tc>
+          <w:tcPr>
+            <w:tcW w:type="dxa" w:w="3264"/>
+          </w:tcPr>
+          <w:p>
+            <w:pPr>
+              <w:spacing w:after="20"/>
+            </w:pPr>
+            <w:r/>
+            <w:r>
+              <w:rPr>
+                <w:b w:val="0"/>
+                <w:color w:val="1A1A1A"/>
+                <w:sz w:val="18"/>
+              </w:rPr>
+              <w:t>several lots match</w:t>
+            </w:r>
+          </w:p>
+        </w:tc>
+        <w:tc>
+          <w:tcPr>
+            <w:tcW w:type="dxa" w:w="3264"/>
+          </w:tcPr>
+          <w:p>
+            <w:pPr>
+              <w:spacing w:after="20"/>
+            </w:pPr>
+            <w:r/>
+            <w:r>
+              <w:rPr>
+                <w:b w:val="0"/>
+                <w:color w:val="1A1A1A"/>
+                <w:sz w:val="18"/>
+              </w:rPr>
+              <w:t xml:space="preserve">show </w:t>
+            </w:r>
+            <w:r>
+              <w:rPr>
+                <w:rFonts w:ascii="Consolas" w:hAnsi="Consolas"/>
+                <w:color w:val="8A3B1E"/>
+                <w:sz w:val="18"/>
+              </w:rPr>
+              <w:t>candidate_lot_ids</w:t>
+            </w:r>
+            <w:r>
+              <w:rPr>
+                <w:b w:val="0"/>
+                <w:color w:val="1A1A1A"/>
+                <w:sz w:val="18"/>
+              </w:rPr>
+              <w:t xml:space="preserve"> and make the user pick</w:t>
+            </w:r>
+          </w:p>
+        </w:tc>
+      </w:tr>
+    </w:tbl>
+    <w:p>
+      <w:pPr>
+        <w:spacing w:after="0"/>
+      </w:pPr>
+    </w:p>
+    <w:p>
+      <w:pPr>
+        <w:pStyle w:val="Heading2"/>
+        <w:spacing w:before="280"/>
+      </w:pPr>
+      <w:r>
+        <w:t>Confirming the recipe unlocks release</w:t>
+      </w:r>
+    </w:p>
+    <w:p>
+      <w:pPr>
+        <w:spacing w:after="120"/>
+      </w:pPr>
+      <w:r>
+        <w:rPr>
+          <w:rFonts w:ascii="Consolas" w:hAnsi="Consolas"/>
+          <w:color w:val="8A3B1E"/>
+          <w:sz w:val="21"/>
+        </w:rPr>
+        <w:t>POST /styles/{id}/material-spec/confirm</w:t>
+      </w:r>
+      <w:r>
+        <w:rPr>
+          <w:b w:val="0"/>
+          <w:color w:val="1A1A1A"/>
+          <w:sz w:val="21"/>
+        </w:rPr>
+        <w:t xml:space="preserve"> is the sign-off. It is </w:t>
+      </w:r>
+      <w:r>
+        <w:rPr>
+          <w:b/>
+          <w:color w:val="1A1A1A"/>
+          <w:sz w:val="21"/>
+        </w:rPr>
+        <w:t>separate from the release call on purpose</w:t>
+      </w:r>
+      <w:r>
+        <w:rPr>
+          <w:b w:val="0"/>
+          <w:color w:val="1A1A1A"/>
+          <w:sz w:val="21"/>
+        </w:rPr>
+        <w:t xml:space="preserve">: the DM can finish the recipe days earlier, and the release screen can show </w:t>
+      </w:r>
+      <w:r>
+        <w:rPr>
+          <w:rFonts w:ascii="Consolas" w:hAnsi="Consolas"/>
+          <w:color w:val="8A3B1E"/>
+          <w:sz w:val="21"/>
+        </w:rPr>
+        <w:t>release_blockers</w:t>
+      </w:r>
+      <w:r>
+        <w:rPr>
+          <w:b w:val="0"/>
+          <w:color w:val="1A1A1A"/>
+          <w:sz w:val="21"/>
+        </w:rPr>
+        <w:t xml:space="preserve"> </w:t>
+      </w:r>
+      <w:r>
+        <w:rPr>
+          <w:b/>
+          <w:color w:val="1A1A1A"/>
+          <w:sz w:val="21"/>
+        </w:rPr>
+        <w:t>before</w:t>
+      </w:r>
+      <w:r>
+        <w:rPr>
+          <w:b w:val="0"/>
+          <w:color w:val="1A1A1A"/>
+          <w:sz w:val="21"/>
+        </w:rPr>
+        <w:t xml:space="preserve"> the button is pressed instead of explaining a rejection afterwards.</w:t>
+      </w:r>
+    </w:p>
+    <w:p>
+      <w:pPr>
+        <w:spacing w:after="120"/>
+      </w:pPr>
+      <w:r>
+        <w:rPr>
+          <w:b w:val="0"/>
+          <w:color w:val="1A1A1A"/>
+          <w:sz w:val="21"/>
+        </w:rPr>
+        <w:t>The four blockers:</w:t>
+      </w:r>
+    </w:p>
+    <w:p>
+      <w:pPr>
+        <w:pStyle w:val="ListNumber"/>
+        <w:spacing w:after="40"/>
+      </w:pPr>
+      <w:r>
+        <w:rPr>
+          <w:b w:val="0"/>
+          <w:color w:val="1A1A1A"/>
+          <w:sz w:val="21"/>
+        </w:rPr>
+        <w:t>the spec is not confirmed;</w:t>
+      </w:r>
+    </w:p>
+    <w:p>
+      <w:pPr>
+        <w:pStyle w:val="ListNumber"/>
+        <w:spacing w:after="40"/>
+      </w:pPr>
+      <w:r>
+        <w:rPr>
+          <w:b w:val="0"/>
+          <w:color w:val="1A1A1A"/>
+          <w:sz w:val="21"/>
+        </w:rPr>
+        <w:t xml:space="preserve">there is </w:t>
+      </w:r>
+      <w:r>
+        <w:rPr>
+          <w:b/>
+          <w:color w:val="1A1A1A"/>
+          <w:sz w:val="21"/>
+        </w:rPr>
+        <w:t>no LEATHER line</w:t>
+      </w:r>
+      <w:r>
+        <w:rPr>
+          <w:b w:val="0"/>
+          <w:color w:val="1A1A1A"/>
+          <w:sz w:val="21"/>
+        </w:rPr>
+        <w:t xml:space="preserve"> — the dcm per piece is what the ledger and the costing are built on;</w:t>
+      </w:r>
+    </w:p>
+    <w:p>
+      <w:pPr>
+        <w:pStyle w:val="ListNumber"/>
+        <w:spacing w:after="40"/>
+      </w:pPr>
+      <w:r>
+        <w:rPr>
+          <w:b w:val="0"/>
+          <w:color w:val="1A1A1A"/>
+          <w:sz w:val="21"/>
+        </w:rPr>
+        <w:t xml:space="preserve">the spec names </w:t>
+      </w:r>
+      <w:r>
+        <w:rPr>
+          <w:b/>
+          <w:color w:val="1A1A1A"/>
+          <w:sz w:val="21"/>
+        </w:rPr>
+        <w:t>no accessories</w:t>
+      </w:r>
+      <w:r>
+        <w:rPr>
+          <w:b w:val="0"/>
+          <w:color w:val="1A1A1A"/>
+          <w:sz w:val="21"/>
+        </w:rPr>
+        <w:t xml:space="preserve"> and nobody declared that it needs none;</w:t>
+      </w:r>
+    </w:p>
+    <w:p>
+      <w:pPr>
+        <w:pStyle w:val="ListNumber"/>
+        <w:spacing w:after="40"/>
+      </w:pPr>
+      <w:r>
+        <w:rPr>
+          <w:b/>
+          <w:color w:val="1A1A1A"/>
+          <w:sz w:val="21"/>
+        </w:rPr>
+        <w:t>an accessory is on some of the ordered SKUs but not all of them.</w:t>
+      </w:r>
+    </w:p>
+    <w:p>
+      <w:pPr>
+        <w:spacing w:after="120"/>
+      </w:pPr>
+      <w:r>
+        <w:rPr>
+          <w:b w:val="0"/>
+          <w:color w:val="1A1A1A"/>
+          <w:sz w:val="21"/>
+        </w:rPr>
+        <w:t xml:space="preserve">That third one is a </w:t>
+      </w:r>
+      <w:r>
+        <w:rPr>
+          <w:b/>
+          <w:color w:val="1A1A1A"/>
+          <w:sz w:val="21"/>
+        </w:rPr>
+        <w:t>three-state</w:t>
+      </w:r>
+      <w:r>
+        <w:rPr>
+          <w:b w:val="0"/>
+          <w:color w:val="1A1A1A"/>
+          <w:sz w:val="21"/>
+        </w:rPr>
+        <w:t xml:space="preserve"> field. An empty accessory list on its own is ambiguous: it could be a garment that genuinely takes none, or one whose buttons nobody has entered yet. So it needs an explicit </w:t>
+      </w:r>
+      <w:r>
+        <w:rPr>
+          <w:rFonts w:ascii="Consolas" w:hAnsi="Consolas"/>
+          <w:color w:val="8A3B1E"/>
+          <w:sz w:val="21"/>
+        </w:rPr>
+        <w:t>no_accessories: true</w:t>
+      </w:r>
+      <w:r>
+        <w:rPr>
+          <w:b w:val="0"/>
+          <w:color w:val="1A1A1A"/>
+          <w:sz w:val="21"/>
+        </w:rPr>
+        <w:t xml:space="preserve">; </w:t>
+      </w:r>
+      <w:r>
+        <w:rPr>
+          <w:rFonts w:ascii="Consolas" w:hAnsi="Consolas"/>
+          <w:color w:val="8A3B1E"/>
+          <w:sz w:val="21"/>
+        </w:rPr>
+        <w:t>null</w:t>
+      </w:r>
+      <w:r>
+        <w:rPr>
+          <w:b w:val="0"/>
+          <w:color w:val="1A1A1A"/>
+          <w:sz w:val="21"/>
+        </w:rPr>
+        <w:t xml:space="preserve"> — nobody asked — does not pass.</w:t>
+      </w:r>
+    </w:p>
+    <w:p>
+      <w:pPr>
+        <w:pStyle w:val="Heading3"/>
+        <w:spacing w:before="200"/>
+      </w:pPr>
+      <w:r>
+        <w:t>4 · SKU coverage</w:t>
+      </w:r>
+    </w:p>
+    <w:p>
+      <w:pPr>
+        <w:spacing w:after="120"/>
+      </w:pPr>
+      <w:r>
+        <w:rPr>
+          <w:b w:val="0"/>
+          <w:color w:val="1A1A1A"/>
+          <w:sz w:val="21"/>
+        </w:rPr>
+        <w:t xml:space="preserve">For every article the style declares on </w:t>
+      </w:r>
+      <w:r>
+        <w:rPr>
+          <w:b/>
+          <w:color w:val="1A1A1A"/>
+          <w:sz w:val="21"/>
+        </w:rPr>
+        <w:t>any</w:t>
+      </w:r>
+      <w:r>
+        <w:rPr>
+          <w:b w:val="0"/>
+          <w:color w:val="1A1A1A"/>
+          <w:sz w:val="21"/>
+        </w:rPr>
+        <w:t xml:space="preserve"> SKU, every </w:t>
+      </w:r>
+      <w:r>
+        <w:rPr>
+          <w:b/>
+          <w:color w:val="1A1A1A"/>
+          <w:sz w:val="21"/>
+        </w:rPr>
+        <w:t>ordered</w:t>
+      </w:r>
+      <w:r>
+        <w:rPr>
+          <w:b w:val="0"/>
+          <w:color w:val="1A1A1A"/>
+          <w:sz w:val="21"/>
+        </w:rPr>
+        <w:t xml:space="preserve"> SKU must have a line for it. A zip on the NAVY colourways and not the PINE ones blocks release, and the blocker names the missing ones.</w:t>
+      </w:r>
+    </w:p>
+    <w:p>
+      <w:pPr>
+        <w:spacing w:after="120"/>
+      </w:pPr>
+      <w:r>
+        <w:rPr>
+          <w:b w:val="0"/>
+          <w:color w:val="1A1A1A"/>
+          <w:sz w:val="21"/>
+        </w:rPr>
+        <w:t xml:space="preserve">A SKU with no line for an article is not a garment with a shorter recipe — it is a garment the store believes needs nothing: </w:t>
+      </w:r>
+      <w:r>
+        <w:rPr>
+          <w:rFonts w:ascii="Consolas" w:hAnsi="Consolas"/>
+          <w:color w:val="8A3B1E"/>
+          <w:sz w:val="21"/>
+        </w:rPr>
+        <w:t>kit_required</w:t>
+      </w:r>
+      <w:r>
+        <w:rPr>
+          <w:b w:val="0"/>
+          <w:color w:val="1A1A1A"/>
+          <w:sz w:val="21"/>
+        </w:rPr>
+        <w:t xml:space="preserve"> comes back false, completeness collapses to leather-and-lining, and it ships without its zip.</w:t>
+      </w:r>
+    </w:p>
+    <w:p>
+      <w:pPr>
+        <w:spacing w:after="120"/>
+      </w:pPr>
+      <w:r>
+        <w:rPr>
+          <w:b w:val="0"/>
+          <w:color w:val="1A1A1A"/>
+          <w:sz w:val="21"/>
+        </w:rPr>
+        <w:t xml:space="preserve">Only SKUs with </w:t>
+      </w:r>
+      <w:r>
+        <w:rPr>
+          <w:rFonts w:ascii="Consolas" w:hAnsi="Consolas"/>
+          <w:color w:val="8A3B1E"/>
+          <w:sz w:val="21"/>
+        </w:rPr>
+        <w:t>qty_ordered &gt; 0</w:t>
+      </w:r>
+      <w:r>
+        <w:rPr>
+          <w:b w:val="0"/>
+          <w:color w:val="1A1A1A"/>
+          <w:sz w:val="21"/>
+        </w:rPr>
+        <w:t xml:space="preserve"> count, so a zero-quantity row left by an importer cannot raise a false blocker — and a gate that fires on the normal case is a gate people learn to ignore.</w:t>
+      </w:r>
+    </w:p>
+    <w:tbl>
+      <w:tblPr>
+        <w:tblStyle w:val="TableGrid"/>
+        <w:tblW w:type="auto" w:w="0"/>
+        <w:tblLook w:firstColumn="1" w:firstRow="1" w:lastColumn="0" w:lastRow="0" w:noHBand="0" w:noVBand="1" w:val="04A0"/>
+      </w:tblPr>
+      <w:tblGrid>
+        <w:gridCol w:w="9792"/>
+      </w:tblGrid>
+      <w:tr>
+        <w:tc>
+          <w:tcPr>
+            <w:tcW w:type="dxa" w:w="9792"/>
+            <w:shd w:val="clear" w:color="auto" w:fill="FFF6E5"/>
+          </w:tcPr>
+          <w:p>
+            <w:r/>
             <w:r>
               <w:rPr>
                 <w:b w:val="0"/>
                 <w:color w:val="1A1A1A"/>
                 <w:sz w:val="20"/>
               </w:rPr>
-              <w:t xml:space="preserve"> on 138</w:t>
+              <w:t>This replaced two earlier checks, one for size coverage and one for size</w:t>
             </w:r>
           </w:p>
         </w:tc>
@@ -6500,23 +7966,7 @@
                 <w:color w:val="1A1A1A"/>
                 <w:sz w:val="20"/>
               </w:rPr>
-              <w:t xml:space="preserve">timestamp columns and SQLite has no </w:t>
-            </w:r>
-            <w:r>
-              <w:rPr>
-                <w:rFonts w:ascii="Consolas" w:hAnsi="Consolas"/>
-                <w:color w:val="8A3B1E"/>
-                <w:sz w:val="20"/>
-              </w:rPr>
-              <w:t>now()</w:t>
-            </w:r>
-            <w:r>
-              <w:rPr>
-                <w:b w:val="0"/>
-                <w:color w:val="1A1A1A"/>
-                <w:sz w:val="20"/>
-              </w:rPr>
-              <w:t xml:space="preserve"> — so inline it would have executed</w:t>
+              <w:t>ambiguity. Both existed only to police style-wide accessory lines; neither</w:t>
             </w:r>
           </w:p>
         </w:tc>
@@ -6550,7 +8000,58 @@
                 <w:color w:val="1A1A1A"/>
                 <w:sz w:val="20"/>
               </w:rPr>
-              <w:t>for the very first time on production. A one-way UPDATE over live recipe rows is</w:t>
+              <w:t>question can be asked of a line that names its SKU.</w:t>
+            </w:r>
+          </w:p>
+        </w:tc>
+      </w:tr>
+    </w:tbl>
+    <w:p>
+      <w:pPr>
+        <w:spacing w:after="0"/>
+      </w:pPr>
+    </w:p>
+    <w:p>
+      <w:pPr>
+        <w:pStyle w:val="Heading2"/>
+        <w:spacing w:before="280"/>
+      </w:pPr>
+      <w:r>
+        <w:t>The requirement view — the screen that should stop an order</w:t>
+      </w:r>
+    </w:p>
+    <w:tbl>
+      <w:tblPr>
+        <w:tblStyle w:val="TableGrid"/>
+        <w:tblW w:type="auto" w:w="0"/>
+        <w:tblLook w:firstColumn="1" w:firstRow="1" w:lastColumn="0" w:lastRow="0" w:noHBand="0" w:noVBand="1" w:val="04A0"/>
+      </w:tblPr>
+      <w:tblGrid>
+        <w:gridCol w:w="9792"/>
+      </w:tblGrid>
+      <w:tr>
+        <w:tc>
+          <w:tcPr>
+            <w:tcW w:type="dxa" w:w="9792"/>
+            <w:shd w:val="clear" w:color="auto" w:fill="FFF6E5"/>
+          </w:tcPr>
+          <w:p>
+            <w:r/>
+            <w:r>
+              <w:rPr>
+                <w:b/>
+                <w:color w:val="1A1A1A"/>
+                <w:sz w:val="20"/>
+              </w:rPr>
+              <w:t>Accessories are AGGREGATED here.</w:t>
+            </w:r>
+            <w:r>
+              <w:rPr>
+                <w:b w:val="0"/>
+                <w:color w:val="1A1A1A"/>
+                <w:sz w:val="20"/>
+              </w:rPr>
+              <w:t xml:space="preserve"> They are SKU-scoped, so one button on a</w:t>
             </w:r>
           </w:p>
         </w:tc>
@@ -6584,7 +8085,7 @@
                 <w:color w:val="1A1A1A"/>
                 <w:sz w:val="20"/>
               </w:rPr>
-              <w:t>the last place to find out the predicate was wrong, because afterwards a cleared</w:t>
+              <w:t>NAVY+PINE order in S/M/L/XL is eight rows of 4 — and a purchase order needs "buy</w:t>
             </w:r>
           </w:p>
         </w:tc>
@@ -6618,54 +8119,7 @@
                 <w:color w:val="1A1A1A"/>
                 <w:sz w:val="20"/>
               </w:rPr>
-              <w:t>line and a line somebody deliberately left unscoped are the same row.</w:t>
-            </w:r>
-          </w:p>
-        </w:tc>
-      </w:tr>
-    </w:tbl>
-    <w:p>
-      <w:pPr>
-        <w:spacing w:after="0"/>
-      </w:pPr>
-    </w:p>
-    <w:p>
-      <w:pPr>
-        <w:spacing w:after="120"/>
-      </w:pPr>
-      <w:r>
-        <w:rPr>
-          <w:b w:val="0"/>
-          <w:color w:val="1A1A1A"/>
-          <w:sz w:val="21"/>
-        </w:rPr>
-        <w:t>&gt;</w:t>
-      </w:r>
-    </w:p>
-    <w:tbl>
-      <w:tblPr>
-        <w:tblStyle w:val="TableGrid"/>
-        <w:tblW w:type="auto" w:w="0"/>
-        <w:tblLook w:firstColumn="1" w:firstRow="1" w:lastColumn="0" w:lastRow="0" w:noHBand="0" w:noVBand="1" w:val="04A0"/>
-      </w:tblPr>
-      <w:tblGrid>
-        <w:gridCol w:w="9792"/>
-      </w:tblGrid>
-      <w:tr>
-        <w:tc>
-          <w:tcPr>
-            <w:tcW w:type="dxa" w:w="9792"/>
-            <w:shd w:val="clear" w:color="auto" w:fill="FFF6E5"/>
-          </w:tcPr>
-          <w:p>
-            <w:r/>
-            <w:r>
-              <w:rPr>
-                <w:b/>
-                <w:color w:val="1A1A1A"/>
-                <w:sz w:val="20"/>
-              </w:rPr>
-              <w:t>Any database written to before the guess was removed still needs it run once.</w:t>
+              <w:t>1,600 buttons", not eight rows to add up. Accessory lines are grouped by their</w:t>
             </w:r>
           </w:p>
         </w:tc>
@@ -6699,7 +8153,23 @@
                 <w:color w:val="1A1A1A"/>
                 <w:sz w:val="20"/>
               </w:rPr>
-              <w:t>This is not hypothetical: the chain was squashed on 2026-09-28 and the squash</w:t>
+              <w:t xml:space="preserve">material identity (subtype, article, colour, size) into an </w:t>
+            </w:r>
+            <w:r>
+              <w:rPr>
+                <w:rFonts w:ascii="Consolas" w:hAnsi="Consolas"/>
+                <w:color w:val="8A3B1E"/>
+                <w:sz w:val="20"/>
+              </w:rPr>
+              <w:t>ACCESSORY_GROUP</w:t>
+            </w:r>
+            <w:r>
+              <w:rPr>
+                <w:b w:val="0"/>
+                <w:color w:val="1A1A1A"/>
+                <w:sz w:val="20"/>
+              </w:rPr>
+              <w:t xml:space="preserve"> row</w:t>
             </w:r>
           </w:p>
         </w:tc>
@@ -6733,7 +8203,102 @@
                 <w:color w:val="1A1A1A"/>
                 <w:sz w:val="20"/>
               </w:rPr>
-              <w:t>dropped the fix, because a baseline autogenerated from the models carries the</w:t>
+              <w:t xml:space="preserve">carrying the summed </w:t>
+            </w:r>
+            <w:r>
+              <w:rPr>
+                <w:rFonts w:ascii="Consolas" w:hAnsi="Consolas"/>
+                <w:color w:val="8A3B1E"/>
+                <w:sz w:val="20"/>
+              </w:rPr>
+              <w:t>total_required</w:t>
+            </w:r>
+            <w:r>
+              <w:rPr>
+                <w:b w:val="0"/>
+                <w:color w:val="1A1A1A"/>
+                <w:sz w:val="20"/>
+              </w:rPr>
+              <w:t xml:space="preserve">, with the per-SKU rows under </w:t>
+            </w:r>
+            <w:r>
+              <w:rPr>
+                <w:rFonts w:ascii="Consolas" w:hAnsi="Consolas"/>
+                <w:color w:val="8A3B1E"/>
+                <w:sz w:val="20"/>
+              </w:rPr>
+              <w:t>per_sku</w:t>
+            </w:r>
+            <w:r>
+              <w:rPr>
+                <w:b w:val="0"/>
+                <w:color w:val="1A1A1A"/>
+                <w:sz w:val="20"/>
+              </w:rPr>
+              <w:t>.</w:t>
+            </w:r>
+          </w:p>
+        </w:tc>
+      </w:tr>
+    </w:tbl>
+    <w:p>
+      <w:pPr>
+        <w:spacing w:after="0"/>
+      </w:pPr>
+    </w:p>
+    <w:p>
+      <w:pPr>
+        <w:spacing w:after="120"/>
+      </w:pPr>
+      <w:r>
+        <w:rPr>
+          <w:b w:val="0"/>
+          <w:color w:val="1A1A1A"/>
+          <w:sz w:val="21"/>
+        </w:rPr>
+        <w:t>&gt;</w:t>
+      </w:r>
+    </w:p>
+    <w:tbl>
+      <w:tblPr>
+        <w:tblStyle w:val="TableGrid"/>
+        <w:tblW w:type="auto" w:w="0"/>
+        <w:tblLook w:firstColumn="1" w:firstRow="1" w:lastColumn="0" w:lastRow="0" w:noHBand="0" w:noVBand="1" w:val="04A0"/>
+      </w:tblPr>
+      <w:tblGrid>
+        <w:gridCol w:w="9792"/>
+      </w:tblGrid>
+      <w:tr>
+        <w:tc>
+          <w:tcPr>
+            <w:tcW w:type="dxa" w:w="9792"/>
+            <w:shd w:val="clear" w:color="auto" w:fill="FFF6E5"/>
+          </w:tcPr>
+          <w:p>
+            <w:r/>
+            <w:r>
+              <w:rPr>
+                <w:b w:val="0"/>
+                <w:color w:val="1A1A1A"/>
+                <w:sz w:val="20"/>
+              </w:rPr>
+              <w:t xml:space="preserve">BLACK and TAN buttons are </w:t>
+            </w:r>
+            <w:r>
+              <w:rPr>
+                <w:b/>
+                <w:color w:val="1A1A1A"/>
+                <w:sz w:val="20"/>
+              </w:rPr>
+              <w:t>two</w:t>
+            </w:r>
+            <w:r>
+              <w:rPr>
+                <w:b w:val="0"/>
+                <w:color w:val="1A1A1A"/>
+                <w:sz w:val="20"/>
+              </w:rPr>
+              <w:t xml:space="preserve"> groups: different materials, different lots, and</w:t>
             </w:r>
           </w:p>
         </w:tc>
@@ -6767,7 +8332,23 @@
                 <w:color w:val="1A1A1A"/>
                 <w:sz w:val="20"/>
               </w:rPr>
-              <w:t>schema and no data migrations at all. It was restored by hand. Check for that</w:t>
+              <w:t xml:space="preserve">a combined figure could not be ordered against. </w:t>
+            </w:r>
+            <w:r>
+              <w:rPr>
+                <w:rFonts w:ascii="Consolas" w:hAnsi="Consolas"/>
+                <w:color w:val="8A3B1E"/>
+                <w:sz w:val="20"/>
+              </w:rPr>
+              <w:t>short_by</w:t>
+            </w:r>
+            <w:r>
+              <w:rPr>
+                <w:b w:val="0"/>
+                <w:color w:val="1A1A1A"/>
+                <w:sz w:val="20"/>
+              </w:rPr>
+              <w:t xml:space="preserve"> is computed on the</w:t>
             </w:r>
           </w:p>
         </w:tc>
@@ -6801,1019 +8382,7 @@
                 <w:color w:val="1A1A1A"/>
                 <w:sz w:val="20"/>
               </w:rPr>
-              <w:t>before assuming a future squash carried it either.</w:t>
-            </w:r>
-          </w:p>
-        </w:tc>
-      </w:tr>
-    </w:tbl>
-    <w:p>
-      <w:pPr>
-        <w:spacing w:after="0"/>
-      </w:pPr>
-    </w:p>
-    <w:p>
-      <w:pPr>
-        <w:spacing w:after="120"/>
-      </w:pPr>
-      <w:r>
-        <w:rPr>
-          <w:b w:val="0"/>
-          <w:color w:val="1A1A1A"/>
-          <w:sz w:val="21"/>
-        </w:rPr>
-        <w:t xml:space="preserve">A line has a </w:t>
-      </w:r>
-      <w:r>
-        <w:rPr>
-          <w:b/>
-          <w:color w:val="1A1A1A"/>
-          <w:sz w:val="21"/>
-        </w:rPr>
-        <w:t>scope</w:t>
-      </w:r>
-      <w:r>
-        <w:rPr>
-          <w:b w:val="0"/>
-          <w:color w:val="1A1A1A"/>
-          <w:sz w:val="21"/>
-        </w:rPr>
-        <w:t>:</w:t>
-      </w:r>
-    </w:p>
-    <w:p>
-      <w:pPr>
-        <w:pStyle w:val="ListBullet"/>
-        <w:spacing w:after="40"/>
-      </w:pPr>
-      <w:r>
-        <w:rPr>
-          <w:rFonts w:ascii="Consolas" w:hAnsi="Consolas"/>
-          <w:color w:val="8A3B1E"/>
-          <w:sz w:val="21"/>
-        </w:rPr>
-        <w:t>STYLE</w:t>
-      </w:r>
-      <w:r>
-        <w:rPr>
-          <w:b w:val="0"/>
-          <w:color w:val="1A1A1A"/>
-          <w:sz w:val="21"/>
-        </w:rPr>
-        <w:t xml:space="preserve"> — every garment of the style.</w:t>
-      </w:r>
-    </w:p>
-    <w:p>
-      <w:pPr>
-        <w:pStyle w:val="ListBullet"/>
-        <w:spacing w:after="40"/>
-      </w:pPr>
-      <w:r>
-        <w:rPr>
-          <w:rFonts w:ascii="Consolas" w:hAnsi="Consolas"/>
-          <w:color w:val="8A3B1E"/>
-          <w:sz w:val="21"/>
-        </w:rPr>
-        <w:t>SKU</w:t>
-      </w:r>
-      <w:r>
-        <w:rPr>
-          <w:b w:val="0"/>
-          <w:color w:val="1A1A1A"/>
-          <w:sz w:val="21"/>
-        </w:rPr>
-        <w:t xml:space="preserve"> — one colourway only. That is how a NAVY jacket gets a navy knit and a PINE GREEN one does not.</w:t>
-      </w:r>
-    </w:p>
-    <w:p>
-      <w:pPr>
-        <w:pStyle w:val="Heading2"/>
-        <w:spacing w:before="280"/>
-      </w:pPr>
-      <w:r>
-        <w:t xml:space="preserve">How a line finds real stock — </w:t>
-      </w:r>
-      <w:r>
-        <w:rPr>
-          <w:rFonts w:ascii="Consolas" w:hAnsi="Consolas"/>
-        </w:rPr>
-        <w:t>resolution</w:t>
-      </w:r>
-    </w:p>
-    <w:tbl>
-      <w:tblPr>
-        <w:tblStyle w:val="TableGrid"/>
-        <w:tblW w:type="auto" w:w="0"/>
-        <w:tblLayout w:type="autofit"/>
-        <w:tblLook w:firstColumn="1" w:firstRow="1" w:lastColumn="0" w:lastRow="0" w:noHBand="0" w:noVBand="1" w:val="04A0"/>
-      </w:tblPr>
-      <w:tblGrid>
-        <w:gridCol w:w="3264"/>
-        <w:gridCol w:w="3264"/>
-        <w:gridCol w:w="3264"/>
-      </w:tblGrid>
-      <w:tr>
-        <w:trPr>
-          <w:tblHeader w:val="true"/>
-        </w:trPr>
-        <w:tc>
-          <w:tcPr>
-            <w:tcW w:type="dxa" w:w="3264"/>
-            <w:shd w:val="clear" w:color="auto" w:fill="EDE7E2"/>
-          </w:tcPr>
-          <w:p>
-            <w:r/>
-            <w:r>
-              <w:rPr>
-                <w:b/>
-                <w:color w:val="1A1A1A"/>
-                <w:sz w:val="18"/>
-              </w:rPr>
-              <w:t>Value</w:t>
-            </w:r>
-          </w:p>
-        </w:tc>
-        <w:tc>
-          <w:tcPr>
-            <w:tcW w:type="dxa" w:w="3264"/>
-            <w:shd w:val="clear" w:color="auto" w:fill="EDE7E2"/>
-          </w:tcPr>
-          <w:p>
-            <w:r/>
-            <w:r>
-              <w:rPr>
-                <w:b/>
-                <w:color w:val="1A1A1A"/>
-                <w:sz w:val="18"/>
-              </w:rPr>
-              <w:t>Meaning</w:t>
-            </w:r>
-          </w:p>
-        </w:tc>
-        <w:tc>
-          <w:tcPr>
-            <w:tcW w:type="dxa" w:w="3264"/>
-            <w:shd w:val="clear" w:color="auto" w:fill="EDE7E2"/>
-          </w:tcPr>
-          <w:p>
-            <w:r/>
-            <w:r>
-              <w:rPr>
-                <w:b/>
-                <w:color w:val="1A1A1A"/>
-                <w:sz w:val="18"/>
-              </w:rPr>
-              <w:t>What the screen should do</w:t>
-            </w:r>
-          </w:p>
-        </w:tc>
-      </w:tr>
-      <w:tr>
-        <w:tc>
-          <w:tcPr>
-            <w:tcW w:type="dxa" w:w="3264"/>
-          </w:tcPr>
-          <w:p>
-            <w:pPr>
-              <w:spacing w:after="20"/>
-            </w:pPr>
-            <w:r/>
-            <w:r>
-              <w:rPr>
-                <w:rFonts w:ascii="Consolas" w:hAnsi="Consolas"/>
-                <w:color w:val="8A3B1E"/>
-                <w:sz w:val="18"/>
-              </w:rPr>
-              <w:t>PINNED</w:t>
-            </w:r>
-          </w:p>
-        </w:tc>
-        <w:tc>
-          <w:tcPr>
-            <w:tcW w:type="dxa" w:w="3264"/>
-          </w:tcPr>
-          <w:p>
-            <w:pPr>
-              <w:spacing w:after="20"/>
-            </w:pPr>
-            <w:r/>
-            <w:r>
-              <w:rPr>
-                <w:b w:val="0"/>
-                <w:color w:val="1A1A1A"/>
-                <w:sz w:val="18"/>
-              </w:rPr>
-              <w:t xml:space="preserve">the line names an exact </w:t>
-            </w:r>
-            <w:r>
-              <w:rPr>
-                <w:rFonts w:ascii="Consolas" w:hAnsi="Consolas"/>
-                <w:color w:val="8A3B1E"/>
-                <w:sz w:val="18"/>
-              </w:rPr>
-              <w:t>material_lot_id</w:t>
-            </w:r>
-          </w:p>
-        </w:tc>
-        <w:tc>
-          <w:tcPr>
-            <w:tcW w:type="dxa" w:w="3264"/>
-          </w:tcPr>
-          <w:p>
-            <w:pPr>
-              <w:spacing w:after="20"/>
-            </w:pPr>
-            <w:r/>
-            <w:r>
-              <w:rPr>
-                <w:b w:val="0"/>
-                <w:color w:val="1A1A1A"/>
-                <w:sz w:val="18"/>
-              </w:rPr>
-              <w:t>fine</w:t>
-            </w:r>
-          </w:p>
-        </w:tc>
-      </w:tr>
-      <w:tr>
-        <w:tc>
-          <w:tcPr>
-            <w:tcW w:type="dxa" w:w="3264"/>
-          </w:tcPr>
-          <w:p>
-            <w:pPr>
-              <w:spacing w:after="20"/>
-            </w:pPr>
-            <w:r/>
-            <w:r>
-              <w:rPr>
-                <w:rFonts w:ascii="Consolas" w:hAnsi="Consolas"/>
-                <w:color w:val="8A3B1E"/>
-                <w:sz w:val="18"/>
-              </w:rPr>
-              <w:t>MATCHED</w:t>
-            </w:r>
-          </w:p>
-        </w:tc>
-        <w:tc>
-          <w:tcPr>
-            <w:tcW w:type="dxa" w:w="3264"/>
-          </w:tcPr>
-          <w:p>
-            <w:pPr>
-              <w:spacing w:after="20"/>
-            </w:pPr>
-            <w:r/>
-            <w:r>
-              <w:rPr>
-                <w:b w:val="0"/>
-                <w:color w:val="1A1A1A"/>
-                <w:sz w:val="18"/>
-              </w:rPr>
-              <w:t>exactly one lot matches the six columns</w:t>
-            </w:r>
-          </w:p>
-        </w:tc>
-        <w:tc>
-          <w:tcPr>
-            <w:tcW w:type="dxa" w:w="3264"/>
-          </w:tcPr>
-          <w:p>
-            <w:pPr>
-              <w:spacing w:after="20"/>
-            </w:pPr>
-            <w:r/>
-            <w:r>
-              <w:rPr>
-                <w:b w:val="0"/>
-                <w:color w:val="1A1A1A"/>
-                <w:sz w:val="18"/>
-              </w:rPr>
-              <w:t>fine</w:t>
-            </w:r>
-          </w:p>
-        </w:tc>
-      </w:tr>
-      <w:tr>
-        <w:tc>
-          <w:tcPr>
-            <w:tcW w:type="dxa" w:w="3264"/>
-          </w:tcPr>
-          <w:p>
-            <w:pPr>
-              <w:spacing w:after="20"/>
-            </w:pPr>
-            <w:r/>
-            <w:r>
-              <w:rPr>
-                <w:rFonts w:ascii="Consolas" w:hAnsi="Consolas"/>
-                <w:color w:val="8A3B1E"/>
-                <w:sz w:val="18"/>
-              </w:rPr>
-              <w:t>NONE</w:t>
-            </w:r>
-          </w:p>
-        </w:tc>
-        <w:tc>
-          <w:tcPr>
-            <w:tcW w:type="dxa" w:w="3264"/>
-          </w:tcPr>
-          <w:p>
-            <w:pPr>
-              <w:spacing w:after="20"/>
-            </w:pPr>
-            <w:r/>
-            <w:r>
-              <w:rPr>
-                <w:b w:val="0"/>
-                <w:color w:val="1A1A1A"/>
-                <w:sz w:val="18"/>
-              </w:rPr>
-              <w:t>no lot matches</w:t>
-            </w:r>
-          </w:p>
-        </w:tc>
-        <w:tc>
-          <w:tcPr>
-            <w:tcW w:type="dxa" w:w="3264"/>
-          </w:tcPr>
-          <w:p>
-            <w:pPr>
-              <w:spacing w:after="20"/>
-            </w:pPr>
-            <w:r/>
-            <w:r>
-              <w:rPr>
-                <w:b w:val="0"/>
-                <w:color w:val="1A1A1A"/>
-                <w:sz w:val="18"/>
-              </w:rPr>
-              <w:t>"receive this material first"</w:t>
-            </w:r>
-          </w:p>
-        </w:tc>
-      </w:tr>
-      <w:tr>
-        <w:tc>
-          <w:tcPr>
-            <w:tcW w:type="dxa" w:w="3264"/>
-          </w:tcPr>
-          <w:p>
-            <w:pPr>
-              <w:spacing w:after="20"/>
-            </w:pPr>
-            <w:r/>
-            <w:r>
-              <w:rPr>
-                <w:rFonts w:ascii="Consolas" w:hAnsi="Consolas"/>
-                <w:color w:val="8A3B1E"/>
-                <w:sz w:val="18"/>
-              </w:rPr>
-              <w:t>AMBIGUOUS</w:t>
-            </w:r>
-          </w:p>
-        </w:tc>
-        <w:tc>
-          <w:tcPr>
-            <w:tcW w:type="dxa" w:w="3264"/>
-          </w:tcPr>
-          <w:p>
-            <w:pPr>
-              <w:spacing w:after="20"/>
-            </w:pPr>
-            <w:r/>
-            <w:r>
-              <w:rPr>
-                <w:b w:val="0"/>
-                <w:color w:val="1A1A1A"/>
-                <w:sz w:val="18"/>
-              </w:rPr>
-              <w:t>several lots match</w:t>
-            </w:r>
-          </w:p>
-        </w:tc>
-        <w:tc>
-          <w:tcPr>
-            <w:tcW w:type="dxa" w:w="3264"/>
-          </w:tcPr>
-          <w:p>
-            <w:pPr>
-              <w:spacing w:after="20"/>
-            </w:pPr>
-            <w:r/>
-            <w:r>
-              <w:rPr>
-                <w:b w:val="0"/>
-                <w:color w:val="1A1A1A"/>
-                <w:sz w:val="18"/>
-              </w:rPr>
-              <w:t xml:space="preserve">show </w:t>
-            </w:r>
-            <w:r>
-              <w:rPr>
-                <w:rFonts w:ascii="Consolas" w:hAnsi="Consolas"/>
-                <w:color w:val="8A3B1E"/>
-                <w:sz w:val="18"/>
-              </w:rPr>
-              <w:t>candidate_lot_ids</w:t>
-            </w:r>
-            <w:r>
-              <w:rPr>
-                <w:b w:val="0"/>
-                <w:color w:val="1A1A1A"/>
-                <w:sz w:val="18"/>
-              </w:rPr>
-              <w:t xml:space="preserve"> and make the user pick</w:t>
-            </w:r>
-          </w:p>
-        </w:tc>
-      </w:tr>
-    </w:tbl>
-    <w:p>
-      <w:pPr>
-        <w:spacing w:after="0"/>
-      </w:pPr>
-    </w:p>
-    <w:p>
-      <w:pPr>
-        <w:pStyle w:val="Heading2"/>
-        <w:spacing w:before="280"/>
-      </w:pPr>
-      <w:r>
-        <w:t>Confirming the recipe unlocks release</w:t>
-      </w:r>
-    </w:p>
-    <w:p>
-      <w:pPr>
-        <w:spacing w:after="120"/>
-      </w:pPr>
-      <w:r>
-        <w:rPr>
-          <w:rFonts w:ascii="Consolas" w:hAnsi="Consolas"/>
-          <w:color w:val="8A3B1E"/>
-          <w:sz w:val="21"/>
-        </w:rPr>
-        <w:t>POST /styles/{id}/material-spec/confirm</w:t>
-      </w:r>
-      <w:r>
-        <w:rPr>
-          <w:b w:val="0"/>
-          <w:color w:val="1A1A1A"/>
-          <w:sz w:val="21"/>
-        </w:rPr>
-        <w:t xml:space="preserve"> is the sign-off. It is </w:t>
-      </w:r>
-      <w:r>
-        <w:rPr>
-          <w:b/>
-          <w:color w:val="1A1A1A"/>
-          <w:sz w:val="21"/>
-        </w:rPr>
-        <w:t>separate from the release call on purpose</w:t>
-      </w:r>
-      <w:r>
-        <w:rPr>
-          <w:b w:val="0"/>
-          <w:color w:val="1A1A1A"/>
-          <w:sz w:val="21"/>
-        </w:rPr>
-        <w:t xml:space="preserve">: the DM can finish the recipe days earlier, and the release screen can show </w:t>
-      </w:r>
-      <w:r>
-        <w:rPr>
-          <w:rFonts w:ascii="Consolas" w:hAnsi="Consolas"/>
-          <w:color w:val="8A3B1E"/>
-          <w:sz w:val="21"/>
-        </w:rPr>
-        <w:t>release_blockers</w:t>
-      </w:r>
-      <w:r>
-        <w:rPr>
-          <w:b w:val="0"/>
-          <w:color w:val="1A1A1A"/>
-          <w:sz w:val="21"/>
-        </w:rPr>
-        <w:t xml:space="preserve"> </w:t>
-      </w:r>
-      <w:r>
-        <w:rPr>
-          <w:b/>
-          <w:color w:val="1A1A1A"/>
-          <w:sz w:val="21"/>
-        </w:rPr>
-        <w:t>before</w:t>
-      </w:r>
-      <w:r>
-        <w:rPr>
-          <w:b w:val="0"/>
-          <w:color w:val="1A1A1A"/>
-          <w:sz w:val="21"/>
-        </w:rPr>
-        <w:t xml:space="preserve"> the button is pressed instead of explaining a rejection afterwards.</w:t>
-      </w:r>
-    </w:p>
-    <w:p>
-      <w:pPr>
-        <w:spacing w:after="120"/>
-      </w:pPr>
-      <w:r>
-        <w:rPr>
-          <w:b w:val="0"/>
-          <w:color w:val="1A1A1A"/>
-          <w:sz w:val="21"/>
-        </w:rPr>
-        <w:t>The five blockers:</w:t>
-      </w:r>
-    </w:p>
-    <w:p>
-      <w:pPr>
-        <w:pStyle w:val="ListNumber"/>
-        <w:spacing w:after="40"/>
-      </w:pPr>
-      <w:r>
-        <w:rPr>
-          <w:b w:val="0"/>
-          <w:color w:val="1A1A1A"/>
-          <w:sz w:val="21"/>
-        </w:rPr>
-        <w:t>the spec is not confirmed;</w:t>
-      </w:r>
-    </w:p>
-    <w:p>
-      <w:pPr>
-        <w:pStyle w:val="ListNumber"/>
-        <w:spacing w:after="40"/>
-      </w:pPr>
-      <w:r>
-        <w:rPr>
-          <w:b w:val="0"/>
-          <w:color w:val="1A1A1A"/>
-          <w:sz w:val="21"/>
-        </w:rPr>
-        <w:t xml:space="preserve">there is </w:t>
-      </w:r>
-      <w:r>
-        <w:rPr>
-          <w:b/>
-          <w:color w:val="1A1A1A"/>
-          <w:sz w:val="21"/>
-        </w:rPr>
-        <w:t>no LEATHER line</w:t>
-      </w:r>
-      <w:r>
-        <w:rPr>
-          <w:b w:val="0"/>
-          <w:color w:val="1A1A1A"/>
-          <w:sz w:val="21"/>
-        </w:rPr>
-        <w:t xml:space="preserve"> — the dcm per piece is what the ledger and the costing are built on;</w:t>
-      </w:r>
-    </w:p>
-    <w:p>
-      <w:pPr>
-        <w:pStyle w:val="ListNumber"/>
-        <w:spacing w:after="40"/>
-      </w:pPr>
-      <w:r>
-        <w:rPr>
-          <w:b w:val="0"/>
-          <w:color w:val="1A1A1A"/>
-          <w:sz w:val="21"/>
-        </w:rPr>
-        <w:t xml:space="preserve">the spec names </w:t>
-      </w:r>
-      <w:r>
-        <w:rPr>
-          <w:b/>
-          <w:color w:val="1A1A1A"/>
-          <w:sz w:val="21"/>
-        </w:rPr>
-        <w:t>no accessories</w:t>
-      </w:r>
-      <w:r>
-        <w:rPr>
-          <w:b w:val="0"/>
-          <w:color w:val="1A1A1A"/>
-          <w:sz w:val="21"/>
-        </w:rPr>
-        <w:t xml:space="preserve"> and nobody declared that it needs none;</w:t>
-      </w:r>
-    </w:p>
-    <w:p>
-      <w:pPr>
-        <w:pStyle w:val="ListNumber"/>
-        <w:spacing w:after="40"/>
-      </w:pPr>
-      <w:r>
-        <w:rPr>
-          <w:b/>
-          <w:color w:val="1A1A1A"/>
-          <w:sz w:val="21"/>
-        </w:rPr>
-        <w:t>a size-varying accessory has no line for some size the order contains</w:t>
-      </w:r>
-      <w:r>
-        <w:rPr>
-          <w:b w:val="0"/>
-          <w:color w:val="1A1A1A"/>
-          <w:sz w:val="21"/>
-        </w:rPr>
-        <w:t>;</w:t>
-      </w:r>
-    </w:p>
-    <w:p>
-      <w:pPr>
-        <w:pStyle w:val="ListNumber"/>
-        <w:spacing w:after="40"/>
-      </w:pPr>
-      <w:r>
-        <w:rPr>
-          <w:b/>
-          <w:color w:val="1A1A1A"/>
-          <w:sz w:val="21"/>
-        </w:rPr>
-        <w:t>several material sizes of one accessory, and not one of them says which garments it is for.</w:t>
-      </w:r>
-    </w:p>
-    <w:p>
-      <w:pPr>
-        <w:spacing w:after="120"/>
-      </w:pPr>
-      <w:r>
-        <w:rPr>
-          <w:b w:val="0"/>
-          <w:color w:val="1A1A1A"/>
-          <w:sz w:val="21"/>
-        </w:rPr>
-        <w:t xml:space="preserve">That third one is a </w:t>
-      </w:r>
-      <w:r>
-        <w:rPr>
-          <w:b/>
-          <w:color w:val="1A1A1A"/>
-          <w:sz w:val="21"/>
-        </w:rPr>
-        <w:t>three-state</w:t>
-      </w:r>
-      <w:r>
-        <w:rPr>
-          <w:b w:val="0"/>
-          <w:color w:val="1A1A1A"/>
-          <w:sz w:val="21"/>
-        </w:rPr>
-        <w:t xml:space="preserve"> field. An empty accessory list on its own is ambiguous: it could be a garment that genuinely takes none, or one whose buttons nobody has entered yet. So it needs an explicit </w:t>
-      </w:r>
-      <w:r>
-        <w:rPr>
-          <w:rFonts w:ascii="Consolas" w:hAnsi="Consolas"/>
-          <w:color w:val="8A3B1E"/>
-          <w:sz w:val="21"/>
-        </w:rPr>
-        <w:t>no_accessories: true</w:t>
-      </w:r>
-      <w:r>
-        <w:rPr>
-          <w:b w:val="0"/>
-          <w:color w:val="1A1A1A"/>
-          <w:sz w:val="21"/>
-        </w:rPr>
-        <w:t xml:space="preserve">; </w:t>
-      </w:r>
-      <w:r>
-        <w:rPr>
-          <w:rFonts w:ascii="Consolas" w:hAnsi="Consolas"/>
-          <w:color w:val="8A3B1E"/>
-          <w:sz w:val="21"/>
-        </w:rPr>
-        <w:t>null</w:t>
-      </w:r>
-      <w:r>
-        <w:rPr>
-          <w:b w:val="0"/>
-          <w:color w:val="1A1A1A"/>
-          <w:sz w:val="21"/>
-        </w:rPr>
-        <w:t xml:space="preserve"> — nobody asked — does not pass.</w:t>
-      </w:r>
-    </w:p>
-    <w:p>
-      <w:pPr>
-        <w:pStyle w:val="Heading3"/>
-        <w:spacing w:before="200"/>
-      </w:pPr>
-      <w:r>
-        <w:t>4 · size coverage</w:t>
-      </w:r>
-    </w:p>
-    <w:p>
-      <w:pPr>
-        <w:spacing w:after="120"/>
-      </w:pPr>
-      <w:r>
-        <w:rPr>
-          <w:b w:val="0"/>
-          <w:color w:val="1A1A1A"/>
-          <w:sz w:val="21"/>
-        </w:rPr>
-        <w:t xml:space="preserve">If </w:t>
-      </w:r>
-      <w:r>
-        <w:rPr>
-          <w:b/>
-          <w:color w:val="1A1A1A"/>
-          <w:sz w:val="21"/>
-        </w:rPr>
-        <w:t>any</w:t>
-      </w:r>
-      <w:r>
-        <w:rPr>
-          <w:b w:val="0"/>
-          <w:color w:val="1A1A1A"/>
-          <w:sz w:val="21"/>
-        </w:rPr>
-        <w:t xml:space="preserve"> line for an article names a </w:t>
-      </w:r>
-      <w:r>
-        <w:rPr>
-          <w:rFonts w:ascii="Consolas" w:hAnsi="Consolas"/>
-          <w:color w:val="8A3B1E"/>
-          <w:sz w:val="21"/>
-        </w:rPr>
-        <w:t>garment_size</w:t>
-      </w:r>
-      <w:r>
-        <w:rPr>
-          <w:b w:val="0"/>
-          <w:color w:val="1A1A1A"/>
-          <w:sz w:val="21"/>
-        </w:rPr>
-        <w:t xml:space="preserve">, that article is </w:t>
-      </w:r>
-      <w:r>
-        <w:rPr>
-          <w:b/>
-          <w:color w:val="1A1A1A"/>
-          <w:sz w:val="21"/>
-        </w:rPr>
-        <w:t>size-varying</w:t>
-      </w:r>
-      <w:r>
-        <w:rPr>
-          <w:b w:val="0"/>
-          <w:color w:val="1A1A1A"/>
-          <w:sz w:val="21"/>
-        </w:rPr>
-        <w:t xml:space="preserve">, and every size the order actually contains must have its own line. Zip lines for M and L on an order that also runs S and XL is a blocker — those garments would get no zip at all (see </w:t>
-      </w:r>
-      <w:r>
-        <w:rPr>
-          <w:i/>
-          <w:color w:val="1A1A1A"/>
-          <w:sz w:val="21"/>
-        </w:rPr>
-        <w:t>`garment_size` is stated, never inferred</w:t>
-      </w:r>
-      <w:r>
-        <w:rPr>
-          <w:b w:val="0"/>
-          <w:color w:val="1A1A1A"/>
-          <w:sz w:val="21"/>
-        </w:rPr>
-        <w:t xml:space="preserve"> above for why that is silence rather than a shortage).</w:t>
-      </w:r>
-    </w:p>
-    <w:p>
-      <w:pPr>
-        <w:spacing w:after="120"/>
-      </w:pPr>
-      <w:r>
-        <w:rPr>
-          <w:b w:val="0"/>
-          <w:color w:val="1A1A1A"/>
-          <w:sz w:val="21"/>
-        </w:rPr>
-        <w:t xml:space="preserve">One line for the article with </w:t>
-      </w:r>
-      <w:r>
-        <w:rPr>
-          <w:b/>
-          <w:color w:val="1A1A1A"/>
-          <w:sz w:val="21"/>
-        </w:rPr>
-        <w:t>no</w:t>
-      </w:r>
-      <w:r>
-        <w:rPr>
-          <w:b w:val="0"/>
-          <w:color w:val="1A1A1A"/>
-          <w:sz w:val="21"/>
-        </w:rPr>
-        <w:t xml:space="preserve"> </w:t>
-      </w:r>
-      <w:r>
-        <w:rPr>
-          <w:rFonts w:ascii="Consolas" w:hAnsi="Consolas"/>
-          <w:color w:val="8A3B1E"/>
-          <w:sz w:val="21"/>
-        </w:rPr>
-        <w:t>garment_size</w:t>
-      </w:r>
-      <w:r>
-        <w:rPr>
-          <w:b w:val="0"/>
-          <w:color w:val="1A1A1A"/>
-          <w:sz w:val="21"/>
-        </w:rPr>
-        <w:t xml:space="preserve"> covers every size and closes the question, so a generic 18L button never trips this.</w:t>
-      </w:r>
-    </w:p>
-    <w:p>
-      <w:pPr>
-        <w:spacing w:after="120"/>
-      </w:pPr>
-      <w:r>
-        <w:rPr>
-          <w:b w:val="0"/>
-          <w:color w:val="1A1A1A"/>
-          <w:sz w:val="21"/>
-        </w:rPr>
-        <w:t>A per-colourway (</w:t>
-      </w:r>
-      <w:r>
-        <w:rPr>
-          <w:rFonts w:ascii="Consolas" w:hAnsi="Consolas"/>
-          <w:color w:val="8A3B1E"/>
-          <w:sz w:val="21"/>
-        </w:rPr>
-        <w:t>SKU</w:t>
-      </w:r>
-      <w:r>
-        <w:rPr>
-          <w:b w:val="0"/>
-          <w:color w:val="1A1A1A"/>
-          <w:sz w:val="21"/>
-        </w:rPr>
-        <w:t xml:space="preserve">-scoped) line counts as covering its own SKU's size even when it names no </w:t>
-      </w:r>
-      <w:r>
-        <w:rPr>
-          <w:rFonts w:ascii="Consolas" w:hAnsi="Consolas"/>
-          <w:color w:val="8A3B1E"/>
-          <w:sz w:val="21"/>
-        </w:rPr>
-        <w:t>garment_size</w:t>
-      </w:r>
-      <w:r>
-        <w:rPr>
-          <w:b w:val="0"/>
-          <w:color w:val="1A1A1A"/>
-          <w:sz w:val="21"/>
-        </w:rPr>
-        <w:t xml:space="preserve"> — being that SKU's line already means that.</w:t>
-      </w:r>
-    </w:p>
-    <w:p>
-      <w:pPr>
-        <w:pStyle w:val="Heading3"/>
-        <w:spacing w:before="200"/>
-      </w:pPr>
-      <w:r>
-        <w:t>5 · size ambiguity</w:t>
-      </w:r>
-    </w:p>
-    <w:p>
-      <w:pPr>
-        <w:spacing w:after="120"/>
-      </w:pPr>
-      <w:r>
-        <w:rPr>
-          <w:rFonts w:ascii="Consolas" w:hAnsi="Consolas"/>
-          <w:color w:val="8A3B1E"/>
-          <w:sz w:val="21"/>
-        </w:rPr>
-        <w:t>ZIP 48</w:t>
-      </w:r>
-      <w:r>
-        <w:rPr>
-          <w:b w:val="0"/>
-          <w:color w:val="1A1A1A"/>
-          <w:sz w:val="21"/>
-        </w:rPr>
-        <w:t xml:space="preserve">, </w:t>
-      </w:r>
-      <w:r>
-        <w:rPr>
-          <w:rFonts w:ascii="Consolas" w:hAnsi="Consolas"/>
-          <w:color w:val="8A3B1E"/>
-          <w:sz w:val="21"/>
-        </w:rPr>
-        <w:t>ZIP 50</w:t>
-      </w:r>
-      <w:r>
-        <w:rPr>
-          <w:b w:val="0"/>
-          <w:color w:val="1A1A1A"/>
-          <w:sz w:val="21"/>
-        </w:rPr>
-        <w:t xml:space="preserve">, </w:t>
-      </w:r>
-      <w:r>
-        <w:rPr>
-          <w:rFonts w:ascii="Consolas" w:hAnsi="Consolas"/>
-          <w:color w:val="8A3B1E"/>
-          <w:sz w:val="21"/>
-        </w:rPr>
-        <w:t>ZIP 52</w:t>
-      </w:r>
-      <w:r>
-        <w:rPr>
-          <w:b w:val="0"/>
-          <w:color w:val="1A1A1A"/>
-          <w:sz w:val="21"/>
-        </w:rPr>
-        <w:t xml:space="preserve">, none of them scoped, means </w:t>
-      </w:r>
-      <w:r>
-        <w:rPr>
-          <w:b/>
-          <w:color w:val="1A1A1A"/>
-          <w:sz w:val="21"/>
-        </w:rPr>
-        <w:t>every</w:t>
-      </w:r>
-      <w:r>
-        <w:rPr>
-          <w:b w:val="0"/>
-          <w:color w:val="1A1A1A"/>
-          <w:sz w:val="21"/>
-        </w:rPr>
-        <w:t xml:space="preserve"> garment is issued all three zips. But </w:t>
-      </w:r>
-      <w:r>
-        <w:rPr>
-          <w:rFonts w:ascii="Consolas" w:hAnsi="Consolas"/>
-          <w:color w:val="8A3B1E"/>
-          <w:sz w:val="21"/>
-        </w:rPr>
-        <w:t>50</w:t>
-      </w:r>
-      <w:r>
-        <w:rPr>
-          <w:b w:val="0"/>
-          <w:color w:val="1A1A1A"/>
-          <w:sz w:val="21"/>
-        </w:rPr>
-        <w:t xml:space="preserve"> is a garment size on one client's sheet and a centimetre length on the next, and nothing in the token can tell you which — so this is </w:t>
-      </w:r>
-      <w:r>
-        <w:rPr>
-          <w:b/>
-          <w:color w:val="1A1A1A"/>
-          <w:sz w:val="21"/>
-        </w:rPr>
-        <w:t>asked</w:t>
-      </w:r>
-      <w:r>
-        <w:rPr>
-          <w:b w:val="0"/>
-          <w:color w:val="1A1A1A"/>
-          <w:sz w:val="21"/>
-        </w:rPr>
-        <w:t>, not guessed. One line per article is never ambiguous, however its size is labelled: a single 60 cm zip on every garment is exactly what an unscoped line means.</w:t>
-      </w:r>
-    </w:p>
-    <w:tbl>
-      <w:tblPr>
-        <w:tblStyle w:val="TableGrid"/>
-        <w:tblW w:type="auto" w:w="0"/>
-        <w:tblLook w:firstColumn="1" w:firstRow="1" w:lastColumn="0" w:lastRow="0" w:noHBand="0" w:noVBand="1" w:val="04A0"/>
-      </w:tblPr>
-      <w:tblGrid>
-        <w:gridCol w:w="9792"/>
-      </w:tblGrid>
-      <w:tr>
-        <w:tc>
-          <w:tcPr>
-            <w:tcW w:type="dxa" w:w="9792"/>
-            <w:shd w:val="clear" w:color="auto" w:fill="FFF6E5"/>
-          </w:tcPr>
-          <w:p>
-            <w:r/>
-            <w:r>
-              <w:rPr>
-                <w:b w:val="0"/>
-                <w:color w:val="1A1A1A"/>
-                <w:sz w:val="20"/>
-              </w:rPr>
-              <w:t xml:space="preserve">Both checks are pure functions in </w:t>
-            </w:r>
-            <w:r>
-              <w:rPr>
-                <w:rFonts w:ascii="Consolas" w:hAnsi="Consolas"/>
-                <w:color w:val="8A3B1E"/>
-                <w:sz w:val="20"/>
-              </w:rPr>
-              <w:t>app/core/kit_rules.py</w:t>
+              <w:t>group, because stock is not reserved per SKU — one lot serves every colourway, so</w:t>
             </w:r>
           </w:p>
         </w:tc>
@@ -7847,55 +8416,7 @@
                 <w:color w:val="1A1A1A"/>
                 <w:sz w:val="20"/>
               </w:rPr>
-              <w:t>(</w:t>
-            </w:r>
-            <w:r>
-              <w:rPr>
-                <w:rFonts w:ascii="Consolas" w:hAnsi="Consolas"/>
-                <w:color w:val="8A3B1E"/>
-                <w:sz w:val="20"/>
-              </w:rPr>
-              <w:t>accessory_size_gaps</w:t>
-            </w:r>
-            <w:r>
-              <w:rPr>
-                <w:b w:val="0"/>
-                <w:color w:val="1A1A1A"/>
-                <w:sz w:val="20"/>
-              </w:rPr>
-              <w:t xml:space="preserve">, </w:t>
-            </w:r>
-            <w:r>
-              <w:rPr>
-                <w:rFonts w:ascii="Consolas" w:hAnsi="Consolas"/>
-                <w:color w:val="8A3B1E"/>
-                <w:sz w:val="20"/>
-              </w:rPr>
-              <w:t>accessory_size_ambiguities</w:t>
-            </w:r>
-            <w:r>
-              <w:rPr>
-                <w:b w:val="0"/>
-                <w:color w:val="1A1A1A"/>
-                <w:sz w:val="20"/>
-              </w:rPr>
-              <w:t xml:space="preserve">), and </w:t>
-            </w:r>
-            <w:r>
-              <w:rPr>
-                <w:rFonts w:ascii="Consolas" w:hAnsi="Consolas"/>
-                <w:color w:val="8A3B1E"/>
-                <w:sz w:val="20"/>
-              </w:rPr>
-              <w:t>size_matches</w:t>
-            </w:r>
-            <w:r>
-              <w:rPr>
-                <w:b w:val="0"/>
-                <w:color w:val="1A1A1A"/>
-                <w:sz w:val="20"/>
-              </w:rPr>
-              <w:t xml:space="preserve"> is the</w:t>
+              <w:t>comparing each SKU's share against the whole lot would report them all covered</w:t>
             </w:r>
           </w:p>
         </w:tc>
@@ -7929,39 +8450,7 @@
                 <w:color w:val="1A1A1A"/>
                 <w:sz w:val="20"/>
               </w:rPr>
-              <w:t xml:space="preserve">single size rule the whole app shares — so </w:t>
-            </w:r>
-            <w:r>
-              <w:rPr>
-                <w:rFonts w:ascii="Consolas" w:hAnsi="Consolas"/>
-                <w:color w:val="8A3B1E"/>
-                <w:sz w:val="20"/>
-              </w:rPr>
-              <w:t>52</w:t>
-            </w:r>
-            <w:r>
-              <w:rPr>
-                <w:b w:val="0"/>
-                <w:color w:val="1A1A1A"/>
-                <w:sz w:val="20"/>
-              </w:rPr>
-              <w:t xml:space="preserve"> and </w:t>
-            </w:r>
-            <w:r>
-              <w:rPr>
-                <w:rFonts w:ascii="Consolas" w:hAnsi="Consolas"/>
-                <w:color w:val="8A3B1E"/>
-                <w:sz w:val="20"/>
-              </w:rPr>
-              <w:t>L</w:t>
-            </w:r>
-            <w:r>
-              <w:rPr>
-                <w:b w:val="0"/>
-                <w:color w:val="1A1A1A"/>
-                <w:sz w:val="20"/>
-              </w:rPr>
-              <w:t xml:space="preserve"> are one garment on the</w:t>
+              <w:t>while the total was short. A group whose SKUs take different per-piece quantities</w:t>
             </w:r>
           </w:p>
         </w:tc>
@@ -7995,7 +8484,590 @@
                 <w:color w:val="1A1A1A"/>
                 <w:sz w:val="20"/>
               </w:rPr>
-              <w:t>release screen, in the recipe filter and at the store scan alike.</w:t>
+              <w:t xml:space="preserve">reports </w:t>
+            </w:r>
+            <w:r>
+              <w:rPr>
+                <w:rFonts w:ascii="Consolas" w:hAnsi="Consolas"/>
+                <w:color w:val="8A3B1E"/>
+                <w:sz w:val="20"/>
+              </w:rPr>
+              <w:t>qty_per_piece: null</w:t>
+            </w:r>
+            <w:r>
+              <w:rPr>
+                <w:b w:val="0"/>
+                <w:color w:val="1A1A1A"/>
+                <w:sz w:val="20"/>
+              </w:rPr>
+              <w:t xml:space="preserve"> rather than picking one.</w:t>
+            </w:r>
+          </w:p>
+        </w:tc>
+      </w:tr>
+    </w:tbl>
+    <w:p>
+      <w:pPr>
+        <w:spacing w:after="0"/>
+      </w:pPr>
+    </w:p>
+    <w:p>
+      <w:pPr>
+        <w:spacing w:after="120"/>
+      </w:pPr>
+      <w:r>
+        <w:rPr>
+          <w:rFonts w:ascii="Consolas" w:hAnsi="Consolas"/>
+          <w:color w:val="8A3B1E"/>
+          <w:sz w:val="21"/>
+        </w:rPr>
+        <w:t>GET /styles/{id}/material-spec/requirement</w:t>
+      </w:r>
+      <w:r>
+        <w:rPr>
+          <w:b w:val="0"/>
+          <w:color w:val="1A1A1A"/>
+          <w:sz w:val="21"/>
+        </w:rPr>
+        <w:t xml:space="preserve"> multiplies ordered quantity by per-piece consumption and compares it with what is on the shelf, line by line.</w:t>
+      </w:r>
+    </w:p>
+    <w:p>
+      <w:pPr>
+        <w:spacing w:after="120"/>
+      </w:pPr>
+      <w:r>
+        <w:rPr>
+          <w:b/>
+          <w:color w:val="1A1A1A"/>
+          <w:sz w:val="21"/>
+        </w:rPr>
+        <w:t>Read it before release.</w:t>
+      </w:r>
+      <w:r>
+        <w:rPr>
+          <w:b w:val="0"/>
+          <w:color w:val="1A1A1A"/>
+          <w:sz w:val="21"/>
+        </w:rPr>
+        <w:t xml:space="preserve"> After release the garments exist, and a shortfall is a stoppage instead of a purchase order. </w:t>
+      </w:r>
+      <w:r>
+        <w:rPr>
+          <w:rFonts w:ascii="Consolas" w:hAnsi="Consolas"/>
+          <w:color w:val="8A3B1E"/>
+          <w:sz w:val="21"/>
+        </w:rPr>
+        <w:t>short_by</w:t>
+      </w:r>
+      <w:r>
+        <w:rPr>
+          <w:b w:val="0"/>
+          <w:color w:val="1A1A1A"/>
+          <w:sz w:val="21"/>
+        </w:rPr>
+        <w:t xml:space="preserve"> and </w:t>
+      </w:r>
+      <w:r>
+        <w:rPr>
+          <w:rFonts w:ascii="Consolas" w:hAnsi="Consolas"/>
+          <w:color w:val="8A3B1E"/>
+          <w:sz w:val="21"/>
+        </w:rPr>
+        <w:t>suggested_supplier</w:t>
+      </w:r>
+      <w:r>
+        <w:rPr>
+          <w:b w:val="0"/>
+          <w:color w:val="1A1A1A"/>
+          <w:sz w:val="21"/>
+        </w:rPr>
+        <w:t xml:space="preserve"> feed straight into </w:t>
+      </w:r>
+      <w:r>
+        <w:rPr>
+          <w:rFonts w:ascii="Consolas" w:hAnsi="Consolas"/>
+          <w:color w:val="8A3B1E"/>
+          <w:sz w:val="21"/>
+        </w:rPr>
+        <w:t>POST /suppliers/orders</w:t>
+      </w:r>
+      <w:r>
+        <w:rPr>
+          <w:b w:val="0"/>
+          <w:color w:val="1A1A1A"/>
+          <w:sz w:val="21"/>
+        </w:rPr>
+        <w:t>.</w:t>
+      </w:r>
+    </w:p>
+    <w:p>
+      <w:pPr>
+        <w:spacing w:after="120"/>
+      </w:pPr>
+      <w:r>
+        <w:rPr>
+          <w:rFonts w:ascii="Consolas" w:hAnsi="Consolas"/>
+          <w:color w:val="8A3B1E"/>
+          <w:sz w:val="21"/>
+        </w:rPr>
+        <w:t>pieces</w:t>
+      </w:r>
+      <w:r>
+        <w:rPr>
+          <w:b w:val="0"/>
+          <w:color w:val="1A1A1A"/>
+          <w:sz w:val="21"/>
+        </w:rPr>
+        <w:t xml:space="preserve"> is scoped per line, which is what makes the numbers right:</w:t>
+      </w:r>
+    </w:p>
+    <w:p>
+      <w:pPr>
+        <w:pStyle w:val="ListBullet"/>
+        <w:spacing w:after="40"/>
+      </w:pPr>
+      <w:r>
+        <w:rPr>
+          <w:b w:val="0"/>
+          <w:color w:val="1A1A1A"/>
+          <w:sz w:val="21"/>
+        </w:rPr>
+        <w:t xml:space="preserve">a </w:t>
+      </w:r>
+      <w:r>
+        <w:rPr>
+          <w:b/>
+          <w:color w:val="1A1A1A"/>
+          <w:sz w:val="21"/>
+        </w:rPr>
+        <w:t>style-wide</w:t>
+      </w:r>
+      <w:r>
+        <w:rPr>
+          <w:b w:val="0"/>
+          <w:color w:val="1A1A1A"/>
+          <w:sz w:val="21"/>
+        </w:rPr>
+        <w:t xml:space="preserve"> line is needed by every ordered garment, </w:t>
+      </w:r>
+      <w:r>
+        <w:rPr>
+          <w:b/>
+          <w:color w:val="1A1A1A"/>
+          <w:sz w:val="21"/>
+        </w:rPr>
+        <w:t>minus</w:t>
+      </w:r>
+      <w:r>
+        <w:rPr>
+          <w:b w:val="0"/>
+          <w:color w:val="1A1A1A"/>
+          <w:sz w:val="21"/>
+        </w:rPr>
+        <w:t xml:space="preserve"> those SKUs that have their own override — so the same garment is never counted against two lines for the same material;</w:t>
+      </w:r>
+    </w:p>
+    <w:p>
+      <w:pPr>
+        <w:pStyle w:val="ListBullet"/>
+        <w:spacing w:after="40"/>
+      </w:pPr>
+      <w:r>
+        <w:rPr>
+          <w:b w:val="0"/>
+          <w:color w:val="1A1A1A"/>
+          <w:sz w:val="21"/>
+        </w:rPr>
+        <w:t xml:space="preserve">a </w:t>
+      </w:r>
+      <w:r>
+        <w:rPr>
+          <w:b/>
+          <w:color w:val="1A1A1A"/>
+          <w:sz w:val="21"/>
+        </w:rPr>
+        <w:t>sized</w:t>
+      </w:r>
+      <w:r>
+        <w:rPr>
+          <w:b w:val="0"/>
+          <w:color w:val="1A1A1A"/>
+          <w:sz w:val="21"/>
+        </w:rPr>
+        <w:t xml:space="preserve"> line reaches only garments of that size. Without this, a style with three sized zip lines ordered three zips per garment instead of one, and the requirement is what a purchase is raised from.</w:t>
+      </w:r>
+    </w:p>
+    <w:p>
+      <w:pPr>
+        <w:pStyle w:val="Heading2"/>
+        <w:spacing w:before="280"/>
+      </w:pPr>
+      <w:r>
+        <w:t>The recipe freezes at release — and the escape hatch</w:t>
+      </w:r>
+    </w:p>
+    <w:p>
+      <w:pPr>
+        <w:spacing w:after="120"/>
+      </w:pPr>
+      <w:r>
+        <w:rPr>
+          <w:b w:val="0"/>
+          <w:color w:val="1A1A1A"/>
+          <w:sz w:val="21"/>
+        </w:rPr>
+        <w:t>Once a style is RELEASED, its leather and lining lines cannot be edited: its garments carry printed barcodes and the recipe is already being spent against them. Accessories stay correctable.</w:t>
+      </w:r>
+    </w:p>
+    <w:p>
+      <w:pPr>
+        <w:spacing w:after="120"/>
+      </w:pPr>
+      <w:r>
+        <w:rPr>
+          <w:b w:val="0"/>
+          <w:color w:val="1A1A1A"/>
+          <w:sz w:val="21"/>
+        </w:rPr>
+        <w:t xml:space="preserve">To record something that actually went into a released garment, use </w:t>
+      </w:r>
+      <w:r>
+        <w:rPr>
+          <w:b/>
+          <w:color w:val="1A1A1A"/>
+          <w:sz w:val="21"/>
+        </w:rPr>
+        <w:t>`POST /materials/issues`</w:t>
+      </w:r>
+      <w:r>
+        <w:rPr>
+          <w:b w:val="0"/>
+          <w:color w:val="1A1A1A"/>
+          <w:sz w:val="21"/>
+        </w:rPr>
+        <w:t>:</w:t>
+      </w:r>
+    </w:p>
+    <w:tbl>
+      <w:tblPr>
+        <w:tblStyle w:val="TableGrid"/>
+        <w:tblW w:type="auto" w:w="0"/>
+        <w:tblLook w:firstColumn="1" w:firstRow="1" w:lastColumn="0" w:lastRow="0" w:noHBand="0" w:noVBand="1" w:val="04A0"/>
+      </w:tblPr>
+      <w:tblGrid>
+        <w:gridCol w:w="9792"/>
+      </w:tblGrid>
+      <w:tr>
+        <w:tc>
+          <w:tcPr>
+            <w:tcW w:type="dxa" w:w="9792"/>
+            <w:shd w:val="clear" w:color="auto" w:fill="F4F4F4"/>
+          </w:tcPr>
+          <w:p>
+            <w:pPr>
+              <w:spacing w:after="0" w:line="240" w:lineRule="auto"/>
+            </w:pPr>
+            <w:r/>
+            <w:r>
+              <w:rPr>
+                <w:rFonts w:ascii="Consolas" w:hAnsi="Consolas"/>
+                <w:sz w:val="17"/>
+              </w:rPr>
+              <w:t>{ "piece_barcode": "PC-23456A", "lot_barcode": "LOT-ACC-000205",</w:t>
+            </w:r>
+          </w:p>
+          <w:p>
+            <w:pPr>
+              <w:spacing w:after="0" w:line="240" w:lineRule="auto"/>
+            </w:pPr>
+            <w:r>
+              <w:rPr>
+                <w:rFonts w:ascii="Consolas" w:hAnsi="Consolas"/>
+                <w:sz w:val="17"/>
+              </w:rPr>
+              <w:t xml:space="preserve">  "qty": 2, "employee_barcode": "EMP-000123", "note": "wrong button swapped" }</w:t>
+            </w:r>
+          </w:p>
+        </w:tc>
+      </w:tr>
+    </w:tbl>
+    <w:p>
+      <w:pPr>
+        <w:spacing w:after="0"/>
+      </w:pPr>
+    </w:p>
+    <w:p>
+      <w:pPr>
+        <w:pStyle w:val="ListBullet"/>
+        <w:spacing w:after="40"/>
+      </w:pPr>
+      <w:r>
+        <w:rPr>
+          <w:b w:val="0"/>
+          <w:color w:val="1A1A1A"/>
+          <w:sz w:val="21"/>
+        </w:rPr>
+        <w:t xml:space="preserve">It </w:t>
+      </w:r>
+      <w:r>
+        <w:rPr>
+          <w:b/>
+          <w:color w:val="1A1A1A"/>
+          <w:sz w:val="21"/>
+        </w:rPr>
+        <w:t>spends stock</w:t>
+      </w:r>
+      <w:r>
+        <w:rPr>
+          <w:b w:val="0"/>
+          <w:color w:val="1A1A1A"/>
+          <w:sz w:val="21"/>
+        </w:rPr>
+        <w:t xml:space="preserve"> and writes a ledger row.</w:t>
+      </w:r>
+    </w:p>
+    <w:p>
+      <w:pPr>
+        <w:pStyle w:val="ListBullet"/>
+        <w:spacing w:after="40"/>
+      </w:pPr>
+      <w:r>
+        <w:rPr>
+          <w:b w:val="0"/>
+          <w:color w:val="1A1A1A"/>
+          <w:sz w:val="21"/>
+        </w:rPr>
+        <w:t xml:space="preserve">It is </w:t>
+      </w:r>
+      <w:r>
+        <w:rPr>
+          <w:b/>
+          <w:color w:val="1A1A1A"/>
+          <w:sz w:val="21"/>
+        </w:rPr>
+        <w:t>repeatable on purpose</w:t>
+      </w:r>
+      <w:r>
+        <w:rPr>
+          <w:b w:val="0"/>
+          <w:color w:val="1A1A1A"/>
+          <w:sz w:val="21"/>
+        </w:rPr>
+        <w:t>: three corrections on one garment are three real events.</w:t>
+      </w:r>
+    </w:p>
+    <w:p>
+      <w:pPr>
+        <w:pStyle w:val="ListBullet"/>
+        <w:spacing w:after="40"/>
+      </w:pPr>
+      <w:r>
+        <w:rPr>
+          <w:b w:val="0"/>
+          <w:color w:val="1A1A1A"/>
+          <w:sz w:val="21"/>
+        </w:rPr>
+        <w:t>It never makes the kit checklist think a spec line was satisfied.</w:t>
+      </w:r>
+    </w:p>
+    <w:p>
+      <w:pPr>
+        <w:pStyle w:val="ListBullet"/>
+        <w:spacing w:after="40"/>
+      </w:pPr>
+      <w:r>
+        <w:rPr>
+          <w:b w:val="0"/>
+          <w:color w:val="1A1A1A"/>
+          <w:sz w:val="21"/>
+        </w:rPr>
+        <w:t xml:space="preserve">Send </w:t>
+      </w:r>
+      <w:r>
+        <w:rPr>
+          <w:rFonts w:ascii="Consolas" w:hAnsi="Consolas"/>
+          <w:color w:val="8A3B1E"/>
+          <w:sz w:val="21"/>
+        </w:rPr>
+        <w:t>piece_barcode</w:t>
+      </w:r>
+      <w:r>
+        <w:rPr>
+          <w:b w:val="0"/>
+          <w:color w:val="1A1A1A"/>
+          <w:sz w:val="21"/>
+        </w:rPr>
+        <w:t xml:space="preserve"> </w:t>
+      </w:r>
+      <w:r>
+        <w:rPr>
+          <w:b/>
+          <w:color w:val="1A1A1A"/>
+          <w:sz w:val="21"/>
+        </w:rPr>
+        <w:t>or</w:t>
+      </w:r>
+      <w:r>
+        <w:rPr>
+          <w:b w:val="0"/>
+          <w:color w:val="1A1A1A"/>
+          <w:sz w:val="21"/>
+        </w:rPr>
+        <w:t xml:space="preserve"> </w:t>
+      </w:r>
+      <w:r>
+        <w:rPr>
+          <w:rFonts w:ascii="Consolas" w:hAnsi="Consolas"/>
+          <w:color w:val="8A3B1E"/>
+          <w:sz w:val="21"/>
+        </w:rPr>
+        <w:t>piece_id</w:t>
+      </w:r>
+      <w:r>
+        <w:rPr>
+          <w:b w:val="0"/>
+          <w:color w:val="1A1A1A"/>
+          <w:sz w:val="21"/>
+        </w:rPr>
+        <w:t xml:space="preserve">, and </w:t>
+      </w:r>
+      <w:r>
+        <w:rPr>
+          <w:rFonts w:ascii="Consolas" w:hAnsi="Consolas"/>
+          <w:color w:val="8A3B1E"/>
+          <w:sz w:val="21"/>
+        </w:rPr>
+        <w:t>lot_barcode</w:t>
+      </w:r>
+      <w:r>
+        <w:rPr>
+          <w:b w:val="0"/>
+          <w:color w:val="1A1A1A"/>
+          <w:sz w:val="21"/>
+        </w:rPr>
+        <w:t xml:space="preserve"> </w:t>
+      </w:r>
+      <w:r>
+        <w:rPr>
+          <w:b/>
+          <w:color w:val="1A1A1A"/>
+          <w:sz w:val="21"/>
+        </w:rPr>
+        <w:t>or</w:t>
+      </w:r>
+      <w:r>
+        <w:rPr>
+          <w:b w:val="0"/>
+          <w:color w:val="1A1A1A"/>
+          <w:sz w:val="21"/>
+        </w:rPr>
+        <w:t xml:space="preserve"> </w:t>
+      </w:r>
+      <w:r>
+        <w:rPr>
+          <w:rFonts w:ascii="Consolas" w:hAnsi="Consolas"/>
+          <w:color w:val="8A3B1E"/>
+          <w:sz w:val="21"/>
+        </w:rPr>
+        <w:t>material_lot_id</w:t>
+      </w:r>
+      <w:r>
+        <w:rPr>
+          <w:b w:val="0"/>
+          <w:color w:val="1A1A1A"/>
+          <w:sz w:val="21"/>
+        </w:rPr>
+        <w:t xml:space="preserve"> — one of each (</w:t>
+      </w:r>
+      <w:r>
+        <w:rPr>
+          <w:b/>
+          <w:color w:val="1A1A1A"/>
+          <w:sz w:val="21"/>
+        </w:rPr>
+        <w:t>422</w:t>
+      </w:r>
+      <w:r>
+        <w:rPr>
+          <w:b w:val="0"/>
+          <w:color w:val="1A1A1A"/>
+          <w:sz w:val="21"/>
+        </w:rPr>
+        <w:t xml:space="preserve"> otherwise). The worker is optional here, unlike the production and store doors.</w:t>
+      </w:r>
+    </w:p>
+    <w:p>
+      <w:pPr>
+        <w:pStyle w:val="ListBullet"/>
+        <w:spacing w:after="40"/>
+      </w:pPr>
+      <w:r>
+        <w:rPr>
+          <w:b w:val="0"/>
+          <w:color w:val="1A1A1A"/>
+          <w:sz w:val="21"/>
+        </w:rPr>
+        <w:t xml:space="preserve">Store Manager can call it, as well as DM and MD: the correction is made </w:t>
+      </w:r>
+      <w:r>
+        <w:rPr>
+          <w:b/>
+          <w:color w:val="1A1A1A"/>
+          <w:sz w:val="21"/>
+        </w:rPr>
+        <w:t>at the store</w:t>
+      </w:r>
+      <w:r>
+        <w:rPr>
+          <w:b w:val="0"/>
+          <w:color w:val="1A1A1A"/>
+          <w:sz w:val="21"/>
+        </w:rPr>
+        <w:t>, and waiting for a DM to record a swapped button is how the correction stops being made at all.</w:t>
+      </w:r>
+    </w:p>
+    <w:p>
+      <w:pPr>
+        <w:pStyle w:val="Heading2"/>
+        <w:spacing w:before="280"/>
+      </w:pPr>
+      <w:r>
+        <w:t>Copying a recipe</w:t>
+      </w:r>
+    </w:p>
+    <w:tbl>
+      <w:tblPr>
+        <w:tblStyle w:val="TableGrid"/>
+        <w:tblW w:type="auto" w:w="0"/>
+        <w:tblLook w:firstColumn="1" w:firstRow="1" w:lastColumn="0" w:lastRow="0" w:noHBand="0" w:noVBand="1" w:val="04A0"/>
+      </w:tblPr>
+      <w:tblGrid>
+        <w:gridCol w:w="9792"/>
+      </w:tblGrid>
+      <w:tr>
+        <w:tc>
+          <w:tcPr>
+            <w:tcW w:type="dxa" w:w="9792"/>
+            <w:shd w:val="clear" w:color="auto" w:fill="FFF6E5"/>
+          </w:tcPr>
+          <w:p>
+            <w:r/>
+            <w:r>
+              <w:rPr>
+                <w:b/>
+                <w:color w:val="1A1A1A"/>
+                <w:sz w:val="20"/>
+              </w:rPr>
+              <w:t>Accessories are copied by FAN-OUT.</w:t>
+            </w:r>
+            <w:r>
+              <w:rPr>
+                <w:b w:val="0"/>
+                <w:color w:val="1A1A1A"/>
+                <w:sz w:val="20"/>
+              </w:rPr>
+              <w:t xml:space="preserve"> Copying maps SKUs on (colour, size) and</w:t>
             </w:r>
           </w:p>
         </w:tc>
@@ -8025,1086 +9097,27 @@
             <w:r/>
             <w:r>
               <w:rPr>
-                <w:b/>
-                <w:color w:val="1A1A1A"/>
-                <w:sz w:val="20"/>
-              </w:rPr>
-              <w:t>A missing LINING line is a warning, not a blocker.</w:t>
-            </w:r>
-            <w:r>
-              <w:rPr>
                 <w:b w:val="0"/>
                 <w:color w:val="1A1A1A"/>
                 <w:sz w:val="20"/>
               </w:rPr>
-              <w:t xml:space="preserve"> Lining consumption is optional on the cut path, so requiring it here would contradict the ledger rule downstream.</w:t>
-            </w:r>
-          </w:p>
-        </w:tc>
-      </w:tr>
-    </w:tbl>
-    <w:p>
-      <w:pPr>
-        <w:spacing w:after="0"/>
-      </w:pPr>
-    </w:p>
-    <w:p>
-      <w:pPr>
-        <w:pStyle w:val="Heading2"/>
-        <w:spacing w:before="280"/>
-      </w:pPr>
-      <w:r>
-        <w:t>The requirement view — the screen that should stop an order</w:t>
-      </w:r>
-    </w:p>
-    <w:p>
-      <w:pPr>
-        <w:spacing w:after="120"/>
-      </w:pPr>
-      <w:r>
-        <w:rPr>
-          <w:rFonts w:ascii="Consolas" w:hAnsi="Consolas"/>
-          <w:color w:val="8A3B1E"/>
-          <w:sz w:val="21"/>
-        </w:rPr>
-        <w:t>GET /styles/{id}/material-spec/requirement</w:t>
-      </w:r>
-      <w:r>
-        <w:rPr>
-          <w:b w:val="0"/>
-          <w:color w:val="1A1A1A"/>
-          <w:sz w:val="21"/>
-        </w:rPr>
-        <w:t xml:space="preserve"> multiplies ordered quantity by per-piece consumption and compares it with what is on the shelf, line by line.</w:t>
-      </w:r>
-    </w:p>
-    <w:p>
-      <w:pPr>
-        <w:spacing w:after="120"/>
-      </w:pPr>
-      <w:r>
-        <w:rPr>
-          <w:b/>
-          <w:color w:val="1A1A1A"/>
-          <w:sz w:val="21"/>
-        </w:rPr>
-        <w:t>Read it before release.</w:t>
-      </w:r>
-      <w:r>
-        <w:rPr>
-          <w:b w:val="0"/>
-          <w:color w:val="1A1A1A"/>
-          <w:sz w:val="21"/>
-        </w:rPr>
-        <w:t xml:space="preserve"> After release the garments exist, and a shortfall is a stoppage instead of a purchase order. </w:t>
-      </w:r>
-      <w:r>
-        <w:rPr>
-          <w:rFonts w:ascii="Consolas" w:hAnsi="Consolas"/>
-          <w:color w:val="8A3B1E"/>
-          <w:sz w:val="21"/>
-        </w:rPr>
-        <w:t>short_by</w:t>
-      </w:r>
-      <w:r>
-        <w:rPr>
-          <w:b w:val="0"/>
-          <w:color w:val="1A1A1A"/>
-          <w:sz w:val="21"/>
-        </w:rPr>
-        <w:t xml:space="preserve"> and </w:t>
-      </w:r>
-      <w:r>
-        <w:rPr>
-          <w:rFonts w:ascii="Consolas" w:hAnsi="Consolas"/>
-          <w:color w:val="8A3B1E"/>
-          <w:sz w:val="21"/>
-        </w:rPr>
-        <w:t>suggested_supplier</w:t>
-      </w:r>
-      <w:r>
-        <w:rPr>
-          <w:b w:val="0"/>
-          <w:color w:val="1A1A1A"/>
-          <w:sz w:val="21"/>
-        </w:rPr>
-        <w:t xml:space="preserve"> feed straight into </w:t>
-      </w:r>
-      <w:r>
-        <w:rPr>
-          <w:rFonts w:ascii="Consolas" w:hAnsi="Consolas"/>
-          <w:color w:val="8A3B1E"/>
-          <w:sz w:val="21"/>
-        </w:rPr>
-        <w:t>POST /suppliers/orders</w:t>
-      </w:r>
-      <w:r>
-        <w:rPr>
-          <w:b w:val="0"/>
-          <w:color w:val="1A1A1A"/>
-          <w:sz w:val="21"/>
-        </w:rPr>
-        <w:t>.</w:t>
-      </w:r>
-    </w:p>
-    <w:p>
-      <w:pPr>
-        <w:spacing w:after="120"/>
-      </w:pPr>
-      <w:r>
-        <w:rPr>
-          <w:rFonts w:ascii="Consolas" w:hAnsi="Consolas"/>
-          <w:color w:val="8A3B1E"/>
-          <w:sz w:val="21"/>
-        </w:rPr>
-        <w:t>pieces</w:t>
-      </w:r>
-      <w:r>
-        <w:rPr>
-          <w:b w:val="0"/>
-          <w:color w:val="1A1A1A"/>
-          <w:sz w:val="21"/>
-        </w:rPr>
-        <w:t xml:space="preserve"> is scoped per line, which is what makes the numbers right:</w:t>
-      </w:r>
-    </w:p>
-    <w:p>
-      <w:pPr>
-        <w:pStyle w:val="ListBullet"/>
-        <w:spacing w:after="40"/>
-      </w:pPr>
-      <w:r>
-        <w:rPr>
-          <w:b w:val="0"/>
-          <w:color w:val="1A1A1A"/>
-          <w:sz w:val="21"/>
-        </w:rPr>
-        <w:t xml:space="preserve">a </w:t>
-      </w:r>
-      <w:r>
-        <w:rPr>
-          <w:b/>
-          <w:color w:val="1A1A1A"/>
-          <w:sz w:val="21"/>
-        </w:rPr>
-        <w:t>style-wide</w:t>
-      </w:r>
-      <w:r>
-        <w:rPr>
-          <w:b w:val="0"/>
-          <w:color w:val="1A1A1A"/>
-          <w:sz w:val="21"/>
-        </w:rPr>
-        <w:t xml:space="preserve"> line is needed by every ordered garment, </w:t>
-      </w:r>
-      <w:r>
-        <w:rPr>
-          <w:b/>
-          <w:color w:val="1A1A1A"/>
-          <w:sz w:val="21"/>
-        </w:rPr>
-        <w:t>minus</w:t>
-      </w:r>
-      <w:r>
-        <w:rPr>
-          <w:b w:val="0"/>
-          <w:color w:val="1A1A1A"/>
-          <w:sz w:val="21"/>
-        </w:rPr>
-        <w:t xml:space="preserve"> those SKUs that have their own override — so the same garment is never counted against two lines for the same material;</w:t>
-      </w:r>
-    </w:p>
-    <w:p>
-      <w:pPr>
-        <w:pStyle w:val="ListBullet"/>
-        <w:spacing w:after="40"/>
-      </w:pPr>
-      <w:r>
-        <w:rPr>
-          <w:b w:val="0"/>
-          <w:color w:val="1A1A1A"/>
-          <w:sz w:val="21"/>
-        </w:rPr>
-        <w:t xml:space="preserve">a </w:t>
-      </w:r>
-      <w:r>
-        <w:rPr>
-          <w:b/>
-          <w:color w:val="1A1A1A"/>
-          <w:sz w:val="21"/>
-        </w:rPr>
-        <w:t>sized</w:t>
-      </w:r>
-      <w:r>
-        <w:rPr>
-          <w:b w:val="0"/>
-          <w:color w:val="1A1A1A"/>
-          <w:sz w:val="21"/>
-        </w:rPr>
-        <w:t xml:space="preserve"> line reaches only garments of that size. Without this, a style with three sized zip lines ordered three zips per garment instead of one, and the requirement is what a purchase is raised from.</w:t>
-      </w:r>
-    </w:p>
-    <w:p>
-      <w:pPr>
-        <w:pStyle w:val="Heading2"/>
-        <w:spacing w:before="280"/>
-      </w:pPr>
-      <w:r>
-        <w:t>The recipe freezes at release — and the escape hatch</w:t>
-      </w:r>
-    </w:p>
-    <w:p>
-      <w:pPr>
-        <w:spacing w:after="120"/>
-      </w:pPr>
-      <w:r>
-        <w:rPr>
-          <w:b w:val="0"/>
-          <w:color w:val="1A1A1A"/>
-          <w:sz w:val="21"/>
-        </w:rPr>
-        <w:t>Once a style is RELEASED, its leather and lining lines cannot be edited: its garments carry printed barcodes and the recipe is already being spent against them. Accessories stay correctable.</w:t>
-      </w:r>
-    </w:p>
-    <w:p>
-      <w:pPr>
-        <w:spacing w:after="120"/>
-      </w:pPr>
-      <w:r>
-        <w:rPr>
-          <w:b w:val="0"/>
-          <w:color w:val="1A1A1A"/>
-          <w:sz w:val="21"/>
-        </w:rPr>
-        <w:t xml:space="preserve">To record something that actually went into a released garment, use </w:t>
-      </w:r>
-      <w:r>
-        <w:rPr>
-          <w:b/>
-          <w:color w:val="1A1A1A"/>
-          <w:sz w:val="21"/>
-        </w:rPr>
-        <w:t>`POST /materials/issues`</w:t>
-      </w:r>
-      <w:r>
-        <w:rPr>
-          <w:b w:val="0"/>
-          <w:color w:val="1A1A1A"/>
-          <w:sz w:val="21"/>
-        </w:rPr>
-        <w:t>:</w:t>
-      </w:r>
-    </w:p>
-    <w:tbl>
-      <w:tblPr>
-        <w:tblStyle w:val="TableGrid"/>
-        <w:tblW w:type="auto" w:w="0"/>
-        <w:tblLook w:firstColumn="1" w:firstRow="1" w:lastColumn="0" w:lastRow="0" w:noHBand="0" w:noVBand="1" w:val="04A0"/>
-      </w:tblPr>
-      <w:tblGrid>
-        <w:gridCol w:w="9792"/>
-      </w:tblGrid>
-      <w:tr>
-        <w:tc>
-          <w:tcPr>
-            <w:tcW w:type="dxa" w:w="9792"/>
-            <w:shd w:val="clear" w:color="auto" w:fill="F4F4F4"/>
-          </w:tcPr>
-          <w:p>
-            <w:pPr>
-              <w:spacing w:after="0" w:line="240" w:lineRule="auto"/>
-            </w:pPr>
-            <w:r/>
+              <w:t xml:space="preserve">skips what does not match, and </w:t>
+            </w:r>
             <w:r>
               <w:rPr>
                 <w:rFonts w:ascii="Consolas" w:hAnsi="Consolas"/>
-                <w:sz w:val="17"/>
-              </w:rPr>
-              <w:t>{ "piece_barcode": "PC-23456A", "lot_barcode": "LOT-ACC-000205",</w:t>
-            </w:r>
-          </w:p>
-          <w:p>
-            <w:pPr>
-              <w:spacing w:after="0" w:line="240" w:lineRule="auto"/>
-            </w:pPr>
-            <w:r>
-              <w:rPr>
-                <w:rFonts w:ascii="Consolas" w:hAnsi="Consolas"/>
-                <w:sz w:val="17"/>
-              </w:rPr>
-              <w:t xml:space="preserve">  "qty": 2, "employee_barcode": "EMP-000123", "note": "wrong button swapped" }</w:t>
-            </w:r>
-          </w:p>
-        </w:tc>
-      </w:tr>
-    </w:tbl>
-    <w:p>
-      <w:pPr>
-        <w:spacing w:after="0"/>
-      </w:pPr>
-    </w:p>
-    <w:p>
-      <w:pPr>
-        <w:pStyle w:val="ListBullet"/>
-        <w:spacing w:after="40"/>
-      </w:pPr>
-      <w:r>
-        <w:rPr>
-          <w:b w:val="0"/>
-          <w:color w:val="1A1A1A"/>
-          <w:sz w:val="21"/>
-        </w:rPr>
-        <w:t xml:space="preserve">It </w:t>
-      </w:r>
-      <w:r>
-        <w:rPr>
-          <w:b/>
-          <w:color w:val="1A1A1A"/>
-          <w:sz w:val="21"/>
-        </w:rPr>
-        <w:t>spends stock</w:t>
-      </w:r>
-      <w:r>
-        <w:rPr>
-          <w:b w:val="0"/>
-          <w:color w:val="1A1A1A"/>
-          <w:sz w:val="21"/>
-        </w:rPr>
-        <w:t xml:space="preserve"> and writes a ledger row.</w:t>
-      </w:r>
-    </w:p>
-    <w:p>
-      <w:pPr>
-        <w:pStyle w:val="ListBullet"/>
-        <w:spacing w:after="40"/>
-      </w:pPr>
-      <w:r>
-        <w:rPr>
-          <w:b w:val="0"/>
-          <w:color w:val="1A1A1A"/>
-          <w:sz w:val="21"/>
-        </w:rPr>
-        <w:t xml:space="preserve">It is </w:t>
-      </w:r>
-      <w:r>
-        <w:rPr>
-          <w:b/>
-          <w:color w:val="1A1A1A"/>
-          <w:sz w:val="21"/>
-        </w:rPr>
-        <w:t>repeatable on purpose</w:t>
-      </w:r>
-      <w:r>
-        <w:rPr>
-          <w:b w:val="0"/>
-          <w:color w:val="1A1A1A"/>
-          <w:sz w:val="21"/>
-        </w:rPr>
-        <w:t>: three corrections on one garment are three real events.</w:t>
-      </w:r>
-    </w:p>
-    <w:p>
-      <w:pPr>
-        <w:pStyle w:val="ListBullet"/>
-        <w:spacing w:after="40"/>
-      </w:pPr>
-      <w:r>
-        <w:rPr>
-          <w:b w:val="0"/>
-          <w:color w:val="1A1A1A"/>
-          <w:sz w:val="21"/>
-        </w:rPr>
-        <w:t>It never makes the kit checklist think a spec line was satisfied.</w:t>
-      </w:r>
-    </w:p>
-    <w:p>
-      <w:pPr>
-        <w:pStyle w:val="ListBullet"/>
-        <w:spacing w:after="40"/>
-      </w:pPr>
-      <w:r>
-        <w:rPr>
-          <w:b w:val="0"/>
-          <w:color w:val="1A1A1A"/>
-          <w:sz w:val="21"/>
-        </w:rPr>
-        <w:t xml:space="preserve">Send </w:t>
-      </w:r>
-      <w:r>
-        <w:rPr>
-          <w:rFonts w:ascii="Consolas" w:hAnsi="Consolas"/>
-          <w:color w:val="8A3B1E"/>
-          <w:sz w:val="21"/>
-        </w:rPr>
-        <w:t>piece_barcode</w:t>
-      </w:r>
-      <w:r>
-        <w:rPr>
-          <w:b w:val="0"/>
-          <w:color w:val="1A1A1A"/>
-          <w:sz w:val="21"/>
-        </w:rPr>
-        <w:t xml:space="preserve"> </w:t>
-      </w:r>
-      <w:r>
-        <w:rPr>
-          <w:b/>
-          <w:color w:val="1A1A1A"/>
-          <w:sz w:val="21"/>
-        </w:rPr>
-        <w:t>or</w:t>
-      </w:r>
-      <w:r>
-        <w:rPr>
-          <w:b w:val="0"/>
-          <w:color w:val="1A1A1A"/>
-          <w:sz w:val="21"/>
-        </w:rPr>
-        <w:t xml:space="preserve"> </w:t>
-      </w:r>
-      <w:r>
-        <w:rPr>
-          <w:rFonts w:ascii="Consolas" w:hAnsi="Consolas"/>
-          <w:color w:val="8A3B1E"/>
-          <w:sz w:val="21"/>
-        </w:rPr>
-        <w:t>piece_id</w:t>
-      </w:r>
-      <w:r>
-        <w:rPr>
-          <w:b w:val="0"/>
-          <w:color w:val="1A1A1A"/>
-          <w:sz w:val="21"/>
-        </w:rPr>
-        <w:t xml:space="preserve">, and </w:t>
-      </w:r>
-      <w:r>
-        <w:rPr>
-          <w:rFonts w:ascii="Consolas" w:hAnsi="Consolas"/>
-          <w:color w:val="8A3B1E"/>
-          <w:sz w:val="21"/>
-        </w:rPr>
-        <w:t>lot_barcode</w:t>
-      </w:r>
-      <w:r>
-        <w:rPr>
-          <w:b w:val="0"/>
-          <w:color w:val="1A1A1A"/>
-          <w:sz w:val="21"/>
-        </w:rPr>
-        <w:t xml:space="preserve"> </w:t>
-      </w:r>
-      <w:r>
-        <w:rPr>
-          <w:b/>
-          <w:color w:val="1A1A1A"/>
-          <w:sz w:val="21"/>
-        </w:rPr>
-        <w:t>or</w:t>
-      </w:r>
-      <w:r>
-        <w:rPr>
-          <w:b w:val="0"/>
-          <w:color w:val="1A1A1A"/>
-          <w:sz w:val="21"/>
-        </w:rPr>
-        <w:t xml:space="preserve"> </w:t>
-      </w:r>
-      <w:r>
-        <w:rPr>
-          <w:rFonts w:ascii="Consolas" w:hAnsi="Consolas"/>
-          <w:color w:val="8A3B1E"/>
-          <w:sz w:val="21"/>
-        </w:rPr>
-        <w:t>material_lot_id</w:t>
-      </w:r>
-      <w:r>
-        <w:rPr>
-          <w:b w:val="0"/>
-          <w:color w:val="1A1A1A"/>
-          <w:sz w:val="21"/>
-        </w:rPr>
-        <w:t xml:space="preserve"> — one of each (</w:t>
-      </w:r>
-      <w:r>
-        <w:rPr>
-          <w:b/>
-          <w:color w:val="1A1A1A"/>
-          <w:sz w:val="21"/>
-        </w:rPr>
-        <w:t>422</w:t>
-      </w:r>
-      <w:r>
-        <w:rPr>
-          <w:b w:val="0"/>
-          <w:color w:val="1A1A1A"/>
-          <w:sz w:val="21"/>
-        </w:rPr>
-        <w:t xml:space="preserve"> otherwise). The worker is optional here, unlike the production and store doors.</w:t>
-      </w:r>
-    </w:p>
-    <w:p>
-      <w:pPr>
-        <w:pStyle w:val="ListBullet"/>
-        <w:spacing w:after="40"/>
-      </w:pPr>
-      <w:r>
-        <w:rPr>
-          <w:b w:val="0"/>
-          <w:color w:val="1A1A1A"/>
-          <w:sz w:val="21"/>
-        </w:rPr>
-        <w:t xml:space="preserve">Store Manager can call it, as well as DM and MD: the correction is made </w:t>
-      </w:r>
-      <w:r>
-        <w:rPr>
-          <w:b/>
-          <w:color w:val="1A1A1A"/>
-          <w:sz w:val="21"/>
-        </w:rPr>
-        <w:t>at the store</w:t>
-      </w:r>
-      <w:r>
-        <w:rPr>
-          <w:b w:val="0"/>
-          <w:color w:val="1A1A1A"/>
-          <w:sz w:val="21"/>
-        </w:rPr>
-        <w:t>, and waiting for a DM to record a swapped button is how the correction stops being made at all.</w:t>
-      </w:r>
-    </w:p>
-    <w:p>
-      <w:pPr>
-        <w:pStyle w:val="Heading2"/>
-        <w:spacing w:before="280"/>
-      </w:pPr>
-      <w:r>
-        <w:t>Copying a recipe</w:t>
-      </w:r>
-    </w:p>
-    <w:p>
-      <w:pPr>
-        <w:spacing w:after="120"/>
-      </w:pPr>
-      <w:r>
-        <w:rPr>
-          <w:rFonts w:ascii="Consolas" w:hAnsi="Consolas"/>
-          <w:color w:val="8A3B1E"/>
-          <w:sz w:val="21"/>
-        </w:rPr>
-        <w:t>POST /styles/{id}/material-spec/copy-from</w:t>
-      </w:r>
-      <w:r>
-        <w:rPr>
-          <w:b w:val="0"/>
-          <w:color w:val="1A1A1A"/>
-          <w:sz w:val="21"/>
-        </w:rPr>
-        <w:t xml:space="preserve"> seeds this style's recipe from another. A leather factory repeats styles season after season.</w:t>
-      </w:r>
-    </w:p>
-    <w:p>
-      <w:pPr>
-        <w:spacing w:after="120"/>
-      </w:pPr>
-      <w:r>
-        <w:rPr>
-          <w:b w:val="0"/>
-          <w:color w:val="1A1A1A"/>
-          <w:sz w:val="21"/>
-        </w:rPr>
-        <w:t xml:space="preserve">SKU overrides copy </w:t>
-      </w:r>
-      <w:r>
-        <w:rPr>
-          <w:b/>
-          <w:color w:val="1A1A1A"/>
-          <w:sz w:val="21"/>
-        </w:rPr>
-        <w:t>only where the colourways match</w:t>
-      </w:r>
-      <w:r>
-        <w:rPr>
-          <w:b w:val="0"/>
-          <w:color w:val="1A1A1A"/>
-          <w:sz w:val="21"/>
-        </w:rPr>
-        <w:t xml:space="preserve"> on (colour code, size). Two styles rarely share SKU ids, and copying an override onto the wrong colourway would silently issue the wrong colour button — so unmatched overrides are </w:t>
-      </w:r>
-      <w:r>
-        <w:rPr>
-          <w:b/>
-          <w:color w:val="1A1A1A"/>
-          <w:sz w:val="21"/>
-        </w:rPr>
-        <w:t>reported</w:t>
-      </w:r>
-      <w:r>
-        <w:rPr>
-          <w:b w:val="0"/>
-          <w:color w:val="1A1A1A"/>
-          <w:sz w:val="21"/>
-        </w:rPr>
-        <w:t xml:space="preserve"> in </w:t>
-      </w:r>
-      <w:r>
-        <w:rPr>
-          <w:rFonts w:ascii="Consolas" w:hAnsi="Consolas"/>
-          <w:color w:val="8A3B1E"/>
-          <w:sz w:val="21"/>
-        </w:rPr>
-        <w:t>skipped_detail</w:t>
-      </w:r>
-      <w:r>
-        <w:rPr>
-          <w:b w:val="0"/>
-          <w:color w:val="1A1A1A"/>
-          <w:sz w:val="21"/>
-        </w:rPr>
-        <w:t>, never guessed at.</w:t>
-      </w:r>
-    </w:p>
-    <w:p>
-      <w:pPr>
-        <w:spacing w:after="120"/>
-      </w:pPr>
-      <w:r>
-        <w:rPr>
-          <w:b/>
-          <w:color w:val="1A1A1A"/>
-          <w:sz w:val="21"/>
-        </w:rPr>
-        <w:t>The copy does not confirm.</w:t>
-      </w:r>
-      <w:r>
-        <w:rPr>
-          <w:b w:val="0"/>
-          <w:color w:val="1A1A1A"/>
-          <w:sz w:val="21"/>
-        </w:rPr>
-        <w:t xml:space="preserve"> Somebody still has to look at the numbers for this style.</w:t>
-      </w:r>
-    </w:p>
-    <w:p>
-      <w:pPr>
-        <w:spacing w:after="40"/>
-        <w:pBdr>
-          <w:bottom w:val="single" w:sz="6" w:color="CCCCCC"/>
-        </w:pBdr>
-      </w:pPr>
-    </w:p>
-    <w:p>
-      <w:r>
-        <w:br w:type="page"/>
-      </w:r>
-    </w:p>
-    <w:p>
-      <w:pPr>
-        <w:pStyle w:val="Heading1"/>
-      </w:pPr>
-      <w:r>
-        <w:t>6. Who can call what</w:t>
-      </w:r>
-    </w:p>
-    <w:tbl>
-      <w:tblPr>
-        <w:tblStyle w:val="TableGrid"/>
-        <w:tblW w:type="auto" w:w="0"/>
-        <w:tblLayout w:type="autofit"/>
-        <w:tblLook w:firstColumn="1" w:firstRow="1" w:lastColumn="0" w:lastRow="0" w:noHBand="0" w:noVBand="1" w:val="04A0"/>
-      </w:tblPr>
-      <w:tblGrid>
-        <w:gridCol w:w="3264"/>
-        <w:gridCol w:w="3264"/>
-        <w:gridCol w:w="3264"/>
-      </w:tblGrid>
-      <w:tr>
-        <w:trPr>
-          <w:tblHeader w:val="true"/>
-        </w:trPr>
-        <w:tc>
-          <w:tcPr>
-            <w:tcW w:type="dxa" w:w="3264"/>
-            <w:shd w:val="clear" w:color="auto" w:fill="EDE7E2"/>
-          </w:tcPr>
-          <w:p>
-            <w:r/>
-            <w:r>
-              <w:rPr>
-                <w:b/>
-                <w:color w:val="1A1A1A"/>
-                <w:sz w:val="18"/>
-              </w:rPr>
-              <w:t>Group</w:t>
-            </w:r>
-          </w:p>
-        </w:tc>
-        <w:tc>
-          <w:tcPr>
-            <w:tcW w:type="dxa" w:w="3264"/>
-            <w:shd w:val="clear" w:color="auto" w:fill="EDE7E2"/>
-          </w:tcPr>
-          <w:p>
-            <w:r/>
-            <w:r>
-              <w:rPr>
-                <w:b/>
-                <w:color w:val="1A1A1A"/>
-                <w:sz w:val="18"/>
-              </w:rPr>
-              <w:t>Roles</w:t>
-            </w:r>
-          </w:p>
-        </w:tc>
-        <w:tc>
-          <w:tcPr>
-            <w:tcW w:type="dxa" w:w="3264"/>
-            <w:shd w:val="clear" w:color="auto" w:fill="EDE7E2"/>
-          </w:tcPr>
-          <w:p>
-            <w:r/>
-            <w:r>
-              <w:rPr>
-                <w:b/>
-                <w:color w:val="1A1A1A"/>
-                <w:sz w:val="18"/>
-              </w:rPr>
-              <w:t>Can</w:t>
-            </w:r>
-          </w:p>
-        </w:tc>
-      </w:tr>
-      <w:tr>
-        <w:tc>
-          <w:tcPr>
-            <w:tcW w:type="dxa" w:w="3264"/>
-          </w:tcPr>
-          <w:p>
-            <w:pPr>
-              <w:spacing w:after="20"/>
-            </w:pPr>
-            <w:r/>
+                <w:color w:val="8A3B1E"/>
+                <w:sz w:val="20"/>
+              </w:rPr>
+              <w:t>include_sku_overrides</w:t>
+            </w:r>
             <w:r>
               <w:rPr>
                 <w:b w:val="0"/>
                 <w:color w:val="1A1A1A"/>
-                <w:sz w:val="18"/>
-              </w:rPr>
-              <w:t>Lot writers</w:t>
-            </w:r>
-          </w:p>
-        </w:tc>
-        <w:tc>
-          <w:tcPr>
-            <w:tcW w:type="dxa" w:w="3264"/>
-          </w:tcPr>
-          <w:p>
-            <w:pPr>
-              <w:spacing w:after="20"/>
-            </w:pPr>
-            <w:r/>
-            <w:r>
-              <w:rPr>
-                <w:b w:val="0"/>
-                <w:color w:val="1A1A1A"/>
-                <w:sz w:val="18"/>
-              </w:rPr>
-              <w:t xml:space="preserve">DM, MD, Cutting Mgr, Lining Mgr, </w:t>
-            </w:r>
-            <w:r>
-              <w:rPr>
-                <w:b/>
-                <w:color w:val="1A1A1A"/>
-                <w:sz w:val="18"/>
-              </w:rPr>
-              <w:t>HR</w:t>
-            </w:r>
-          </w:p>
-        </w:tc>
-        <w:tc>
-          <w:tcPr>
-            <w:tcW w:type="dxa" w:w="3264"/>
-          </w:tcPr>
-          <w:p>
-            <w:pPr>
-              <w:spacing w:after="20"/>
-            </w:pPr>
-            <w:r/>
-            <w:r>
-              <w:rPr>
-                <w:b w:val="0"/>
-                <w:color w:val="1A1A1A"/>
-                <w:sz w:val="18"/>
-              </w:rPr>
-              <w:t>create/edit lots, hides, arrivals</w:t>
-            </w:r>
-          </w:p>
-        </w:tc>
-      </w:tr>
-      <w:tr>
-        <w:tc>
-          <w:tcPr>
-            <w:tcW w:type="dxa" w:w="3264"/>
-          </w:tcPr>
-          <w:p>
-            <w:pPr>
-              <w:spacing w:after="20"/>
-            </w:pPr>
-            <w:r/>
-            <w:r>
-              <w:rPr>
-                <w:b w:val="0"/>
-                <w:color w:val="1A1A1A"/>
-                <w:sz w:val="18"/>
-              </w:rPr>
-              <w:t>Stock readers</w:t>
-            </w:r>
-          </w:p>
-        </w:tc>
-        <w:tc>
-          <w:tcPr>
-            <w:tcW w:type="dxa" w:w="3264"/>
-          </w:tcPr>
-          <w:p>
-            <w:pPr>
-              <w:spacing w:after="20"/>
-            </w:pPr>
-            <w:r/>
-            <w:r>
-              <w:rPr>
-                <w:b w:val="0"/>
-                <w:color w:val="1A1A1A"/>
-                <w:sz w:val="18"/>
-              </w:rPr>
-              <w:t>+ Stitching Mgr, Store Mgr, Security</w:t>
-            </w:r>
-          </w:p>
-        </w:tc>
-        <w:tc>
-          <w:tcPr>
-            <w:tcW w:type="dxa" w:w="3264"/>
-          </w:tcPr>
-          <w:p>
-            <w:pPr>
-              <w:spacing w:after="20"/>
-            </w:pPr>
-            <w:r/>
-            <w:r>
-              <w:rPr>
-                <w:b w:val="0"/>
-                <w:color w:val="1A1A1A"/>
-                <w:sz w:val="18"/>
-              </w:rPr>
-              <w:t>every read, including the recipe</w:t>
-            </w:r>
-          </w:p>
-        </w:tc>
-      </w:tr>
-      <w:tr>
-        <w:tc>
-          <w:tcPr>
-            <w:tcW w:type="dxa" w:w="3264"/>
-          </w:tcPr>
-          <w:p>
-            <w:pPr>
-              <w:spacing w:after="20"/>
-            </w:pPr>
-            <w:r/>
-            <w:r>
-              <w:rPr>
-                <w:b w:val="0"/>
-                <w:color w:val="1A1A1A"/>
-                <w:sz w:val="18"/>
-              </w:rPr>
-              <w:t>Receivers</w:t>
-            </w:r>
-          </w:p>
-        </w:tc>
-        <w:tc>
-          <w:tcPr>
-            <w:tcW w:type="dxa" w:w="3264"/>
-          </w:tcPr>
-          <w:p>
-            <w:pPr>
-              <w:spacing w:after="20"/>
-            </w:pPr>
-            <w:r/>
-            <w:r>
-              <w:rPr>
-                <w:b w:val="0"/>
-                <w:color w:val="1A1A1A"/>
-                <w:sz w:val="18"/>
-              </w:rPr>
-              <w:t>DM, MD, HR</w:t>
-            </w:r>
-          </w:p>
-        </w:tc>
-        <w:tc>
-          <w:tcPr>
-            <w:tcW w:type="dxa" w:w="3264"/>
-          </w:tcPr>
-          <w:p>
-            <w:pPr>
-              <w:spacing w:after="20"/>
-            </w:pPr>
-            <w:r/>
-            <w:r>
-              <w:rPr>
-                <w:rFonts w:ascii="Consolas" w:hAnsi="Consolas"/>
-                <w:color w:val="8A3B1E"/>
-                <w:sz w:val="18"/>
-              </w:rPr>
-              <w:t>receive</w:t>
-            </w:r>
-            <w:r>
-              <w:rPr>
-                <w:b w:val="0"/>
-                <w:color w:val="1A1A1A"/>
-                <w:sz w:val="18"/>
-              </w:rPr>
-              <w:t xml:space="preserve">, </w:t>
-            </w:r>
-            <w:r>
-              <w:rPr>
-                <w:rFonts w:ascii="Consolas" w:hAnsi="Consolas"/>
-                <w:color w:val="8A3B1E"/>
-                <w:sz w:val="18"/>
-              </w:rPr>
-              <w:t>adjust</w:t>
-            </w:r>
-            <w:r>
-              <w:rPr>
-                <w:b w:val="0"/>
-                <w:color w:val="1A1A1A"/>
-                <w:sz w:val="18"/>
-              </w:rPr>
-              <w:t>, correct a COMPLETED receipt, retire a lot, void an arrival</w:t>
-            </w:r>
-          </w:p>
-        </w:tc>
-      </w:tr>
-      <w:tr>
-        <w:tc>
-          <w:tcPr>
-            <w:tcW w:type="dxa" w:w="3264"/>
-          </w:tcPr>
-          <w:p>
-            <w:pPr>
-              <w:spacing w:after="20"/>
-            </w:pPr>
-            <w:r/>
-            <w:r>
-              <w:rPr>
-                <w:b w:val="0"/>
-                <w:color w:val="1A1A1A"/>
-                <w:sz w:val="18"/>
-              </w:rPr>
-              <w:t>DM only (+MD)</w:t>
-            </w:r>
-          </w:p>
-        </w:tc>
-        <w:tc>
-          <w:tcPr>
-            <w:tcW w:type="dxa" w:w="3264"/>
-          </w:tcPr>
-          <w:p>
-            <w:pPr>
-              <w:spacing w:after="20"/>
-            </w:pPr>
-            <w:r/>
-          </w:p>
-        </w:tc>
-        <w:tc>
-          <w:tcPr>
-            <w:tcW w:type="dxa" w:w="3264"/>
-          </w:tcPr>
-          <w:p>
-            <w:pPr>
-              <w:spacing w:after="20"/>
-            </w:pPr>
-            <w:r/>
-            <w:r>
-              <w:rPr>
-                <w:b w:val="0"/>
-                <w:color w:val="1A1A1A"/>
-                <w:sz w:val="18"/>
-              </w:rPr>
-              <w:t xml:space="preserve">supplier orders, all recipe </w:t>
-            </w:r>
-            <w:r>
-              <w:rPr>
-                <w:b/>
-                <w:color w:val="1A1A1A"/>
-                <w:sz w:val="18"/>
-              </w:rPr>
-              <w:t>writes</w:t>
-            </w:r>
-          </w:p>
-        </w:tc>
-      </w:tr>
-      <w:tr>
-        <w:tc>
-          <w:tcPr>
-            <w:tcW w:type="dxa" w:w="3264"/>
-          </w:tcPr>
-          <w:p>
-            <w:pPr>
-              <w:spacing w:after="20"/>
-            </w:pPr>
-            <w:r/>
-            <w:r>
-              <w:rPr>
-                <w:b w:val="0"/>
-                <w:color w:val="1A1A1A"/>
-                <w:sz w:val="18"/>
-              </w:rPr>
-              <w:t>Issuers</w:t>
-            </w:r>
-          </w:p>
-        </w:tc>
-        <w:tc>
-          <w:tcPr>
-            <w:tcW w:type="dxa" w:w="3264"/>
-          </w:tcPr>
-          <w:p>
-            <w:pPr>
-              <w:spacing w:after="20"/>
-            </w:pPr>
-            <w:r/>
-            <w:r>
-              <w:rPr>
-                <w:b w:val="0"/>
-                <w:color w:val="1A1A1A"/>
-                <w:sz w:val="18"/>
-              </w:rPr>
-              <w:t xml:space="preserve">DM, MD, </w:t>
-            </w:r>
-            <w:r>
-              <w:rPr>
-                <w:b/>
-                <w:color w:val="1A1A1A"/>
-                <w:sz w:val="18"/>
-              </w:rPr>
-              <w:t>Store Manager</w:t>
-            </w:r>
-          </w:p>
-        </w:tc>
-        <w:tc>
-          <w:tcPr>
-            <w:tcW w:type="dxa" w:w="3264"/>
-          </w:tcPr>
-          <w:p>
-            <w:pPr>
-              <w:spacing w:after="20"/>
-            </w:pPr>
-            <w:r/>
-            <w:r>
-              <w:rPr>
-                <w:rFonts w:ascii="Consolas" w:hAnsi="Consolas"/>
-                <w:color w:val="8A3B1E"/>
-                <w:sz w:val="18"/>
-              </w:rPr>
-              <w:t>POST /materials/issues</w:t>
+                <w:sz w:val="20"/>
+              </w:rPr>
+              <w:t xml:space="preserve"> defaults to false — so with</w:t>
             </w:r>
           </w:p>
         </w:tc>
@@ -9134,6 +9147,749 @@
             <w:r/>
             <w:r>
               <w:rPr>
+                <w:b w:val="0"/>
+                <w:color w:val="1A1A1A"/>
+                <w:sz w:val="20"/>
+              </w:rPr>
+              <w:t xml:space="preserve">accessories SKU-scoped, the default copy would have carried </w:t>
+            </w:r>
+            <w:r>
+              <w:rPr>
+                <w:b/>
+                <w:color w:val="1A1A1A"/>
+                <w:sz w:val="20"/>
+              </w:rPr>
+              <w:t>zero</w:t>
+            </w:r>
+            <w:r>
+              <w:rPr>
+                <w:b w:val="0"/>
+                <w:color w:val="1A1A1A"/>
+                <w:sz w:val="20"/>
+              </w:rPr>
+              <w:t xml:space="preserve"> accessory</w:t>
+            </w:r>
+          </w:p>
+        </w:tc>
+      </w:tr>
+    </w:tbl>
+    <w:p>
+      <w:pPr>
+        <w:spacing w:after="0"/>
+      </w:pPr>
+    </w:p>
+    <w:tbl>
+      <w:tblPr>
+        <w:tblStyle w:val="TableGrid"/>
+        <w:tblW w:type="auto" w:w="0"/>
+        <w:tblLook w:firstColumn="1" w:firstRow="1" w:lastColumn="0" w:lastRow="0" w:noHBand="0" w:noVBand="1" w:val="04A0"/>
+      </w:tblPr>
+      <w:tblGrid>
+        <w:gridCol w:w="9792"/>
+      </w:tblGrid>
+      <w:tr>
+        <w:tc>
+          <w:tcPr>
+            <w:tcW w:type="dxa" w:w="9792"/>
+            <w:shd w:val="clear" w:color="auto" w:fill="FFF6E5"/>
+          </w:tcPr>
+          <w:p>
+            <w:r/>
+            <w:r>
+              <w:rPr>
+                <w:b w:val="0"/>
+                <w:color w:val="1A1A1A"/>
+                <w:sz w:val="20"/>
+              </w:rPr>
+              <w:t xml:space="preserve">lines. Instead an accessory is copied as a recipe for an </w:t>
+            </w:r>
+            <w:r>
+              <w:rPr>
+                <w:i/>
+                <w:color w:val="1A1A1A"/>
+                <w:sz w:val="20"/>
+              </w:rPr>
+              <w:t>article</w:t>
+            </w:r>
+            <w:r>
+              <w:rPr>
+                <w:b w:val="0"/>
+                <w:color w:val="1A1A1A"/>
+                <w:sz w:val="20"/>
+              </w:rPr>
+              <w:t xml:space="preserve"> and fanned onto</w:t>
+            </w:r>
+          </w:p>
+        </w:tc>
+      </w:tr>
+    </w:tbl>
+    <w:p>
+      <w:pPr>
+        <w:spacing w:after="0"/>
+      </w:pPr>
+    </w:p>
+    <w:tbl>
+      <w:tblPr>
+        <w:tblStyle w:val="TableGrid"/>
+        <w:tblW w:type="auto" w:w="0"/>
+        <w:tblLook w:firstColumn="1" w:firstRow="1" w:lastColumn="0" w:lastRow="0" w:noHBand="0" w:noVBand="1" w:val="04A0"/>
+      </w:tblPr>
+      <w:tblGrid>
+        <w:gridCol w:w="9792"/>
+      </w:tblGrid>
+      <w:tr>
+        <w:tc>
+          <w:tcPr>
+            <w:tcW w:type="dxa" w:w="9792"/>
+            <w:shd w:val="clear" w:color="auto" w:fill="FFF6E5"/>
+          </w:tcPr>
+          <w:p>
+            <w:r/>
+            <w:r>
+              <w:rPr>
+                <w:b w:val="0"/>
+                <w:color w:val="1A1A1A"/>
+                <w:sz w:val="20"/>
+              </w:rPr>
+              <w:t>the target style's own SKUs: matched by size where the kind's</w:t>
+            </w:r>
+          </w:p>
+        </w:tc>
+      </w:tr>
+    </w:tbl>
+    <w:p>
+      <w:pPr>
+        <w:spacing w:after="0"/>
+      </w:pPr>
+    </w:p>
+    <w:tbl>
+      <w:tblPr>
+        <w:tblStyle w:val="TableGrid"/>
+        <w:tblW w:type="auto" w:w="0"/>
+        <w:tblLook w:firstColumn="1" w:firstRow="1" w:lastColumn="0" w:lastRow="0" w:noHBand="0" w:noVBand="1" w:val="04A0"/>
+      </w:tblPr>
+      <w:tblGrid>
+        <w:gridCol w:w="9792"/>
+      </w:tblGrid>
+      <w:tr>
+        <w:tc>
+          <w:tcPr>
+            <w:tcW w:type="dxa" w:w="9792"/>
+            <w:shd w:val="clear" w:color="auto" w:fill="FFF6E5"/>
+          </w:tcPr>
+          <w:p>
+            <w:r/>
+            <w:r>
+              <w:rPr>
+                <w:rFonts w:ascii="Consolas" w:hAnsi="Consolas"/>
+                <w:color w:val="8A3B1E"/>
+                <w:sz w:val="20"/>
+              </w:rPr>
+              <w:t>size_varies_by_sku</w:t>
+            </w:r>
+            <w:r>
+              <w:rPr>
+                <w:b w:val="0"/>
+                <w:color w:val="1A1A1A"/>
+                <w:sz w:val="20"/>
+              </w:rPr>
+              <w:t xml:space="preserve"> is true, onto every SKU where it is false. Leather and lining</w:t>
+            </w:r>
+          </w:p>
+        </w:tc>
+      </w:tr>
+    </w:tbl>
+    <w:p>
+      <w:pPr>
+        <w:spacing w:after="0"/>
+      </w:pPr>
+    </w:p>
+    <w:tbl>
+      <w:tblPr>
+        <w:tblStyle w:val="TableGrid"/>
+        <w:tblW w:type="auto" w:w="0"/>
+        <w:tblLook w:firstColumn="1" w:firstRow="1" w:lastColumn="0" w:lastRow="0" w:noHBand="0" w:noVBand="1" w:val="04A0"/>
+      </w:tblPr>
+      <w:tblGrid>
+        <w:gridCol w:w="9792"/>
+      </w:tblGrid>
+      <w:tr>
+        <w:tc>
+          <w:tcPr>
+            <w:tcW w:type="dxa" w:w="9792"/>
+            <w:shd w:val="clear" w:color="auto" w:fill="FFF6E5"/>
+          </w:tcPr>
+          <w:p>
+            <w:r/>
+            <w:r>
+              <w:rPr>
+                <w:b w:val="0"/>
+                <w:color w:val="1A1A1A"/>
+                <w:sz w:val="20"/>
+              </w:rPr>
+              <w:t>copying is unchanged.</w:t>
+            </w:r>
+          </w:p>
+        </w:tc>
+      </w:tr>
+    </w:tbl>
+    <w:p>
+      <w:pPr>
+        <w:spacing w:after="0"/>
+      </w:pPr>
+    </w:p>
+    <w:p>
+      <w:pPr>
+        <w:spacing w:after="120"/>
+      </w:pPr>
+      <w:r>
+        <w:rPr>
+          <w:rFonts w:ascii="Consolas" w:hAnsi="Consolas"/>
+          <w:color w:val="8A3B1E"/>
+          <w:sz w:val="21"/>
+        </w:rPr>
+        <w:t>POST /styles/{id}/material-spec/copy-from</w:t>
+      </w:r>
+      <w:r>
+        <w:rPr>
+          <w:b w:val="0"/>
+          <w:color w:val="1A1A1A"/>
+          <w:sz w:val="21"/>
+        </w:rPr>
+        <w:t xml:space="preserve"> seeds this style's recipe from another. A leather factory repeats styles season after season.</w:t>
+      </w:r>
+    </w:p>
+    <w:p>
+      <w:pPr>
+        <w:spacing w:after="120"/>
+      </w:pPr>
+      <w:r>
+        <w:rPr>
+          <w:b w:val="0"/>
+          <w:color w:val="1A1A1A"/>
+          <w:sz w:val="21"/>
+        </w:rPr>
+        <w:t xml:space="preserve">SKU overrides copy </w:t>
+      </w:r>
+      <w:r>
+        <w:rPr>
+          <w:b/>
+          <w:color w:val="1A1A1A"/>
+          <w:sz w:val="21"/>
+        </w:rPr>
+        <w:t>only where the colourways match</w:t>
+      </w:r>
+      <w:r>
+        <w:rPr>
+          <w:b w:val="0"/>
+          <w:color w:val="1A1A1A"/>
+          <w:sz w:val="21"/>
+        </w:rPr>
+        <w:t xml:space="preserve"> on (colour code, size). Two styles rarely share SKU ids, and copying an override onto the wrong colourway would silently issue the wrong colour button — so unmatched overrides are </w:t>
+      </w:r>
+      <w:r>
+        <w:rPr>
+          <w:b/>
+          <w:color w:val="1A1A1A"/>
+          <w:sz w:val="21"/>
+        </w:rPr>
+        <w:t>reported</w:t>
+      </w:r>
+      <w:r>
+        <w:rPr>
+          <w:b w:val="0"/>
+          <w:color w:val="1A1A1A"/>
+          <w:sz w:val="21"/>
+        </w:rPr>
+        <w:t xml:space="preserve"> in </w:t>
+      </w:r>
+      <w:r>
+        <w:rPr>
+          <w:rFonts w:ascii="Consolas" w:hAnsi="Consolas"/>
+          <w:color w:val="8A3B1E"/>
+          <w:sz w:val="21"/>
+        </w:rPr>
+        <w:t>skipped_detail</w:t>
+      </w:r>
+      <w:r>
+        <w:rPr>
+          <w:b w:val="0"/>
+          <w:color w:val="1A1A1A"/>
+          <w:sz w:val="21"/>
+        </w:rPr>
+        <w:t>, never guessed at.</w:t>
+      </w:r>
+    </w:p>
+    <w:p>
+      <w:pPr>
+        <w:spacing w:after="120"/>
+      </w:pPr>
+      <w:r>
+        <w:rPr>
+          <w:b/>
+          <w:color w:val="1A1A1A"/>
+          <w:sz w:val="21"/>
+        </w:rPr>
+        <w:t>The copy does not confirm.</w:t>
+      </w:r>
+      <w:r>
+        <w:rPr>
+          <w:b w:val="0"/>
+          <w:color w:val="1A1A1A"/>
+          <w:sz w:val="21"/>
+        </w:rPr>
+        <w:t xml:space="preserve"> Somebody still has to look at the numbers for this style.</w:t>
+      </w:r>
+    </w:p>
+    <w:p>
+      <w:pPr>
+        <w:spacing w:after="40"/>
+        <w:pBdr>
+          <w:bottom w:val="single" w:sz="6" w:color="CCCCCC"/>
+        </w:pBdr>
+      </w:pPr>
+    </w:p>
+    <w:p>
+      <w:r>
+        <w:br w:type="page"/>
+      </w:r>
+    </w:p>
+    <w:p>
+      <w:pPr>
+        <w:pStyle w:val="Heading1"/>
+      </w:pPr>
+      <w:r>
+        <w:t>6. Who can call what</w:t>
+      </w:r>
+    </w:p>
+    <w:tbl>
+      <w:tblPr>
+        <w:tblStyle w:val="TableGrid"/>
+        <w:tblW w:type="auto" w:w="0"/>
+        <w:tblLayout w:type="autofit"/>
+        <w:tblLook w:firstColumn="1" w:firstRow="1" w:lastColumn="0" w:lastRow="0" w:noHBand="0" w:noVBand="1" w:val="04A0"/>
+      </w:tblPr>
+      <w:tblGrid>
+        <w:gridCol w:w="3264"/>
+        <w:gridCol w:w="3264"/>
+        <w:gridCol w:w="3264"/>
+      </w:tblGrid>
+      <w:tr>
+        <w:trPr>
+          <w:tblHeader w:val="true"/>
+        </w:trPr>
+        <w:tc>
+          <w:tcPr>
+            <w:tcW w:type="dxa" w:w="3264"/>
+            <w:shd w:val="clear" w:color="auto" w:fill="EDE7E2"/>
+          </w:tcPr>
+          <w:p>
+            <w:r/>
+            <w:r>
+              <w:rPr>
+                <w:b/>
+                <w:color w:val="1A1A1A"/>
+                <w:sz w:val="18"/>
+              </w:rPr>
+              <w:t>Group</w:t>
+            </w:r>
+          </w:p>
+        </w:tc>
+        <w:tc>
+          <w:tcPr>
+            <w:tcW w:type="dxa" w:w="3264"/>
+            <w:shd w:val="clear" w:color="auto" w:fill="EDE7E2"/>
+          </w:tcPr>
+          <w:p>
+            <w:r/>
+            <w:r>
+              <w:rPr>
+                <w:b/>
+                <w:color w:val="1A1A1A"/>
+                <w:sz w:val="18"/>
+              </w:rPr>
+              <w:t>Roles</w:t>
+            </w:r>
+          </w:p>
+        </w:tc>
+        <w:tc>
+          <w:tcPr>
+            <w:tcW w:type="dxa" w:w="3264"/>
+            <w:shd w:val="clear" w:color="auto" w:fill="EDE7E2"/>
+          </w:tcPr>
+          <w:p>
+            <w:r/>
+            <w:r>
+              <w:rPr>
+                <w:b/>
+                <w:color w:val="1A1A1A"/>
+                <w:sz w:val="18"/>
+              </w:rPr>
+              <w:t>Can</w:t>
+            </w:r>
+          </w:p>
+        </w:tc>
+      </w:tr>
+      <w:tr>
+        <w:tc>
+          <w:tcPr>
+            <w:tcW w:type="dxa" w:w="3264"/>
+          </w:tcPr>
+          <w:p>
+            <w:pPr>
+              <w:spacing w:after="20"/>
+            </w:pPr>
+            <w:r/>
+            <w:r>
+              <w:rPr>
+                <w:b w:val="0"/>
+                <w:color w:val="1A1A1A"/>
+                <w:sz w:val="18"/>
+              </w:rPr>
+              <w:t>Lot writers</w:t>
+            </w:r>
+          </w:p>
+        </w:tc>
+        <w:tc>
+          <w:tcPr>
+            <w:tcW w:type="dxa" w:w="3264"/>
+          </w:tcPr>
+          <w:p>
+            <w:pPr>
+              <w:spacing w:after="20"/>
+            </w:pPr>
+            <w:r/>
+            <w:r>
+              <w:rPr>
+                <w:b w:val="0"/>
+                <w:color w:val="1A1A1A"/>
+                <w:sz w:val="18"/>
+              </w:rPr>
+              <w:t xml:space="preserve">DM, MD, Cutting Mgr, Lining Mgr, </w:t>
+            </w:r>
+            <w:r>
+              <w:rPr>
+                <w:b/>
+                <w:color w:val="1A1A1A"/>
+                <w:sz w:val="18"/>
+              </w:rPr>
+              <w:t>HR</w:t>
+            </w:r>
+          </w:p>
+        </w:tc>
+        <w:tc>
+          <w:tcPr>
+            <w:tcW w:type="dxa" w:w="3264"/>
+          </w:tcPr>
+          <w:p>
+            <w:pPr>
+              <w:spacing w:after="20"/>
+            </w:pPr>
+            <w:r/>
+            <w:r>
+              <w:rPr>
+                <w:b w:val="0"/>
+                <w:color w:val="1A1A1A"/>
+                <w:sz w:val="18"/>
+              </w:rPr>
+              <w:t>create/edit lots, hides, arrivals</w:t>
+            </w:r>
+          </w:p>
+        </w:tc>
+      </w:tr>
+      <w:tr>
+        <w:tc>
+          <w:tcPr>
+            <w:tcW w:type="dxa" w:w="3264"/>
+          </w:tcPr>
+          <w:p>
+            <w:pPr>
+              <w:spacing w:after="20"/>
+            </w:pPr>
+            <w:r/>
+            <w:r>
+              <w:rPr>
+                <w:b w:val="0"/>
+                <w:color w:val="1A1A1A"/>
+                <w:sz w:val="18"/>
+              </w:rPr>
+              <w:t>Stock readers</w:t>
+            </w:r>
+          </w:p>
+        </w:tc>
+        <w:tc>
+          <w:tcPr>
+            <w:tcW w:type="dxa" w:w="3264"/>
+          </w:tcPr>
+          <w:p>
+            <w:pPr>
+              <w:spacing w:after="20"/>
+            </w:pPr>
+            <w:r/>
+            <w:r>
+              <w:rPr>
+                <w:b w:val="0"/>
+                <w:color w:val="1A1A1A"/>
+                <w:sz w:val="18"/>
+              </w:rPr>
+              <w:t>+ Stitching Mgr, Store Mgr, Security</w:t>
+            </w:r>
+          </w:p>
+        </w:tc>
+        <w:tc>
+          <w:tcPr>
+            <w:tcW w:type="dxa" w:w="3264"/>
+          </w:tcPr>
+          <w:p>
+            <w:pPr>
+              <w:spacing w:after="20"/>
+            </w:pPr>
+            <w:r/>
+            <w:r>
+              <w:rPr>
+                <w:b w:val="0"/>
+                <w:color w:val="1A1A1A"/>
+                <w:sz w:val="18"/>
+              </w:rPr>
+              <w:t>every read, including the recipe</w:t>
+            </w:r>
+          </w:p>
+        </w:tc>
+      </w:tr>
+      <w:tr>
+        <w:tc>
+          <w:tcPr>
+            <w:tcW w:type="dxa" w:w="3264"/>
+          </w:tcPr>
+          <w:p>
+            <w:pPr>
+              <w:spacing w:after="20"/>
+            </w:pPr>
+            <w:r/>
+            <w:r>
+              <w:rPr>
+                <w:b w:val="0"/>
+                <w:color w:val="1A1A1A"/>
+                <w:sz w:val="18"/>
+              </w:rPr>
+              <w:t>Receivers</w:t>
+            </w:r>
+          </w:p>
+        </w:tc>
+        <w:tc>
+          <w:tcPr>
+            <w:tcW w:type="dxa" w:w="3264"/>
+          </w:tcPr>
+          <w:p>
+            <w:pPr>
+              <w:spacing w:after="20"/>
+            </w:pPr>
+            <w:r/>
+            <w:r>
+              <w:rPr>
+                <w:b w:val="0"/>
+                <w:color w:val="1A1A1A"/>
+                <w:sz w:val="18"/>
+              </w:rPr>
+              <w:t>DM, MD, HR</w:t>
+            </w:r>
+          </w:p>
+        </w:tc>
+        <w:tc>
+          <w:tcPr>
+            <w:tcW w:type="dxa" w:w="3264"/>
+          </w:tcPr>
+          <w:p>
+            <w:pPr>
+              <w:spacing w:after="20"/>
+            </w:pPr>
+            <w:r/>
+            <w:r>
+              <w:rPr>
+                <w:rFonts w:ascii="Consolas" w:hAnsi="Consolas"/>
+                <w:color w:val="8A3B1E"/>
+                <w:sz w:val="18"/>
+              </w:rPr>
+              <w:t>receive</w:t>
+            </w:r>
+            <w:r>
+              <w:rPr>
+                <w:b w:val="0"/>
+                <w:color w:val="1A1A1A"/>
+                <w:sz w:val="18"/>
+              </w:rPr>
+              <w:t xml:space="preserve">, </w:t>
+            </w:r>
+            <w:r>
+              <w:rPr>
+                <w:rFonts w:ascii="Consolas" w:hAnsi="Consolas"/>
+                <w:color w:val="8A3B1E"/>
+                <w:sz w:val="18"/>
+              </w:rPr>
+              <w:t>adjust</w:t>
+            </w:r>
+            <w:r>
+              <w:rPr>
+                <w:b w:val="0"/>
+                <w:color w:val="1A1A1A"/>
+                <w:sz w:val="18"/>
+              </w:rPr>
+              <w:t>, correct a COMPLETED receipt, retire a lot, void an arrival</w:t>
+            </w:r>
+          </w:p>
+        </w:tc>
+      </w:tr>
+      <w:tr>
+        <w:tc>
+          <w:tcPr>
+            <w:tcW w:type="dxa" w:w="3264"/>
+          </w:tcPr>
+          <w:p>
+            <w:pPr>
+              <w:spacing w:after="20"/>
+            </w:pPr>
+            <w:r/>
+            <w:r>
+              <w:rPr>
+                <w:b w:val="0"/>
+                <w:color w:val="1A1A1A"/>
+                <w:sz w:val="18"/>
+              </w:rPr>
+              <w:t>DM only (+MD)</w:t>
+            </w:r>
+          </w:p>
+        </w:tc>
+        <w:tc>
+          <w:tcPr>
+            <w:tcW w:type="dxa" w:w="3264"/>
+          </w:tcPr>
+          <w:p>
+            <w:pPr>
+              <w:spacing w:after="20"/>
+            </w:pPr>
+            <w:r/>
+          </w:p>
+        </w:tc>
+        <w:tc>
+          <w:tcPr>
+            <w:tcW w:type="dxa" w:w="3264"/>
+          </w:tcPr>
+          <w:p>
+            <w:pPr>
+              <w:spacing w:after="20"/>
+            </w:pPr>
+            <w:r/>
+            <w:r>
+              <w:rPr>
+                <w:b w:val="0"/>
+                <w:color w:val="1A1A1A"/>
+                <w:sz w:val="18"/>
+              </w:rPr>
+              <w:t xml:space="preserve">supplier orders, all recipe </w:t>
+            </w:r>
+            <w:r>
+              <w:rPr>
+                <w:b/>
+                <w:color w:val="1A1A1A"/>
+                <w:sz w:val="18"/>
+              </w:rPr>
+              <w:t>writes</w:t>
+            </w:r>
+          </w:p>
+        </w:tc>
+      </w:tr>
+      <w:tr>
+        <w:tc>
+          <w:tcPr>
+            <w:tcW w:type="dxa" w:w="3264"/>
+          </w:tcPr>
+          <w:p>
+            <w:pPr>
+              <w:spacing w:after="20"/>
+            </w:pPr>
+            <w:r/>
+            <w:r>
+              <w:rPr>
+                <w:b w:val="0"/>
+                <w:color w:val="1A1A1A"/>
+                <w:sz w:val="18"/>
+              </w:rPr>
+              <w:t>Issuers</w:t>
+            </w:r>
+          </w:p>
+        </w:tc>
+        <w:tc>
+          <w:tcPr>
+            <w:tcW w:type="dxa" w:w="3264"/>
+          </w:tcPr>
+          <w:p>
+            <w:pPr>
+              <w:spacing w:after="20"/>
+            </w:pPr>
+            <w:r/>
+            <w:r>
+              <w:rPr>
+                <w:b w:val="0"/>
+                <w:color w:val="1A1A1A"/>
+                <w:sz w:val="18"/>
+              </w:rPr>
+              <w:t xml:space="preserve">DM, MD, </w:t>
+            </w:r>
+            <w:r>
+              <w:rPr>
+                <w:b/>
+                <w:color w:val="1A1A1A"/>
+                <w:sz w:val="18"/>
+              </w:rPr>
+              <w:t>Store Manager</w:t>
+            </w:r>
+          </w:p>
+        </w:tc>
+        <w:tc>
+          <w:tcPr>
+            <w:tcW w:type="dxa" w:w="3264"/>
+          </w:tcPr>
+          <w:p>
+            <w:pPr>
+              <w:spacing w:after="20"/>
+            </w:pPr>
+            <w:r/>
+            <w:r>
+              <w:rPr>
+                <w:rFonts w:ascii="Consolas" w:hAnsi="Consolas"/>
+                <w:color w:val="8A3B1E"/>
+                <w:sz w:val="18"/>
+              </w:rPr>
+              <w:t>POST /materials/issues</w:t>
+            </w:r>
+          </w:p>
+        </w:tc>
+      </w:tr>
+    </w:tbl>
+    <w:p>
+      <w:pPr>
+        <w:spacing w:after="0"/>
+      </w:pPr>
+    </w:p>
+    <w:tbl>
+      <w:tblPr>
+        <w:tblStyle w:val="TableGrid"/>
+        <w:tblW w:type="auto" w:w="0"/>
+        <w:tblLook w:firstColumn="1" w:firstRow="1" w:lastColumn="0" w:lastRow="0" w:noHBand="0" w:noVBand="1" w:val="04A0"/>
+      </w:tblPr>
+      <w:tblGrid>
+        <w:gridCol w:w="9792"/>
+      </w:tblGrid>
+      <w:tr>
+        <w:tc>
+          <w:tcPr>
+            <w:tcW w:type="dxa" w:w="9792"/>
+            <w:shd w:val="clear" w:color="auto" w:fill="FFF6E5"/>
+          </w:tcPr>
+          <w:p>
+            <w:r/>
+            <w:r>
+              <w:rPr>
                 <w:b/>
                 <w:color w:val="1A1A1A"/>
                 <w:sz w:val="20"/>
@@ -9471,7 +10227,7 @@
           <w:color w:val="1A1A1A"/>
           <w:sz w:val="21"/>
         </w:rPr>
-        <w:t>Generated from the running app on 2026-09-28. Full request and response bodies are in the API Reference document.</w:t>
+        <w:t>Generated from the running app on 2026-09-29. Full request and response bodies are in the API Reference document.</w:t>
       </w:r>
     </w:p>
     <w:tbl>
@@ -9556,6 +10312,162 @@
                 <w:sz w:val="17"/>
               </w:rPr>
               <w:t>Who can call it</w:t>
+            </w:r>
+          </w:p>
+        </w:tc>
+      </w:tr>
+      <w:tr>
+        <w:tc>
+          <w:tcPr>
+            <w:tcW w:type="dxa" w:w="936"/>
+          </w:tcPr>
+          <w:p>
+            <w:pPr>
+              <w:spacing w:after="20"/>
+            </w:pPr>
+            <w:r/>
+            <w:r>
+              <w:rPr>
+                <w:b w:val="0"/>
+                <w:color w:val="1A1A1A"/>
+                <w:sz w:val="17"/>
+              </w:rPr>
+              <w:t>GET</w:t>
+            </w:r>
+          </w:p>
+        </w:tc>
+        <w:tc>
+          <w:tcPr>
+            <w:tcW w:type="dxa" w:w="3096"/>
+          </w:tcPr>
+          <w:p>
+            <w:pPr>
+              <w:spacing w:after="20"/>
+            </w:pPr>
+            <w:r/>
+            <w:r>
+              <w:rPr>
+                <w:rFonts w:ascii="Consolas" w:hAnsi="Consolas"/>
+                <w:color w:val="8A3B1E"/>
+                <w:sz w:val="17"/>
+              </w:rPr>
+              <w:t>/api/v1/materials/accessory-types</w:t>
+            </w:r>
+          </w:p>
+        </w:tc>
+        <w:tc>
+          <w:tcPr>
+            <w:tcW w:type="dxa" w:w="3600"/>
+          </w:tcPr>
+          <w:p>
+            <w:pPr>
+              <w:spacing w:after="20"/>
+            </w:pPr>
+            <w:r/>
+            <w:r>
+              <w:rPr>
+                <w:b w:val="0"/>
+                <w:color w:val="1A1A1A"/>
+                <w:sz w:val="17"/>
+              </w:rPr>
+              <w:t>Every accessory kind this factory stocks, and what each one carries.</w:t>
+            </w:r>
+          </w:p>
+        </w:tc>
+        <w:tc>
+          <w:tcPr>
+            <w:tcW w:type="dxa" w:w="2592"/>
+          </w:tcPr>
+          <w:p>
+            <w:pPr>
+              <w:spacing w:after="20"/>
+            </w:pPr>
+            <w:r/>
+            <w:r>
+              <w:rPr>
+                <w:b w:val="0"/>
+                <w:color w:val="1A1A1A"/>
+                <w:sz w:val="17"/>
+              </w:rPr>
+              <w:t>Cutting Manager, Direct Manager, HR, Lining Manager, Managing Director, Security, Stitching Manager, Store Manager</w:t>
+            </w:r>
+          </w:p>
+        </w:tc>
+      </w:tr>
+      <w:tr>
+        <w:tc>
+          <w:tcPr>
+            <w:tcW w:type="dxa" w:w="936"/>
+          </w:tcPr>
+          <w:p>
+            <w:pPr>
+              <w:spacing w:after="20"/>
+            </w:pPr>
+            <w:r/>
+            <w:r>
+              <w:rPr>
+                <w:b w:val="0"/>
+                <w:color w:val="1A1A1A"/>
+                <w:sz w:val="17"/>
+              </w:rPr>
+              <w:t>PATCH</w:t>
+            </w:r>
+          </w:p>
+        </w:tc>
+        <w:tc>
+          <w:tcPr>
+            <w:tcW w:type="dxa" w:w="3096"/>
+          </w:tcPr>
+          <w:p>
+            <w:pPr>
+              <w:spacing w:after="20"/>
+            </w:pPr>
+            <w:r/>
+            <w:r>
+              <w:rPr>
+                <w:rFonts w:ascii="Consolas" w:hAnsi="Consolas"/>
+                <w:color w:val="8A3B1E"/>
+                <w:sz w:val="17"/>
+              </w:rPr>
+              <w:t>/api/v1/materials/accessory-types/{code}</w:t>
+            </w:r>
+          </w:p>
+        </w:tc>
+        <w:tc>
+          <w:tcPr>
+            <w:tcW w:type="dxa" w:w="3600"/>
+          </w:tcPr>
+          <w:p>
+            <w:pPr>
+              <w:spacing w:after="20"/>
+            </w:pPr>
+            <w:r/>
+            <w:r>
+              <w:rPr>
+                <w:b w:val="0"/>
+                <w:color w:val="1A1A1A"/>
+                <w:sz w:val="17"/>
+              </w:rPr>
+              <w:t>Refine a kind — usually one that registered itself at the gate.</w:t>
+            </w:r>
+          </w:p>
+        </w:tc>
+        <w:tc>
+          <w:tcPr>
+            <w:tcW w:type="dxa" w:w="2592"/>
+          </w:tcPr>
+          <w:p>
+            <w:pPr>
+              <w:spacing w:after="20"/>
+            </w:pPr>
+            <w:r/>
+            <w:r>
+              <w:rPr>
+                <w:b w:val="0"/>
+                <w:color w:val="1A1A1A"/>
+                <w:sz w:val="17"/>
+              </w:rPr>
+              <w:t>Cutting Manager, Direct Manager, HR, Lining Manager, Managing Director</w:t>
             </w:r>
           </w:p>
         </w:tc>
@@ -12397,7 +13309,7 @@
         <w:color w:val="555555"/>
         <w:sz w:val="16"/>
       </w:rPr>
-      <w:t>KairoX ERP · Materials &amp; Stock · System Guide · updated 2026-09-28</w:t>
+      <w:t>KairoX ERP · Materials &amp; Stock · System Guide · updated 2026-09-29</w:t>
     </w:r>
   </w:p>
 </w:ftr>

--- a/docs/service/MATERIAL_SYSTEM_GUIDE.docx
+++ b/docs/service/MATERIAL_SYSTEM_GUIDE.docx
@@ -7733,7 +7733,7 @@
           <w:color w:val="1A1A1A"/>
           <w:sz w:val="21"/>
         </w:rPr>
-        <w:t>an accessory is on some of the ordered SKUs but not all of them.</w:t>
+        <w:t>an ordered SKU has no accessory line at all.</w:t>
       </w:r>
     </w:p>
     <w:p>
@@ -7796,6 +7796,219 @@
         </w:rPr>
         <w:t xml:space="preserve"> — nobody asked — does not pass.</w:t>
       </w:r>
+    </w:p>
+    <w:p>
+      <w:pPr>
+        <w:spacing w:after="120"/>
+      </w:pPr>
+      <w:r>
+        <w:rPr>
+          <w:b/>
+          <w:color w:val="1A1A1A"/>
+          <w:sz w:val="21"/>
+        </w:rPr>
+        <w:t>Three materials, three different rules</w:t>
+      </w:r>
+      <w:r>
+        <w:rPr>
+          <w:b w:val="0"/>
+          <w:color w:val="1A1A1A"/>
+          <w:sz w:val="21"/>
+        </w:rPr>
+        <w:t>, and the asymmetry is deliberate:</w:t>
+      </w:r>
+    </w:p>
+    <w:tbl>
+      <w:tblPr>
+        <w:tblStyle w:val="TableGrid"/>
+        <w:tblW w:type="auto" w:w="0"/>
+        <w:tblLayout w:type="autofit"/>
+        <w:tblLook w:firstColumn="1" w:firstRow="1" w:lastColumn="0" w:lastRow="0" w:noHBand="0" w:noVBand="1" w:val="04A0"/>
+      </w:tblPr>
+      <w:tblGrid>
+        <w:gridCol w:w="4896"/>
+        <w:gridCol w:w="4896"/>
+      </w:tblGrid>
+      <w:tr>
+        <w:trPr>
+          <w:tblHeader w:val="true"/>
+        </w:trPr>
+        <w:tc>
+          <w:tcPr>
+            <w:tcW w:type="dxa" w:w="4896"/>
+            <w:shd w:val="clear" w:color="auto" w:fill="EDE7E2"/>
+          </w:tcPr>
+          <w:p>
+            <w:r/>
+            <w:r>
+              <w:rPr>
+                <w:b/>
+                <w:color w:val="1A1A1A"/>
+                <w:sz w:val="18"/>
+              </w:rPr>
+              <w:t>Material</w:t>
+            </w:r>
+          </w:p>
+        </w:tc>
+        <w:tc>
+          <w:tcPr>
+            <w:tcW w:type="dxa" w:w="4896"/>
+            <w:shd w:val="clear" w:color="auto" w:fill="EDE7E2"/>
+          </w:tcPr>
+          <w:p>
+            <w:r/>
+            <w:r>
+              <w:rPr>
+                <w:b/>
+                <w:color w:val="1A1A1A"/>
+                <w:sz w:val="18"/>
+              </w:rPr>
+              <w:t>Rule at release</w:t>
+            </w:r>
+          </w:p>
+        </w:tc>
+      </w:tr>
+      <w:tr>
+        <w:tc>
+          <w:tcPr>
+            <w:tcW w:type="dxa" w:w="4896"/>
+          </w:tcPr>
+          <w:p>
+            <w:pPr>
+              <w:spacing w:after="20"/>
+            </w:pPr>
+            <w:r/>
+            <w:r>
+              <w:rPr>
+                <w:b w:val="0"/>
+                <w:color w:val="1A1A1A"/>
+                <w:sz w:val="18"/>
+              </w:rPr>
+              <w:t>Leather</w:t>
+            </w:r>
+          </w:p>
+        </w:tc>
+        <w:tc>
+          <w:tcPr>
+            <w:tcW w:type="dxa" w:w="4896"/>
+          </w:tcPr>
+          <w:p>
+            <w:pPr>
+              <w:spacing w:after="20"/>
+            </w:pPr>
+            <w:r/>
+            <w:r>
+              <w:rPr>
+                <w:b/>
+                <w:color w:val="1A1A1A"/>
+                <w:sz w:val="18"/>
+              </w:rPr>
+              <w:t>required</w:t>
+            </w:r>
+            <w:r>
+              <w:rPr>
+                <w:b w:val="0"/>
+                <w:color w:val="1A1A1A"/>
+                <w:sz w:val="18"/>
+              </w:rPr>
+              <w:t xml:space="preserve"> per style</w:t>
+            </w:r>
+          </w:p>
+        </w:tc>
+      </w:tr>
+      <w:tr>
+        <w:tc>
+          <w:tcPr>
+            <w:tcW w:type="dxa" w:w="4896"/>
+          </w:tcPr>
+          <w:p>
+            <w:pPr>
+              <w:spacing w:after="20"/>
+            </w:pPr>
+            <w:r/>
+            <w:r>
+              <w:rPr>
+                <w:b w:val="0"/>
+                <w:color w:val="1A1A1A"/>
+                <w:sz w:val="18"/>
+              </w:rPr>
+              <w:t>Lining</w:t>
+            </w:r>
+          </w:p>
+        </w:tc>
+        <w:tc>
+          <w:tcPr>
+            <w:tcW w:type="dxa" w:w="4896"/>
+          </w:tcPr>
+          <w:p>
+            <w:pPr>
+              <w:spacing w:after="20"/>
+            </w:pPr>
+            <w:r/>
+            <w:r>
+              <w:rPr>
+                <w:b/>
+                <w:color w:val="1A1A1A"/>
+                <w:sz w:val="18"/>
+              </w:rPr>
+              <w:t>optional</w:t>
+            </w:r>
+            <w:r>
+              <w:rPr>
+                <w:b w:val="0"/>
+                <w:color w:val="1A1A1A"/>
+                <w:sz w:val="18"/>
+              </w:rPr>
+              <w:t xml:space="preserve"> per style — every lining field is optional on the cut path, so requiring it here would contradict the ledger rule downstream</w:t>
+            </w:r>
+          </w:p>
+        </w:tc>
+      </w:tr>
+      <w:tr>
+        <w:tc>
+          <w:tcPr>
+            <w:tcW w:type="dxa" w:w="4896"/>
+          </w:tcPr>
+          <w:p>
+            <w:pPr>
+              <w:spacing w:after="20"/>
+            </w:pPr>
+            <w:r/>
+            <w:r>
+              <w:rPr>
+                <w:b w:val="0"/>
+                <w:color w:val="1A1A1A"/>
+                <w:sz w:val="18"/>
+              </w:rPr>
+              <w:t>Accessories</w:t>
+            </w:r>
+          </w:p>
+        </w:tc>
+        <w:tc>
+          <w:tcPr>
+            <w:tcW w:type="dxa" w:w="4896"/>
+          </w:tcPr>
+          <w:p>
+            <w:pPr>
+              <w:spacing w:after="20"/>
+            </w:pPr>
+            <w:r/>
+            <w:r>
+              <w:rPr>
+                <w:b/>
+                <w:color w:val="1A1A1A"/>
+                <w:sz w:val="18"/>
+              </w:rPr>
+              <w:t>per SKU, and free to differ between them</w:t>
+            </w:r>
+          </w:p>
+        </w:tc>
+      </w:tr>
+    </w:tbl>
+    <w:p>
+      <w:pPr>
+        <w:spacing w:after="0"/>
+      </w:pPr>
     </w:p>
     <w:p>
       <w:pPr>
@@ -7803,7 +8016,7 @@
         <w:spacing w:before="200"/>
       </w:pPr>
       <w:r>
-        <w:t>4 · SKU coverage</w:t>
+        <w:t>4 · Each SKU's accessories are its own</w:t>
       </w:r>
     </w:p>
     <w:p>
@@ -7812,43 +8025,19 @@
       </w:pPr>
       <w:r>
         <w:rPr>
+          <w:b/>
+          <w:color w:val="1A1A1A"/>
+          <w:sz w:val="21"/>
+        </w:rPr>
+        <w:t>Two colourways of one style may take completely different accessories.</w:t>
+      </w:r>
+      <w:r>
+        <w:rPr>
           <w:b w:val="0"/>
           <w:color w:val="1A1A1A"/>
           <w:sz w:val="21"/>
         </w:rPr>
-        <w:t xml:space="preserve">For every article the style declares on </w:t>
-      </w:r>
-      <w:r>
-        <w:rPr>
-          <w:b/>
-          <w:color w:val="1A1A1A"/>
-          <w:sz w:val="21"/>
-        </w:rPr>
-        <w:t>any</w:t>
-      </w:r>
-      <w:r>
-        <w:rPr>
-          <w:b w:val="0"/>
-          <w:color w:val="1A1A1A"/>
-          <w:sz w:val="21"/>
-        </w:rPr>
-        <w:t xml:space="preserve"> SKU, every </w:t>
-      </w:r>
-      <w:r>
-        <w:rPr>
-          <w:b/>
-          <w:color w:val="1A1A1A"/>
-          <w:sz w:val="21"/>
-        </w:rPr>
-        <w:t>ordered</w:t>
-      </w:r>
-      <w:r>
-        <w:rPr>
-          <w:b w:val="0"/>
-          <w:color w:val="1A1A1A"/>
-          <w:sz w:val="21"/>
-        </w:rPr>
-        <w:t xml:space="preserve"> SKU must have a line for it. A zip on the NAVY colourways and not the PINE ones blocks release, and the blocker names the missing ones.</w:t>
+        <w:t xml:space="preserve"> NAVY·L takes a horn button; PINE·M takes a metal shank and a zip; they share nothing — different kind, article, colour and size. That is the normal case on this floor, and nothing requires one SKU's recipe to resemble another's.</w:t>
       </w:r>
     </w:p>
     <w:p>
@@ -7861,7 +8050,23 @@
           <w:color w:val="1A1A1A"/>
           <w:sz w:val="21"/>
         </w:rPr>
-        <w:t xml:space="preserve">A SKU with no line for an article is not a garment with a shorter recipe — it is a garment the store believes needs nothing: </w:t>
+        <w:t xml:space="preserve">So the only thing checked is that no ordered SKU is </w:t>
+      </w:r>
+      <w:r>
+        <w:rPr>
+          <w:b/>
+          <w:color w:val="1A1A1A"/>
+          <w:sz w:val="21"/>
+        </w:rPr>
+        <w:t>empty</w:t>
+      </w:r>
+      <w:r>
+        <w:rPr>
+          <w:b w:val="0"/>
+          <w:color w:val="1A1A1A"/>
+          <w:sz w:val="21"/>
+        </w:rPr>
+        <w:t xml:space="preserve">: every one must have at least one accessory line. </w:t>
       </w:r>
       <w:r>
         <w:rPr>
@@ -7869,7 +8074,7 @@
           <w:color w:val="8A3B1E"/>
           <w:sz w:val="21"/>
         </w:rPr>
-        <w:t>kit_required</w:t>
+        <w:t>no_accessories: true</w:t>
       </w:r>
       <w:r>
         <w:rPr>
@@ -7877,7 +8082,60 @@
           <w:color w:val="1A1A1A"/>
           <w:sz w:val="21"/>
         </w:rPr>
-        <w:t xml:space="preserve"> comes back false, completeness collapses to leather-and-lining, and it ships without its zip.</w:t>
+        <w:t xml:space="preserve"> silences it, and it stays quiet when </w:t>
+      </w:r>
+      <w:r>
+        <w:rPr>
+          <w:i/>
+          <w:color w:val="1A1A1A"/>
+          <w:sz w:val="21"/>
+        </w:rPr>
+        <w:t>no</w:t>
+      </w:r>
+      <w:r>
+        <w:rPr>
+          <w:b w:val="0"/>
+          <w:color w:val="1A1A1A"/>
+          <w:sz w:val="21"/>
+        </w:rPr>
+        <w:t xml:space="preserve"> SKU has any line — that is blocker 3's question, and answering it twice would print one sentence per colourway where one about the style is the whole truth.</w:t>
+      </w:r>
+    </w:p>
+    <w:p>
+      <w:pPr>
+        <w:spacing w:after="120"/>
+      </w:pPr>
+      <w:r>
+        <w:rPr>
+          <w:b w:val="0"/>
+          <w:color w:val="1A1A1A"/>
+          <w:sz w:val="21"/>
+        </w:rPr>
+        <w:t xml:space="preserve">An empty SKU is worth blocking because it is not a garment with a shorter recipe — it is a garment the store believes needs nothing: </w:t>
+      </w:r>
+      <w:r>
+        <w:rPr>
+          <w:rFonts w:ascii="Consolas" w:hAnsi="Consolas"/>
+          <w:color w:val="8A3B1E"/>
+          <w:sz w:val="21"/>
+        </w:rPr>
+        <w:t>kit_required</w:t>
+      </w:r>
+      <w:r>
+        <w:rPr>
+          <w:b w:val="0"/>
+          <w:color w:val="1A1A1A"/>
+          <w:sz w:val="21"/>
+        </w:rPr>
+        <w:t xml:space="preserve"> comes back false, completeness collapses to leather-and-lining, and it ships with no accessories at all. </w:t>
+      </w:r>
+      <w:r>
+        <w:rPr>
+          <w:b/>
+          <w:color w:val="1A1A1A"/>
+          <w:sz w:val="21"/>
+        </w:rPr>
+        <w:t>A shorter recipe is a choice; no recipe is a silence.</w:t>
       </w:r>
     </w:p>
     <w:p>
@@ -7928,11 +8186,19 @@
             <w:r/>
             <w:r>
               <w:rPr>
+                <w:b/>
+                <w:color w:val="1A1A1A"/>
+                <w:sz w:val="20"/>
+              </w:rPr>
+              <w:t>This replaced a gate that had it backwards.</w:t>
+            </w:r>
+            <w:r>
+              <w:rPr>
                 <w:b w:val="0"/>
                 <w:color w:val="1A1A1A"/>
                 <w:sz w:val="20"/>
               </w:rPr>
-              <w:t>This replaced two earlier checks, one for size coverage and one for size</w:t>
+              <w:t xml:space="preserve"> The previous check demanded every</w:t>
             </w:r>
           </w:p>
         </w:tc>
@@ -7966,7 +8232,7 @@
                 <w:color w:val="1A1A1A"/>
                 <w:sz w:val="20"/>
               </w:rPr>
-              <w:t>ambiguity. Both existed only to police style-wide accessory lines; neither</w:t>
+              <w:t>ordered SKU carry every article any SKU declared — "the same button has to be for</w:t>
             </w:r>
           </w:p>
         </w:tc>
@@ -8000,7 +8266,143 @@
                 <w:color w:val="1A1A1A"/>
                 <w:sz w:val="20"/>
               </w:rPr>
-              <w:t>question can be asked of a line that names its SKU.</w:t>
+              <w:t>all other SKU" — and blocked a real release for legitimately giving two colourways</w:t>
+            </w:r>
+          </w:p>
+        </w:tc>
+      </w:tr>
+    </w:tbl>
+    <w:p>
+      <w:pPr>
+        <w:spacing w:after="0"/>
+      </w:pPr>
+    </w:p>
+    <w:tbl>
+      <w:tblPr>
+        <w:tblStyle w:val="TableGrid"/>
+        <w:tblW w:type="auto" w:w="0"/>
+        <w:tblLook w:firstColumn="1" w:firstRow="1" w:lastColumn="0" w:lastRow="0" w:noHBand="0" w:noVBand="1" w:val="04A0"/>
+      </w:tblPr>
+      <w:tblGrid>
+        <w:gridCol w:w="9792"/>
+      </w:tblGrid>
+      <w:tr>
+        <w:tc>
+          <w:tcPr>
+            <w:tcW w:type="dxa" w:w="9792"/>
+            <w:shd w:val="clear" w:color="auto" w:fill="FFF6E5"/>
+          </w:tcPr>
+          <w:p>
+            <w:r/>
+            <w:r>
+              <w:rPr>
+                <w:b w:val="0"/>
+                <w:color w:val="1A1A1A"/>
+                <w:sz w:val="20"/>
+              </w:rPr>
+              <w:t>different buttons. Its own predecessors, one for size coverage and one for size</w:t>
+            </w:r>
+          </w:p>
+        </w:tc>
+      </w:tr>
+    </w:tbl>
+    <w:p>
+      <w:pPr>
+        <w:spacing w:after="0"/>
+      </w:pPr>
+    </w:p>
+    <w:tbl>
+      <w:tblPr>
+        <w:tblStyle w:val="TableGrid"/>
+        <w:tblW w:type="auto" w:w="0"/>
+        <w:tblLook w:firstColumn="1" w:firstRow="1" w:lastColumn="0" w:lastRow="0" w:noHBand="0" w:noVBand="1" w:val="04A0"/>
+      </w:tblPr>
+      <w:tblGrid>
+        <w:gridCol w:w="9792"/>
+      </w:tblGrid>
+      <w:tr>
+        <w:tc>
+          <w:tcPr>
+            <w:tcW w:type="dxa" w:w="9792"/>
+            <w:shd w:val="clear" w:color="auto" w:fill="FFF6E5"/>
+          </w:tcPr>
+          <w:p>
+            <w:r/>
+            <w:r>
+              <w:rPr>
+                <w:b w:val="0"/>
+                <w:color w:val="1A1A1A"/>
+                <w:sz w:val="20"/>
+              </w:rPr>
+              <w:t>ambiguity, existed only to police style-wide accessory lines; neither question can</w:t>
+            </w:r>
+          </w:p>
+        </w:tc>
+      </w:tr>
+    </w:tbl>
+    <w:p>
+      <w:pPr>
+        <w:spacing w:after="0"/>
+      </w:pPr>
+    </w:p>
+    <w:tbl>
+      <w:tblPr>
+        <w:tblStyle w:val="TableGrid"/>
+        <w:tblW w:type="auto" w:w="0"/>
+        <w:tblLook w:firstColumn="1" w:firstRow="1" w:lastColumn="0" w:lastRow="0" w:noHBand="0" w:noVBand="1" w:val="04A0"/>
+      </w:tblPr>
+      <w:tblGrid>
+        <w:gridCol w:w="9792"/>
+      </w:tblGrid>
+      <w:tr>
+        <w:tc>
+          <w:tcPr>
+            <w:tcW w:type="dxa" w:w="9792"/>
+            <w:shd w:val="clear" w:color="auto" w:fill="FFF6E5"/>
+          </w:tcPr>
+          <w:p>
+            <w:r/>
+            <w:r>
+              <w:rPr>
+                <w:b w:val="0"/>
+                <w:color w:val="1A1A1A"/>
+                <w:sz w:val="20"/>
+              </w:rPr>
+              <w:t>be asked of a line that names its SKU. Three gates, each found the same way: it</w:t>
+            </w:r>
+          </w:p>
+        </w:tc>
+      </w:tr>
+    </w:tbl>
+    <w:p>
+      <w:pPr>
+        <w:spacing w:after="0"/>
+      </w:pPr>
+    </w:p>
+    <w:tbl>
+      <w:tblPr>
+        <w:tblStyle w:val="TableGrid"/>
+        <w:tblW w:type="auto" w:w="0"/>
+        <w:tblLook w:firstColumn="1" w:firstRow="1" w:lastColumn="0" w:lastRow="0" w:noHBand="0" w:noVBand="1" w:val="04A0"/>
+      </w:tblPr>
+      <w:tblGrid>
+        <w:gridCol w:w="9792"/>
+      </w:tblGrid>
+      <w:tr>
+        <w:tc>
+          <w:tcPr>
+            <w:tcW w:type="dxa" w:w="9792"/>
+            <w:shd w:val="clear" w:color="auto" w:fill="FFF6E5"/>
+          </w:tcPr>
+          <w:p>
+            <w:r/>
+            <w:r>
+              <w:rPr>
+                <w:b w:val="0"/>
+                <w:color w:val="1A1A1A"/>
+                <w:sz w:val="20"/>
+              </w:rPr>
+              <w:t>fired on the normal case.</w:t>
             </w:r>
           </w:p>
         </w:tc>
